--- a/docs/Disertatie_Matei_Rares_7.docx
+++ b/docs/Disertatie_Matei_Rares_7.docx
@@ -1827,7 +1827,7 @@
           <w:r>
             <w:fldChar w:fldCharType="separate"/>
           </w:r>
-          <w:hyperlink w:anchor="_Toc232457123" w:history="1">
+          <w:hyperlink w:anchor="_Toc232493518" w:history="1">
             <w:r>
               <w:rPr>
                 <w:rStyle w:val="Hyperlink"/>
@@ -1854,7 +1854,7 @@
                 <w:noProof/>
                 <w:webHidden/>
               </w:rPr>
-              <w:instrText xml:space="preserve"> PAGEREF _Toc232457123 \h </w:instrText>
+              <w:instrText xml:space="preserve"> PAGEREF _Toc232493518 \h </w:instrText>
             </w:r>
             <w:r>
               <w:rPr>
@@ -1900,7 +1900,7 @@
               <w14:ligatures w14:val="standardContextual"/>
             </w:rPr>
           </w:pPr>
-          <w:hyperlink w:anchor="_Toc232457124" w:history="1">
+          <w:hyperlink w:anchor="_Toc232493519" w:history="1">
             <w:r>
               <w:rPr>
                 <w:rStyle w:val="Hyperlink"/>
@@ -1944,7 +1944,7 @@
                 <w:noProof/>
                 <w:webHidden/>
               </w:rPr>
-              <w:instrText xml:space="preserve"> PAGEREF _Toc232457124 \h </w:instrText>
+              <w:instrText xml:space="preserve"> PAGEREF _Toc232493519 \h </w:instrText>
             </w:r>
             <w:r>
               <w:rPr>
@@ -1990,7 +1990,7 @@
               <w14:ligatures w14:val="standardContextual"/>
             </w:rPr>
           </w:pPr>
-          <w:hyperlink w:anchor="_Toc232457125" w:history="1">
+          <w:hyperlink w:anchor="_Toc232493520" w:history="1">
             <w:r>
               <w:rPr>
                 <w:rStyle w:val="Hyperlink"/>
@@ -2034,7 +2034,7 @@
                 <w:noProof/>
                 <w:webHidden/>
               </w:rPr>
-              <w:instrText xml:space="preserve"> PAGEREF _Toc232457125 \h </w:instrText>
+              <w:instrText xml:space="preserve"> PAGEREF _Toc232493520 \h </w:instrText>
             </w:r>
             <w:r>
               <w:rPr>
@@ -2080,7 +2080,7 @@
               <w14:ligatures w14:val="standardContextual"/>
             </w:rPr>
           </w:pPr>
-          <w:hyperlink w:anchor="_Toc232457126" w:history="1">
+          <w:hyperlink w:anchor="_Toc232493521" w:history="1">
             <w:r>
               <w:rPr>
                 <w:rStyle w:val="Hyperlink"/>
@@ -2128,7 +2128,7 @@
                 <w:noProof/>
                 <w:webHidden/>
               </w:rPr>
-              <w:instrText xml:space="preserve"> PAGEREF _Toc232457126 \h </w:instrText>
+              <w:instrText xml:space="preserve"> PAGEREF _Toc232493521 \h </w:instrText>
             </w:r>
             <w:r>
               <w:rPr>
@@ -2174,7 +2174,7 @@
               <w14:ligatures w14:val="standardContextual"/>
             </w:rPr>
           </w:pPr>
-          <w:hyperlink w:anchor="_Toc232457127" w:history="1">
+          <w:hyperlink w:anchor="_Toc232493522" w:history="1">
             <w:r>
               <w:rPr>
                 <w:rStyle w:val="Hyperlink"/>
@@ -2222,7 +2222,7 @@
                 <w:noProof/>
                 <w:webHidden/>
               </w:rPr>
-              <w:instrText xml:space="preserve"> PAGEREF _Toc232457127 \h </w:instrText>
+              <w:instrText xml:space="preserve"> PAGEREF _Toc232493522 \h </w:instrText>
             </w:r>
             <w:r>
               <w:rPr>
@@ -2268,7 +2268,7 @@
               <w14:ligatures w14:val="standardContextual"/>
             </w:rPr>
           </w:pPr>
-          <w:hyperlink w:anchor="_Toc232457128" w:history="1">
+          <w:hyperlink w:anchor="_Toc232493523" w:history="1">
             <w:r>
               <w:rPr>
                 <w:rStyle w:val="Hyperlink"/>
@@ -2316,7 +2316,7 @@
                 <w:noProof/>
                 <w:webHidden/>
               </w:rPr>
-              <w:instrText xml:space="preserve"> PAGEREF _Toc232457128 \h </w:instrText>
+              <w:instrText xml:space="preserve"> PAGEREF _Toc232493523 \h </w:instrText>
             </w:r>
             <w:r>
               <w:rPr>
@@ -2362,7 +2362,7 @@
               <w14:ligatures w14:val="standardContextual"/>
             </w:rPr>
           </w:pPr>
-          <w:hyperlink w:anchor="_Toc232457129" w:history="1">
+          <w:hyperlink w:anchor="_Toc232493524" w:history="1">
             <w:r>
               <w:rPr>
                 <w:rStyle w:val="Hyperlink"/>
@@ -2406,7 +2406,7 @@
                 <w:noProof/>
                 <w:webHidden/>
               </w:rPr>
-              <w:instrText xml:space="preserve"> PAGEREF _Toc232457129 \h </w:instrText>
+              <w:instrText xml:space="preserve"> PAGEREF _Toc232493524 \h </w:instrText>
             </w:r>
             <w:r>
               <w:rPr>
@@ -2452,7 +2452,7 @@
               <w14:ligatures w14:val="standardContextual"/>
             </w:rPr>
           </w:pPr>
-          <w:hyperlink w:anchor="_Toc232457130" w:history="1">
+          <w:hyperlink w:anchor="_Toc232493525" w:history="1">
             <w:r>
               <w:rPr>
                 <w:rStyle w:val="Hyperlink"/>
@@ -2500,7 +2500,7 @@
                 <w:noProof/>
                 <w:webHidden/>
               </w:rPr>
-              <w:instrText xml:space="preserve"> PAGEREF _Toc232457130 \h </w:instrText>
+              <w:instrText xml:space="preserve"> PAGEREF _Toc232493525 \h </w:instrText>
             </w:r>
             <w:r>
               <w:rPr>
@@ -2546,7 +2546,7 @@
               <w14:ligatures w14:val="standardContextual"/>
             </w:rPr>
           </w:pPr>
-          <w:hyperlink w:anchor="_Toc232457131" w:history="1">
+          <w:hyperlink w:anchor="_Toc232493526" w:history="1">
             <w:r>
               <w:rPr>
                 <w:rStyle w:val="Hyperlink"/>
@@ -2594,7 +2594,7 @@
                 <w:noProof/>
                 <w:webHidden/>
               </w:rPr>
-              <w:instrText xml:space="preserve"> PAGEREF _Toc232457131 \h </w:instrText>
+              <w:instrText xml:space="preserve"> PAGEREF _Toc232493526 \h </w:instrText>
             </w:r>
             <w:r>
               <w:rPr>
@@ -2640,7 +2640,7 @@
               <w14:ligatures w14:val="standardContextual"/>
             </w:rPr>
           </w:pPr>
-          <w:hyperlink w:anchor="_Toc232457132" w:history="1">
+          <w:hyperlink w:anchor="_Toc232493527" w:history="1">
             <w:r>
               <w:rPr>
                 <w:rStyle w:val="Hyperlink"/>
@@ -2684,7 +2684,7 @@
                 <w:noProof/>
                 <w:webHidden/>
               </w:rPr>
-              <w:instrText xml:space="preserve"> PAGEREF _Toc232457132 \h </w:instrText>
+              <w:instrText xml:space="preserve"> PAGEREF _Toc232493527 \h </w:instrText>
             </w:r>
             <w:r>
               <w:rPr>
@@ -2730,7 +2730,7 @@
               <w14:ligatures w14:val="standardContextual"/>
             </w:rPr>
           </w:pPr>
-          <w:hyperlink w:anchor="_Toc232457133" w:history="1">
+          <w:hyperlink w:anchor="_Toc232493528" w:history="1">
             <w:r>
               <w:rPr>
                 <w:rStyle w:val="Hyperlink"/>
@@ -2778,7 +2778,7 @@
                 <w:noProof/>
                 <w:webHidden/>
               </w:rPr>
-              <w:instrText xml:space="preserve"> PAGEREF _Toc232457133 \h </w:instrText>
+              <w:instrText xml:space="preserve"> PAGEREF _Toc232493528 \h </w:instrText>
             </w:r>
             <w:r>
               <w:rPr>
@@ -2824,7 +2824,7 @@
               <w14:ligatures w14:val="standardContextual"/>
             </w:rPr>
           </w:pPr>
-          <w:hyperlink w:anchor="_Toc232457134" w:history="1">
+          <w:hyperlink w:anchor="_Toc232493529" w:history="1">
             <w:r>
               <w:rPr>
                 <w:rStyle w:val="Hyperlink"/>
@@ -2872,7 +2872,7 @@
                 <w:noProof/>
                 <w:webHidden/>
               </w:rPr>
-              <w:instrText xml:space="preserve"> PAGEREF _Toc232457134 \h </w:instrText>
+              <w:instrText xml:space="preserve"> PAGEREF _Toc232493529 \h </w:instrText>
             </w:r>
             <w:r>
               <w:rPr>
@@ -2918,7 +2918,7 @@
               <w14:ligatures w14:val="standardContextual"/>
             </w:rPr>
           </w:pPr>
-          <w:hyperlink w:anchor="_Toc232457135" w:history="1">
+          <w:hyperlink w:anchor="_Toc232493530" w:history="1">
             <w:r>
               <w:rPr>
                 <w:rStyle w:val="Hyperlink"/>
@@ -2966,7 +2966,7 @@
                 <w:noProof/>
                 <w:webHidden/>
               </w:rPr>
-              <w:instrText xml:space="preserve"> PAGEREF _Toc232457135 \h </w:instrText>
+              <w:instrText xml:space="preserve"> PAGEREF _Toc232493530 \h </w:instrText>
             </w:r>
             <w:r>
               <w:rPr>
@@ -3012,7 +3012,7 @@
               <w14:ligatures w14:val="standardContextual"/>
             </w:rPr>
           </w:pPr>
-          <w:hyperlink w:anchor="_Toc232457136" w:history="1">
+          <w:hyperlink w:anchor="_Toc232493531" w:history="1">
             <w:r>
               <w:rPr>
                 <w:rStyle w:val="Hyperlink"/>
@@ -3056,7 +3056,7 @@
                 <w:noProof/>
                 <w:webHidden/>
               </w:rPr>
-              <w:instrText xml:space="preserve"> PAGEREF _Toc232457136 \h </w:instrText>
+              <w:instrText xml:space="preserve"> PAGEREF _Toc232493531 \h </w:instrText>
             </w:r>
             <w:r>
               <w:rPr>
@@ -3102,7 +3102,7 @@
               <w14:ligatures w14:val="standardContextual"/>
             </w:rPr>
           </w:pPr>
-          <w:hyperlink w:anchor="_Toc232457137" w:history="1">
+          <w:hyperlink w:anchor="_Toc232493532" w:history="1">
             <w:r>
               <w:rPr>
                 <w:rStyle w:val="Hyperlink"/>
@@ -3150,7 +3150,7 @@
                 <w:noProof/>
                 <w:webHidden/>
               </w:rPr>
-              <w:instrText xml:space="preserve"> PAGEREF _Toc232457137 \h </w:instrText>
+              <w:instrText xml:space="preserve"> PAGEREF _Toc232493532 \h </w:instrText>
             </w:r>
             <w:r>
               <w:rPr>
@@ -3196,7 +3196,7 @@
               <w14:ligatures w14:val="standardContextual"/>
             </w:rPr>
           </w:pPr>
-          <w:hyperlink w:anchor="_Toc232457138" w:history="1">
+          <w:hyperlink w:anchor="_Toc232493533" w:history="1">
             <w:r>
               <w:rPr>
                 <w:rStyle w:val="Hyperlink"/>
@@ -3244,7 +3244,7 @@
                 <w:noProof/>
                 <w:webHidden/>
               </w:rPr>
-              <w:instrText xml:space="preserve"> PAGEREF _Toc232457138 \h </w:instrText>
+              <w:instrText xml:space="preserve"> PAGEREF _Toc232493533 \h </w:instrText>
             </w:r>
             <w:r>
               <w:rPr>
@@ -3290,7 +3290,7 @@
               <w14:ligatures w14:val="standardContextual"/>
             </w:rPr>
           </w:pPr>
-          <w:hyperlink w:anchor="_Toc232457139" w:history="1">
+          <w:hyperlink w:anchor="_Toc232493534" w:history="1">
             <w:r>
               <w:rPr>
                 <w:rStyle w:val="Hyperlink"/>
@@ -3338,7 +3338,7 @@
                 <w:noProof/>
                 <w:webHidden/>
               </w:rPr>
-              <w:instrText xml:space="preserve"> PAGEREF _Toc232457139 \h </w:instrText>
+              <w:instrText xml:space="preserve"> PAGEREF _Toc232493534 \h </w:instrText>
             </w:r>
             <w:r>
               <w:rPr>
@@ -3384,7 +3384,7 @@
               <w14:ligatures w14:val="standardContextual"/>
             </w:rPr>
           </w:pPr>
-          <w:hyperlink w:anchor="_Toc232457140" w:history="1">
+          <w:hyperlink w:anchor="_Toc232493535" w:history="1">
             <w:r>
               <w:rPr>
                 <w:rStyle w:val="Hyperlink"/>
@@ -3428,7 +3428,7 @@
                 <w:noProof/>
                 <w:webHidden/>
               </w:rPr>
-              <w:instrText xml:space="preserve"> PAGEREF _Toc232457140 \h </w:instrText>
+              <w:instrText xml:space="preserve"> PAGEREF _Toc232493535 \h </w:instrText>
             </w:r>
             <w:r>
               <w:rPr>
@@ -3448,7 +3448,7 @@
                 <w:noProof/>
                 <w:webHidden/>
               </w:rPr>
-              <w:t>10</w:t>
+              <w:t>9</w:t>
             </w:r>
             <w:r>
               <w:rPr>
@@ -3474,7 +3474,7 @@
               <w14:ligatures w14:val="standardContextual"/>
             </w:rPr>
           </w:pPr>
-          <w:hyperlink w:anchor="_Toc232457141" w:history="1">
+          <w:hyperlink w:anchor="_Toc232493536" w:history="1">
             <w:r>
               <w:rPr>
                 <w:rStyle w:val="Hyperlink"/>
@@ -3518,7 +3518,7 @@
                 <w:noProof/>
                 <w:webHidden/>
               </w:rPr>
-              <w:instrText xml:space="preserve"> PAGEREF _Toc232457141 \h </w:instrText>
+              <w:instrText xml:space="preserve"> PAGEREF _Toc232493536 \h </w:instrText>
             </w:r>
             <w:r>
               <w:rPr>
@@ -3538,7 +3538,7 @@
                 <w:noProof/>
                 <w:webHidden/>
               </w:rPr>
-              <w:t>10</w:t>
+              <w:t>9</w:t>
             </w:r>
             <w:r>
               <w:rPr>
@@ -3564,7 +3564,7 @@
               <w14:ligatures w14:val="standardContextual"/>
             </w:rPr>
           </w:pPr>
-          <w:hyperlink w:anchor="_Toc232457142" w:history="1">
+          <w:hyperlink w:anchor="_Toc232493537" w:history="1">
             <w:r>
               <w:rPr>
                 <w:rStyle w:val="Hyperlink"/>
@@ -3612,7 +3612,7 @@
                 <w:noProof/>
                 <w:webHidden/>
               </w:rPr>
-              <w:instrText xml:space="preserve"> PAGEREF _Toc232457142 \h </w:instrText>
+              <w:instrText xml:space="preserve"> PAGEREF _Toc232493537 \h </w:instrText>
             </w:r>
             <w:r>
               <w:rPr>
@@ -3632,7 +3632,7 @@
                 <w:noProof/>
                 <w:webHidden/>
               </w:rPr>
-              <w:t>10</w:t>
+              <w:t>9</w:t>
             </w:r>
             <w:r>
               <w:rPr>
@@ -3658,7 +3658,7 @@
               <w14:ligatures w14:val="standardContextual"/>
             </w:rPr>
           </w:pPr>
-          <w:hyperlink w:anchor="_Toc232457143" w:history="1">
+          <w:hyperlink w:anchor="_Toc232493538" w:history="1">
             <w:r>
               <w:rPr>
                 <w:rStyle w:val="Hyperlink"/>
@@ -3706,7 +3706,7 @@
                 <w:noProof/>
                 <w:webHidden/>
               </w:rPr>
-              <w:instrText xml:space="preserve"> PAGEREF _Toc232457143 \h </w:instrText>
+              <w:instrText xml:space="preserve"> PAGEREF _Toc232493538 \h </w:instrText>
             </w:r>
             <w:r>
               <w:rPr>
@@ -3726,7 +3726,7 @@
                 <w:noProof/>
                 <w:webHidden/>
               </w:rPr>
-              <w:t>11</w:t>
+              <w:t>10</w:t>
             </w:r>
             <w:r>
               <w:rPr>
@@ -3752,7 +3752,7 @@
               <w14:ligatures w14:val="standardContextual"/>
             </w:rPr>
           </w:pPr>
-          <w:hyperlink w:anchor="_Toc232457144" w:history="1">
+          <w:hyperlink w:anchor="_Toc232493539" w:history="1">
             <w:r>
               <w:rPr>
                 <w:rStyle w:val="Hyperlink"/>
@@ -3800,7 +3800,7 @@
                 <w:noProof/>
                 <w:webHidden/>
               </w:rPr>
-              <w:instrText xml:space="preserve"> PAGEREF _Toc232457144 \h </w:instrText>
+              <w:instrText xml:space="preserve"> PAGEREF _Toc232493539 \h </w:instrText>
             </w:r>
             <w:r>
               <w:rPr>
@@ -3820,7 +3820,7 @@
                 <w:noProof/>
                 <w:webHidden/>
               </w:rPr>
-              <w:t>15</w:t>
+              <w:t>14</w:t>
             </w:r>
             <w:r>
               <w:rPr>
@@ -3846,7 +3846,7 @@
               <w14:ligatures w14:val="standardContextual"/>
             </w:rPr>
           </w:pPr>
-          <w:hyperlink w:anchor="_Toc232457145" w:history="1">
+          <w:hyperlink w:anchor="_Toc232493540" w:history="1">
             <w:r>
               <w:rPr>
                 <w:rStyle w:val="Hyperlink"/>
@@ -3892,7 +3892,7 @@
                 <w:noProof/>
                 <w:webHidden/>
               </w:rPr>
-              <w:instrText xml:space="preserve"> PAGEREF _Toc232457145 \h </w:instrText>
+              <w:instrText xml:space="preserve"> PAGEREF _Toc232493540 \h </w:instrText>
             </w:r>
             <w:r>
               <w:rPr>
@@ -3938,7 +3938,7 @@
               <w14:ligatures w14:val="standardContextual"/>
             </w:rPr>
           </w:pPr>
-          <w:hyperlink w:anchor="_Toc232457146" w:history="1">
+          <w:hyperlink w:anchor="_Toc232493541" w:history="1">
             <w:r>
               <w:rPr>
                 <w:rStyle w:val="Hyperlink"/>
@@ -3986,7 +3986,7 @@
                 <w:noProof/>
                 <w:webHidden/>
               </w:rPr>
-              <w:instrText xml:space="preserve"> PAGEREF _Toc232457146 \h </w:instrText>
+              <w:instrText xml:space="preserve"> PAGEREF _Toc232493541 \h </w:instrText>
             </w:r>
             <w:r>
               <w:rPr>
@@ -4006,7 +4006,7 @@
                 <w:noProof/>
                 <w:webHidden/>
               </w:rPr>
-              <w:t>16</w:t>
+              <w:t>15</w:t>
             </w:r>
             <w:r>
               <w:rPr>
@@ -4032,7 +4032,7 @@
               <w14:ligatures w14:val="standardContextual"/>
             </w:rPr>
           </w:pPr>
-          <w:hyperlink w:anchor="_Toc232457147" w:history="1">
+          <w:hyperlink w:anchor="_Toc232493542" w:history="1">
             <w:r>
               <w:rPr>
                 <w:rStyle w:val="Hyperlink"/>
@@ -4080,7 +4080,7 @@
                 <w:noProof/>
                 <w:webHidden/>
               </w:rPr>
-              <w:instrText xml:space="preserve"> PAGEREF _Toc232457147 \h </w:instrText>
+              <w:instrText xml:space="preserve"> PAGEREF _Toc232493542 \h </w:instrText>
             </w:r>
             <w:r>
               <w:rPr>
@@ -4100,7 +4100,7 @@
                 <w:noProof/>
                 <w:webHidden/>
               </w:rPr>
-              <w:t>16</w:t>
+              <w:t>15</w:t>
             </w:r>
             <w:r>
               <w:rPr>
@@ -4126,7 +4126,7 @@
               <w14:ligatures w14:val="standardContextual"/>
             </w:rPr>
           </w:pPr>
-          <w:hyperlink w:anchor="_Toc232457148" w:history="1">
+          <w:hyperlink w:anchor="_Toc232493543" w:history="1">
             <w:r>
               <w:rPr>
                 <w:rStyle w:val="Hyperlink"/>
@@ -4174,7 +4174,7 @@
                 <w:noProof/>
                 <w:webHidden/>
               </w:rPr>
-              <w:instrText xml:space="preserve"> PAGEREF _Toc232457148 \h </w:instrText>
+              <w:instrText xml:space="preserve"> PAGEREF _Toc232493543 \h </w:instrText>
             </w:r>
             <w:r>
               <w:rPr>
@@ -4194,7 +4194,7 @@
                 <w:noProof/>
                 <w:webHidden/>
               </w:rPr>
-              <w:t>17</w:t>
+              <w:t>16</w:t>
             </w:r>
             <w:r>
               <w:rPr>
@@ -4220,7 +4220,7 @@
               <w14:ligatures w14:val="standardContextual"/>
             </w:rPr>
           </w:pPr>
-          <w:hyperlink w:anchor="_Toc232457149" w:history="1">
+          <w:hyperlink w:anchor="_Toc232493544" w:history="1">
             <w:r>
               <w:rPr>
                 <w:rStyle w:val="Hyperlink"/>
@@ -4268,7 +4268,7 @@
                 <w:noProof/>
                 <w:webHidden/>
               </w:rPr>
-              <w:instrText xml:space="preserve"> PAGEREF _Toc232457149 \h </w:instrText>
+              <w:instrText xml:space="preserve"> PAGEREF _Toc232493544 \h </w:instrText>
             </w:r>
             <w:r>
               <w:rPr>
@@ -4288,7 +4288,7 @@
                 <w:noProof/>
                 <w:webHidden/>
               </w:rPr>
-              <w:t>17</w:t>
+              <w:t>16</w:t>
             </w:r>
             <w:r>
               <w:rPr>
@@ -4314,7 +4314,7 @@
               <w14:ligatures w14:val="standardContextual"/>
             </w:rPr>
           </w:pPr>
-          <w:hyperlink w:anchor="_Toc232457150" w:history="1">
+          <w:hyperlink w:anchor="_Toc232493545" w:history="1">
             <w:r>
               <w:rPr>
                 <w:rStyle w:val="Hyperlink"/>
@@ -4359,7 +4359,7 @@
                 <w:noProof/>
                 <w:webHidden/>
               </w:rPr>
-              <w:instrText xml:space="preserve"> PAGEREF _Toc232457150 \h </w:instrText>
+              <w:instrText xml:space="preserve"> PAGEREF _Toc232493545 \h </w:instrText>
             </w:r>
             <w:r>
               <w:rPr>
@@ -4379,7 +4379,7 @@
                 <w:noProof/>
                 <w:webHidden/>
               </w:rPr>
-              <w:t>18</w:t>
+              <w:t>17</w:t>
             </w:r>
             <w:r>
               <w:rPr>
@@ -4405,7 +4405,7 @@
               <w14:ligatures w14:val="standardContextual"/>
             </w:rPr>
           </w:pPr>
-          <w:hyperlink w:anchor="_Toc232457151" w:history="1">
+          <w:hyperlink w:anchor="_Toc232493546" w:history="1">
             <w:r>
               <w:rPr>
                 <w:rStyle w:val="Hyperlink"/>
@@ -4453,7 +4453,7 @@
                 <w:noProof/>
                 <w:webHidden/>
               </w:rPr>
-              <w:instrText xml:space="preserve"> PAGEREF _Toc232457151 \h </w:instrText>
+              <w:instrText xml:space="preserve"> PAGEREF _Toc232493546 \h </w:instrText>
             </w:r>
             <w:r>
               <w:rPr>
@@ -4473,7 +4473,7 @@
                 <w:noProof/>
                 <w:webHidden/>
               </w:rPr>
-              <w:t>18</w:t>
+              <w:t>17</w:t>
             </w:r>
             <w:r>
               <w:rPr>
@@ -4499,7 +4499,7 @@
               <w14:ligatures w14:val="standardContextual"/>
             </w:rPr>
           </w:pPr>
-          <w:hyperlink w:anchor="_Toc232457152" w:history="1">
+          <w:hyperlink w:anchor="_Toc232493547" w:history="1">
             <w:r>
               <w:rPr>
                 <w:rStyle w:val="Hyperlink"/>
@@ -4547,7 +4547,7 @@
                 <w:noProof/>
                 <w:webHidden/>
               </w:rPr>
-              <w:instrText xml:space="preserve"> PAGEREF _Toc232457152 \h </w:instrText>
+              <w:instrText xml:space="preserve"> PAGEREF _Toc232493547 \h </w:instrText>
             </w:r>
             <w:r>
               <w:rPr>
@@ -4567,7 +4567,7 @@
                 <w:noProof/>
                 <w:webHidden/>
               </w:rPr>
-              <w:t>18</w:t>
+              <w:t>17</w:t>
             </w:r>
             <w:r>
               <w:rPr>
@@ -4593,7 +4593,7 @@
               <w14:ligatures w14:val="standardContextual"/>
             </w:rPr>
           </w:pPr>
-          <w:hyperlink w:anchor="_Toc232457153" w:history="1">
+          <w:hyperlink w:anchor="_Toc232493548" w:history="1">
             <w:r>
               <w:rPr>
                 <w:rStyle w:val="Hyperlink"/>
@@ -4641,7 +4641,7 @@
                 <w:noProof/>
                 <w:webHidden/>
               </w:rPr>
-              <w:instrText xml:space="preserve"> PAGEREF _Toc232457153 \h </w:instrText>
+              <w:instrText xml:space="preserve"> PAGEREF _Toc232493548 \h </w:instrText>
             </w:r>
             <w:r>
               <w:rPr>
@@ -4687,7 +4687,7 @@
               <w14:ligatures w14:val="standardContextual"/>
             </w:rPr>
           </w:pPr>
-          <w:hyperlink w:anchor="_Toc232457154" w:history="1">
+          <w:hyperlink w:anchor="_Toc232493549" w:history="1">
             <w:r>
               <w:rPr>
                 <w:rStyle w:val="Hyperlink"/>
@@ -4731,7 +4731,7 @@
                 <w:noProof/>
                 <w:webHidden/>
               </w:rPr>
-              <w:instrText xml:space="preserve"> PAGEREF _Toc232457154 \h </w:instrText>
+              <w:instrText xml:space="preserve"> PAGEREF _Toc232493549 \h </w:instrText>
             </w:r>
             <w:r>
               <w:rPr>
@@ -4751,7 +4751,7 @@
                 <w:noProof/>
                 <w:webHidden/>
               </w:rPr>
-              <w:t>20</w:t>
+              <w:t>19</w:t>
             </w:r>
             <w:r>
               <w:rPr>
@@ -4777,7 +4777,7 @@
               <w14:ligatures w14:val="standardContextual"/>
             </w:rPr>
           </w:pPr>
-          <w:hyperlink w:anchor="_Toc232457155" w:history="1">
+          <w:hyperlink w:anchor="_Toc232493550" w:history="1">
             <w:r>
               <w:rPr>
                 <w:rStyle w:val="Hyperlink"/>
@@ -4822,7 +4822,7 @@
                 <w:noProof/>
                 <w:webHidden/>
               </w:rPr>
-              <w:instrText xml:space="preserve"> PAGEREF _Toc232457155 \h </w:instrText>
+              <w:instrText xml:space="preserve"> PAGEREF _Toc232493550 \h </w:instrText>
             </w:r>
             <w:r>
               <w:rPr>
@@ -4842,7 +4842,7 @@
                 <w:noProof/>
                 <w:webHidden/>
               </w:rPr>
-              <w:t>20</w:t>
+              <w:t>19</w:t>
             </w:r>
             <w:r>
               <w:rPr>
@@ -4868,7 +4868,7 @@
               <w14:ligatures w14:val="standardContextual"/>
             </w:rPr>
           </w:pPr>
-          <w:hyperlink w:anchor="_Toc232457156" w:history="1">
+          <w:hyperlink w:anchor="_Toc232493551" w:history="1">
             <w:r>
               <w:rPr>
                 <w:rStyle w:val="Hyperlink"/>
@@ -4913,7 +4913,7 @@
                 <w:noProof/>
                 <w:webHidden/>
               </w:rPr>
-              <w:instrText xml:space="preserve"> PAGEREF _Toc232457156 \h </w:instrText>
+              <w:instrText xml:space="preserve"> PAGEREF _Toc232493551 \h </w:instrText>
             </w:r>
             <w:r>
               <w:rPr>
@@ -4933,7 +4933,7 @@
                 <w:noProof/>
                 <w:webHidden/>
               </w:rPr>
-              <w:t>21</w:t>
+              <w:t>20</w:t>
             </w:r>
             <w:r>
               <w:rPr>
@@ -4959,7 +4959,7 @@
               <w14:ligatures w14:val="standardContextual"/>
             </w:rPr>
           </w:pPr>
-          <w:hyperlink w:anchor="_Toc232457157" w:history="1">
+          <w:hyperlink w:anchor="_Toc232493552" w:history="1">
             <w:r>
               <w:rPr>
                 <w:rStyle w:val="Hyperlink"/>
@@ -5012,7 +5012,7 @@
                 <w:noProof/>
                 <w:webHidden/>
               </w:rPr>
-              <w:instrText xml:space="preserve"> PAGEREF _Toc232457157 \h </w:instrText>
+              <w:instrText xml:space="preserve"> PAGEREF _Toc232493552 \h </w:instrText>
             </w:r>
             <w:r>
               <w:rPr>
@@ -5032,7 +5032,7 @@
                 <w:noProof/>
                 <w:webHidden/>
               </w:rPr>
-              <w:t>24</w:t>
+              <w:t>23</w:t>
             </w:r>
             <w:r>
               <w:rPr>
@@ -5057,7 +5057,7 @@
               <w14:ligatures w14:val="standardContextual"/>
             </w:rPr>
           </w:pPr>
-          <w:hyperlink w:anchor="_Toc232457158" w:history="1">
+          <w:hyperlink w:anchor="_Toc232493553" w:history="1">
             <w:r>
               <w:rPr>
                 <w:rStyle w:val="Hyperlink"/>
@@ -5084,7 +5084,7 @@
                 <w:noProof/>
                 <w:webHidden/>
               </w:rPr>
-              <w:instrText xml:space="preserve"> PAGEREF _Toc232457158 \h </w:instrText>
+              <w:instrText xml:space="preserve"> PAGEREF _Toc232493553 \h </w:instrText>
             </w:r>
             <w:r>
               <w:rPr>
@@ -5104,7 +5104,7 @@
                 <w:noProof/>
                 <w:webHidden/>
               </w:rPr>
-              <w:t>27</w:t>
+              <w:t>26</w:t>
             </w:r>
             <w:r>
               <w:rPr>
@@ -5129,7 +5129,7 @@
               <w14:ligatures w14:val="standardContextual"/>
             </w:rPr>
           </w:pPr>
-          <w:hyperlink w:anchor="_Toc232457159" w:history="1">
+          <w:hyperlink w:anchor="_Toc232493554" w:history="1">
             <w:r>
               <w:rPr>
                 <w:rStyle w:val="Hyperlink"/>
@@ -5156,7 +5156,7 @@
                 <w:noProof/>
                 <w:webHidden/>
               </w:rPr>
-              <w:instrText xml:space="preserve"> PAGEREF _Toc232457159 \h </w:instrText>
+              <w:instrText xml:space="preserve"> PAGEREF _Toc232493554 \h </w:instrText>
             </w:r>
             <w:r>
               <w:rPr>
@@ -5176,7 +5176,7 @@
                 <w:noProof/>
                 <w:webHidden/>
               </w:rPr>
-              <w:t>29</w:t>
+              <w:t>28</w:t>
             </w:r>
             <w:r>
               <w:rPr>
@@ -5201,7 +5201,7 @@
               <w14:ligatures w14:val="standardContextual"/>
             </w:rPr>
           </w:pPr>
-          <w:hyperlink w:anchor="_Toc232457160" w:history="1">
+          <w:hyperlink w:anchor="_Toc232493555" w:history="1">
             <w:r>
               <w:rPr>
                 <w:rStyle w:val="Hyperlink"/>
@@ -5228,7 +5228,7 @@
                 <w:noProof/>
                 <w:webHidden/>
               </w:rPr>
-              <w:instrText xml:space="preserve"> PAGEREF _Toc232457160 \h </w:instrText>
+              <w:instrText xml:space="preserve"> PAGEREF _Toc232493555 \h </w:instrText>
             </w:r>
             <w:r>
               <w:rPr>
@@ -5248,7 +5248,7 @@
                 <w:noProof/>
                 <w:webHidden/>
               </w:rPr>
-              <w:t>32</w:t>
+              <w:t>31</w:t>
             </w:r>
             <w:r>
               <w:rPr>
@@ -5971,7 +5971,7 @@
         <w:pStyle w:val="Heading1"/>
         <w:ind w:firstLine="360"/>
       </w:pPr>
-      <w:bookmarkStart w:id="3" w:name="_Toc232457123"/>
+      <w:bookmarkStart w:id="3" w:name="_Toc232493518"/>
       <w:r>
         <w:lastRenderedPageBreak/>
         <w:t>Introducere</w:t>
@@ -6295,7 +6295,7 @@
         </w:numPr>
         <w:ind w:left="426"/>
       </w:pPr>
-      <w:bookmarkStart w:id="4" w:name="_Toc232457124"/>
+      <w:bookmarkStart w:id="4" w:name="_Toc232493519"/>
       <w:r>
         <w:lastRenderedPageBreak/>
         <w:t xml:space="preserve">Cerințe funcționale, </w:t>
@@ -6355,7 +6355,7 @@
       </w:pPr>
       <w:bookmarkStart w:id="6" w:name="bbbodzz9dq0b" w:colFirst="0" w:colLast="0"/>
       <w:bookmarkStart w:id="7" w:name="u8k6mgsun9d2" w:colFirst="0" w:colLast="0"/>
-      <w:bookmarkStart w:id="8" w:name="_Toc232457125"/>
+      <w:bookmarkStart w:id="8" w:name="_Toc232493520"/>
       <w:bookmarkEnd w:id="6"/>
       <w:bookmarkEnd w:id="7"/>
       <w:r>
@@ -6383,7 +6383,7 @@
           <w:szCs w:val="26"/>
         </w:rPr>
       </w:pPr>
-      <w:bookmarkStart w:id="9" w:name="_Toc232457126"/>
+      <w:bookmarkStart w:id="9" w:name="_Toc232493521"/>
       <w:r>
         <w:rPr>
           <w:b w:val="0"/>
@@ -6928,7 +6928,7 @@
           <w:szCs w:val="26"/>
         </w:rPr>
       </w:pPr>
-      <w:bookmarkStart w:id="10" w:name="_Toc232457127"/>
+      <w:bookmarkStart w:id="10" w:name="_Toc232493522"/>
       <w:r>
         <w:rPr>
           <w:b w:val="0"/>
@@ -9121,7 +9121,7 @@
           <w:szCs w:val="26"/>
         </w:rPr>
       </w:pPr>
-      <w:bookmarkStart w:id="12" w:name="_Toc232457128"/>
+      <w:bookmarkStart w:id="12" w:name="_Toc232493523"/>
       <w:r>
         <w:rPr>
           <w:b w:val="0"/>
@@ -9432,7 +9432,7 @@
           <w:szCs w:val="26"/>
         </w:rPr>
       </w:pPr>
-      <w:bookmarkStart w:id="13" w:name="_Toc232457129"/>
+      <w:bookmarkStart w:id="13" w:name="_Toc232493524"/>
       <w:r>
         <w:rPr>
           <w:sz w:val="26"/>
@@ -9481,7 +9481,7 @@
           <w:szCs w:val="26"/>
         </w:rPr>
       </w:pPr>
-      <w:bookmarkStart w:id="14" w:name="_Toc232457130"/>
+      <w:bookmarkStart w:id="14" w:name="_Toc232493525"/>
       <w:r>
         <w:rPr>
           <w:b w:val="0"/>
@@ -10030,21 +10030,7 @@
           <w:color w:val="000000"/>
           <w:lang w:val="ro-RO"/>
         </w:rPr>
-        <w:t xml:space="preserve">Biblioteci utilizate pentru simularea protocoalelor de autentificare bazate pe ZKP. Srp implementează protocolul Secure Remote Password, iar pysnark oferă un cadru pentru demonstrații de tip zk-SNARK, ambele servind drept bază de referință în evaluarea comparativă a performanței și securității schemei </w:t>
-      </w:r>
-      <w:r>
-        <w:rPr>
-          <w:color w:val="000000"/>
-          <w:lang w:val="ro-RO"/>
-        </w:rPr>
-        <w:t>ZKP</w:t>
-      </w:r>
-      <w:r>
-        <w:rPr>
-          <w:color w:val="000000"/>
-          <w:lang w:val="ro-RO"/>
-        </w:rPr>
-        <w:t xml:space="preserve"> propuse</w:t>
+        <w:t>Biblioteci utilizate pentru simularea protocoalelor de autentificare bazate pe ZKP. Srp implementează protocolul Secure Remote Password, iar pysnark oferă un cadru pentru demonstrații de tip zk-SNARK</w:t>
       </w:r>
       <w:r>
         <w:rPr>
@@ -10071,7 +10057,7 @@
           <w:szCs w:val="26"/>
         </w:rPr>
       </w:pPr>
-      <w:bookmarkStart w:id="15" w:name="_Toc232457131"/>
+      <w:bookmarkStart w:id="15" w:name="_Toc232493526"/>
       <w:r>
         <w:rPr>
           <w:b w:val="0"/>
@@ -10163,7 +10149,7 @@
           <w:szCs w:val="26"/>
         </w:rPr>
       </w:pPr>
-      <w:bookmarkStart w:id="16" w:name="_Toc232457132"/>
+      <w:bookmarkStart w:id="16" w:name="_Toc232493527"/>
       <w:r>
         <w:rPr>
           <w:sz w:val="26"/>
@@ -10218,7 +10204,7 @@
           <w:szCs w:val="26"/>
         </w:rPr>
       </w:pPr>
-      <w:bookmarkStart w:id="17" w:name="_Toc232457133"/>
+      <w:bookmarkStart w:id="17" w:name="_Toc232493528"/>
       <w:r>
         <w:rPr>
           <w:b w:val="0"/>
@@ -10277,8 +10263,14 @@
         <w:rPr>
           <w:color w:val="000000"/>
         </w:rPr>
+        <w:t xml:space="preserve">Clientul (Solicitant / Prover): Reprezentat de aplicația web rulată în browserul </w:t>
+      </w:r>
+      <w:r>
+        <w:rPr>
+          <w:color w:val="000000"/>
+        </w:rPr>
         <w:lastRenderedPageBreak/>
-        <w:t>Clientul (Solicitant / Prover): Reprezentat de aplicația web rulată în browserul utilizatorului. Acesta deține local parola (din care se derivează cheia privată) și execută calculele matematice ale schemei pentru a-și demonstra identitatea fără a transmite secretul.</w:t>
+        <w:t>utilizatorului. Acesta deține local parola (din care se derivează cheia privată) și execută calculele matematice ale schemei pentru a-și demonstra identitatea fără a transmite secretul.</w:t>
       </w:r>
     </w:p>
     <w:p>
@@ -10372,7 +10364,7 @@
           <w:szCs w:val="26"/>
         </w:rPr>
       </w:pPr>
-      <w:bookmarkStart w:id="18" w:name="_Toc232457134"/>
+      <w:bookmarkStart w:id="18" w:name="_Toc232493529"/>
       <w:r>
         <w:rPr>
           <w:b w:val="0"/>
@@ -10737,7 +10729,7 @@
           <w:szCs w:val="26"/>
         </w:rPr>
       </w:pPr>
-      <w:bookmarkStart w:id="19" w:name="_Toc232457135"/>
+      <w:bookmarkStart w:id="19" w:name="_Toc232493530"/>
       <w:r>
         <w:rPr>
           <w:b w:val="0"/>
@@ -10844,14 +10836,14 @@
         <w:rPr>
           <w:color w:val="000000"/>
         </w:rPr>
-        <w:t xml:space="preserve">Protecție la atacuri tip replay și legarea de canalul de comunicare: Transcrisul unei autentificări interceptate nu poate fi refolosit într-o altă sesiune. Sistemul garantează că </w:t>
+        <w:t xml:space="preserve">Protecție la atacuri tip replay și legarea de canalul de comunicare: Transcrisul unei autentificări interceptate nu poate fi refolosit într-o altă sesiune. Sistemul garantează că un jeton de acces emis este criptografic legat de sesiunea ZKP care l-a generat, </w:t>
       </w:r>
       <w:r>
         <w:rPr>
           <w:color w:val="000000"/>
         </w:rPr>
         <w:lastRenderedPageBreak/>
-        <w:t>un jeton de acces emis este criptografic legat de sesiunea ZKP care l-a generat, prevenind transferul jetonului între contexte de rețea diferite</w:t>
+        <w:t>prevenind transferul jetonului între contexte de rețea diferite</w:t>
       </w:r>
       <w:r>
         <w:rPr>
@@ -10978,7 +10970,7 @@
           <w:szCs w:val="26"/>
         </w:rPr>
       </w:pPr>
-      <w:bookmarkStart w:id="20" w:name="_Toc232457136"/>
+      <w:bookmarkStart w:id="20" w:name="_Toc232493531"/>
       <w:r>
         <w:rPr>
           <w:sz w:val="26"/>
@@ -11034,7 +11026,7 @@
           <w:szCs w:val="26"/>
         </w:rPr>
       </w:pPr>
-      <w:bookmarkStart w:id="21" w:name="_Toc232457137"/>
+      <w:bookmarkStart w:id="21" w:name="_Toc232493532"/>
       <w:r>
         <w:rPr>
           <w:b w:val="0"/>
@@ -11100,7 +11092,7 @@
           <w:szCs w:val="26"/>
         </w:rPr>
       </w:pPr>
-      <w:bookmarkStart w:id="22" w:name="_Toc232457138"/>
+      <w:bookmarkStart w:id="22" w:name="_Toc232493533"/>
       <w:r>
         <w:rPr>
           <w:b w:val="0"/>
@@ -11155,7 +11147,7 @@
           <w:szCs w:val="26"/>
         </w:rPr>
       </w:pPr>
-      <w:bookmarkStart w:id="23" w:name="_Toc232457139"/>
+      <w:bookmarkStart w:id="23" w:name="_Toc232493534"/>
       <w:r>
         <w:rPr>
           <w:b w:val="0"/>
@@ -11190,23 +11182,31 @@
           <w:color w:val="000000"/>
           <w:lang w:val="ro-RO"/>
         </w:rPr>
-        <w:t xml:space="preserve">Nivelul de date asigură stocarea informației printr-o bază de date relațională, accesată prin abstractizări ORM. Baza de date păstrează trei categorii de informații: identitatea publică a utilizatorului, referințele jetoanelor emise și datele personale protejate. Aspectul cel mai relevant al acestui nivel este modul în care sunt tratate credențialele: serverul nu stochează parola în clar, nici sub formă de hash și nici scalarul privat asociat. Singura valoare criptografică păstrată pentru </w:t>
-      </w:r>
-      <w:r>
-        <w:rPr>
-          <w:color w:val="000000"/>
-          <w:lang w:val="ro-RO"/>
-        </w:rPr>
+        <w:t>Nivelul de date asigură stocarea informației printr-o bază de date relațională, accesată prin abstractizări ORM. Baza de date păstrează trei categorii de informații: identitatea publică a utilizatorului, referințele jetoanelor emise și datele personale protejate. Aspectul cel mai relevant al acestui nivel este modul în care sunt tratate credențialele: serverul nu stochează parola în clar, nici sub formă de hash și nici scalarul privat asociat. Singura valoare criptografică păstrată pentru verificare este cheia publică</w:t>
+      </w:r>
+      <w:r>
+        <w:rPr>
+          <w:color w:val="000000"/>
+          <w:lang w:val="ro-RO"/>
+        </w:rPr>
+        <w:t>.</w:t>
+      </w:r>
+    </w:p>
+    <w:p>
+      <w:pPr>
+        <w:pStyle w:val="Heading1"/>
+        <w:numPr>
+          <w:ilvl w:val="0"/>
+          <w:numId w:val="5"/>
+        </w:numPr>
+        <w:ind w:left="426"/>
+      </w:pPr>
+      <w:bookmarkStart w:id="24" w:name="_Toc232493535"/>
+      <w:r>
         <w:lastRenderedPageBreak/>
-        <w:t>verificare este cheia publică</w:t>
-      </w:r>
-      <w:r>
-        <w:rPr>
-          <w:color w:val="000000"/>
-          <w:lang w:val="ro-RO"/>
-        </w:rPr>
-        <w:t>.</w:t>
-      </w:r>
+        <w:t>Funcționalitate și implementare</w:t>
+      </w:r>
+      <w:bookmarkEnd w:id="24"/>
     </w:p>
     <w:p>
       <w:pPr>
@@ -11221,39 +11221,97 @@
         <w:jc w:val="both"/>
         <w:rPr>
           <w:color w:val="000000"/>
-        </w:rPr>
-      </w:pPr>
-    </w:p>
-    <w:p>
-      <w:pPr>
-        <w:pBdr>
-          <w:top w:val="nil"/>
-          <w:left w:val="nil"/>
-          <w:bottom w:val="nil"/>
-          <w:right w:val="nil"/>
-          <w:between w:val="nil"/>
-        </w:pBdr>
-        <w:jc w:val="both"/>
-        <w:rPr>
-          <w:color w:val="000000"/>
-        </w:rPr>
-      </w:pPr>
-    </w:p>
-    <w:p>
-      <w:pPr>
-        <w:pStyle w:val="Heading1"/>
+          <w:lang w:val="ro-RO"/>
+        </w:rPr>
+      </w:pPr>
+      <w:r>
+        <w:rPr>
+          <w:color w:val="000000"/>
+          <w:lang w:val="ro-RO"/>
+        </w:rPr>
+        <w:t>Acest capitol detaliază implementarea protocolului de autentificare descris în capitolul anterior. Sunt prezentate fluxurile de înregistrare, autentificare și consum al jetonului de acces în format JWT prin diagrame de secvență, formalizarea matematică a schemei și fragmentele de cod relevante.</w:t>
+      </w:r>
+    </w:p>
+    <w:p>
+      <w:pPr>
+        <w:pStyle w:val="Heading2"/>
         <w:numPr>
-          <w:ilvl w:val="0"/>
+          <w:ilvl w:val="1"/>
           <w:numId w:val="5"/>
         </w:numPr>
         <w:ind w:left="426"/>
       </w:pPr>
-      <w:bookmarkStart w:id="24" w:name="_Toc232457140"/>
-      <w:r>
-        <w:lastRenderedPageBreak/>
-        <w:t>Funcționalitate și implementare</w:t>
-      </w:r>
-      <w:bookmarkEnd w:id="24"/>
+      <w:bookmarkStart w:id="25" w:name="_w24psx4ihnkr" w:colFirst="0" w:colLast="0"/>
+      <w:bookmarkStart w:id="26" w:name="_Toc232493536"/>
+      <w:bookmarkEnd w:id="25"/>
+      <w:r>
+        <w:rPr>
+          <w:sz w:val="26"/>
+          <w:szCs w:val="26"/>
+        </w:rPr>
+        <w:t>Modelarea fluxurilor de date</w:t>
+      </w:r>
+      <w:bookmarkEnd w:id="26"/>
+      <w:r>
+        <w:rPr>
+          <w:sz w:val="26"/>
+          <w:szCs w:val="26"/>
+        </w:rPr>
+        <w:t xml:space="preserve"> </w:t>
+      </w:r>
+    </w:p>
+    <w:p>
+      <w:pPr>
+        <w:pStyle w:val="Heading3"/>
+        <w:numPr>
+          <w:ilvl w:val="2"/>
+          <w:numId w:val="5"/>
+        </w:numPr>
+        <w:ind w:left="426"/>
+        <w:rPr>
+          <w:b w:val="0"/>
+          <w:bCs w:val="0"/>
+          <w:i/>
+          <w:iCs/>
+          <w:sz w:val="26"/>
+          <w:szCs w:val="26"/>
+        </w:rPr>
+      </w:pPr>
+      <w:bookmarkStart w:id="27" w:name="_Toc232493537"/>
+      <w:r>
+        <w:rPr>
+          <w:b w:val="0"/>
+          <w:bCs w:val="0"/>
+          <w:i/>
+          <w:iCs/>
+          <w:sz w:val="26"/>
+          <w:szCs w:val="26"/>
+        </w:rPr>
+        <w:t>Î</w:t>
+      </w:r>
+      <w:r>
+        <w:rPr>
+          <w:b w:val="0"/>
+          <w:bCs w:val="0"/>
+          <w:i/>
+          <w:iCs/>
+          <w:sz w:val="26"/>
+          <w:szCs w:val="26"/>
+        </w:rPr>
+        <w:t>nregistrare</w:t>
+      </w:r>
+      <w:r>
+        <w:rPr>
+          <w:b w:val="0"/>
+          <w:bCs w:val="0"/>
+          <w:i/>
+          <w:iCs/>
+          <w:sz w:val="26"/>
+          <w:szCs w:val="26"/>
+        </w:rPr>
+        <w:t>a</w:t>
+      </w:r>
+      <w:bookmarkEnd w:id="27"/>
     </w:p>
     <w:p>
       <w:pPr>
@@ -11268,97 +11326,44 @@
         <w:jc w:val="both"/>
         <w:rPr>
           <w:color w:val="000000"/>
-          <w:lang w:val="ro-RO"/>
-        </w:rPr>
-      </w:pPr>
-      <w:r>
-        <w:rPr>
-          <w:color w:val="000000"/>
-          <w:lang w:val="ro-RO"/>
-        </w:rPr>
-        <w:t>Acest capitol detaliază implementarea protocolului de autentificare descris în capitolul anterior. Sunt prezentate fluxurile de înregistrare, autentificare și consum al jetonului de acces în format JWT prin diagrame de secvență, formalizarea matematică a schemei și fragmentele de cod relevante.</w:t>
-      </w:r>
-    </w:p>
-    <w:p>
-      <w:pPr>
-        <w:pStyle w:val="Heading2"/>
-        <w:numPr>
-          <w:ilvl w:val="1"/>
-          <w:numId w:val="5"/>
-        </w:numPr>
-        <w:ind w:left="426"/>
-      </w:pPr>
-      <w:bookmarkStart w:id="25" w:name="_w24psx4ihnkr" w:colFirst="0" w:colLast="0"/>
-      <w:bookmarkStart w:id="26" w:name="_Toc232457141"/>
-      <w:bookmarkEnd w:id="25"/>
-      <w:r>
-        <w:rPr>
-          <w:sz w:val="26"/>
-          <w:szCs w:val="26"/>
-        </w:rPr>
-        <w:t>Modelarea fluxurilor de date</w:t>
-      </w:r>
-      <w:bookmarkEnd w:id="26"/>
-      <w:r>
-        <w:rPr>
-          <w:sz w:val="26"/>
-          <w:szCs w:val="26"/>
-        </w:rPr>
-        <w:t xml:space="preserve"> </w:t>
-      </w:r>
-    </w:p>
-    <w:p>
-      <w:pPr>
-        <w:pStyle w:val="Heading3"/>
-        <w:numPr>
-          <w:ilvl w:val="2"/>
-          <w:numId w:val="5"/>
-        </w:numPr>
-        <w:ind w:left="426"/>
-        <w:rPr>
-          <w:b w:val="0"/>
-          <w:bCs w:val="0"/>
-          <w:i/>
-          <w:iCs/>
-          <w:sz w:val="26"/>
-          <w:szCs w:val="26"/>
-        </w:rPr>
-      </w:pPr>
-      <w:bookmarkStart w:id="27" w:name="_Toc232457142"/>
-      <w:r>
-        <w:rPr>
-          <w:b w:val="0"/>
-          <w:bCs w:val="0"/>
-          <w:i/>
-          <w:iCs/>
-          <w:sz w:val="26"/>
-          <w:szCs w:val="26"/>
-        </w:rPr>
-        <w:t>Î</w:t>
-      </w:r>
-      <w:r>
-        <w:rPr>
-          <w:b w:val="0"/>
-          <w:bCs w:val="0"/>
-          <w:i/>
-          <w:iCs/>
-          <w:sz w:val="26"/>
-          <w:szCs w:val="26"/>
-        </w:rPr>
-        <w:t>nregistrare</w:t>
-      </w:r>
-      <w:r>
-        <w:rPr>
-          <w:b w:val="0"/>
-          <w:bCs w:val="0"/>
-          <w:i/>
-          <w:iCs/>
-          <w:sz w:val="26"/>
-          <w:szCs w:val="26"/>
-        </w:rPr>
-        <w:t>a</w:t>
-      </w:r>
-      <w:bookmarkEnd w:id="27"/>
+        </w:rPr>
+      </w:pPr>
+      <w:r>
+        <w:rPr>
+          <w:color w:val="000000"/>
+        </w:rPr>
+        <w:t xml:space="preserve">Fluxul de înregistrare reprezintă prima interacțiune a unui utilizator nou cu platforma și constituie etapa de provizionare a identității </w:t>
+      </w:r>
+      <w:r>
+        <w:rPr>
+          <w:color w:val="000000"/>
+        </w:rPr>
+        <w:t>utilizatorului</w:t>
+      </w:r>
+      <w:r>
+        <w:rPr>
+          <w:color w:val="000000"/>
+        </w:rPr>
+        <w:t xml:space="preserve"> în sistem (</w:t>
+      </w:r>
+      <w:r>
+        <w:rPr>
+          <w:color w:val="000000"/>
+        </w:rPr>
+        <w:t>Figura</w:t>
+      </w:r>
+      <w:r>
+        <w:rPr>
+          <w:color w:val="000000"/>
+        </w:rPr>
+        <w:t xml:space="preserve"> 1). Procesul este inițiat din interfața grafică, unde utilizatorul introduce un identificator unic (client_id) și o parolă, </w:t>
+      </w:r>
+      <w:r>
+        <w:rPr>
+          <w:color w:val="000000"/>
+        </w:rPr>
+        <w:t>urmand sa fie transmis doar parametrul y catre server.</w:t>
+      </w:r>
     </w:p>
     <w:p>
       <w:pPr>
@@ -11373,43 +11378,29 @@
         <w:jc w:val="both"/>
         <w:rPr>
           <w:color w:val="000000"/>
-        </w:rPr>
-      </w:pPr>
-      <w:r>
-        <w:rPr>
-          <w:color w:val="000000"/>
-        </w:rPr>
-        <w:t xml:space="preserve">Fluxul de înregistrare reprezintă prima interacțiune a unui utilizator nou cu platforma și constituie etapa de provizionare a identității </w:t>
-      </w:r>
-      <w:r>
-        <w:rPr>
-          <w:color w:val="000000"/>
-        </w:rPr>
-        <w:t>utilizatorului</w:t>
-      </w:r>
-      <w:r>
-        <w:rPr>
-          <w:color w:val="000000"/>
-        </w:rPr>
-        <w:t xml:space="preserve"> în sistem (</w:t>
-      </w:r>
-      <w:r>
-        <w:rPr>
-          <w:color w:val="000000"/>
-        </w:rPr>
-        <w:t>Figura</w:t>
-      </w:r>
-      <w:r>
-        <w:rPr>
-          <w:color w:val="000000"/>
-        </w:rPr>
-        <w:t xml:space="preserve"> 1). Procesul este inițiat din interfața grafică, unde utilizatorul introduce un identificator unic (client_id) și o parolă, </w:t>
-      </w:r>
-      <w:r>
-        <w:rPr>
-          <w:color w:val="000000"/>
-        </w:rPr>
-        <w:t>urmand sa fie transmis doar parametrul y catre server.</w:t>
+          <w:lang w:val="ro-RO"/>
+        </w:rPr>
+      </w:pPr>
+      <w:r>
+        <w:rPr>
+          <w:color w:val="000000"/>
+          <w:lang w:val="ro-RO"/>
+        </w:rPr>
+        <w:t xml:space="preserve">Aplicația client solicită de la server parametrii criptografici printr-o cerere GET /parameters, la care serverul răspunde cu valorile P și G (codul de stare HTTP 200). Pe baza acestora, clientul derivă local cheia privată x prin aplicarea funcției scrypt asupra parolei și a identificatorului, rezultatul fiind redus modular la ordinul subgrupului Q, apoi calculează cheia publică y </w:t>
+      </w:r>
+      <w:r>
+        <w:rPr>
+          <w:color w:val="000000"/>
+          <w:lang w:val="ro-RO"/>
+        </w:rPr>
+        <w:t>conform (1)</w:t>
+      </w:r>
+      <w:r>
+        <w:rPr>
+          <w:color w:val="000000"/>
+          <w:lang w:val="ro-RO"/>
+        </w:rPr>
+        <w:t>. Întreaga operație criptografică se desfășoară exclusiv în browserul utilizatorului, garantând proprietatea de cunoștințe zero a protocolului. După finalizarea calculelor, clientul transmite către server o cerere POST /register conținând exclusiv perechea (client_id, secret: y).</w:t>
       </w:r>
     </w:p>
     <w:p>
@@ -11425,29 +11416,68 @@
         <w:jc w:val="both"/>
         <w:rPr>
           <w:color w:val="000000"/>
-          <w:lang w:val="ro-RO"/>
-        </w:rPr>
-      </w:pPr>
-      <w:r>
-        <w:rPr>
-          <w:color w:val="000000"/>
-          <w:lang w:val="ro-RO"/>
-        </w:rPr>
-        <w:t xml:space="preserve">Aplicația client solicită de la server parametrii criptografici printr-o cerere GET /parameters, la care serverul răspunde cu valorile P și G (codul de stare HTTP 200). Pe baza acestora, clientul derivă local cheia privată x prin aplicarea funcției scrypt asupra parolei și a identificatorului, rezultatul fiind redus modular la ordinul subgrupului Q, apoi calculează cheia publică y </w:t>
-      </w:r>
-      <w:r>
-        <w:rPr>
-          <w:color w:val="000000"/>
-          <w:lang w:val="ro-RO"/>
-        </w:rPr>
-        <w:t>conform (1)</w:t>
-      </w:r>
-      <w:r>
-        <w:rPr>
-          <w:color w:val="000000"/>
-          <w:lang w:val="ro-RO"/>
-        </w:rPr>
-        <w:t>. Întreaga operație criptografică se desfășoară exclusiv în browserul utilizatorului, garantând proprietatea de cunoștințe zero a protocolului. După finalizarea calculelor, clientul transmite către server o cerere POST /register conținând exclusiv perechea (client_id, secret: y).</w:t>
+        </w:rPr>
+      </w:pPr>
+      <w:r>
+        <w:rPr>
+          <w:color w:val="000000"/>
+        </w:rPr>
+        <w:t>La recepția cererii, serverul execută trei verificări succesive înainte de a persista datele. Mai întâi, se validează completitudinea parametrilor, iar în cazul absenței câmpului client_id sau</w:t>
+      </w:r>
+      <w:r>
+        <w:rPr>
+          <w:color w:val="000000"/>
+        </w:rPr>
+        <w:t xml:space="preserve"> </w:t>
+      </w:r>
+      <w:r>
+        <w:rPr>
+          <w:color w:val="000000"/>
+        </w:rPr>
+        <w:t xml:space="preserve">secret_y cererea este respinsă cu codul de stare HTTP 400. Ulterior, serverul verifică apartenența valorii publice la subgrupul de ordin Q prin evaluarea condițiilor 1 &lt; y &lt; P și </w:t>
+      </w:r>
+      <m:oMath>
+        <m:sSup>
+          <m:sSupPr>
+            <m:ctrlPr>
+              <w:rPr>
+                <w:rFonts w:ascii="Cambria Math" w:eastAsia="Cambria Math" w:hAnsi="Cambria Math" w:cs="Cambria Math"/>
+                <w:i/>
+                <w:color w:val="000000"/>
+              </w:rPr>
+            </m:ctrlPr>
+          </m:sSupPr>
+          <m:e>
+            <m:r>
+              <w:rPr>
+                <w:rFonts w:ascii="Cambria Math" w:eastAsia="Cambria Math" w:hAnsi="Cambria Math" w:cs="Cambria Math"/>
+                <w:color w:val="000000"/>
+              </w:rPr>
+              <m:t>y</m:t>
+            </m:r>
+          </m:e>
+          <m:sup>
+            <m:r>
+              <w:rPr>
+                <w:rFonts w:ascii="Cambria Math" w:eastAsia="Cambria Math" w:hAnsi="Cambria Math" w:cs="Cambria Math"/>
+                <w:color w:val="000000"/>
+              </w:rPr>
+              <m:t>Q</m:t>
+            </m:r>
+          </m:sup>
+        </m:sSup>
+      </m:oMath>
+      <w:r>
+        <w:rPr>
+          <w:color w:val="000000"/>
+        </w:rPr>
+        <w:t xml:space="preserve"> </w:t>
+      </w:r>
+      <w:r>
+        <w:rPr>
+          <w:color w:val="000000"/>
+        </w:rPr>
+        <w:t>≡ 1 mod P, respingând cu codul HTTP 422 orice valoare criptografică neconformă care ar putea compromite securitatea verificărilor ulterioare. În final, se interoghează baza de date pentru a determina unicitatea identificatorului: dacă acesta nu există, se inserează înregistrarea și serverul returnează codul HTTP 201, iar dacă este deja asociat unui cont existent, cererea este respinsă cu codul HTTP 409, prevenind suprascrierea silențioasă a cheii publice.</w:t>
       </w:r>
     </w:p>
     <w:p>
@@ -11463,68 +11493,15 @@
         <w:jc w:val="both"/>
         <w:rPr>
           <w:color w:val="000000"/>
-        </w:rPr>
-      </w:pPr>
-      <w:r>
-        <w:rPr>
-          <w:color w:val="000000"/>
-        </w:rPr>
-        <w:t>La recepția cererii, serverul execută trei verificări succesive înainte de a persista datele. Mai întâi, se validează completitudinea parametrilor, iar în cazul absenței câmpului client_id sau</w:t>
-      </w:r>
-      <w:r>
-        <w:rPr>
-          <w:color w:val="000000"/>
-        </w:rPr>
-        <w:t xml:space="preserve"> </w:t>
-      </w:r>
-      <w:r>
-        <w:rPr>
-          <w:color w:val="000000"/>
-        </w:rPr>
-        <w:t xml:space="preserve">secret_y cererea este respinsă cu codul de stare HTTP 400. Ulterior, serverul verifică apartenența valorii publice la subgrupul de ordin Q prin evaluarea condițiilor 1 &lt; y &lt; P și </w:t>
-      </w:r>
-      <m:oMath>
-        <m:sSup>
-          <m:sSupPr>
-            <m:ctrlPr>
-              <w:rPr>
-                <w:rFonts w:ascii="Cambria Math" w:eastAsia="Cambria Math" w:hAnsi="Cambria Math" w:cs="Cambria Math"/>
-                <w:i/>
-                <w:color w:val="000000"/>
-              </w:rPr>
-            </m:ctrlPr>
-          </m:sSupPr>
-          <m:e>
-            <m:r>
-              <w:rPr>
-                <w:rFonts w:ascii="Cambria Math" w:eastAsia="Cambria Math" w:hAnsi="Cambria Math" w:cs="Cambria Math"/>
-                <w:color w:val="000000"/>
-              </w:rPr>
-              <m:t>y</m:t>
-            </m:r>
-          </m:e>
-          <m:sup>
-            <m:r>
-              <w:rPr>
-                <w:rFonts w:ascii="Cambria Math" w:eastAsia="Cambria Math" w:hAnsi="Cambria Math" w:cs="Cambria Math"/>
-                <w:color w:val="000000"/>
-              </w:rPr>
-              <m:t>Q</m:t>
-            </m:r>
-          </m:sup>
-        </m:sSup>
-      </m:oMath>
-      <w:r>
-        <w:rPr>
-          <w:color w:val="000000"/>
-        </w:rPr>
-        <w:t xml:space="preserve"> </w:t>
-      </w:r>
-      <w:r>
-        <w:rPr>
-          <w:color w:val="000000"/>
-        </w:rPr>
-        <w:t>≡ 1 mod P, respingând cu codul HTTP 422 orice valoare criptografică neconformă care ar putea compromite securitatea verificărilor ulterioare. În final, se interoghează baza de date pentru a determina unicitatea identificatorului: dacă acesta nu există, se inserează înregistrarea și serverul returnează codul HTTP 201, iar dacă este deja asociat unui cont existent, cererea este respinsă cu codul HTTP 409, prevenind suprascrierea silențioasă a cheii publice.</w:t>
+          <w:lang w:val="ro-RO"/>
+        </w:rPr>
+      </w:pPr>
+      <w:r>
+        <w:rPr>
+          <w:color w:val="000000"/>
+          <w:lang w:val="ro-RO"/>
+        </w:rPr>
+        <w:t>La finalizarea cu succes a procesului, interfața grafică afișează un mesaj de confirmare. Din acest moment, serverul stochează exclusiv cheia publică y asociată identificatorului, fără a deține vreo informație referitoare la parola sau la cheia privată a utilizatorului.</w:t>
       </w:r>
     </w:p>
     <w:p>
@@ -11545,43 +11522,19 @@
       </w:pPr>
       <w:r>
         <w:rPr>
-          <w:color w:val="000000"/>
-          <w:lang w:val="ro-RO"/>
-        </w:rPr>
-        <w:t>La finalizarea cu succes a procesului, interfața grafică afișează un mesaj de confirmare. Din acest moment, serverul stochează exclusiv cheia publică y asociată identificatorului, fără a deține vreo informație referitoare la parola sau la cheia privată a utilizatorului.</w:t>
-      </w:r>
-    </w:p>
-    <w:p>
-      <w:pPr>
-        <w:pBdr>
-          <w:top w:val="nil"/>
-          <w:left w:val="nil"/>
-          <w:bottom w:val="nil"/>
-          <w:right w:val="nil"/>
-          <w:between w:val="nil"/>
-        </w:pBdr>
-        <w:ind w:firstLine="720"/>
-        <w:jc w:val="both"/>
-        <w:rPr>
-          <w:color w:val="000000"/>
-          <w:lang w:val="ro-RO"/>
-        </w:rPr>
-      </w:pPr>
-      <w:r>
-        <w:rPr>
           <w:noProof/>
         </w:rPr>
         <w:lastRenderedPageBreak/>
         <w:drawing>
-          <wp:anchor distT="0" distB="0" distL="114300" distR="114300" simplePos="0" relativeHeight="251672576" behindDoc="0" locked="0" layoutInCell="1" allowOverlap="1" wp14:anchorId="2B86B9E0" wp14:editId="22377A37">
+          <wp:anchor distT="0" distB="0" distL="114300" distR="114300" simplePos="0" relativeHeight="251672576" behindDoc="0" locked="0" layoutInCell="1" allowOverlap="1" wp14:anchorId="2B86B9E0" wp14:editId="3807746F">
             <wp:simplePos x="0" y="0"/>
             <wp:positionH relativeFrom="page">
               <wp:align>center</wp:align>
             </wp:positionH>
             <wp:positionV relativeFrom="paragraph">
-              <wp:posOffset>212090</wp:posOffset>
+              <wp:posOffset>0</wp:posOffset>
             </wp:positionV>
-            <wp:extent cx="5379720" cy="5313680"/>
+            <wp:extent cx="5824855" cy="5753100"/>
             <wp:effectExtent l="0" t="0" r="0" b="0"/>
             <wp:wrapTopAndBottom/>
             <wp:docPr id="2003078313" name="Picture 12"/>
@@ -11613,7 +11566,7 @@
                   <pic:spPr bwMode="auto">
                     <a:xfrm>
                       <a:off x="0" y="0"/>
-                      <a:ext cx="5379720" cy="5313680"/>
+                      <a:ext cx="5824855" cy="5753100"/>
                     </a:xfrm>
                     <a:prstGeom prst="rect">
                       <a:avLst/>
@@ -11702,7 +11655,7 @@
           <w:szCs w:val="26"/>
         </w:rPr>
       </w:pPr>
-      <w:bookmarkStart w:id="28" w:name="_Toc232457143"/>
+      <w:bookmarkStart w:id="28" w:name="_Toc232493538"/>
       <w:r>
         <w:rPr>
           <w:b w:val="0"/>
@@ -11790,14 +11743,8 @@
         <w:rPr>
           <w:color w:val="000000"/>
         </w:rPr>
-        <w:t xml:space="preserve">La recepția cererii, serverul verifică prezența parametrilor obligatori, respingând cu codul HTTP 400 cererile incomplete. Ulterior, se validează apartenența angajamentului la subgrupul de </w:t>
-      </w:r>
-      <w:r>
-        <w:rPr>
-          <w:color w:val="000000"/>
-        </w:rPr>
         <w:lastRenderedPageBreak/>
-        <w:t>ordin Q, cererile cu valori neconforme fiind respinse cu codul HTTP 422. Serverul interoghează apoi baza de date pentru a confirma existența utilizatorului, returnând codul HTTP 404 în cazul unui identificator neînregistrat. Dacă toate verificările sunt satisfăcute, serverul generează un identificator unic de sesiune (session_id) prin intermediul unui generator criptografic de numere pseudoaleatoare (CSPRNG), calculează valoarea de legare a sesiunii conform (2) din secțiunea II.2.1, apoi derivă provocarea pe baza acestei valori. Starea temporară a sesiunii, conținând angajamentul, provocarea, valoarea de legare, adresa de rețea și marca temporală, este persistată în memoria volatilă, iar serverul răspunde clientului cu perechea (session_id, challenge_c) (</w:t>
+        <w:t>La recepția cererii, serverul verifică prezența parametrilor obligatori, respingând cu codul HTTP 400 cererile incomplete. Ulterior, se validează apartenența angajamentului la subgrupul de ordin Q, cererile cu valori neconforme fiind respinse cu codul HTTP 422. Serverul interoghează apoi baza de date pentru a confirma existența utilizatorului, returnând codul HTTP 404 în cazul unui identificator neînregistrat. Dacă toate verificările sunt satisfăcute, serverul generează un identificator unic de sesiune (session_id) prin intermediul unui generator criptografic de numere pseudoaleatoare (CSPRNG), calculează valoarea de legare a sesiunii conform (2) din secțiunea II.2.1, apoi derivă provocarea pe baza acestei valori. Starea temporară a sesiunii, conținând angajamentul, provocarea, valoarea de legare, adresa de rețea și marca temporală, este persistată în memoria volatilă, iar serverul răspunde clientului cu perechea (session_id, challenge_c) (</w:t>
       </w:r>
       <w:r>
         <w:rPr>
@@ -11826,39 +11773,20 @@
           <w:color w:val="000000"/>
         </w:rPr>
       </w:pPr>
-    </w:p>
-    <w:p>
-      <w:pPr>
-        <w:pBdr>
-          <w:top w:val="nil"/>
-          <w:left w:val="nil"/>
-          <w:bottom w:val="nil"/>
-          <w:right w:val="nil"/>
-          <w:between w:val="nil"/>
-        </w:pBdr>
-        <w:jc w:val="center"/>
-        <w:rPr>
-          <w:i/>
-          <w:iCs/>
-          <w:color w:val="004586"/>
-          <w:sz w:val="22"/>
-          <w:szCs w:val="22"/>
-        </w:rPr>
-      </w:pPr>
       <w:r>
         <w:rPr>
           <w:noProof/>
         </w:rPr>
         <w:drawing>
-          <wp:anchor distT="0" distB="0" distL="114300" distR="114300" simplePos="0" relativeHeight="251673600" behindDoc="0" locked="0" layoutInCell="1" allowOverlap="1" wp14:anchorId="5BBC0931" wp14:editId="17FD01B9">
+          <wp:anchor distT="0" distB="0" distL="114300" distR="114300" simplePos="0" relativeHeight="251673600" behindDoc="0" locked="0" layoutInCell="1" allowOverlap="1" wp14:anchorId="5BBC0931" wp14:editId="1D57C284">
             <wp:simplePos x="0" y="0"/>
-            <wp:positionH relativeFrom="page">
-              <wp:posOffset>1304290</wp:posOffset>
+            <wp:positionH relativeFrom="margin">
+              <wp:align>center</wp:align>
             </wp:positionH>
             <wp:positionV relativeFrom="paragraph">
-              <wp:posOffset>46355</wp:posOffset>
+              <wp:posOffset>231775</wp:posOffset>
             </wp:positionV>
-            <wp:extent cx="4951730" cy="5297805"/>
+            <wp:extent cx="5534025" cy="5920105"/>
             <wp:effectExtent l="0" t="0" r="0" b="0"/>
             <wp:wrapTopAndBottom/>
             <wp:docPr id="572699010" name="Picture 13"/>
@@ -11890,7 +11818,7 @@
                   <pic:spPr bwMode="auto">
                     <a:xfrm>
                       <a:off x="0" y="0"/>
-                      <a:ext cx="4951730" cy="5297805"/>
+                      <a:ext cx="5534025" cy="5920105"/>
                     </a:xfrm>
                     <a:prstGeom prst="rect">
                       <a:avLst/>
@@ -11912,6 +11840,25 @@
           </wp:anchor>
         </w:drawing>
       </w:r>
+    </w:p>
+    <w:p>
+      <w:pPr>
+        <w:pBdr>
+          <w:top w:val="nil"/>
+          <w:left w:val="nil"/>
+          <w:bottom w:val="nil"/>
+          <w:right w:val="nil"/>
+          <w:between w:val="nil"/>
+        </w:pBdr>
+        <w:jc w:val="center"/>
+        <w:rPr>
+          <w:i/>
+          <w:iCs/>
+          <w:color w:val="004586"/>
+          <w:sz w:val="22"/>
+          <w:szCs w:val="22"/>
+        </w:rPr>
+      </w:pPr>
       <w:r>
         <w:rPr>
           <w:i/>
@@ -11988,6 +11935,7 @@
         <w:rPr>
           <w:color w:val="000000"/>
         </w:rPr>
+        <w:lastRenderedPageBreak/>
         <w:t>Spre deosebire de standardul Schnorr convențional, prezenta soluție tehnologică derivă provocarea printr-un mecanism riguros de legare a sesiunii, ancorând transcrisul criptografic de contextul rețelei observat la nivel de server:</w:t>
       </w:r>
     </w:p>
@@ -12184,7 +12132,6 @@
           <w:right w:val="nil"/>
           <w:between w:val="nil"/>
         </w:pBdr>
-        <w:ind w:firstLine="720"/>
         <w:jc w:val="both"/>
         <w:rPr>
           <w:color w:val="000000"/>
@@ -12206,21 +12153,12 @@
           <w:color w:val="000000"/>
         </w:rPr>
       </w:pPr>
-    </w:p>
-    <w:p>
-      <w:pPr>
-        <w:pBdr>
-          <w:top w:val="nil"/>
-          <w:left w:val="nil"/>
-          <w:bottom w:val="nil"/>
-          <w:right w:val="nil"/>
-          <w:between w:val="nil"/>
-        </w:pBdr>
-        <w:jc w:val="both"/>
-        <w:rPr>
-          <w:color w:val="000000"/>
-        </w:rPr>
-      </w:pPr>
+      <w:r>
+        <w:rPr>
+          <w:color w:val="000000"/>
+        </w:rPr>
+        <w:t xml:space="preserve">Addr: adresa TCP a partenerului de rețea </w:t>
+      </w:r>
     </w:p>
     <w:p>
       <w:pPr>
@@ -12241,7 +12179,7 @@
         <w:rPr>
           <w:color w:val="000000"/>
         </w:rPr>
-        <w:t xml:space="preserve">Addr: adresa TCP a partenerului de rețea </w:t>
+        <w:t>UA: agentul utilizator (User-Agent)</w:t>
       </w:r>
     </w:p>
     <w:p>
@@ -12263,7 +12201,7 @@
         <w:rPr>
           <w:color w:val="000000"/>
         </w:rPr>
-        <w:t>UA: agentul utilizator (User-Agent)</w:t>
+        <w:t xml:space="preserve">SID: identificatorul unic și temporar al sesiunii </w:t>
       </w:r>
     </w:p>
     <w:p>
@@ -12285,7 +12223,7 @@
         <w:rPr>
           <w:color w:val="000000"/>
         </w:rPr>
-        <w:t xml:space="preserve">SID: identificatorul unic și temporar al sesiunii </w:t>
+        <w:t xml:space="preserve">CID: identificatorul asociat clientului </w:t>
       </w:r>
     </w:p>
     <w:p>
@@ -12307,7 +12245,7 @@
         <w:rPr>
           <w:color w:val="000000"/>
         </w:rPr>
-        <w:t xml:space="preserve">CID: identificatorul asociat clientului </w:t>
+        <w:t>t: angajamentul criptografic recepționat anterior</w:t>
       </w:r>
     </w:p>
     <w:p>
@@ -12329,7 +12267,7 @@
         <w:rPr>
           <w:color w:val="000000"/>
         </w:rPr>
-        <w:t>t: angajamentul criptografic recepționat anterior</w:t>
+        <w:t>În faza de verificare, clientul calculează dovada matematică conform ecuației de răspuns definite în secțiunea II.2.1 și o transmite prin cererea POST /login/verify, incluzând valoarea solution_s în corpul JSON și identificatorul de sesiune în antetul X-Auth-Session.</w:t>
       </w:r>
     </w:p>
     <w:p>
@@ -12351,7 +12289,19 @@
         <w:rPr>
           <w:color w:val="000000"/>
         </w:rPr>
-        <w:t>În faza de verificare, clientul calculează dovada matematică conform ecuației de răspuns definite în secțiunea II.2.1 și o transmite prin cererea POST /login/verify, incluzând valoarea solution_s în corpul JSON și identificatorul de sesiune în antetul X-Auth-Session.</w:t>
+        <w:t>La recepția cererii, serverul execută o succesiune de verificări de securitate. Se validează existența sesiunii asociate identificatorului transmis, respingând cu codul HTTP 404 sesiunile inexistente. Se verifică dacă sesiunea nu a depășit intervalul de valabilitate, sesiunile expirate fiind șterse și respinse cu codul HTTP 401. Se controlează dacă valoarea răspunsului se încadrează în intervalul valid admis matematic, respingând cu codul HTTP 422 soluțiile în afara domeniului. Serverul recalculează apoi valoarea de legare a sesiunii pe baza contextului HTTP curent și o compară cu cea stocată la momentul angajamentului, respingând cu codul HTTP 401 orice neconcordanță, mecanism care previne atacurile de interceptare și retransmisie (relay și session hijacking). După parcurgerea tuturor verificărilor preliminare, serverul citește cheia publică a utilizatorului din baza de date și evaluează egalitatea Schnorr conform (1) din secțiunea II.2.1. Dacă dovada este validă, serverul inserează referința jetonului în baza de date, șterge imediat sesiunea temporară și returnează clientului jetonul de acces în format JWT, semnat HS256, cu codul HTTP 200. În cazul unei dovezi invalide, sesiunea este de asemenea ștearsă, iar serverul returnează codul HTTP 401 (</w:t>
+      </w:r>
+      <w:r>
+        <w:rPr>
+          <w:color w:val="000000"/>
+        </w:rPr>
+        <w:t>Figura</w:t>
+      </w:r>
+      <w:r>
+        <w:rPr>
+          <w:color w:val="000000"/>
+        </w:rPr>
+        <w:t xml:space="preserve"> 3).</w:t>
       </w:r>
     </w:p>
     <w:p>
@@ -12369,40 +12319,6 @@
           <w:color w:val="000000"/>
         </w:rPr>
       </w:pPr>
-      <w:r>
-        <w:rPr>
-          <w:color w:val="000000"/>
-        </w:rPr>
-        <w:t>La recepția cererii, serverul execută o succesiune de verificări de securitate. Se validează existența sesiunii asociate identificatorului transmis, respingând cu codul HTTP 404 sesiunile inexistente. Se verifică dacă sesiunea nu a depășit intervalul de valabilitate, sesiunile expirate fiind șterse și respinse cu codul HTTP 401. Se controlează dacă valoarea răspunsului se încadrează în intervalul valid admis matematic, respingând cu codul HTTP 422 soluțiile în afara domeniului. Serverul recalculează apoi valoarea de legare a sesiunii pe baza contextului HTTP curent și o compară cu cea stocată la momentul angajamentului, respingând cu codul HTTP 401 orice neconcordanță, mecanism care previne atacurile de interceptare și retransmisie (relay și session hijacking). După parcurgerea tuturor verificărilor preliminare, serverul citește cheia publică a utilizatorului din baza de date și evaluează egalitatea Schnorr conform (1) din secțiunea II.2.1. Dacă dovada este validă, serverul inserează referința jetonului în baza de date, șterge imediat sesiunea temporară și returnează clientului jetonul de acces în format JWT, semnat HS256, cu codul HTTP 200. În cazul unei dovezi invalide, sesiunea este de asemenea ștearsă, iar serverul returnează codul HTTP 401 (</w:t>
-      </w:r>
-      <w:r>
-        <w:rPr>
-          <w:color w:val="000000"/>
-        </w:rPr>
-        <w:t>Figura</w:t>
-      </w:r>
-      <w:r>
-        <w:rPr>
-          <w:color w:val="000000"/>
-        </w:rPr>
-        <w:t xml:space="preserve"> 3).</w:t>
-      </w:r>
-    </w:p>
-    <w:p>
-      <w:pPr>
-        <w:pBdr>
-          <w:top w:val="nil"/>
-          <w:left w:val="nil"/>
-          <w:bottom w:val="nil"/>
-          <w:right w:val="nil"/>
-          <w:between w:val="nil"/>
-        </w:pBdr>
-        <w:ind w:firstLine="720"/>
-        <w:jc w:val="both"/>
-        <w:rPr>
-          <w:color w:val="000000"/>
-        </w:rPr>
-      </w:pPr>
     </w:p>
     <w:p>
       <w:pPr>
@@ -12424,15 +12340,15 @@
         </w:rPr>
         <w:lastRenderedPageBreak/>
         <w:drawing>
-          <wp:anchor distT="0" distB="0" distL="114300" distR="114300" simplePos="0" relativeHeight="251674624" behindDoc="0" locked="0" layoutInCell="1" allowOverlap="1" wp14:anchorId="265ECEC0" wp14:editId="7E518234">
+          <wp:anchor distT="0" distB="0" distL="114300" distR="114300" simplePos="0" relativeHeight="251674624" behindDoc="0" locked="0" layoutInCell="1" allowOverlap="1" wp14:anchorId="265ECEC0" wp14:editId="129C9DA0">
             <wp:simplePos x="0" y="0"/>
             <wp:positionH relativeFrom="margin">
               <wp:align>center</wp:align>
             </wp:positionH>
             <wp:positionV relativeFrom="paragraph">
-              <wp:posOffset>303</wp:posOffset>
+              <wp:posOffset>92710</wp:posOffset>
             </wp:positionV>
-            <wp:extent cx="5446395" cy="7430770"/>
+            <wp:extent cx="5612765" cy="7658100"/>
             <wp:effectExtent l="0" t="0" r="0" b="0"/>
             <wp:wrapTopAndBottom/>
             <wp:docPr id="527982943" name="Picture 14"/>
@@ -12464,7 +12380,7 @@
                   <pic:spPr bwMode="auto">
                     <a:xfrm>
                       <a:off x="0" y="0"/>
-                      <a:ext cx="5446395" cy="7430770"/>
+                      <a:ext cx="5612765" cy="7658100"/>
                     </a:xfrm>
                     <a:prstGeom prst="rect">
                       <a:avLst/>
@@ -12573,7 +12489,7 @@
           <w:color w:val="000000"/>
           <w:lang w:val="ro-RO"/>
         </w:rPr>
-        <w:t xml:space="preserve">În implementarea curentă, o a doua tentativă de angajament pentru același utilizator, apărută după o fereastră de 50 ms, este tratată ca potențială tentativă de preluare abuzivă a sesiunii și determină invalidarea sesiunii existente. Acest comportament este acoperit de testele automate, </w:t>
+        <w:t xml:space="preserve">În implementarea curentă, o a doua tentativă de angajament pentru același utilizator, </w:t>
       </w:r>
       <w:r>
         <w:rPr>
@@ -12581,7 +12497,7 @@
           <w:lang w:val="ro-RO"/>
         </w:rPr>
         <w:lastRenderedPageBreak/>
-        <w:t>însă reprezintă totodată un compromis de ergonomie ale cărui implicații sunt analizate în secțiunea dedicată limitărilor.</w:t>
+        <w:t>apărută după o fereastră de 50 ms, este tratată ca potențială tentativă de preluare abuzivă a sesiunii și determină invalidarea sesiunii existente. Acest comportament este acoperit de testele automate, însă reprezintă totodată un compromis de ergonomie ale cărui implicații sunt analizate în secțiunea dedicată limitărilor.</w:t>
       </w:r>
     </w:p>
     <w:p>
@@ -12770,7 +12686,7 @@
           <w:szCs w:val="26"/>
         </w:rPr>
       </w:pPr>
-      <w:bookmarkStart w:id="29" w:name="_Toc232457144"/>
+      <w:bookmarkStart w:id="29" w:name="_Toc232493539"/>
       <w:r>
         <w:rPr>
           <w:b w:val="0"/>
@@ -12815,15 +12731,15 @@
           <w:noProof/>
         </w:rPr>
         <w:drawing>
-          <wp:anchor distT="0" distB="0" distL="114300" distR="114300" simplePos="0" relativeHeight="251675648" behindDoc="0" locked="0" layoutInCell="1" allowOverlap="1" wp14:anchorId="0A22DA75" wp14:editId="2587FB2A">
+          <wp:anchor distT="0" distB="0" distL="114300" distR="114300" simplePos="0" relativeHeight="251675648" behindDoc="0" locked="0" layoutInCell="1" allowOverlap="1" wp14:anchorId="0A22DA75" wp14:editId="434A4096">
             <wp:simplePos x="0" y="0"/>
-            <wp:positionH relativeFrom="page">
-              <wp:align>center</wp:align>
+            <wp:positionH relativeFrom="margin">
+              <wp:posOffset>28575</wp:posOffset>
             </wp:positionH>
             <wp:positionV relativeFrom="paragraph">
-              <wp:posOffset>1320800</wp:posOffset>
+              <wp:posOffset>1346835</wp:posOffset>
             </wp:positionV>
-            <wp:extent cx="5081905" cy="3283585"/>
+            <wp:extent cx="5969635" cy="3857625"/>
             <wp:effectExtent l="0" t="0" r="0" b="0"/>
             <wp:wrapTopAndBottom/>
             <wp:docPr id="1799098414" name="Picture 15"/>
@@ -12855,7 +12771,7 @@
                   <pic:spPr bwMode="auto">
                     <a:xfrm>
                       <a:off x="0" y="0"/>
-                      <a:ext cx="5081905" cy="3283585"/>
+                      <a:ext cx="5969635" cy="3857625"/>
                     </a:xfrm>
                     <a:prstGeom prst="rect">
                       <a:avLst/>
@@ -12960,7 +12876,7 @@
           <w:lang w:val="ro-RO"/>
         </w:rPr>
       </w:pPr>
-      <w:bookmarkStart w:id="30" w:name="_Toc232457145"/>
+      <w:bookmarkStart w:id="30" w:name="_Toc232493540"/>
       <w:r>
         <w:rPr>
           <w:sz w:val="26"/>
@@ -12998,14 +12914,7 @@
         <w:rPr>
           <w:color w:val="000000"/>
         </w:rPr>
-        <w:t xml:space="preserve">Pentru a asigura interoperabilitatea și o comunicare deterministă între client și server, </w:t>
-      </w:r>
-      <w:r>
-        <w:rPr>
-          <w:color w:val="000000"/>
-        </w:rPr>
-        <w:lastRenderedPageBreak/>
-        <w:t xml:space="preserve">protocolul definește formal schema de date, antetele necesare și formatul mesajelor transmise </w:t>
+        <w:t xml:space="preserve">Pentru a asigura interoperabilitatea și o comunicare deterministă între client și server, protocolul definește formal schema de date, antetele necesare și formatul mesajelor transmise </w:t>
       </w:r>
       <w:r>
         <w:rPr>
@@ -13058,7 +12967,7 @@
           <w:szCs w:val="26"/>
         </w:rPr>
       </w:pPr>
-      <w:bookmarkStart w:id="32" w:name="_Toc232457146"/>
+      <w:bookmarkStart w:id="32" w:name="_Toc232493541"/>
       <w:r>
         <w:rPr>
           <w:b w:val="0"/>
@@ -13801,7 +13710,7 @@
           <w:szCs w:val="26"/>
         </w:rPr>
       </w:pPr>
-      <w:bookmarkStart w:id="33" w:name="_Toc232457147"/>
+      <w:bookmarkStart w:id="33" w:name="_Toc232493542"/>
       <w:r>
         <w:rPr>
           <w:b w:val="0"/>
@@ -14057,7 +13966,14 @@
         <w:rPr>
           <w:color w:val="000000"/>
         </w:rPr>
-        <w:t>Ca răspuns la acest angajament, serverul returnează provocarea matematică și identificatorul de sesiune asociat:</w:t>
+        <w:t xml:space="preserve">Ca răspuns la acest angajament, serverul returnează provocarea matematică și </w:t>
+      </w:r>
+      <w:r>
+        <w:rPr>
+          <w:color w:val="000000"/>
+        </w:rPr>
+        <w:lastRenderedPageBreak/>
+        <w:t>identificatorul de sesiune asociat:</w:t>
       </w:r>
     </w:p>
     <w:p>
@@ -14156,7 +14072,6 @@
         <w:rPr>
           <w:color w:val="000000"/>
         </w:rPr>
-        <w:lastRenderedPageBreak/>
         <w:t>Pe baza provocării recepționate, clientul calculează dovada matematică și o transmite în etapa de verificare, atestând astfel cunoașterea cheii private fără a o expune:</w:t>
       </w:r>
     </w:p>
@@ -14382,7 +14297,7 @@
           <w:szCs w:val="26"/>
         </w:rPr>
       </w:pPr>
-      <w:bookmarkStart w:id="34" w:name="_Toc232457148"/>
+      <w:bookmarkStart w:id="34" w:name="_Toc232493543"/>
       <w:r>
         <w:rPr>
           <w:b w:val="0"/>
@@ -16398,22 +16313,6 @@
     </w:p>
     <w:p>
       <w:pPr>
-        <w:pBdr>
-          <w:top w:val="nil"/>
-          <w:left w:val="nil"/>
-          <w:bottom w:val="nil"/>
-          <w:right w:val="nil"/>
-          <w:between w:val="nil"/>
-        </w:pBdr>
-        <w:jc w:val="both"/>
-        <w:rPr>
-          <w:color w:val="000000"/>
-          <w:lang w:val="ro-RO"/>
-        </w:rPr>
-      </w:pPr>
-    </w:p>
-    <w:p>
-      <w:pPr>
         <w:pStyle w:val="Heading3"/>
         <w:numPr>
           <w:ilvl w:val="2"/>
@@ -16429,7 +16328,7 @@
           <w:szCs w:val="26"/>
         </w:rPr>
       </w:pPr>
-      <w:bookmarkStart w:id="35" w:name="_Toc232457149"/>
+      <w:bookmarkStart w:id="35" w:name="_Toc232493544"/>
       <w:r>
         <w:rPr>
           <w:b w:val="0"/>
@@ -16530,14 +16429,14 @@
         <w:rPr>
           <w:color w:val="000000"/>
         </w:rPr>
-        <w:t xml:space="preserve"> - engl.) între momentul inițierii angajamentului și faza verificării. Pentru sistemele distribuite, este necesară externalizarea acestei stări către o memorie volatilă centralizată. Permisiunile pre-solicitare sunt gestionate riguros prin strategii de partajare a resurselor între origini (Cross-Origin Resource Sharing – engl.). Odată finalizată autorizarea, se recomandă evitarea stocării jetonului de acces în spații locale expuse vulnerabilităților de injecție a scripturilor (Cross-Site Scripting – engl.), fiind indicată încapsularea acestuia în cookie-uri protejate prin </w:t>
+        <w:t xml:space="preserve"> - engl.) între momentul inițierii angajamentului și faza verificării. Pentru sistemele distribuite, este necesară externalizarea acestei stări către o memorie volatilă centralizată. </w:t>
       </w:r>
       <w:r>
         <w:rPr>
           <w:color w:val="000000"/>
         </w:rPr>
         <w:lastRenderedPageBreak/>
-        <w:t xml:space="preserve">directivele </w:t>
+        <w:t xml:space="preserve">Permisiunile pre-solicitare sunt gestionate riguros prin strategii de partajare a resurselor între origini (Cross-Origin Resource Sharing – engl.). Odată finalizată autorizarea, se recomandă evitarea stocării jetonului de acces în spații locale expuse vulnerabilităților de injecție a scripturilor (Cross-Site Scripting – engl.), fiind indicată încapsularea acestuia în cookie-uri protejate prin directivele </w:t>
       </w:r>
       <w:r>
         <w:rPr>
@@ -16635,7 +16534,7 @@
           <w:lang w:val="ro-RO"/>
         </w:rPr>
       </w:pPr>
-      <w:bookmarkStart w:id="36" w:name="_Toc232457150"/>
+      <w:bookmarkStart w:id="36" w:name="_Toc232493545"/>
       <w:r>
         <w:rPr>
           <w:sz w:val="26"/>
@@ -16662,7 +16561,7 @@
           <w:szCs w:val="26"/>
         </w:rPr>
       </w:pPr>
-      <w:bookmarkStart w:id="37" w:name="_Toc232457151"/>
+      <w:bookmarkStart w:id="37" w:name="_Toc232493546"/>
       <w:r>
         <w:rPr>
           <w:b w:val="0"/>
@@ -17084,7 +16983,7 @@
           <w:szCs w:val="26"/>
         </w:rPr>
       </w:pPr>
-      <w:bookmarkStart w:id="38" w:name="_Toc232457152"/>
+      <w:bookmarkStart w:id="38" w:name="_Toc232493547"/>
       <w:r>
         <w:rPr>
           <w:b w:val="0"/>
@@ -17170,7 +17069,7 @@
           <w:szCs w:val="26"/>
         </w:rPr>
       </w:pPr>
-      <w:bookmarkStart w:id="39" w:name="_Toc232457153"/>
+      <w:bookmarkStart w:id="39" w:name="_Toc232493548"/>
       <w:r>
         <w:rPr>
           <w:b w:val="0"/>
@@ -17180,6 +17079,7 @@
           <w:sz w:val="26"/>
           <w:szCs w:val="26"/>
         </w:rPr>
+        <w:lastRenderedPageBreak/>
         <w:t xml:space="preserve">Derivarea cheii private: model teoretic </w:t>
       </w:r>
       <w:r>
@@ -17270,14 +17170,7 @@
         <w:rPr>
           <w:color w:val="000000"/>
         </w:rPr>
-        <w:t xml:space="preserve">cu un salt </w:t>
-      </w:r>
-      <w:r>
-        <w:rPr>
-          <w:color w:val="000000"/>
-        </w:rPr>
-        <w:lastRenderedPageBreak/>
-        <w:t>aleatoriu dedicat fiecărui utilizator, asigurând astfel rezistență sporită la atacuri de tip dicționar și forță brută prin consum deliberat de memorie și timp de calcul.</w:t>
+        <w:t>cu un salt aleatoriu dedicat fiecărui utilizator, asigurând astfel rezistență sporită la atacuri de tip dicționar și forță brută prin consum deliberat de memorie și timp de calcul.</w:t>
       </w:r>
     </w:p>
     <w:p>
@@ -17335,7 +17228,7 @@
         </w:numPr>
         <w:ind w:left="426"/>
       </w:pPr>
-      <w:bookmarkStart w:id="40" w:name="_Toc232457154"/>
+      <w:bookmarkStart w:id="40" w:name="_Toc232493549"/>
       <w:r>
         <w:lastRenderedPageBreak/>
         <w:t xml:space="preserve">Validare </w:t>
@@ -17390,7 +17283,7 @@
           <w:lang w:val="ro-RO"/>
         </w:rPr>
       </w:pPr>
-      <w:bookmarkStart w:id="41" w:name="_Toc232457155"/>
+      <w:bookmarkStart w:id="41" w:name="_Toc232493550"/>
       <w:r>
         <w:rPr>
           <w:sz w:val="26"/>
@@ -17736,7 +17629,7 @@
           <w:lang w:val="ro-RO"/>
         </w:rPr>
       </w:pPr>
-      <w:bookmarkStart w:id="42" w:name="_Toc232457156"/>
+      <w:bookmarkStart w:id="42" w:name="_Toc232493551"/>
       <w:r>
         <w:rPr>
           <w:sz w:val="26"/>
@@ -23917,7 +23810,7 @@
           <w:lang w:val="ro-RO"/>
         </w:rPr>
       </w:pPr>
-      <w:bookmarkStart w:id="43" w:name="_Toc232457157"/>
+      <w:bookmarkStart w:id="43" w:name="_Toc232493552"/>
       <w:r>
         <w:rPr>
           <w:sz w:val="26"/>
@@ -25248,7 +25141,7 @@
         <w:ind w:firstLine="360"/>
         <w:jc w:val="left"/>
       </w:pPr>
-      <w:bookmarkStart w:id="45" w:name="_Toc232457158"/>
+      <w:bookmarkStart w:id="45" w:name="_Toc232493553"/>
       <w:r>
         <w:lastRenderedPageBreak/>
         <w:t>Concluzii</w:t>
@@ -25535,7 +25428,7 @@
         <w:pStyle w:val="Heading1"/>
         <w:ind w:firstLine="360"/>
       </w:pPr>
-      <w:bookmarkStart w:id="46" w:name="_Toc232457159"/>
+      <w:bookmarkStart w:id="46" w:name="_Toc232493554"/>
       <w:r>
         <w:lastRenderedPageBreak/>
         <w:t>Bibliografie</w:t>
@@ -26324,7 +26217,7 @@
         <w:pStyle w:val="Heading1"/>
         <w:ind w:firstLine="360"/>
       </w:pPr>
-      <w:bookmarkStart w:id="48" w:name="_Toc232457160"/>
+      <w:bookmarkStart w:id="48" w:name="_Toc232493555"/>
       <w:bookmarkEnd w:id="47"/>
       <w:r>
         <w:lastRenderedPageBreak/>

--- a/docs/Disertatie_Matei_Rares_7.docx
+++ b/docs/Disertatie_Matei_Rares_7.docx
@@ -688,15 +688,7 @@
           <w:sz w:val="32"/>
           <w:szCs w:val="32"/>
         </w:rPr>
-        <w:t xml:space="preserve">Ing. </w:t>
-      </w:r>
-      <w:r>
-        <w:rPr>
-          <w:color w:val="000000"/>
-          <w:sz w:val="32"/>
-          <w:szCs w:val="32"/>
-        </w:rPr>
-        <w:t>Matei Rareș</w:t>
+        <w:t>Ing. Matei Rareș</w:t>
       </w:r>
     </w:p>
     <w:p>
@@ -1795,14 +1787,12 @@
               <w:rFonts w:ascii="Times New Roman" w:hAnsi="Times New Roman" w:cs="Times New Roman"/>
             </w:rPr>
           </w:pPr>
-          <w:proofErr w:type="spellStart"/>
           <w:r>
             <w:rPr>
               <w:rFonts w:ascii="Times New Roman" w:hAnsi="Times New Roman" w:cs="Times New Roman"/>
             </w:rPr>
             <w:t>Cuprins</w:t>
           </w:r>
-          <w:proofErr w:type="spellEnd"/>
         </w:p>
         <w:p>
           <w:pPr>
@@ -11778,7 +11768,7 @@
           <w:noProof/>
         </w:rPr>
         <w:drawing>
-          <wp:anchor distT="0" distB="0" distL="114300" distR="114300" simplePos="0" relativeHeight="251673600" behindDoc="0" locked="0" layoutInCell="1" allowOverlap="1" wp14:anchorId="5BBC0931" wp14:editId="1D57C284">
+          <wp:anchor distT="0" distB="0" distL="114300" distR="114300" simplePos="0" relativeHeight="251673600" behindDoc="0" locked="0" layoutInCell="1" allowOverlap="1" wp14:anchorId="5BBC0931" wp14:editId="3C544C7B">
             <wp:simplePos x="0" y="0"/>
             <wp:positionH relativeFrom="margin">
               <wp:align>center</wp:align>
@@ -12340,7 +12330,7 @@
         </w:rPr>
         <w:lastRenderedPageBreak/>
         <w:drawing>
-          <wp:anchor distT="0" distB="0" distL="114300" distR="114300" simplePos="0" relativeHeight="251674624" behindDoc="0" locked="0" layoutInCell="1" allowOverlap="1" wp14:anchorId="265ECEC0" wp14:editId="129C9DA0">
+          <wp:anchor distT="0" distB="0" distL="114300" distR="114300" simplePos="0" relativeHeight="251674624" behindDoc="0" locked="0" layoutInCell="1" allowOverlap="1" wp14:anchorId="265ECEC0" wp14:editId="78324A2B">
             <wp:simplePos x="0" y="0"/>
             <wp:positionH relativeFrom="margin">
               <wp:align>center</wp:align>
@@ -12832,6 +12822,32 @@
     </w:p>
     <w:p>
       <w:pPr>
+        <w:pStyle w:val="Heading2"/>
+        <w:numPr>
+          <w:ilvl w:val="1"/>
+          <w:numId w:val="5"/>
+        </w:numPr>
+        <w:ind w:left="426"/>
+        <w:rPr>
+          <w:sz w:val="26"/>
+          <w:szCs w:val="26"/>
+          <w:lang w:val="ro-RO"/>
+        </w:rPr>
+      </w:pPr>
+      <w:bookmarkStart w:id="30" w:name="_Toc232493540"/>
+      <w:r>
+        <w:rPr>
+          <w:sz w:val="26"/>
+          <w:szCs w:val="26"/>
+          <w:lang w:val="ro-RO"/>
+        </w:rPr>
+        <w:lastRenderedPageBreak/>
+        <w:t>Structura și serializarea mesajelor în protocolul HTTP</w:t>
+      </w:r>
+      <w:bookmarkEnd w:id="30"/>
+    </w:p>
+    <w:p>
+      <w:pPr>
         <w:pBdr>
           <w:top w:val="nil"/>
           <w:left w:val="nil"/>
@@ -12842,9 +12858,153 @@
         <w:ind w:firstLine="720"/>
         <w:jc w:val="both"/>
         <w:rPr>
-          <w:color w:val="000000"/>
-        </w:rPr>
-      </w:pPr>
+          <w:color w:val="ED7D31"/>
+        </w:rPr>
+      </w:pPr>
+      <w:bookmarkStart w:id="31" w:name="_du36jjh8mv6j" w:colFirst="0" w:colLast="0"/>
+      <w:bookmarkEnd w:id="31"/>
+      <w:r>
+        <w:rPr>
+          <w:color w:val="000000"/>
+        </w:rPr>
+        <w:t xml:space="preserve"> </w:t>
+      </w:r>
+      <w:r>
+        <w:rPr>
+          <w:color w:val="000000"/>
+        </w:rPr>
+        <w:t xml:space="preserve">Pentru a asigura interoperabilitatea și o comunicare deterministă între client și server, protocolul definește formal schema de date, antetele necesare și formatul mesajelor transmise </w:t>
+      </w:r>
+      <w:r>
+        <w:rPr>
+          <w:color w:val="000000"/>
+        </w:rPr>
+        <w:fldChar w:fldCharType="begin"/>
+      </w:r>
+      <w:r>
+        <w:rPr>
+          <w:color w:val="000000"/>
+        </w:rPr>
+        <w:instrText xml:space="preserve"> ADDIN ZOTERO_ITEM CSL_CITATION {"citationID":"5YuOCEJ4","properties":{"unsorted":false,"formattedCitation":"[36]","plainCitation":"[36]","noteIndex":0},"citationItems":[{"id":78,"uris":["http://zotero.org/users/local/7DTNwTNu/items/72CBZX72"],"itemData":{"id":78,"type":"report","genre":"RFC","number":"7231","publisher":"Internet Engineering Task Force","title":"Hypertext Transfer Protocol (HTTP/1.1): Semantics and Content","URL":"https://datatracker.ietf.org/doc/html/rfc7231","author":[{"family":"Fielding","given":"Roy T."},{"family":"Reschke","given":"Julian"}],"issued":{"date-parts":[["2014"]]}}}],"schema":"https://github.com/citation-style-language/schema/raw/master/csl-citation.json"} </w:instrText>
+      </w:r>
+      <w:r>
+        <w:rPr>
+          <w:color w:val="000000"/>
+        </w:rPr>
+        <w:fldChar w:fldCharType="separate"/>
+      </w:r>
+      <w:r>
+        <w:t>[36]</w:t>
+      </w:r>
+      <w:r>
+        <w:rPr>
+          <w:color w:val="000000"/>
+        </w:rPr>
+        <w:fldChar w:fldCharType="end"/>
+      </w:r>
+      <w:r>
+        <w:rPr>
+          <w:color w:val="000000"/>
+        </w:rPr>
+        <w:t>.</w:t>
+      </w:r>
+    </w:p>
+    <w:p>
+      <w:pPr>
+        <w:pStyle w:val="Heading3"/>
+        <w:numPr>
+          <w:ilvl w:val="2"/>
+          <w:numId w:val="5"/>
+        </w:numPr>
+        <w:ind w:left="426"/>
+        <w:rPr>
+          <w:b w:val="0"/>
+          <w:bCs w:val="0"/>
+          <w:i/>
+          <w:iCs/>
+          <w:sz w:val="26"/>
+          <w:szCs w:val="26"/>
+        </w:rPr>
+      </w:pPr>
+      <w:bookmarkStart w:id="32" w:name="_Toc232493541"/>
+      <w:r>
+        <w:rPr>
+          <w:b w:val="0"/>
+          <w:bCs w:val="0"/>
+          <w:i/>
+          <w:iCs/>
+          <w:sz w:val="26"/>
+          <w:szCs w:val="26"/>
+        </w:rPr>
+        <w:t xml:space="preserve">Antete </w:t>
+      </w:r>
+      <w:r>
+        <w:rPr>
+          <w:b w:val="0"/>
+          <w:bCs w:val="0"/>
+          <w:i/>
+          <w:iCs/>
+          <w:sz w:val="26"/>
+          <w:szCs w:val="26"/>
+        </w:rPr>
+        <w:t>ș</w:t>
+      </w:r>
+      <w:r>
+        <w:rPr>
+          <w:b w:val="0"/>
+          <w:bCs w:val="0"/>
+          <w:i/>
+          <w:iCs/>
+          <w:sz w:val="26"/>
+          <w:szCs w:val="26"/>
+        </w:rPr>
+        <w:t xml:space="preserve">i </w:t>
+      </w:r>
+      <w:r>
+        <w:rPr>
+          <w:b w:val="0"/>
+          <w:bCs w:val="0"/>
+          <w:i/>
+          <w:iCs/>
+          <w:sz w:val="26"/>
+          <w:szCs w:val="26"/>
+        </w:rPr>
+        <w:t>c</w:t>
+      </w:r>
+      <w:r>
+        <w:rPr>
+          <w:b w:val="0"/>
+          <w:bCs w:val="0"/>
+          <w:i/>
+          <w:iCs/>
+          <w:sz w:val="26"/>
+          <w:szCs w:val="26"/>
+        </w:rPr>
+        <w:t>onven</w:t>
+      </w:r>
+      <w:r>
+        <w:rPr>
+          <w:b w:val="0"/>
+          <w:bCs w:val="0"/>
+          <w:i/>
+          <w:iCs/>
+          <w:sz w:val="26"/>
+          <w:szCs w:val="26"/>
+        </w:rPr>
+        <w:t>ț</w:t>
+      </w:r>
+      <w:r>
+        <w:rPr>
+          <w:b w:val="0"/>
+          <w:bCs w:val="0"/>
+          <w:i/>
+          <w:iCs/>
+          <w:sz w:val="26"/>
+          <w:szCs w:val="26"/>
+        </w:rPr>
+        <w:t>ii REST</w:t>
+      </w:r>
+      <w:bookmarkEnd w:id="32"/>
     </w:p>
     <w:p>
       <w:pPr>
@@ -12859,33 +13019,334 @@
         <w:jc w:val="both"/>
         <w:rPr>
           <w:color w:val="000000"/>
-        </w:rPr>
-      </w:pPr>
-    </w:p>
-    <w:p>
-      <w:pPr>
-        <w:pStyle w:val="Heading2"/>
-        <w:numPr>
-          <w:ilvl w:val="1"/>
-          <w:numId w:val="5"/>
-        </w:numPr>
-        <w:ind w:left="426"/>
-        <w:rPr>
-          <w:sz w:val="26"/>
-          <w:szCs w:val="26"/>
-          <w:lang w:val="ro-RO"/>
-        </w:rPr>
-      </w:pPr>
-      <w:bookmarkStart w:id="30" w:name="_Toc232493540"/>
-      <w:r>
-        <w:rPr>
-          <w:sz w:val="26"/>
-          <w:szCs w:val="26"/>
-          <w:lang w:val="ro-RO"/>
-        </w:rPr>
-        <w:t>Structura și serializarea mesajelor în protocolul HTTP</w:t>
-      </w:r>
-      <w:bookmarkEnd w:id="30"/>
+          <w:lang w:val="ro-RO"/>
+        </w:rPr>
+      </w:pPr>
+      <w:r>
+        <w:rPr>
+          <w:color w:val="000000"/>
+          <w:lang w:val="ro-RO"/>
+        </w:rPr>
+        <w:t xml:space="preserve">Interfața expusă este de tip REST (Representational State Transfer – engl.), necesitând utilizarea tipului de conținut </w:t>
+      </w:r>
+      <w:r>
+        <w:rPr>
+          <w:color w:val="000000"/>
+          <w:lang w:val="ro-RO"/>
+        </w:rPr>
+        <w:t>„</w:t>
+      </w:r>
+      <w:r>
+        <w:rPr>
+          <w:color w:val="000000"/>
+          <w:lang w:val="ro-RO"/>
+        </w:rPr>
+        <w:t>application/json</w:t>
+      </w:r>
+      <w:r>
+        <w:rPr>
+          <w:color w:val="000000"/>
+          <w:lang w:val="ro-RO"/>
+        </w:rPr>
+        <w:t>”</w:t>
+      </w:r>
+      <w:r>
+        <w:rPr>
+          <w:color w:val="000000"/>
+          <w:lang w:val="ro-RO"/>
+        </w:rPr>
+        <w:t xml:space="preserve">. Pe lângă antetele standard de autorizare, implementarea emite o serie de antete suplimentare pentru trasabilitate și securitate, precum </w:t>
+      </w:r>
+      <w:r>
+        <w:rPr>
+          <w:color w:val="000000"/>
+          <w:lang w:val="ro-RO"/>
+        </w:rPr>
+        <w:t>„</w:t>
+      </w:r>
+      <w:r>
+        <w:rPr>
+          <w:color w:val="000000"/>
+          <w:lang w:val="ro-RO"/>
+        </w:rPr>
+        <w:t>Request-ID</w:t>
+      </w:r>
+      <w:r>
+        <w:rPr>
+          <w:color w:val="000000"/>
+          <w:lang w:val="ro-RO"/>
+        </w:rPr>
+        <w:t>”</w:t>
+      </w:r>
+      <w:r>
+        <w:rPr>
+          <w:color w:val="000000"/>
+          <w:lang w:val="ro-RO"/>
+        </w:rPr>
+        <w:t xml:space="preserve">, </w:t>
+      </w:r>
+      <w:r>
+        <w:rPr>
+          <w:color w:val="000000"/>
+          <w:lang w:val="ro-RO"/>
+        </w:rPr>
+        <w:t>„</w:t>
+      </w:r>
+      <w:r>
+        <w:rPr>
+          <w:color w:val="000000"/>
+          <w:lang w:val="ro-RO"/>
+        </w:rPr>
+        <w:t>API-Version</w:t>
+      </w:r>
+      <w:r>
+        <w:rPr>
+          <w:color w:val="000000"/>
+          <w:lang w:val="ro-RO"/>
+        </w:rPr>
+        <w:t>”</w:t>
+      </w:r>
+      <w:r>
+        <w:rPr>
+          <w:color w:val="000000"/>
+          <w:lang w:val="ro-RO"/>
+        </w:rPr>
+        <w:t xml:space="preserve">, </w:t>
+      </w:r>
+      <w:r>
+        <w:rPr>
+          <w:color w:val="000000"/>
+          <w:lang w:val="ro-RO"/>
+        </w:rPr>
+        <w:t>„</w:t>
+      </w:r>
+      <w:r>
+        <w:rPr>
+          <w:color w:val="000000"/>
+          <w:lang w:val="ro-RO"/>
+        </w:rPr>
+        <w:t>X-Response-Time</w:t>
+      </w:r>
+      <w:r>
+        <w:rPr>
+          <w:color w:val="000000"/>
+          <w:lang w:val="ro-RO"/>
+        </w:rPr>
+        <w:t>”</w:t>
+      </w:r>
+      <w:r>
+        <w:rPr>
+          <w:color w:val="000000"/>
+          <w:lang w:val="ro-RO"/>
+        </w:rPr>
+        <w:t xml:space="preserve">, </w:t>
+      </w:r>
+      <w:r>
+        <w:rPr>
+          <w:color w:val="000000"/>
+          <w:lang w:val="ro-RO"/>
+        </w:rPr>
+        <w:t>„</w:t>
+      </w:r>
+      <w:r>
+        <w:rPr>
+          <w:color w:val="000000"/>
+          <w:lang w:val="ro-RO"/>
+        </w:rPr>
+        <w:t>Server-Timing</w:t>
+      </w:r>
+      <w:r>
+        <w:rPr>
+          <w:color w:val="000000"/>
+          <w:lang w:val="ro-RO"/>
+        </w:rPr>
+        <w:t>”</w:t>
+      </w:r>
+      <w:r>
+        <w:rPr>
+          <w:color w:val="000000"/>
+          <w:lang w:val="ro-RO"/>
+        </w:rPr>
+        <w:t xml:space="preserve">, </w:t>
+      </w:r>
+      <w:r>
+        <w:rPr>
+          <w:color w:val="000000"/>
+          <w:lang w:val="ro-RO"/>
+        </w:rPr>
+        <w:t>„</w:t>
+      </w:r>
+      <w:r>
+        <w:rPr>
+          <w:color w:val="000000"/>
+          <w:lang w:val="ro-RO"/>
+        </w:rPr>
+        <w:t>X-Content-Type-Options</w:t>
+      </w:r>
+      <w:r>
+        <w:rPr>
+          <w:color w:val="000000"/>
+          <w:lang w:val="ro-RO"/>
+        </w:rPr>
+        <w:t>”</w:t>
+      </w:r>
+      <w:r>
+        <w:rPr>
+          <w:color w:val="000000"/>
+          <w:lang w:val="ro-RO"/>
+        </w:rPr>
+        <w:t xml:space="preserve">, </w:t>
+      </w:r>
+      <w:r>
+        <w:rPr>
+          <w:color w:val="000000"/>
+          <w:lang w:val="ro-RO"/>
+        </w:rPr>
+        <w:t>„</w:t>
+      </w:r>
+      <w:r>
+        <w:rPr>
+          <w:color w:val="000000"/>
+          <w:lang w:val="ro-RO"/>
+        </w:rPr>
+        <w:t>X-Frame-Options</w:t>
+      </w:r>
+      <w:r>
+        <w:rPr>
+          <w:color w:val="000000"/>
+          <w:lang w:val="ro-RO"/>
+        </w:rPr>
+        <w:t>”</w:t>
+      </w:r>
+      <w:r>
+        <w:rPr>
+          <w:color w:val="000000"/>
+          <w:lang w:val="ro-RO"/>
+        </w:rPr>
+        <w:t xml:space="preserve">, </w:t>
+      </w:r>
+      <w:r>
+        <w:rPr>
+          <w:color w:val="000000"/>
+          <w:lang w:val="ro-RO"/>
+        </w:rPr>
+        <w:t>„</w:t>
+      </w:r>
+      <w:r>
+        <w:rPr>
+          <w:color w:val="000000"/>
+          <w:lang w:val="ro-RO"/>
+        </w:rPr>
+        <w:t>Content-Security-Policy</w:t>
+      </w:r>
+      <w:r>
+        <w:rPr>
+          <w:color w:val="000000"/>
+          <w:lang w:val="ro-RO"/>
+        </w:rPr>
+        <w:t>”</w:t>
+      </w:r>
+      <w:r>
+        <w:rPr>
+          <w:color w:val="000000"/>
+          <w:lang w:val="ro-RO"/>
+        </w:rPr>
+        <w:t xml:space="preserve"> și </w:t>
+      </w:r>
+      <w:r>
+        <w:rPr>
+          <w:color w:val="000000"/>
+          <w:lang w:val="ro-RO"/>
+        </w:rPr>
+        <w:t>„</w:t>
+      </w:r>
+      <w:r>
+        <w:rPr>
+          <w:color w:val="000000"/>
+          <w:lang w:val="ro-RO"/>
+        </w:rPr>
+        <w:t>Referrer-Policy</w:t>
+      </w:r>
+      <w:r>
+        <w:rPr>
+          <w:color w:val="000000"/>
+          <w:lang w:val="ro-RO"/>
+        </w:rPr>
+        <w:t>”</w:t>
+      </w:r>
+      <w:r>
+        <w:rPr>
+          <w:color w:val="000000"/>
+          <w:lang w:val="ro-RO"/>
+        </w:rPr>
+        <w:t xml:space="preserve"> </w:t>
+      </w:r>
+      <w:r>
+        <w:rPr>
+          <w:color w:val="000000"/>
+          <w:lang w:val="ro-RO"/>
+        </w:rPr>
+        <w:fldChar w:fldCharType="begin"/>
+      </w:r>
+      <w:r>
+        <w:rPr>
+          <w:color w:val="000000"/>
+          <w:lang w:val="ro-RO"/>
+        </w:rPr>
+        <w:instrText xml:space="preserve"> ADDIN ZOTERO_ITEM CSL_CITATION {"citationID":"l4KCkVfV","properties":{"unsorted":false,"formattedCitation":"[37]","plainCitation":"[37]","noteIndex":0},"citationItems":[{"id":79,"uris":["http://zotero.org/users/local/7DTNwTNu/items/Q2QMQFS4"],"itemData":{"id":79,"type":"document","title":"OWASP Secure Headers Project","URL":"https://owasp.org/www-project-secure-headers/"}}],"schema":"https://github.com/citation-style-language/schema/raw/master/csl-citation.json"} </w:instrText>
+      </w:r>
+      <w:r>
+        <w:rPr>
+          <w:color w:val="000000"/>
+          <w:lang w:val="ro-RO"/>
+        </w:rPr>
+        <w:fldChar w:fldCharType="separate"/>
+      </w:r>
+      <w:r>
+        <w:t>[37]</w:t>
+      </w:r>
+      <w:r>
+        <w:rPr>
+          <w:color w:val="000000"/>
+          <w:lang w:val="ro-RO"/>
+        </w:rPr>
+        <w:fldChar w:fldCharType="end"/>
+      </w:r>
+      <w:r>
+        <w:rPr>
+          <w:color w:val="000000"/>
+          <w:lang w:val="ro-RO"/>
+        </w:rPr>
+        <w:t xml:space="preserve">. În cazul răspunsurilor neautorizate de tip 401, este inclus și antetul </w:t>
+      </w:r>
+      <w:r>
+        <w:rPr>
+          <w:color w:val="000000"/>
+          <w:lang w:val="ro-RO"/>
+        </w:rPr>
+        <w:t>„</w:t>
+      </w:r>
+      <w:r>
+        <w:rPr>
+          <w:color w:val="000000"/>
+          <w:lang w:val="ro-RO"/>
+        </w:rPr>
+        <w:t>WWW-Authenticate</w:t>
+      </w:r>
+      <w:r>
+        <w:rPr>
+          <w:color w:val="000000"/>
+          <w:lang w:val="ro-RO"/>
+        </w:rPr>
+        <w:t>”</w:t>
+      </w:r>
+      <w:r>
+        <w:rPr>
+          <w:color w:val="000000"/>
+          <w:lang w:val="ro-RO"/>
+        </w:rPr>
+        <w:t>. Punctele terminale principale ale arhitecturii sunt definite după cum urmează:</w:t>
+      </w:r>
     </w:p>
     <w:p>
       <w:pPr>
@@ -12899,55 +13360,296 @@
         <w:ind w:firstLine="720"/>
         <w:jc w:val="both"/>
         <w:rPr>
-          <w:color w:val="ED7D31"/>
-        </w:rPr>
-      </w:pPr>
-      <w:bookmarkStart w:id="31" w:name="_du36jjh8mv6j" w:colFirst="0" w:colLast="0"/>
-      <w:bookmarkEnd w:id="31"/>
-      <w:r>
-        <w:rPr>
-          <w:color w:val="000000"/>
-        </w:rPr>
-        <w:t xml:space="preserve"> </w:t>
-      </w:r>
-      <w:r>
-        <w:rPr>
-          <w:color w:val="000000"/>
-        </w:rPr>
-        <w:t xml:space="preserve">Pentru a asigura interoperabilitatea și o comunicare deterministă între client și server, protocolul definește formal schema de date, antetele necesare și formatul mesajelor transmise </w:t>
-      </w:r>
-      <w:r>
-        <w:rPr>
-          <w:color w:val="000000"/>
-        </w:rPr>
-        <w:fldChar w:fldCharType="begin"/>
-      </w:r>
-      <w:r>
-        <w:rPr>
-          <w:color w:val="000000"/>
-        </w:rPr>
-        <w:instrText xml:space="preserve"> ADDIN ZOTERO_ITEM CSL_CITATION {"citationID":"5YuOCEJ4","properties":{"unsorted":false,"formattedCitation":"[36]","plainCitation":"[36]","noteIndex":0},"citationItems":[{"id":78,"uris":["http://zotero.org/users/local/7DTNwTNu/items/72CBZX72"],"itemData":{"id":78,"type":"report","genre":"RFC","number":"7231","publisher":"Internet Engineering Task Force","title":"Hypertext Transfer Protocol (HTTP/1.1): Semantics and Content","URL":"https://datatracker.ietf.org/doc/html/rfc7231","author":[{"family":"Fielding","given":"Roy T."},{"family":"Reschke","given":"Julian"}],"issued":{"date-parts":[["2014"]]}}}],"schema":"https://github.com/citation-style-language/schema/raw/master/csl-citation.json"} </w:instrText>
-      </w:r>
-      <w:r>
-        <w:rPr>
-          <w:color w:val="000000"/>
-        </w:rPr>
-        <w:fldChar w:fldCharType="separate"/>
-      </w:r>
-      <w:r>
-        <w:t>[36]</w:t>
-      </w:r>
-      <w:r>
-        <w:rPr>
-          <w:color w:val="000000"/>
-        </w:rPr>
-        <w:fldChar w:fldCharType="end"/>
-      </w:r>
-      <w:r>
-        <w:rPr>
-          <w:color w:val="000000"/>
-        </w:rPr>
-        <w:t>.</w:t>
+          <w:color w:val="000000"/>
+          <w:lang w:val="ro-RO"/>
+        </w:rPr>
+      </w:pPr>
+    </w:p>
+    <w:p>
+      <w:pPr>
+        <w:widowControl/>
+        <w:pBdr>
+          <w:top w:val="single" w:sz="4" w:space="1" w:color="auto"/>
+          <w:left w:val="single" w:sz="4" w:space="4" w:color="auto"/>
+          <w:bottom w:val="single" w:sz="4" w:space="1" w:color="auto"/>
+          <w:right w:val="single" w:sz="4" w:space="4" w:color="auto"/>
+        </w:pBdr>
+        <w:spacing w:line="285" w:lineRule="atLeast"/>
+        <w:rPr>
+          <w:rFonts w:ascii="Consolas" w:hAnsi="Consolas"/>
+          <w:sz w:val="21"/>
+          <w:szCs w:val="21"/>
+          <w:lang w:val="ro-RO"/>
+        </w:rPr>
+      </w:pPr>
+      <w:r>
+        <w:rPr>
+          <w:rFonts w:ascii="Consolas" w:hAnsi="Consolas"/>
+          <w:sz w:val="21"/>
+          <w:szCs w:val="21"/>
+          <w:lang w:val="ro-RO"/>
+        </w:rPr>
+        <w:t>1</w:t>
+      </w:r>
+      <w:r>
+        <w:rPr>
+          <w:rFonts w:ascii="Consolas" w:hAnsi="Consolas"/>
+          <w:sz w:val="21"/>
+          <w:szCs w:val="21"/>
+          <w:lang w:val="ro-RO"/>
+        </w:rPr>
+        <w:tab/>
+      </w:r>
+      <w:r>
+        <w:rPr>
+          <w:rFonts w:ascii="Consolas" w:hAnsi="Consolas"/>
+          <w:sz w:val="21"/>
+          <w:szCs w:val="21"/>
+          <w:lang w:val="ro-RO"/>
+        </w:rPr>
+        <w:t>/parameters (GET): Publicarea parametrilor criptografici globali P și G.</w:t>
+      </w:r>
+    </w:p>
+    <w:p>
+      <w:pPr>
+        <w:widowControl/>
+        <w:pBdr>
+          <w:top w:val="single" w:sz="4" w:space="1" w:color="auto"/>
+          <w:left w:val="single" w:sz="4" w:space="4" w:color="auto"/>
+          <w:bottom w:val="single" w:sz="4" w:space="1" w:color="auto"/>
+          <w:right w:val="single" w:sz="4" w:space="4" w:color="auto"/>
+        </w:pBdr>
+        <w:spacing w:line="285" w:lineRule="atLeast"/>
+        <w:rPr>
+          <w:rFonts w:ascii="Consolas" w:hAnsi="Consolas"/>
+          <w:sz w:val="21"/>
+          <w:szCs w:val="21"/>
+          <w:lang w:val="ro-RO"/>
+        </w:rPr>
+      </w:pPr>
+      <w:r>
+        <w:rPr>
+          <w:rFonts w:ascii="Consolas" w:hAnsi="Consolas"/>
+          <w:sz w:val="21"/>
+          <w:szCs w:val="21"/>
+          <w:lang w:val="ro-RO"/>
+        </w:rPr>
+        <w:t>2</w:t>
+      </w:r>
+      <w:r>
+        <w:rPr>
+          <w:rFonts w:ascii="Consolas" w:hAnsi="Consolas"/>
+          <w:sz w:val="21"/>
+          <w:szCs w:val="21"/>
+          <w:lang w:val="ro-RO"/>
+        </w:rPr>
+        <w:tab/>
+      </w:r>
+      <w:r>
+        <w:rPr>
+          <w:rFonts w:ascii="Consolas" w:hAnsi="Consolas"/>
+          <w:sz w:val="21"/>
+          <w:szCs w:val="21"/>
+          <w:lang w:val="ro-RO"/>
+        </w:rPr>
+        <w:t>/register (POST): Înregistrarea identificatorului și a valorii publice a secretului.</w:t>
+      </w:r>
+    </w:p>
+    <w:p>
+      <w:pPr>
+        <w:widowControl/>
+        <w:pBdr>
+          <w:top w:val="single" w:sz="4" w:space="1" w:color="auto"/>
+          <w:left w:val="single" w:sz="4" w:space="4" w:color="auto"/>
+          <w:bottom w:val="single" w:sz="4" w:space="1" w:color="auto"/>
+          <w:right w:val="single" w:sz="4" w:space="4" w:color="auto"/>
+        </w:pBdr>
+        <w:spacing w:line="285" w:lineRule="atLeast"/>
+        <w:rPr>
+          <w:rFonts w:ascii="Consolas" w:hAnsi="Consolas"/>
+          <w:sz w:val="21"/>
+          <w:szCs w:val="21"/>
+          <w:lang w:val="ro-RO"/>
+        </w:rPr>
+      </w:pPr>
+      <w:r>
+        <w:rPr>
+          <w:rFonts w:ascii="Consolas" w:hAnsi="Consolas"/>
+          <w:sz w:val="21"/>
+          <w:szCs w:val="21"/>
+          <w:lang w:val="ro-RO"/>
+        </w:rPr>
+        <w:t>3</w:t>
+      </w:r>
+      <w:r>
+        <w:rPr>
+          <w:rFonts w:ascii="Consolas" w:hAnsi="Consolas"/>
+          <w:sz w:val="21"/>
+          <w:szCs w:val="21"/>
+          <w:lang w:val="ro-RO"/>
+        </w:rPr>
+        <w:tab/>
+      </w:r>
+      <w:r>
+        <w:rPr>
+          <w:rFonts w:ascii="Consolas" w:hAnsi="Consolas"/>
+          <w:sz w:val="21"/>
+          <w:szCs w:val="21"/>
+          <w:lang w:val="ro-RO"/>
+        </w:rPr>
+        <w:t>/login/commit (POST): Inițierea autentificării prin transmiterea angajamentului criptografic.</w:t>
+      </w:r>
+    </w:p>
+    <w:p>
+      <w:pPr>
+        <w:widowControl/>
+        <w:pBdr>
+          <w:top w:val="single" w:sz="4" w:space="1" w:color="auto"/>
+          <w:left w:val="single" w:sz="4" w:space="4" w:color="auto"/>
+          <w:bottom w:val="single" w:sz="4" w:space="1" w:color="auto"/>
+          <w:right w:val="single" w:sz="4" w:space="4" w:color="auto"/>
+        </w:pBdr>
+        <w:spacing w:line="285" w:lineRule="atLeast"/>
+        <w:rPr>
+          <w:rFonts w:ascii="Consolas" w:hAnsi="Consolas"/>
+          <w:sz w:val="21"/>
+          <w:szCs w:val="21"/>
+          <w:lang w:val="ro-RO"/>
+        </w:rPr>
+      </w:pPr>
+      <w:r>
+        <w:rPr>
+          <w:rFonts w:ascii="Consolas" w:hAnsi="Consolas"/>
+          <w:sz w:val="21"/>
+          <w:szCs w:val="21"/>
+          <w:lang w:val="ro-RO"/>
+        </w:rPr>
+        <w:t>4</w:t>
+      </w:r>
+      <w:r>
+        <w:rPr>
+          <w:rFonts w:ascii="Consolas" w:hAnsi="Consolas"/>
+          <w:sz w:val="21"/>
+          <w:szCs w:val="21"/>
+          <w:lang w:val="ro-RO"/>
+        </w:rPr>
+        <w:tab/>
+      </w:r>
+      <w:r>
+        <w:rPr>
+          <w:rFonts w:ascii="Consolas" w:hAnsi="Consolas"/>
+          <w:sz w:val="21"/>
+          <w:szCs w:val="21"/>
+          <w:lang w:val="ro-RO"/>
+        </w:rPr>
+        <w:t>/login/verify (POST): Verificarea dovezii matematice și emiterea jetonului.</w:t>
+      </w:r>
+    </w:p>
+    <w:p>
+      <w:pPr>
+        <w:widowControl/>
+        <w:pBdr>
+          <w:top w:val="single" w:sz="4" w:space="1" w:color="auto"/>
+          <w:left w:val="single" w:sz="4" w:space="4" w:color="auto"/>
+          <w:bottom w:val="single" w:sz="4" w:space="1" w:color="auto"/>
+          <w:right w:val="single" w:sz="4" w:space="4" w:color="auto"/>
+        </w:pBdr>
+        <w:spacing w:line="285" w:lineRule="atLeast"/>
+        <w:rPr>
+          <w:rFonts w:ascii="Consolas" w:hAnsi="Consolas"/>
+          <w:sz w:val="21"/>
+          <w:szCs w:val="21"/>
+          <w:lang w:val="ro-RO"/>
+        </w:rPr>
+      </w:pPr>
+      <w:r>
+        <w:rPr>
+          <w:rFonts w:ascii="Consolas" w:hAnsi="Consolas"/>
+          <w:sz w:val="21"/>
+          <w:szCs w:val="21"/>
+          <w:lang w:val="ro-RO"/>
+        </w:rPr>
+        <w:t>5</w:t>
+      </w:r>
+      <w:r>
+        <w:rPr>
+          <w:rFonts w:ascii="Consolas" w:hAnsi="Consolas"/>
+          <w:sz w:val="21"/>
+          <w:szCs w:val="21"/>
+          <w:lang w:val="ro-RO"/>
+        </w:rPr>
+        <w:tab/>
+      </w:r>
+      <w:r>
+        <w:rPr>
+          <w:rFonts w:ascii="Consolas" w:hAnsi="Consolas"/>
+          <w:sz w:val="21"/>
+          <w:szCs w:val="21"/>
+          <w:lang w:val="ro-RO"/>
+        </w:rPr>
+        <w:t>/data (GET, POS</w:t>
+      </w:r>
+      <w:r>
+        <w:rPr>
+          <w:rFonts w:ascii="Consolas" w:hAnsi="Consolas"/>
+          <w:sz w:val="21"/>
+          <w:szCs w:val="21"/>
+          <w:lang w:val="ro-RO"/>
+        </w:rPr>
+        <w:t>T</w:t>
+      </w:r>
+      <w:r>
+        <w:rPr>
+          <w:rFonts w:ascii="Consolas" w:hAnsi="Consolas"/>
+          <w:sz w:val="21"/>
+          <w:szCs w:val="21"/>
+          <w:lang w:val="ro-RO"/>
+        </w:rPr>
+        <w:t>): Accesarea resurselor protejate exclusiv prin jeton.</w:t>
+      </w:r>
+    </w:p>
+    <w:p>
+      <w:pPr>
+        <w:widowControl/>
+        <w:pBdr>
+          <w:top w:val="single" w:sz="4" w:space="1" w:color="auto"/>
+          <w:left w:val="single" w:sz="4" w:space="4" w:color="auto"/>
+          <w:bottom w:val="single" w:sz="4" w:space="1" w:color="auto"/>
+          <w:right w:val="single" w:sz="4" w:space="4" w:color="auto"/>
+        </w:pBdr>
+        <w:spacing w:line="285" w:lineRule="atLeast"/>
+        <w:rPr>
+          <w:rFonts w:ascii="Consolas" w:hAnsi="Consolas"/>
+          <w:sz w:val="21"/>
+          <w:szCs w:val="21"/>
+        </w:rPr>
+      </w:pPr>
+      <w:r>
+        <w:rPr>
+          <w:rFonts w:ascii="Consolas" w:hAnsi="Consolas"/>
+          <w:sz w:val="21"/>
+          <w:szCs w:val="21"/>
+          <w:lang w:val="ro-RO"/>
+        </w:rPr>
+        <w:t>6</w:t>
+      </w:r>
+      <w:r>
+        <w:rPr>
+          <w:rFonts w:ascii="Consolas" w:hAnsi="Consolas"/>
+          <w:sz w:val="21"/>
+          <w:szCs w:val="21"/>
+          <w:lang w:val="ro-RO"/>
+        </w:rPr>
+        <w:tab/>
+      </w:r>
+      <w:r>
+        <w:rPr>
+          <w:rFonts w:ascii="Consolas" w:hAnsi="Consolas"/>
+          <w:sz w:val="21"/>
+          <w:szCs w:val="21"/>
+          <w:lang w:val="ro-RO"/>
+        </w:rPr>
+        <w:t>/oauth/pkce/ și /oauth/simple/ (POST): Fluxuri de autorizare comparativă (Authorization Code – engl.).</w:t>
       </w:r>
     </w:p>
     <w:p>
@@ -12967,7 +13669,7 @@
           <w:szCs w:val="26"/>
         </w:rPr>
       </w:pPr>
-      <w:bookmarkStart w:id="32" w:name="_Toc232493541"/>
+      <w:bookmarkStart w:id="33" w:name="_Toc232493542"/>
       <w:r>
         <w:rPr>
           <w:b w:val="0"/>
@@ -12977,75 +13679,9 @@
           <w:sz w:val="26"/>
           <w:szCs w:val="26"/>
         </w:rPr>
-        <w:t xml:space="preserve">Antete </w:t>
-      </w:r>
-      <w:r>
-        <w:rPr>
-          <w:b w:val="0"/>
-          <w:bCs w:val="0"/>
-          <w:i/>
-          <w:iCs/>
-          <w:sz w:val="26"/>
-          <w:szCs w:val="26"/>
-        </w:rPr>
-        <w:t>ș</w:t>
-      </w:r>
-      <w:r>
-        <w:rPr>
-          <w:b w:val="0"/>
-          <w:bCs w:val="0"/>
-          <w:i/>
-          <w:iCs/>
-          <w:sz w:val="26"/>
-          <w:szCs w:val="26"/>
-        </w:rPr>
-        <w:t xml:space="preserve">i </w:t>
-      </w:r>
-      <w:r>
-        <w:rPr>
-          <w:b w:val="0"/>
-          <w:bCs w:val="0"/>
-          <w:i/>
-          <w:iCs/>
-          <w:sz w:val="26"/>
-          <w:szCs w:val="26"/>
-        </w:rPr>
-        <w:t>c</w:t>
-      </w:r>
-      <w:r>
-        <w:rPr>
-          <w:b w:val="0"/>
-          <w:bCs w:val="0"/>
-          <w:i/>
-          <w:iCs/>
-          <w:sz w:val="26"/>
-          <w:szCs w:val="26"/>
-        </w:rPr>
-        <w:t>onven</w:t>
-      </w:r>
-      <w:r>
-        <w:rPr>
-          <w:b w:val="0"/>
-          <w:bCs w:val="0"/>
-          <w:i/>
-          <w:iCs/>
-          <w:sz w:val="26"/>
-          <w:szCs w:val="26"/>
-        </w:rPr>
-        <w:t>ț</w:t>
-      </w:r>
-      <w:r>
-        <w:rPr>
-          <w:b w:val="0"/>
-          <w:bCs w:val="0"/>
-          <w:i/>
-          <w:iCs/>
-          <w:sz w:val="26"/>
-          <w:szCs w:val="26"/>
-        </w:rPr>
-        <w:t>ii REST</w:t>
-      </w:r>
-      <w:bookmarkEnd w:id="32"/>
+        <w:t>Structura mesajelor</w:t>
+      </w:r>
+      <w:bookmarkEnd w:id="33"/>
     </w:p>
     <w:p>
       <w:pPr>
@@ -13068,325 +13704,7 @@
           <w:color w:val="000000"/>
           <w:lang w:val="ro-RO"/>
         </w:rPr>
-        <w:t xml:space="preserve">Interfața expusă este de tip REST (Representational State Transfer – engl.), necesitând utilizarea tipului de conținut </w:t>
-      </w:r>
-      <w:r>
-        <w:rPr>
-          <w:color w:val="000000"/>
-          <w:lang w:val="ro-RO"/>
-        </w:rPr>
-        <w:t>„</w:t>
-      </w:r>
-      <w:r>
-        <w:rPr>
-          <w:color w:val="000000"/>
-          <w:lang w:val="ro-RO"/>
-        </w:rPr>
-        <w:t>application/json</w:t>
-      </w:r>
-      <w:r>
-        <w:rPr>
-          <w:color w:val="000000"/>
-          <w:lang w:val="ro-RO"/>
-        </w:rPr>
-        <w:t>”</w:t>
-      </w:r>
-      <w:r>
-        <w:rPr>
-          <w:color w:val="000000"/>
-          <w:lang w:val="ro-RO"/>
-        </w:rPr>
-        <w:t xml:space="preserve">. Pe lângă antetele standard de autorizare, implementarea emite o serie de antete suplimentare pentru trasabilitate și securitate, precum </w:t>
-      </w:r>
-      <w:r>
-        <w:rPr>
-          <w:color w:val="000000"/>
-          <w:lang w:val="ro-RO"/>
-        </w:rPr>
-        <w:t>„</w:t>
-      </w:r>
-      <w:r>
-        <w:rPr>
-          <w:color w:val="000000"/>
-          <w:lang w:val="ro-RO"/>
-        </w:rPr>
-        <w:t>Request-ID</w:t>
-      </w:r>
-      <w:r>
-        <w:rPr>
-          <w:color w:val="000000"/>
-          <w:lang w:val="ro-RO"/>
-        </w:rPr>
-        <w:t>”</w:t>
-      </w:r>
-      <w:r>
-        <w:rPr>
-          <w:color w:val="000000"/>
-          <w:lang w:val="ro-RO"/>
-        </w:rPr>
-        <w:t xml:space="preserve">, </w:t>
-      </w:r>
-      <w:r>
-        <w:rPr>
-          <w:color w:val="000000"/>
-          <w:lang w:val="ro-RO"/>
-        </w:rPr>
-        <w:t>„</w:t>
-      </w:r>
-      <w:r>
-        <w:rPr>
-          <w:color w:val="000000"/>
-          <w:lang w:val="ro-RO"/>
-        </w:rPr>
-        <w:t>API-Version</w:t>
-      </w:r>
-      <w:r>
-        <w:rPr>
-          <w:color w:val="000000"/>
-          <w:lang w:val="ro-RO"/>
-        </w:rPr>
-        <w:t>”</w:t>
-      </w:r>
-      <w:r>
-        <w:rPr>
-          <w:color w:val="000000"/>
-          <w:lang w:val="ro-RO"/>
-        </w:rPr>
-        <w:t xml:space="preserve">, </w:t>
-      </w:r>
-      <w:r>
-        <w:rPr>
-          <w:color w:val="000000"/>
-          <w:lang w:val="ro-RO"/>
-        </w:rPr>
-        <w:t>„</w:t>
-      </w:r>
-      <w:r>
-        <w:rPr>
-          <w:color w:val="000000"/>
-          <w:lang w:val="ro-RO"/>
-        </w:rPr>
-        <w:t>X-Response-Time</w:t>
-      </w:r>
-      <w:r>
-        <w:rPr>
-          <w:color w:val="000000"/>
-          <w:lang w:val="ro-RO"/>
-        </w:rPr>
-        <w:t>”</w:t>
-      </w:r>
-      <w:r>
-        <w:rPr>
-          <w:color w:val="000000"/>
-          <w:lang w:val="ro-RO"/>
-        </w:rPr>
-        <w:t xml:space="preserve">, </w:t>
-      </w:r>
-      <w:r>
-        <w:rPr>
-          <w:color w:val="000000"/>
-          <w:lang w:val="ro-RO"/>
-        </w:rPr>
-        <w:t>„</w:t>
-      </w:r>
-      <w:r>
-        <w:rPr>
-          <w:color w:val="000000"/>
-          <w:lang w:val="ro-RO"/>
-        </w:rPr>
-        <w:t>Server-Timing</w:t>
-      </w:r>
-      <w:r>
-        <w:rPr>
-          <w:color w:val="000000"/>
-          <w:lang w:val="ro-RO"/>
-        </w:rPr>
-        <w:t>”</w:t>
-      </w:r>
-      <w:r>
-        <w:rPr>
-          <w:color w:val="000000"/>
-          <w:lang w:val="ro-RO"/>
-        </w:rPr>
-        <w:t xml:space="preserve">, </w:t>
-      </w:r>
-      <w:r>
-        <w:rPr>
-          <w:color w:val="000000"/>
-          <w:lang w:val="ro-RO"/>
-        </w:rPr>
-        <w:t>„</w:t>
-      </w:r>
-      <w:r>
-        <w:rPr>
-          <w:color w:val="000000"/>
-          <w:lang w:val="ro-RO"/>
-        </w:rPr>
-        <w:t>X-Content-Type-Options</w:t>
-      </w:r>
-      <w:r>
-        <w:rPr>
-          <w:color w:val="000000"/>
-          <w:lang w:val="ro-RO"/>
-        </w:rPr>
-        <w:t>”</w:t>
-      </w:r>
-      <w:r>
-        <w:rPr>
-          <w:color w:val="000000"/>
-          <w:lang w:val="ro-RO"/>
-        </w:rPr>
-        <w:t xml:space="preserve">, </w:t>
-      </w:r>
-      <w:r>
-        <w:rPr>
-          <w:color w:val="000000"/>
-          <w:lang w:val="ro-RO"/>
-        </w:rPr>
-        <w:t>„</w:t>
-      </w:r>
-      <w:r>
-        <w:rPr>
-          <w:color w:val="000000"/>
-          <w:lang w:val="ro-RO"/>
-        </w:rPr>
-        <w:t>X-Frame-Options</w:t>
-      </w:r>
-      <w:r>
-        <w:rPr>
-          <w:color w:val="000000"/>
-          <w:lang w:val="ro-RO"/>
-        </w:rPr>
-        <w:t>”</w:t>
-      </w:r>
-      <w:r>
-        <w:rPr>
-          <w:color w:val="000000"/>
-          <w:lang w:val="ro-RO"/>
-        </w:rPr>
-        <w:t xml:space="preserve">, </w:t>
-      </w:r>
-      <w:r>
-        <w:rPr>
-          <w:color w:val="000000"/>
-          <w:lang w:val="ro-RO"/>
-        </w:rPr>
-        <w:t>„</w:t>
-      </w:r>
-      <w:r>
-        <w:rPr>
-          <w:color w:val="000000"/>
-          <w:lang w:val="ro-RO"/>
-        </w:rPr>
-        <w:t>Content-Security-Policy</w:t>
-      </w:r>
-      <w:r>
-        <w:rPr>
-          <w:color w:val="000000"/>
-          <w:lang w:val="ro-RO"/>
-        </w:rPr>
-        <w:t>”</w:t>
-      </w:r>
-      <w:r>
-        <w:rPr>
-          <w:color w:val="000000"/>
-          <w:lang w:val="ro-RO"/>
-        </w:rPr>
-        <w:t xml:space="preserve"> și </w:t>
-      </w:r>
-      <w:r>
-        <w:rPr>
-          <w:color w:val="000000"/>
-          <w:lang w:val="ro-RO"/>
-        </w:rPr>
-        <w:t>„</w:t>
-      </w:r>
-      <w:r>
-        <w:rPr>
-          <w:color w:val="000000"/>
-          <w:lang w:val="ro-RO"/>
-        </w:rPr>
-        <w:t>Referrer-Policy</w:t>
-      </w:r>
-      <w:r>
-        <w:rPr>
-          <w:color w:val="000000"/>
-          <w:lang w:val="ro-RO"/>
-        </w:rPr>
-        <w:t>”</w:t>
-      </w:r>
-      <w:r>
-        <w:rPr>
-          <w:color w:val="000000"/>
-          <w:lang w:val="ro-RO"/>
-        </w:rPr>
-        <w:t xml:space="preserve"> </w:t>
-      </w:r>
-      <w:r>
-        <w:rPr>
-          <w:color w:val="000000"/>
-          <w:lang w:val="ro-RO"/>
-        </w:rPr>
-        <w:fldChar w:fldCharType="begin"/>
-      </w:r>
-      <w:r>
-        <w:rPr>
-          <w:color w:val="000000"/>
-          <w:lang w:val="ro-RO"/>
-        </w:rPr>
-        <w:instrText xml:space="preserve"> ADDIN ZOTERO_ITEM CSL_CITATION {"citationID":"l4KCkVfV","properties":{"unsorted":false,"formattedCitation":"[37]","plainCitation":"[37]","noteIndex":0},"citationItems":[{"id":79,"uris":["http://zotero.org/users/local/7DTNwTNu/items/Q2QMQFS4"],"itemData":{"id":79,"type":"document","title":"OWASP Secure Headers Project","URL":"https://owasp.org/www-project-secure-headers/"}}],"schema":"https://github.com/citation-style-language/schema/raw/master/csl-citation.json"} </w:instrText>
-      </w:r>
-      <w:r>
-        <w:rPr>
-          <w:color w:val="000000"/>
-          <w:lang w:val="ro-RO"/>
-        </w:rPr>
-        <w:fldChar w:fldCharType="separate"/>
-      </w:r>
-      <w:r>
-        <w:t>[37]</w:t>
-      </w:r>
-      <w:r>
-        <w:rPr>
-          <w:color w:val="000000"/>
-          <w:lang w:val="ro-RO"/>
-        </w:rPr>
-        <w:fldChar w:fldCharType="end"/>
-      </w:r>
-      <w:r>
-        <w:rPr>
-          <w:color w:val="000000"/>
-          <w:lang w:val="ro-RO"/>
-        </w:rPr>
-        <w:t xml:space="preserve">. În cazul răspunsurilor neautorizate de tip 401, este inclus și antetul </w:t>
-      </w:r>
-      <w:r>
-        <w:rPr>
-          <w:color w:val="000000"/>
-          <w:lang w:val="ro-RO"/>
-        </w:rPr>
-        <w:t>„</w:t>
-      </w:r>
-      <w:r>
-        <w:rPr>
-          <w:color w:val="000000"/>
-          <w:lang w:val="ro-RO"/>
-        </w:rPr>
-        <w:t>WWW-Authenticate</w:t>
-      </w:r>
-      <w:r>
-        <w:rPr>
-          <w:color w:val="000000"/>
-          <w:lang w:val="ro-RO"/>
-        </w:rPr>
-        <w:t>”</w:t>
-      </w:r>
-      <w:r>
-        <w:rPr>
-          <w:color w:val="000000"/>
-          <w:lang w:val="ro-RO"/>
-        </w:rPr>
-        <w:t>. Punctele terminale principale ale arhitecturii sunt definite după cum urmează:</w:t>
+        <w:t>Valorile numerice de magnitudine extinsă, rezultate din calculele efectuate asupra grupului criptografic, sunt serializate sub formă de șiruri de caractere (strings) reprezentând numere întregi în baza zece. Această convenție de codificare este impusă de absența unui tip nativ pentru numere întregi de precizie arbitrară în specificația JSON, precum și de limitările de precizie ale tipului IEEE 754 disponibil în mediul de execuție JavaScript al clientului web. Pornind de la această convenție, structura sarcinii utile este detaliată în continuare pentru fiecare etapă a protocolului.</w:t>
       </w:r>
     </w:p>
     <w:p>
@@ -13402,327 +13720,14 @@
         <w:jc w:val="both"/>
         <w:rPr>
           <w:color w:val="000000"/>
-          <w:lang w:val="ro-RO"/>
-        </w:rPr>
-      </w:pPr>
-    </w:p>
-    <w:p>
-      <w:pPr>
-        <w:widowControl/>
-        <w:pBdr>
-          <w:top w:val="single" w:sz="4" w:space="1" w:color="auto"/>
-          <w:left w:val="single" w:sz="4" w:space="4" w:color="auto"/>
-          <w:bottom w:val="single" w:sz="4" w:space="1" w:color="auto"/>
-          <w:right w:val="single" w:sz="4" w:space="4" w:color="auto"/>
-        </w:pBdr>
-        <w:spacing w:line="285" w:lineRule="atLeast"/>
-        <w:rPr>
-          <w:rFonts w:ascii="Consolas" w:hAnsi="Consolas"/>
-          <w:sz w:val="21"/>
-          <w:szCs w:val="21"/>
-          <w:lang w:val="ro-RO"/>
-        </w:rPr>
-      </w:pPr>
-      <w:r>
-        <w:rPr>
-          <w:rFonts w:ascii="Consolas" w:hAnsi="Consolas"/>
-          <w:sz w:val="21"/>
-          <w:szCs w:val="21"/>
-          <w:lang w:val="ro-RO"/>
-        </w:rPr>
-        <w:t>1</w:t>
-      </w:r>
-      <w:r>
-        <w:rPr>
-          <w:rFonts w:ascii="Consolas" w:hAnsi="Consolas"/>
-          <w:sz w:val="21"/>
-          <w:szCs w:val="21"/>
-          <w:lang w:val="ro-RO"/>
-        </w:rPr>
-        <w:tab/>
-      </w:r>
-      <w:r>
-        <w:rPr>
-          <w:rFonts w:ascii="Consolas" w:hAnsi="Consolas"/>
-          <w:sz w:val="21"/>
-          <w:szCs w:val="21"/>
-          <w:lang w:val="ro-RO"/>
-        </w:rPr>
-        <w:t>/parameters (GET): Publicarea parametrilor criptografici globali P și G.</w:t>
-      </w:r>
-    </w:p>
-    <w:p>
-      <w:pPr>
-        <w:widowControl/>
-        <w:pBdr>
-          <w:top w:val="single" w:sz="4" w:space="1" w:color="auto"/>
-          <w:left w:val="single" w:sz="4" w:space="4" w:color="auto"/>
-          <w:bottom w:val="single" w:sz="4" w:space="1" w:color="auto"/>
-          <w:right w:val="single" w:sz="4" w:space="4" w:color="auto"/>
-        </w:pBdr>
-        <w:spacing w:line="285" w:lineRule="atLeast"/>
-        <w:rPr>
-          <w:rFonts w:ascii="Consolas" w:hAnsi="Consolas"/>
-          <w:sz w:val="21"/>
-          <w:szCs w:val="21"/>
-          <w:lang w:val="ro-RO"/>
-        </w:rPr>
-      </w:pPr>
-      <w:r>
-        <w:rPr>
-          <w:rFonts w:ascii="Consolas" w:hAnsi="Consolas"/>
-          <w:sz w:val="21"/>
-          <w:szCs w:val="21"/>
-          <w:lang w:val="ro-RO"/>
-        </w:rPr>
-        <w:t>2</w:t>
-      </w:r>
-      <w:r>
-        <w:rPr>
-          <w:rFonts w:ascii="Consolas" w:hAnsi="Consolas"/>
-          <w:sz w:val="21"/>
-          <w:szCs w:val="21"/>
-          <w:lang w:val="ro-RO"/>
-        </w:rPr>
-        <w:tab/>
-      </w:r>
-      <w:r>
-        <w:rPr>
-          <w:rFonts w:ascii="Consolas" w:hAnsi="Consolas"/>
-          <w:sz w:val="21"/>
-          <w:szCs w:val="21"/>
-          <w:lang w:val="ro-RO"/>
-        </w:rPr>
-        <w:t>/register (POST): Înregistrarea identificatorului și a valorii publice a secretului.</w:t>
-      </w:r>
-    </w:p>
-    <w:p>
-      <w:pPr>
-        <w:widowControl/>
-        <w:pBdr>
-          <w:top w:val="single" w:sz="4" w:space="1" w:color="auto"/>
-          <w:left w:val="single" w:sz="4" w:space="4" w:color="auto"/>
-          <w:bottom w:val="single" w:sz="4" w:space="1" w:color="auto"/>
-          <w:right w:val="single" w:sz="4" w:space="4" w:color="auto"/>
-        </w:pBdr>
-        <w:spacing w:line="285" w:lineRule="atLeast"/>
-        <w:rPr>
-          <w:rFonts w:ascii="Consolas" w:hAnsi="Consolas"/>
-          <w:sz w:val="21"/>
-          <w:szCs w:val="21"/>
-          <w:lang w:val="ro-RO"/>
-        </w:rPr>
-      </w:pPr>
-      <w:r>
-        <w:rPr>
-          <w:rFonts w:ascii="Consolas" w:hAnsi="Consolas"/>
-          <w:sz w:val="21"/>
-          <w:szCs w:val="21"/>
-          <w:lang w:val="ro-RO"/>
-        </w:rPr>
-        <w:t>3</w:t>
-      </w:r>
-      <w:r>
-        <w:rPr>
-          <w:rFonts w:ascii="Consolas" w:hAnsi="Consolas"/>
-          <w:sz w:val="21"/>
-          <w:szCs w:val="21"/>
-          <w:lang w:val="ro-RO"/>
-        </w:rPr>
-        <w:tab/>
-      </w:r>
-      <w:r>
-        <w:rPr>
-          <w:rFonts w:ascii="Consolas" w:hAnsi="Consolas"/>
-          <w:sz w:val="21"/>
-          <w:szCs w:val="21"/>
-          <w:lang w:val="ro-RO"/>
-        </w:rPr>
-        <w:t>/login/commit (POST): Inițierea autentificării prin transmiterea angajamentului criptografic.</w:t>
-      </w:r>
-    </w:p>
-    <w:p>
-      <w:pPr>
-        <w:widowControl/>
-        <w:pBdr>
-          <w:top w:val="single" w:sz="4" w:space="1" w:color="auto"/>
-          <w:left w:val="single" w:sz="4" w:space="4" w:color="auto"/>
-          <w:bottom w:val="single" w:sz="4" w:space="1" w:color="auto"/>
-          <w:right w:val="single" w:sz="4" w:space="4" w:color="auto"/>
-        </w:pBdr>
-        <w:spacing w:line="285" w:lineRule="atLeast"/>
-        <w:rPr>
-          <w:rFonts w:ascii="Consolas" w:hAnsi="Consolas"/>
-          <w:sz w:val="21"/>
-          <w:szCs w:val="21"/>
-          <w:lang w:val="ro-RO"/>
-        </w:rPr>
-      </w:pPr>
-      <w:r>
-        <w:rPr>
-          <w:rFonts w:ascii="Consolas" w:hAnsi="Consolas"/>
-          <w:sz w:val="21"/>
-          <w:szCs w:val="21"/>
-          <w:lang w:val="ro-RO"/>
-        </w:rPr>
-        <w:t>4</w:t>
-      </w:r>
-      <w:r>
-        <w:rPr>
-          <w:rFonts w:ascii="Consolas" w:hAnsi="Consolas"/>
-          <w:sz w:val="21"/>
-          <w:szCs w:val="21"/>
-          <w:lang w:val="ro-RO"/>
-        </w:rPr>
-        <w:tab/>
-      </w:r>
-      <w:r>
-        <w:rPr>
-          <w:rFonts w:ascii="Consolas" w:hAnsi="Consolas"/>
-          <w:sz w:val="21"/>
-          <w:szCs w:val="21"/>
-          <w:lang w:val="ro-RO"/>
-        </w:rPr>
-        <w:t>/login/verify (POST): Verificarea dovezii matematice și emiterea jetonului.</w:t>
-      </w:r>
-    </w:p>
-    <w:p>
-      <w:pPr>
-        <w:widowControl/>
-        <w:pBdr>
-          <w:top w:val="single" w:sz="4" w:space="1" w:color="auto"/>
-          <w:left w:val="single" w:sz="4" w:space="4" w:color="auto"/>
-          <w:bottom w:val="single" w:sz="4" w:space="1" w:color="auto"/>
-          <w:right w:val="single" w:sz="4" w:space="4" w:color="auto"/>
-        </w:pBdr>
-        <w:spacing w:line="285" w:lineRule="atLeast"/>
-        <w:rPr>
-          <w:rFonts w:ascii="Consolas" w:hAnsi="Consolas"/>
-          <w:sz w:val="21"/>
-          <w:szCs w:val="21"/>
-          <w:lang w:val="ro-RO"/>
-        </w:rPr>
-      </w:pPr>
-      <w:r>
-        <w:rPr>
-          <w:rFonts w:ascii="Consolas" w:hAnsi="Consolas"/>
-          <w:sz w:val="21"/>
-          <w:szCs w:val="21"/>
-          <w:lang w:val="ro-RO"/>
-        </w:rPr>
-        <w:t>5</w:t>
-      </w:r>
-      <w:r>
-        <w:rPr>
-          <w:rFonts w:ascii="Consolas" w:hAnsi="Consolas"/>
-          <w:sz w:val="21"/>
-          <w:szCs w:val="21"/>
-          <w:lang w:val="ro-RO"/>
-        </w:rPr>
-        <w:tab/>
-      </w:r>
-      <w:r>
-        <w:rPr>
-          <w:rFonts w:ascii="Consolas" w:hAnsi="Consolas"/>
-          <w:sz w:val="21"/>
-          <w:szCs w:val="21"/>
-          <w:lang w:val="ro-RO"/>
-        </w:rPr>
-        <w:t>/data (GET, POS</w:t>
-      </w:r>
-      <w:r>
-        <w:rPr>
-          <w:rFonts w:ascii="Consolas" w:hAnsi="Consolas"/>
-          <w:sz w:val="21"/>
-          <w:szCs w:val="21"/>
-          <w:lang w:val="ro-RO"/>
-        </w:rPr>
-        <w:t>T</w:t>
-      </w:r>
-      <w:r>
-        <w:rPr>
-          <w:rFonts w:ascii="Consolas" w:hAnsi="Consolas"/>
-          <w:sz w:val="21"/>
-          <w:szCs w:val="21"/>
-          <w:lang w:val="ro-RO"/>
-        </w:rPr>
-        <w:t>): Accesarea resurselor protejate exclusiv prin jeton.</w:t>
-      </w:r>
-    </w:p>
-    <w:p>
-      <w:pPr>
-        <w:widowControl/>
-        <w:pBdr>
-          <w:top w:val="single" w:sz="4" w:space="1" w:color="auto"/>
-          <w:left w:val="single" w:sz="4" w:space="4" w:color="auto"/>
-          <w:bottom w:val="single" w:sz="4" w:space="1" w:color="auto"/>
-          <w:right w:val="single" w:sz="4" w:space="4" w:color="auto"/>
-        </w:pBdr>
-        <w:spacing w:line="285" w:lineRule="atLeast"/>
-        <w:rPr>
-          <w:rFonts w:ascii="Consolas" w:hAnsi="Consolas"/>
-          <w:sz w:val="21"/>
-          <w:szCs w:val="21"/>
-        </w:rPr>
-      </w:pPr>
-      <w:r>
-        <w:rPr>
-          <w:rFonts w:ascii="Consolas" w:hAnsi="Consolas"/>
-          <w:sz w:val="21"/>
-          <w:szCs w:val="21"/>
-          <w:lang w:val="ro-RO"/>
-        </w:rPr>
-        <w:t>6</w:t>
-      </w:r>
-      <w:r>
-        <w:rPr>
-          <w:rFonts w:ascii="Consolas" w:hAnsi="Consolas"/>
-          <w:sz w:val="21"/>
-          <w:szCs w:val="21"/>
-          <w:lang w:val="ro-RO"/>
-        </w:rPr>
-        <w:tab/>
-      </w:r>
-      <w:r>
-        <w:rPr>
-          <w:rFonts w:ascii="Consolas" w:hAnsi="Consolas"/>
-          <w:sz w:val="21"/>
-          <w:szCs w:val="21"/>
-          <w:lang w:val="ro-RO"/>
-        </w:rPr>
-        <w:t>/oauth/pkce/ și /oauth/simple/ (POST): Fluxuri de autorizare comparativă (Authorization Code – engl.).</w:t>
-      </w:r>
-    </w:p>
-    <w:p>
-      <w:pPr>
-        <w:pStyle w:val="Heading3"/>
-        <w:numPr>
-          <w:ilvl w:val="2"/>
-          <w:numId w:val="5"/>
-        </w:numPr>
-        <w:ind w:left="426"/>
-        <w:rPr>
-          <w:b w:val="0"/>
-          <w:bCs w:val="0"/>
-          <w:i/>
-          <w:iCs/>
-          <w:sz w:val="26"/>
-          <w:szCs w:val="26"/>
-        </w:rPr>
-      </w:pPr>
-      <w:bookmarkStart w:id="33" w:name="_Toc232493542"/>
-      <w:r>
-        <w:rPr>
-          <w:b w:val="0"/>
-          <w:bCs w:val="0"/>
-          <w:i/>
-          <w:iCs/>
-          <w:sz w:val="26"/>
-          <w:szCs w:val="26"/>
-        </w:rPr>
-        <w:t>Structura mesajelor</w:t>
-      </w:r>
-      <w:bookmarkEnd w:id="33"/>
+        </w:rPr>
+      </w:pPr>
+      <w:r>
+        <w:rPr>
+          <w:color w:val="000000"/>
+        </w:rPr>
+        <w:t>În etapa de înregistrare, clientul transmite identificatorul unic al utilizatorului și cheia publică derivată local:</w:t>
+      </w:r>
     </w:p>
     <w:p>
       <w:pPr>
@@ -13737,15 +13742,52 @@
         <w:jc w:val="both"/>
         <w:rPr>
           <w:color w:val="000000"/>
-          <w:lang w:val="ro-RO"/>
-        </w:rPr>
-      </w:pPr>
-      <w:r>
-        <w:rPr>
-          <w:color w:val="000000"/>
-          <w:lang w:val="ro-RO"/>
-        </w:rPr>
-        <w:t>Valorile numerice de magnitudine extinsă, rezultate din calculele efectuate asupra grupului criptografic, sunt serializate sub formă de șiruri de caractere (strings) reprezentând numere întregi în baza zece. Această convenție de codificare este impusă de absența unui tip nativ pentru numere întregi de precizie arbitrară în specificația JSON, precum și de limitările de precizie ale tipului IEEE 754 disponibil în mediul de execuție JavaScript al clientului web. Pornind de la această convenție, structura sarcinii utile este detaliată în continuare pentru fiecare etapă a protocolului.</w:t>
+        </w:rPr>
+      </w:pPr>
+    </w:p>
+    <w:p>
+      <w:pPr>
+        <w:widowControl/>
+        <w:pBdr>
+          <w:top w:val="single" w:sz="4" w:space="1" w:color="auto"/>
+          <w:left w:val="single" w:sz="4" w:space="4" w:color="auto"/>
+          <w:bottom w:val="single" w:sz="4" w:space="1" w:color="auto"/>
+          <w:right w:val="single" w:sz="4" w:space="4" w:color="auto"/>
+        </w:pBdr>
+        <w:spacing w:line="285" w:lineRule="atLeast"/>
+        <w:rPr>
+          <w:rFonts w:ascii="Consolas" w:hAnsi="Consolas"/>
+          <w:sz w:val="21"/>
+          <w:szCs w:val="21"/>
+          <w:lang w:val="ro-RO"/>
+        </w:rPr>
+      </w:pPr>
+      <w:r>
+        <w:rPr>
+          <w:rFonts w:ascii="Consolas" w:hAnsi="Consolas"/>
+          <w:sz w:val="21"/>
+          <w:szCs w:val="21"/>
+          <w:lang w:val="ro-RO"/>
+        </w:rPr>
+        <w:t>1</w:t>
+      </w:r>
+      <w:r>
+        <w:rPr>
+          <w:rFonts w:ascii="Consolas" w:hAnsi="Consolas"/>
+          <w:sz w:val="21"/>
+          <w:szCs w:val="21"/>
+          <w:lang w:val="ro-RO"/>
+        </w:rPr>
+        <w:tab/>
+      </w:r>
+      <w:r>
+        <w:rPr>
+          <w:rFonts w:ascii="Consolas" w:hAnsi="Consolas"/>
+          <w:sz w:val="21"/>
+          <w:szCs w:val="21"/>
+          <w:lang w:val="ro-RO"/>
+        </w:rPr>
+        <w:t>{ „client_id”: „alice”, „secret_y”: „12345678901234567890” }</w:t>
       </w:r>
     </w:p>
     <w:p>
@@ -13761,14 +13803,9 @@
         <w:jc w:val="both"/>
         <w:rPr>
           <w:color w:val="000000"/>
-        </w:rPr>
-      </w:pPr>
-      <w:r>
-        <w:rPr>
-          <w:color w:val="000000"/>
-        </w:rPr>
-        <w:t>În etapa de înregistrare, clientul transmite identificatorul unic al utilizatorului și cheia publică derivată local:</w:t>
-      </w:r>
+          <w:lang w:val="ro-RO"/>
+        </w:rPr>
+      </w:pPr>
     </w:p>
     <w:p>
       <w:pPr>
@@ -13785,50 +13822,11 @@
           <w:color w:val="000000"/>
         </w:rPr>
       </w:pPr>
-    </w:p>
-    <w:p>
-      <w:pPr>
-        <w:widowControl/>
-        <w:pBdr>
-          <w:top w:val="single" w:sz="4" w:space="1" w:color="auto"/>
-          <w:left w:val="single" w:sz="4" w:space="4" w:color="auto"/>
-          <w:bottom w:val="single" w:sz="4" w:space="1" w:color="auto"/>
-          <w:right w:val="single" w:sz="4" w:space="4" w:color="auto"/>
-        </w:pBdr>
-        <w:spacing w:line="285" w:lineRule="atLeast"/>
-        <w:rPr>
-          <w:rFonts w:ascii="Consolas" w:hAnsi="Consolas"/>
-          <w:sz w:val="21"/>
-          <w:szCs w:val="21"/>
-          <w:lang w:val="ro-RO"/>
-        </w:rPr>
-      </w:pPr>
-      <w:r>
-        <w:rPr>
-          <w:rFonts w:ascii="Consolas" w:hAnsi="Consolas"/>
-          <w:sz w:val="21"/>
-          <w:szCs w:val="21"/>
-          <w:lang w:val="ro-RO"/>
-        </w:rPr>
-        <w:t>1</w:t>
-      </w:r>
-      <w:r>
-        <w:rPr>
-          <w:rFonts w:ascii="Consolas" w:hAnsi="Consolas"/>
-          <w:sz w:val="21"/>
-          <w:szCs w:val="21"/>
-          <w:lang w:val="ro-RO"/>
-        </w:rPr>
-        <w:tab/>
-      </w:r>
-      <w:r>
-        <w:rPr>
-          <w:rFonts w:ascii="Consolas" w:hAnsi="Consolas"/>
-          <w:sz w:val="21"/>
-          <w:szCs w:val="21"/>
-          <w:lang w:val="ro-RO"/>
-        </w:rPr>
-        <w:t>{ „client_id”: „alice”, „secret_y”: „12345678901234567890” }</w:t>
+      <w:r>
+        <w:rPr>
+          <w:color w:val="000000"/>
+        </w:rPr>
+        <w:t>Odată ce identitatea criptografică a fost provizionată, protocolul de autentificare debutează cu etapa de angajament, în care clientul transmite identificatorul și angajamentul criptografic efemer, calculat pe baza valorii aleatorii r:</w:t>
       </w:r>
     </w:p>
     <w:p>
@@ -13844,9 +13842,53 @@
         <w:jc w:val="both"/>
         <w:rPr>
           <w:color w:val="000000"/>
-          <w:lang w:val="ro-RO"/>
-        </w:rPr>
-      </w:pPr>
+        </w:rPr>
+      </w:pPr>
+    </w:p>
+    <w:p>
+      <w:pPr>
+        <w:widowControl/>
+        <w:pBdr>
+          <w:top w:val="single" w:sz="4" w:space="1" w:color="auto"/>
+          <w:left w:val="single" w:sz="4" w:space="4" w:color="auto"/>
+          <w:bottom w:val="single" w:sz="4" w:space="1" w:color="auto"/>
+          <w:right w:val="single" w:sz="4" w:space="4" w:color="auto"/>
+        </w:pBdr>
+        <w:spacing w:line="285" w:lineRule="atLeast"/>
+        <w:rPr>
+          <w:rFonts w:ascii="Consolas" w:hAnsi="Consolas"/>
+          <w:sz w:val="21"/>
+          <w:szCs w:val="21"/>
+          <w:lang w:val="ro-RO"/>
+        </w:rPr>
+      </w:pPr>
+      <w:r>
+        <w:rPr>
+          <w:rFonts w:ascii="Consolas" w:hAnsi="Consolas"/>
+          <w:sz w:val="21"/>
+          <w:szCs w:val="21"/>
+          <w:lang w:val="ro-RO"/>
+        </w:rPr>
+        <w:t>1</w:t>
+      </w:r>
+      <w:r>
+        <w:rPr>
+          <w:rFonts w:ascii="Consolas" w:hAnsi="Consolas"/>
+          <w:sz w:val="21"/>
+          <w:szCs w:val="21"/>
+          <w:lang w:val="ro-RO"/>
+        </w:rPr>
+        <w:tab/>
+      </w:r>
+      <w:r>
+        <w:rPr>
+          <w:rFonts w:ascii="Consolas" w:hAnsi="Consolas"/>
+          <w:sz w:val="21"/>
+          <w:szCs w:val="21"/>
+          <w:lang w:val="ro-RO"/>
+        </w:rPr>
+        <w:t>{ „client_id”: „alice”, „commitment_t”: „98765432109876543210” }</w:t>
+      </w:r>
     </w:p>
     <w:p>
       <w:pPr>
@@ -13863,12 +13905,6 @@
           <w:color w:val="000000"/>
         </w:rPr>
       </w:pPr>
-      <w:r>
-        <w:rPr>
-          <w:color w:val="000000"/>
-        </w:rPr>
-        <w:t>Odată ce identitatea criptografică a fost provizionată, protocolul de autentificare debutează cu etapa de angajament, în care clientul transmite identificatorul și angajamentul criptografic efemer, calculat pe baza valorii aleatorii r:</w:t>
-      </w:r>
     </w:p>
     <w:p>
       <w:pPr>
@@ -13885,50 +13921,11 @@
           <w:color w:val="000000"/>
         </w:rPr>
       </w:pPr>
-    </w:p>
-    <w:p>
-      <w:pPr>
-        <w:widowControl/>
-        <w:pBdr>
-          <w:top w:val="single" w:sz="4" w:space="1" w:color="auto"/>
-          <w:left w:val="single" w:sz="4" w:space="4" w:color="auto"/>
-          <w:bottom w:val="single" w:sz="4" w:space="1" w:color="auto"/>
-          <w:right w:val="single" w:sz="4" w:space="4" w:color="auto"/>
-        </w:pBdr>
-        <w:spacing w:line="285" w:lineRule="atLeast"/>
-        <w:rPr>
-          <w:rFonts w:ascii="Consolas" w:hAnsi="Consolas"/>
-          <w:sz w:val="21"/>
-          <w:szCs w:val="21"/>
-          <w:lang w:val="ro-RO"/>
-        </w:rPr>
-      </w:pPr>
-      <w:r>
-        <w:rPr>
-          <w:rFonts w:ascii="Consolas" w:hAnsi="Consolas"/>
-          <w:sz w:val="21"/>
-          <w:szCs w:val="21"/>
-          <w:lang w:val="ro-RO"/>
-        </w:rPr>
-        <w:t>1</w:t>
-      </w:r>
-      <w:r>
-        <w:rPr>
-          <w:rFonts w:ascii="Consolas" w:hAnsi="Consolas"/>
-          <w:sz w:val="21"/>
-          <w:szCs w:val="21"/>
-          <w:lang w:val="ro-RO"/>
-        </w:rPr>
-        <w:tab/>
-      </w:r>
-      <w:r>
-        <w:rPr>
-          <w:rFonts w:ascii="Consolas" w:hAnsi="Consolas"/>
-          <w:sz w:val="21"/>
-          <w:szCs w:val="21"/>
-          <w:lang w:val="ro-RO"/>
-        </w:rPr>
-        <w:t>{ „client_id”: „alice”, „commitment_t”: „98765432109876543210” }</w:t>
+      <w:r>
+        <w:rPr>
+          <w:color w:val="000000"/>
+        </w:rPr>
+        <w:t>Ca răspuns la acest angajament, serverul returnează provocarea matematică și identificatorul de sesiune asociat:</w:t>
       </w:r>
     </w:p>
     <w:p>
@@ -13949,6 +13946,52 @@
     </w:p>
     <w:p>
       <w:pPr>
+        <w:widowControl/>
+        <w:pBdr>
+          <w:top w:val="single" w:sz="4" w:space="1" w:color="auto"/>
+          <w:left w:val="single" w:sz="4" w:space="4" w:color="auto"/>
+          <w:bottom w:val="single" w:sz="4" w:space="1" w:color="auto"/>
+          <w:right w:val="single" w:sz="4" w:space="4" w:color="auto"/>
+        </w:pBdr>
+        <w:spacing w:line="285" w:lineRule="atLeast"/>
+        <w:rPr>
+          <w:rFonts w:ascii="Consolas" w:hAnsi="Consolas"/>
+          <w:sz w:val="21"/>
+          <w:szCs w:val="21"/>
+          <w:lang w:val="ro-RO"/>
+        </w:rPr>
+      </w:pPr>
+      <w:r>
+        <w:rPr>
+          <w:rFonts w:ascii="Consolas" w:hAnsi="Consolas"/>
+          <w:sz w:val="21"/>
+          <w:szCs w:val="21"/>
+          <w:lang w:val="ro-RO"/>
+        </w:rPr>
+        <w:lastRenderedPageBreak/>
+        <w:t>1</w:t>
+      </w:r>
+      <w:r>
+        <w:rPr>
+          <w:rFonts w:ascii="Consolas" w:hAnsi="Consolas"/>
+          <w:sz w:val="21"/>
+          <w:szCs w:val="21"/>
+          <w:lang w:val="ro-RO"/>
+        </w:rPr>
+        <w:tab/>
+      </w:r>
+      <w:r>
+        <w:rPr>
+          <w:rFonts w:ascii="Consolas" w:hAnsi="Consolas"/>
+          <w:sz w:val="21"/>
+          <w:szCs w:val="21"/>
+          <w:lang w:val="ro-RO"/>
+        </w:rPr>
+        <w:t>{ „challenge_c”: „112233445566778899”, „session_id”: „opaque-session-token” }</w:t>
+      </w:r>
+    </w:p>
+    <w:p>
+      <w:pPr>
         <w:pBdr>
           <w:top w:val="nil"/>
           <w:left w:val="nil"/>
@@ -13962,19 +14005,6 @@
           <w:color w:val="000000"/>
         </w:rPr>
       </w:pPr>
-      <w:r>
-        <w:rPr>
-          <w:color w:val="000000"/>
-        </w:rPr>
-        <w:t xml:space="preserve">Ca răspuns la acest angajament, serverul returnează provocarea matematică și </w:t>
-      </w:r>
-      <w:r>
-        <w:rPr>
-          <w:color w:val="000000"/>
-        </w:rPr>
-        <w:lastRenderedPageBreak/>
-        <w:t>identificatorul de sesiune asociat:</w:t>
-      </w:r>
     </w:p>
     <w:p>
       <w:pPr>
@@ -13991,50 +14021,11 @@
           <w:color w:val="000000"/>
         </w:rPr>
       </w:pPr>
-    </w:p>
-    <w:p>
-      <w:pPr>
-        <w:widowControl/>
-        <w:pBdr>
-          <w:top w:val="single" w:sz="4" w:space="1" w:color="auto"/>
-          <w:left w:val="single" w:sz="4" w:space="4" w:color="auto"/>
-          <w:bottom w:val="single" w:sz="4" w:space="1" w:color="auto"/>
-          <w:right w:val="single" w:sz="4" w:space="4" w:color="auto"/>
-        </w:pBdr>
-        <w:spacing w:line="285" w:lineRule="atLeast"/>
-        <w:rPr>
-          <w:rFonts w:ascii="Consolas" w:hAnsi="Consolas"/>
-          <w:sz w:val="21"/>
-          <w:szCs w:val="21"/>
-          <w:lang w:val="ro-RO"/>
-        </w:rPr>
-      </w:pPr>
-      <w:r>
-        <w:rPr>
-          <w:rFonts w:ascii="Consolas" w:hAnsi="Consolas"/>
-          <w:sz w:val="21"/>
-          <w:szCs w:val="21"/>
-          <w:lang w:val="ro-RO"/>
-        </w:rPr>
-        <w:t>1</w:t>
-      </w:r>
-      <w:r>
-        <w:rPr>
-          <w:rFonts w:ascii="Consolas" w:hAnsi="Consolas"/>
-          <w:sz w:val="21"/>
-          <w:szCs w:val="21"/>
-          <w:lang w:val="ro-RO"/>
-        </w:rPr>
-        <w:tab/>
-      </w:r>
-      <w:r>
-        <w:rPr>
-          <w:rFonts w:ascii="Consolas" w:hAnsi="Consolas"/>
-          <w:sz w:val="21"/>
-          <w:szCs w:val="21"/>
-          <w:lang w:val="ro-RO"/>
-        </w:rPr>
-        <w:t>{ „challenge_c”: „112233445566778899”, „session_id”: „opaque-session-token” }</w:t>
+      <w:r>
+        <w:rPr>
+          <w:color w:val="000000"/>
+        </w:rPr>
+        <w:t>Pe baza provocării recepționate, clientul calculează dovada matematică și o transmite în etapa de verificare, atestând astfel cunoașterea cheii private fără a o expune:</w:t>
       </w:r>
     </w:p>
     <w:p>
@@ -14055,6 +14046,51 @@
     </w:p>
     <w:p>
       <w:pPr>
+        <w:widowControl/>
+        <w:pBdr>
+          <w:top w:val="single" w:sz="4" w:space="1" w:color="auto"/>
+          <w:left w:val="single" w:sz="4" w:space="4" w:color="auto"/>
+          <w:bottom w:val="single" w:sz="4" w:space="1" w:color="auto"/>
+          <w:right w:val="single" w:sz="4" w:space="4" w:color="auto"/>
+        </w:pBdr>
+        <w:spacing w:line="285" w:lineRule="atLeast"/>
+        <w:rPr>
+          <w:rFonts w:ascii="Consolas" w:hAnsi="Consolas"/>
+          <w:sz w:val="21"/>
+          <w:szCs w:val="21"/>
+          <w:lang w:val="ro-RO"/>
+        </w:rPr>
+      </w:pPr>
+      <w:r>
+        <w:rPr>
+          <w:rFonts w:ascii="Consolas" w:hAnsi="Consolas"/>
+          <w:sz w:val="21"/>
+          <w:szCs w:val="21"/>
+          <w:lang w:val="ro-RO"/>
+        </w:rPr>
+        <w:t>1</w:t>
+      </w:r>
+      <w:r>
+        <w:rPr>
+          <w:rFonts w:ascii="Consolas" w:hAnsi="Consolas"/>
+          <w:sz w:val="21"/>
+          <w:szCs w:val="21"/>
+          <w:lang w:val="ro-RO"/>
+        </w:rPr>
+        <w:tab/>
+      </w:r>
+      <w:r>
+        <w:rPr>
+          <w:rFonts w:ascii="Consolas" w:hAnsi="Consolas"/>
+          <w:sz w:val="21"/>
+          <w:szCs w:val="21"/>
+          <w:lang w:val="ro-RO"/>
+        </w:rPr>
+        <w:t>{ „solution_s”: „998877665544332211” }</w:t>
+      </w:r>
+    </w:p>
+    <w:p>
+      <w:pPr>
         <w:pBdr>
           <w:top w:val="nil"/>
           <w:left w:val="nil"/>
@@ -14068,12 +14104,6 @@
           <w:color w:val="000000"/>
         </w:rPr>
       </w:pPr>
-      <w:r>
-        <w:rPr>
-          <w:color w:val="000000"/>
-        </w:rPr>
-        <w:t>Pe baza provocării recepționate, clientul calculează dovada matematică și o transmite în etapa de verificare, atestând astfel cunoașterea cheii private fără a o expune:</w:t>
-      </w:r>
     </w:p>
     <w:p>
       <w:pPr>
@@ -14090,50 +14120,11 @@
           <w:color w:val="000000"/>
         </w:rPr>
       </w:pPr>
-    </w:p>
-    <w:p>
-      <w:pPr>
-        <w:widowControl/>
-        <w:pBdr>
-          <w:top w:val="single" w:sz="4" w:space="1" w:color="auto"/>
-          <w:left w:val="single" w:sz="4" w:space="4" w:color="auto"/>
-          <w:bottom w:val="single" w:sz="4" w:space="1" w:color="auto"/>
-          <w:right w:val="single" w:sz="4" w:space="4" w:color="auto"/>
-        </w:pBdr>
-        <w:spacing w:line="285" w:lineRule="atLeast"/>
-        <w:rPr>
-          <w:rFonts w:ascii="Consolas" w:hAnsi="Consolas"/>
-          <w:sz w:val="21"/>
-          <w:szCs w:val="21"/>
-          <w:lang w:val="ro-RO"/>
-        </w:rPr>
-      </w:pPr>
-      <w:r>
-        <w:rPr>
-          <w:rFonts w:ascii="Consolas" w:hAnsi="Consolas"/>
-          <w:sz w:val="21"/>
-          <w:szCs w:val="21"/>
-          <w:lang w:val="ro-RO"/>
-        </w:rPr>
-        <w:t>1</w:t>
-      </w:r>
-      <w:r>
-        <w:rPr>
-          <w:rFonts w:ascii="Consolas" w:hAnsi="Consolas"/>
-          <w:sz w:val="21"/>
-          <w:szCs w:val="21"/>
-          <w:lang w:val="ro-RO"/>
-        </w:rPr>
-        <w:tab/>
-      </w:r>
-      <w:r>
-        <w:rPr>
-          <w:rFonts w:ascii="Consolas" w:hAnsi="Consolas"/>
-          <w:sz w:val="21"/>
-          <w:szCs w:val="21"/>
-          <w:lang w:val="ro-RO"/>
-        </w:rPr>
-        <w:t>{ „solution_s”: „998877665544332211” }</w:t>
+      <w:r>
+        <w:rPr>
+          <w:color w:val="000000"/>
+        </w:rPr>
+        <w:t>În cazul unei validări reușite, serverul returnează un jeton de acces semnat:</w:t>
       </w:r>
     </w:p>
     <w:p>
@@ -14154,6 +14145,51 @@
     </w:p>
     <w:p>
       <w:pPr>
+        <w:widowControl/>
+        <w:pBdr>
+          <w:top w:val="single" w:sz="4" w:space="1" w:color="auto"/>
+          <w:left w:val="single" w:sz="4" w:space="4" w:color="auto"/>
+          <w:bottom w:val="single" w:sz="4" w:space="1" w:color="auto"/>
+          <w:right w:val="single" w:sz="4" w:space="4" w:color="auto"/>
+        </w:pBdr>
+        <w:spacing w:line="285" w:lineRule="atLeast"/>
+        <w:rPr>
+          <w:rFonts w:ascii="Consolas" w:hAnsi="Consolas"/>
+          <w:sz w:val="21"/>
+          <w:szCs w:val="21"/>
+          <w:lang w:val="ro-RO"/>
+        </w:rPr>
+      </w:pPr>
+      <w:r>
+        <w:rPr>
+          <w:rFonts w:ascii="Consolas" w:hAnsi="Consolas"/>
+          <w:sz w:val="21"/>
+          <w:szCs w:val="21"/>
+          <w:lang w:val="ro-RO"/>
+        </w:rPr>
+        <w:t>1</w:t>
+      </w:r>
+      <w:r>
+        <w:rPr>
+          <w:rFonts w:ascii="Consolas" w:hAnsi="Consolas"/>
+          <w:sz w:val="21"/>
+          <w:szCs w:val="21"/>
+          <w:lang w:val="ro-RO"/>
+        </w:rPr>
+        <w:tab/>
+      </w:r>
+      <w:r>
+        <w:rPr>
+          <w:rFonts w:ascii="Consolas" w:hAnsi="Consolas"/>
+          <w:sz w:val="21"/>
+          <w:szCs w:val="21"/>
+          <w:lang w:val="ro-RO"/>
+        </w:rPr>
+        <w:t>{ „token”: „jwt-string” }</w:t>
+      </w:r>
+    </w:p>
+    <w:p>
+      <w:pPr>
         <w:pBdr>
           <w:top w:val="nil"/>
           <w:left w:val="nil"/>
@@ -14165,14 +14201,9 @@
         <w:jc w:val="both"/>
         <w:rPr>
           <w:color w:val="000000"/>
-        </w:rPr>
-      </w:pPr>
-      <w:r>
-        <w:rPr>
-          <w:color w:val="000000"/>
-        </w:rPr>
-        <w:t>În cazul unei validări reușite, serverul returnează un jeton de acces semnat:</w:t>
-      </w:r>
+          <w:lang w:val="ro-RO"/>
+        </w:rPr>
+      </w:pPr>
     </w:p>
     <w:p>
       <w:pPr>
@@ -14189,51 +14220,115 @@
           <w:color w:val="000000"/>
         </w:rPr>
       </w:pPr>
-    </w:p>
-    <w:p>
-      <w:pPr>
-        <w:widowControl/>
-        <w:pBdr>
-          <w:top w:val="single" w:sz="4" w:space="1" w:color="auto"/>
-          <w:left w:val="single" w:sz="4" w:space="4" w:color="auto"/>
-          <w:bottom w:val="single" w:sz="4" w:space="1" w:color="auto"/>
-          <w:right w:val="single" w:sz="4" w:space="4" w:color="auto"/>
-        </w:pBdr>
-        <w:spacing w:line="285" w:lineRule="atLeast"/>
-        <w:rPr>
-          <w:rFonts w:ascii="Consolas" w:hAnsi="Consolas"/>
-          <w:sz w:val="21"/>
-          <w:szCs w:val="21"/>
-          <w:lang w:val="ro-RO"/>
-        </w:rPr>
-      </w:pPr>
-      <w:r>
-        <w:rPr>
-          <w:rFonts w:ascii="Consolas" w:hAnsi="Consolas"/>
-          <w:sz w:val="21"/>
-          <w:szCs w:val="21"/>
-          <w:lang w:val="ro-RO"/>
-        </w:rPr>
-        <w:t>1</w:t>
-      </w:r>
-      <w:r>
-        <w:rPr>
-          <w:rFonts w:ascii="Consolas" w:hAnsi="Consolas"/>
-          <w:sz w:val="21"/>
-          <w:szCs w:val="21"/>
-          <w:lang w:val="ro-RO"/>
-        </w:rPr>
-        <w:tab/>
-      </w:r>
-      <w:r>
-        <w:rPr>
-          <w:rFonts w:ascii="Consolas" w:hAnsi="Consolas"/>
-          <w:sz w:val="21"/>
-          <w:szCs w:val="21"/>
-          <w:lang w:val="ro-RO"/>
-        </w:rPr>
-        <w:t>{ „token”: „jwt-string” }</w:t>
-      </w:r>
+      <w:r>
+        <w:rPr>
+          <w:color w:val="000000"/>
+        </w:rPr>
+        <w:t>Se constată că niciuna dintre structurile prezentate nu conține parola, cheia privată sau vreun derivat al acestora. Câmpurile vehiculate se limitează la identități publice, valori criptografice efemere și artefacte de sesiune, proprietate care decurge direct din natura protocolului cu cunoștințe zero descris în secțiunea II.1.2</w:t>
+      </w:r>
+      <w:r>
+        <w:rPr>
+          <w:color w:val="000000"/>
+        </w:rPr>
+        <w:t>.</w:t>
+      </w:r>
+    </w:p>
+    <w:p>
+      <w:pPr>
+        <w:pStyle w:val="Heading3"/>
+        <w:numPr>
+          <w:ilvl w:val="2"/>
+          <w:numId w:val="5"/>
+        </w:numPr>
+        <w:ind w:left="426"/>
+        <w:rPr>
+          <w:b w:val="0"/>
+          <w:bCs w:val="0"/>
+          <w:i/>
+          <w:iCs/>
+          <w:sz w:val="26"/>
+          <w:szCs w:val="26"/>
+        </w:rPr>
+      </w:pPr>
+      <w:bookmarkStart w:id="34" w:name="_Toc232493543"/>
+      <w:r>
+        <w:rPr>
+          <w:b w:val="0"/>
+          <w:bCs w:val="0"/>
+          <w:i/>
+          <w:iCs/>
+          <w:sz w:val="26"/>
+          <w:szCs w:val="26"/>
+        </w:rPr>
+        <w:t xml:space="preserve">Semantica și </w:t>
+      </w:r>
+      <w:r>
+        <w:rPr>
+          <w:b w:val="0"/>
+          <w:bCs w:val="0"/>
+          <w:i/>
+          <w:iCs/>
+          <w:sz w:val="26"/>
+          <w:szCs w:val="26"/>
+        </w:rPr>
+        <w:t>d</w:t>
+      </w:r>
+      <w:r>
+        <w:rPr>
+          <w:b w:val="0"/>
+          <w:bCs w:val="0"/>
+          <w:i/>
+          <w:iCs/>
+          <w:sz w:val="26"/>
+          <w:szCs w:val="26"/>
+        </w:rPr>
+        <w:t xml:space="preserve">efinirea </w:t>
+      </w:r>
+      <w:r>
+        <w:rPr>
+          <w:b w:val="0"/>
+          <w:bCs w:val="0"/>
+          <w:i/>
+          <w:iCs/>
+          <w:sz w:val="26"/>
+          <w:szCs w:val="26"/>
+        </w:rPr>
+        <w:t>f</w:t>
+      </w:r>
+      <w:r>
+        <w:rPr>
+          <w:b w:val="0"/>
+          <w:bCs w:val="0"/>
+          <w:i/>
+          <w:iCs/>
+          <w:sz w:val="26"/>
+          <w:szCs w:val="26"/>
+        </w:rPr>
+        <w:t xml:space="preserve">ormală în </w:t>
+      </w:r>
+      <w:r>
+        <w:rPr>
+          <w:b w:val="0"/>
+          <w:bCs w:val="0"/>
+          <w:i/>
+          <w:iCs/>
+          <w:sz w:val="26"/>
+          <w:szCs w:val="26"/>
+        </w:rPr>
+        <w:t>n</w:t>
+      </w:r>
+      <w:r>
+        <w:rPr>
+          <w:b w:val="0"/>
+          <w:bCs w:val="0"/>
+          <w:i/>
+          <w:iCs/>
+          <w:sz w:val="26"/>
+          <w:szCs w:val="26"/>
+        </w:rPr>
+        <w:t>otație ABNF</w:t>
+      </w:r>
+      <w:bookmarkEnd w:id="34"/>
     </w:p>
     <w:p>
       <w:pPr>
@@ -14248,9 +14343,47 @@
         <w:jc w:val="both"/>
         <w:rPr>
           <w:color w:val="000000"/>
-          <w:lang w:val="ro-RO"/>
-        </w:rPr>
-      </w:pPr>
+        </w:rPr>
+      </w:pPr>
+      <w:r>
+        <w:rPr>
+          <w:color w:val="000000"/>
+        </w:rPr>
+        <w:t xml:space="preserve">Fiecare variabilă implicată îndeplinește un rol fundamental în mitigarea vulnerabilităților de rețea. Provocarea generată de server invalidează atacurile de reluare (replay attacks – engl.) impunând o demonstrație temporală unică, în timp ce angajamentul asociază criptografic sesiunea de un element aleatoriu nedezvăluit. Pentru asigurarea standardizării formale, sintaxa se definește prin notația ABNF (Augmented Backus-Naur Form) </w:t>
+      </w:r>
+      <w:r>
+        <w:rPr>
+          <w:color w:val="000000"/>
+        </w:rPr>
+        <w:fldChar w:fldCharType="begin"/>
+      </w:r>
+      <w:r>
+        <w:rPr>
+          <w:color w:val="000000"/>
+        </w:rPr>
+        <w:instrText xml:space="preserve"> ADDIN ZOTERO_ITEM CSL_CITATION {"citationID":"sfD5ffHs","properties":{"unsorted":false,"formattedCitation":"[38]","plainCitation":"[38]","noteIndex":0},"citationItems":[{"id":81,"uris":["http://zotero.org/users/local/7DTNwTNu/items/HRAFWSMY"],"itemData":{"id":81,"type":"report","genre":"RFC","number":"5234","publisher":"Internet Engineering Task Force","title":"Augmented BNF for Syntax Specifications: ABNF","URL":"https://datatracker.ietf.org/doc/html/rfc5234","author":[{"family":"Crocker","given":"Dave"},{"family":"Overell","given":"Paul"}],"issued":{"date-parts":[["2008"]]}}}],"schema":"https://github.com/citation-style-language/schema/raw/master/csl-citation.json"} </w:instrText>
+      </w:r>
+      <w:r>
+        <w:rPr>
+          <w:color w:val="000000"/>
+        </w:rPr>
+        <w:fldChar w:fldCharType="separate"/>
+      </w:r>
+      <w:r>
+        <w:t>[38]</w:t>
+      </w:r>
+      <w:r>
+        <w:rPr>
+          <w:color w:val="000000"/>
+        </w:rPr>
+        <w:fldChar w:fldCharType="end"/>
+      </w:r>
+      <w:r>
+        <w:rPr>
+          <w:color w:val="000000"/>
+        </w:rPr>
+        <w:t>:</w:t>
+      </w:r>
     </w:p>
     <w:p>
       <w:pPr>
@@ -14267,17 +14400,1868 @@
           <w:color w:val="000000"/>
         </w:rPr>
       </w:pPr>
-      <w:r>
-        <w:rPr>
-          <w:color w:val="000000"/>
-        </w:rPr>
-        <w:t>Se constată că niciuna dintre structurile prezentate nu conține parola, cheia privată sau vreun derivat al acestora. Câmpurile vehiculate se limitează la identități publice, valori criptografice efemere și artefacte de sesiune, proprietate care decurge direct din natura protocolului cu cunoștințe zero descris în secțiunea II.1.2</w:t>
-      </w:r>
-      <w:r>
-        <w:rPr>
-          <w:color w:val="000000"/>
+    </w:p>
+    <w:p>
+      <w:pPr>
+        <w:widowControl/>
+        <w:pBdr>
+          <w:top w:val="single" w:sz="4" w:space="1" w:color="auto"/>
+          <w:left w:val="single" w:sz="4" w:space="4" w:color="auto"/>
+          <w:bottom w:val="single" w:sz="4" w:space="1" w:color="auto"/>
+          <w:right w:val="single" w:sz="4" w:space="4" w:color="auto"/>
+        </w:pBdr>
+        <w:spacing w:line="285" w:lineRule="atLeast"/>
+        <w:rPr>
+          <w:rFonts w:ascii="Consolas" w:hAnsi="Consolas"/>
+          <w:sz w:val="21"/>
+          <w:szCs w:val="21"/>
+          <w:lang w:val="ro-RO"/>
+        </w:rPr>
+      </w:pPr>
+      <w:r>
+        <w:rPr>
+          <w:rFonts w:ascii="Consolas" w:hAnsi="Consolas"/>
+          <w:sz w:val="21"/>
+          <w:szCs w:val="21"/>
+          <w:lang w:val="ro-RO"/>
+        </w:rPr>
+        <w:t>1</w:t>
+      </w:r>
+      <w:r>
+        <w:rPr>
+          <w:rFonts w:ascii="Consolas" w:hAnsi="Consolas"/>
+          <w:sz w:val="21"/>
+          <w:szCs w:val="21"/>
+          <w:lang w:val="ro-RO"/>
+        </w:rPr>
+        <w:tab/>
+      </w:r>
+      <w:r>
+        <w:rPr>
+          <w:rFonts w:ascii="Consolas" w:hAnsi="Consolas"/>
+          <w:sz w:val="21"/>
+          <w:szCs w:val="21"/>
+          <w:lang w:val="ro-RO"/>
+        </w:rPr>
+        <w:t xml:space="preserve">client-id          = 1*(ALPHA / DIGIT / </w:t>
+      </w:r>
+      <w:r>
+        <w:rPr>
+          <w:rFonts w:ascii="Consolas" w:hAnsi="Consolas"/>
+          <w:sz w:val="21"/>
+          <w:szCs w:val="21"/>
+          <w:lang w:val="ro-RO"/>
+        </w:rPr>
+        <w:t>„</w:t>
+      </w:r>
+      <w:r>
+        <w:rPr>
+          <w:rFonts w:ascii="Consolas" w:hAnsi="Consolas"/>
+          <w:sz w:val="21"/>
+          <w:szCs w:val="21"/>
+          <w:lang w:val="ro-RO"/>
+        </w:rPr>
+        <w:t>-</w:t>
+      </w:r>
+      <w:r>
+        <w:rPr>
+          <w:rFonts w:ascii="Consolas" w:hAnsi="Consolas"/>
+          <w:sz w:val="21"/>
+          <w:szCs w:val="21"/>
+          <w:lang w:val="ro-RO"/>
+        </w:rPr>
+        <w:t>”</w:t>
+      </w:r>
+      <w:r>
+        <w:rPr>
+          <w:rFonts w:ascii="Consolas" w:hAnsi="Consolas"/>
+          <w:sz w:val="21"/>
+          <w:szCs w:val="21"/>
+          <w:lang w:val="ro-RO"/>
+        </w:rPr>
+        <w:t xml:space="preserve"> / </w:t>
+      </w:r>
+      <w:r>
+        <w:rPr>
+          <w:rFonts w:ascii="Consolas" w:hAnsi="Consolas"/>
+          <w:sz w:val="21"/>
+          <w:szCs w:val="21"/>
+          <w:lang w:val="ro-RO"/>
+        </w:rPr>
+        <w:t>„_”</w:t>
+      </w:r>
+      <w:r>
+        <w:rPr>
+          <w:rFonts w:ascii="Consolas" w:hAnsi="Consolas"/>
+          <w:sz w:val="21"/>
+          <w:szCs w:val="21"/>
+          <w:lang w:val="ro-RO"/>
+        </w:rPr>
+        <w:t>)</w:t>
+      </w:r>
+    </w:p>
+    <w:p>
+      <w:pPr>
+        <w:widowControl/>
+        <w:pBdr>
+          <w:top w:val="single" w:sz="4" w:space="1" w:color="auto"/>
+          <w:left w:val="single" w:sz="4" w:space="4" w:color="auto"/>
+          <w:bottom w:val="single" w:sz="4" w:space="1" w:color="auto"/>
+          <w:right w:val="single" w:sz="4" w:space="4" w:color="auto"/>
+        </w:pBdr>
+        <w:spacing w:line="285" w:lineRule="atLeast"/>
+        <w:rPr>
+          <w:rFonts w:ascii="Consolas" w:hAnsi="Consolas"/>
+          <w:sz w:val="21"/>
+          <w:szCs w:val="21"/>
+          <w:lang w:val="ro-RO"/>
+        </w:rPr>
+      </w:pPr>
+      <w:r>
+        <w:rPr>
+          <w:rFonts w:ascii="Consolas" w:hAnsi="Consolas"/>
+          <w:sz w:val="21"/>
+          <w:szCs w:val="21"/>
+          <w:lang w:val="ro-RO"/>
+        </w:rPr>
+        <w:t>2</w:t>
+      </w:r>
+      <w:r>
+        <w:rPr>
+          <w:rFonts w:ascii="Consolas" w:hAnsi="Consolas"/>
+          <w:sz w:val="21"/>
+          <w:szCs w:val="21"/>
+          <w:lang w:val="ro-RO"/>
+        </w:rPr>
+        <w:tab/>
+      </w:r>
+      <w:r>
+        <w:rPr>
+          <w:rFonts w:ascii="Consolas" w:hAnsi="Consolas"/>
+          <w:sz w:val="21"/>
+          <w:szCs w:val="21"/>
+          <w:lang w:val="ro-RO"/>
+        </w:rPr>
+        <w:t>schnorr-value      = 1*DIGIT</w:t>
+      </w:r>
+    </w:p>
+    <w:p>
+      <w:pPr>
+        <w:widowControl/>
+        <w:pBdr>
+          <w:top w:val="single" w:sz="4" w:space="1" w:color="auto"/>
+          <w:left w:val="single" w:sz="4" w:space="4" w:color="auto"/>
+          <w:bottom w:val="single" w:sz="4" w:space="1" w:color="auto"/>
+          <w:right w:val="single" w:sz="4" w:space="4" w:color="auto"/>
+        </w:pBdr>
+        <w:spacing w:line="285" w:lineRule="atLeast"/>
+        <w:rPr>
+          <w:rFonts w:ascii="Consolas" w:hAnsi="Consolas"/>
+          <w:sz w:val="21"/>
+          <w:szCs w:val="21"/>
+          <w:lang w:val="ro-RO"/>
+        </w:rPr>
+      </w:pPr>
+      <w:r>
+        <w:rPr>
+          <w:rFonts w:ascii="Consolas" w:hAnsi="Consolas"/>
+          <w:sz w:val="21"/>
+          <w:szCs w:val="21"/>
+          <w:lang w:val="ro-RO"/>
+        </w:rPr>
+        <w:t>3</w:t>
+      </w:r>
+      <w:r>
+        <w:rPr>
+          <w:rFonts w:ascii="Consolas" w:hAnsi="Consolas"/>
+          <w:sz w:val="21"/>
+          <w:szCs w:val="21"/>
+          <w:lang w:val="ro-RO"/>
+        </w:rPr>
+        <w:tab/>
+      </w:r>
+      <w:r>
+        <w:rPr>
+          <w:rFonts w:ascii="Consolas" w:hAnsi="Consolas"/>
+          <w:sz w:val="21"/>
+          <w:szCs w:val="21"/>
+          <w:lang w:val="ro-RO"/>
+        </w:rPr>
+        <w:t xml:space="preserve">session-id         = 1*(ALPHA / DIGIT / </w:t>
+      </w:r>
+      <w:r>
+        <w:rPr>
+          <w:rFonts w:ascii="Consolas" w:hAnsi="Consolas"/>
+          <w:sz w:val="21"/>
+          <w:szCs w:val="21"/>
+          <w:lang w:val="ro-RO"/>
+        </w:rPr>
+        <w:t>„</w:t>
+      </w:r>
+      <w:r>
+        <w:rPr>
+          <w:rFonts w:ascii="Consolas" w:hAnsi="Consolas"/>
+          <w:sz w:val="21"/>
+          <w:szCs w:val="21"/>
+          <w:lang w:val="ro-RO"/>
+        </w:rPr>
+        <w:t>-</w:t>
+      </w:r>
+      <w:r>
+        <w:rPr>
+          <w:rFonts w:ascii="Consolas" w:hAnsi="Consolas"/>
+          <w:sz w:val="21"/>
+          <w:szCs w:val="21"/>
+          <w:lang w:val="ro-RO"/>
+        </w:rPr>
+        <w:t>”</w:t>
+      </w:r>
+      <w:r>
+        <w:rPr>
+          <w:rFonts w:ascii="Consolas" w:hAnsi="Consolas"/>
+          <w:sz w:val="21"/>
+          <w:szCs w:val="21"/>
+          <w:lang w:val="ro-RO"/>
+        </w:rPr>
+        <w:t xml:space="preserve"> / </w:t>
+      </w:r>
+      <w:r>
+        <w:rPr>
+          <w:rFonts w:ascii="Consolas" w:hAnsi="Consolas"/>
+          <w:sz w:val="21"/>
+          <w:szCs w:val="21"/>
+          <w:lang w:val="ro-RO"/>
+        </w:rPr>
+        <w:t>„_”</w:t>
+      </w:r>
+      <w:r>
+        <w:rPr>
+          <w:rFonts w:ascii="Consolas" w:hAnsi="Consolas"/>
+          <w:sz w:val="21"/>
+          <w:szCs w:val="21"/>
+          <w:lang w:val="ro-RO"/>
+        </w:rPr>
+        <w:t>)</w:t>
+      </w:r>
+    </w:p>
+    <w:p>
+      <w:pPr>
+        <w:widowControl/>
+        <w:pBdr>
+          <w:top w:val="single" w:sz="4" w:space="1" w:color="auto"/>
+          <w:left w:val="single" w:sz="4" w:space="4" w:color="auto"/>
+          <w:bottom w:val="single" w:sz="4" w:space="1" w:color="auto"/>
+          <w:right w:val="single" w:sz="4" w:space="4" w:color="auto"/>
+        </w:pBdr>
+        <w:spacing w:line="285" w:lineRule="atLeast"/>
+        <w:rPr>
+          <w:rFonts w:ascii="Consolas" w:hAnsi="Consolas"/>
+          <w:sz w:val="21"/>
+          <w:szCs w:val="21"/>
+          <w:lang w:val="ro-RO"/>
+        </w:rPr>
+      </w:pPr>
+      <w:r>
+        <w:rPr>
+          <w:rFonts w:ascii="Consolas" w:hAnsi="Consolas"/>
+          <w:sz w:val="21"/>
+          <w:szCs w:val="21"/>
+          <w:lang w:val="ro-RO"/>
+        </w:rPr>
+        <w:t>4</w:t>
+      </w:r>
+      <w:r>
+        <w:rPr>
+          <w:rFonts w:ascii="Consolas" w:hAnsi="Consolas"/>
+          <w:sz w:val="21"/>
+          <w:szCs w:val="21"/>
+          <w:lang w:val="ro-RO"/>
+        </w:rPr>
+        <w:tab/>
+      </w:r>
+      <w:r>
+        <w:rPr>
+          <w:rFonts w:ascii="Consolas" w:hAnsi="Consolas"/>
+          <w:sz w:val="21"/>
+          <w:szCs w:val="21"/>
+          <w:lang w:val="ro-RO"/>
+        </w:rPr>
+        <w:t xml:space="preserve">jwt-token          = 1*(ALPHA / DIGIT / </w:t>
+      </w:r>
+      <w:r>
+        <w:rPr>
+          <w:rFonts w:ascii="Consolas" w:hAnsi="Consolas"/>
+          <w:sz w:val="21"/>
+          <w:szCs w:val="21"/>
+          <w:lang w:val="ro-RO"/>
+        </w:rPr>
+        <w:t>„</w:t>
+      </w:r>
+      <w:r>
+        <w:rPr>
+          <w:rFonts w:ascii="Consolas" w:hAnsi="Consolas"/>
+          <w:sz w:val="21"/>
+          <w:szCs w:val="21"/>
+          <w:lang w:val="ro-RO"/>
         </w:rPr>
         <w:t>.</w:t>
+      </w:r>
+      <w:r>
+        <w:rPr>
+          <w:rFonts w:ascii="Consolas" w:hAnsi="Consolas"/>
+          <w:sz w:val="21"/>
+          <w:szCs w:val="21"/>
+          <w:lang w:val="ro-RO"/>
+        </w:rPr>
+        <w:t>”</w:t>
+      </w:r>
+      <w:r>
+        <w:rPr>
+          <w:rFonts w:ascii="Consolas" w:hAnsi="Consolas"/>
+          <w:sz w:val="21"/>
+          <w:szCs w:val="21"/>
+          <w:lang w:val="ro-RO"/>
+        </w:rPr>
+        <w:t xml:space="preserve"> / </w:t>
+      </w:r>
+      <w:r>
+        <w:rPr>
+          <w:rFonts w:ascii="Consolas" w:hAnsi="Consolas"/>
+          <w:sz w:val="21"/>
+          <w:szCs w:val="21"/>
+          <w:lang w:val="ro-RO"/>
+        </w:rPr>
+        <w:t>„</w:t>
+      </w:r>
+      <w:r>
+        <w:rPr>
+          <w:rFonts w:ascii="Consolas" w:hAnsi="Consolas"/>
+          <w:sz w:val="21"/>
+          <w:szCs w:val="21"/>
+          <w:lang w:val="ro-RO"/>
+        </w:rPr>
+        <w:t>-</w:t>
+      </w:r>
+      <w:r>
+        <w:rPr>
+          <w:rFonts w:ascii="Consolas" w:hAnsi="Consolas"/>
+          <w:sz w:val="21"/>
+          <w:szCs w:val="21"/>
+          <w:lang w:val="ro-RO"/>
+        </w:rPr>
+        <w:t>”</w:t>
+      </w:r>
+      <w:r>
+        <w:rPr>
+          <w:rFonts w:ascii="Consolas" w:hAnsi="Consolas"/>
+          <w:sz w:val="21"/>
+          <w:szCs w:val="21"/>
+          <w:lang w:val="ro-RO"/>
+        </w:rPr>
+        <w:t xml:space="preserve"> / </w:t>
+      </w:r>
+      <w:r>
+        <w:rPr>
+          <w:rFonts w:ascii="Consolas" w:hAnsi="Consolas"/>
+          <w:sz w:val="21"/>
+          <w:szCs w:val="21"/>
+          <w:lang w:val="ro-RO"/>
+        </w:rPr>
+        <w:t>„_”</w:t>
+      </w:r>
+      <w:r>
+        <w:rPr>
+          <w:rFonts w:ascii="Consolas" w:hAnsi="Consolas"/>
+          <w:sz w:val="21"/>
+          <w:szCs w:val="21"/>
+          <w:lang w:val="ro-RO"/>
+        </w:rPr>
+        <w:t>)</w:t>
+      </w:r>
+    </w:p>
+    <w:p>
+      <w:pPr>
+        <w:widowControl/>
+        <w:pBdr>
+          <w:top w:val="single" w:sz="4" w:space="1" w:color="auto"/>
+          <w:left w:val="single" w:sz="4" w:space="4" w:color="auto"/>
+          <w:bottom w:val="single" w:sz="4" w:space="1" w:color="auto"/>
+          <w:right w:val="single" w:sz="4" w:space="4" w:color="auto"/>
+        </w:pBdr>
+        <w:spacing w:line="285" w:lineRule="atLeast"/>
+        <w:rPr>
+          <w:rFonts w:ascii="Consolas" w:hAnsi="Consolas"/>
+          <w:sz w:val="21"/>
+          <w:szCs w:val="21"/>
+          <w:lang w:val="ro-RO"/>
+        </w:rPr>
+      </w:pPr>
+      <w:r>
+        <w:rPr>
+          <w:rFonts w:ascii="Consolas" w:hAnsi="Consolas"/>
+          <w:sz w:val="21"/>
+          <w:szCs w:val="21"/>
+          <w:lang w:val="ro-RO"/>
+        </w:rPr>
+        <w:t>5</w:t>
+      </w:r>
+      <w:r>
+        <w:rPr>
+          <w:rFonts w:ascii="Consolas" w:hAnsi="Consolas"/>
+          <w:sz w:val="21"/>
+          <w:szCs w:val="21"/>
+          <w:lang w:val="ro-RO"/>
+        </w:rPr>
+        <w:tab/>
+      </w:r>
+      <w:r>
+        <w:rPr>
+          <w:rFonts w:ascii="Consolas" w:hAnsi="Consolas"/>
+          <w:sz w:val="21"/>
+          <w:szCs w:val="21"/>
+          <w:lang w:val="ro-RO"/>
+        </w:rPr>
+        <w:t>q-string           = DQUOTE 1*(VCHAR / SP) DQUOTE</w:t>
+      </w:r>
+    </w:p>
+    <w:p>
+      <w:pPr>
+        <w:widowControl/>
+        <w:pBdr>
+          <w:top w:val="single" w:sz="4" w:space="1" w:color="auto"/>
+          <w:left w:val="single" w:sz="4" w:space="4" w:color="auto"/>
+          <w:bottom w:val="single" w:sz="4" w:space="1" w:color="auto"/>
+          <w:right w:val="single" w:sz="4" w:space="4" w:color="auto"/>
+        </w:pBdr>
+        <w:spacing w:line="285" w:lineRule="atLeast"/>
+        <w:rPr>
+          <w:rFonts w:ascii="Consolas" w:hAnsi="Consolas"/>
+          <w:sz w:val="21"/>
+          <w:szCs w:val="21"/>
+          <w:lang w:val="ro-RO"/>
+        </w:rPr>
+      </w:pPr>
+      <w:r>
+        <w:rPr>
+          <w:rFonts w:ascii="Consolas" w:hAnsi="Consolas"/>
+          <w:sz w:val="21"/>
+          <w:szCs w:val="21"/>
+          <w:lang w:val="ro-RO"/>
+        </w:rPr>
+        <w:t>6</w:t>
+      </w:r>
+      <w:r>
+        <w:rPr>
+          <w:rFonts w:ascii="Consolas" w:hAnsi="Consolas"/>
+          <w:sz w:val="21"/>
+          <w:szCs w:val="21"/>
+          <w:lang w:val="ro-RO"/>
+        </w:rPr>
+        <w:tab/>
+      </w:r>
+      <w:r>
+        <w:rPr>
+          <w:rFonts w:ascii="Consolas" w:hAnsi="Consolas"/>
+          <w:sz w:val="21"/>
+          <w:szCs w:val="21"/>
+          <w:lang w:val="ro-RO"/>
+        </w:rPr>
+        <w:t xml:space="preserve">registration-payload  = </w:t>
+      </w:r>
+      <w:r>
+        <w:rPr>
+          <w:rFonts w:ascii="Consolas" w:hAnsi="Consolas"/>
+          <w:sz w:val="21"/>
+          <w:szCs w:val="21"/>
+          <w:lang w:val="ro-RO"/>
+        </w:rPr>
+        <w:t>„</w:t>
+      </w:r>
+      <w:r>
+        <w:rPr>
+          <w:rFonts w:ascii="Consolas" w:hAnsi="Consolas"/>
+          <w:sz w:val="21"/>
+          <w:szCs w:val="21"/>
+          <w:lang w:val="ro-RO"/>
+        </w:rPr>
+        <w:t>{</w:t>
+      </w:r>
+      <w:r>
+        <w:rPr>
+          <w:rFonts w:ascii="Consolas" w:hAnsi="Consolas"/>
+          <w:sz w:val="21"/>
+          <w:szCs w:val="21"/>
+          <w:lang w:val="ro-RO"/>
+        </w:rPr>
+        <w:t>„</w:t>
+      </w:r>
+      <w:r>
+        <w:rPr>
+          <w:rFonts w:ascii="Consolas" w:hAnsi="Consolas"/>
+          <w:sz w:val="21"/>
+          <w:szCs w:val="21"/>
+          <w:lang w:val="ro-RO"/>
+        </w:rPr>
+        <w:t xml:space="preserve"> DQUOTE </w:t>
+      </w:r>
+      <w:r>
+        <w:rPr>
+          <w:rFonts w:ascii="Consolas" w:hAnsi="Consolas"/>
+          <w:sz w:val="21"/>
+          <w:szCs w:val="21"/>
+          <w:lang w:val="ro-RO"/>
+        </w:rPr>
+        <w:t>„</w:t>
+      </w:r>
+      <w:r>
+        <w:rPr>
+          <w:rFonts w:ascii="Consolas" w:hAnsi="Consolas"/>
+          <w:sz w:val="21"/>
+          <w:szCs w:val="21"/>
+          <w:lang w:val="ro-RO"/>
+        </w:rPr>
+        <w:t>client_id</w:t>
+      </w:r>
+      <w:r>
+        <w:rPr>
+          <w:rFonts w:ascii="Consolas" w:hAnsi="Consolas"/>
+          <w:sz w:val="21"/>
+          <w:szCs w:val="21"/>
+          <w:lang w:val="ro-RO"/>
+        </w:rPr>
+        <w:t>”</w:t>
+      </w:r>
+      <w:r>
+        <w:rPr>
+          <w:rFonts w:ascii="Consolas" w:hAnsi="Consolas"/>
+          <w:sz w:val="21"/>
+          <w:szCs w:val="21"/>
+          <w:lang w:val="ro-RO"/>
+        </w:rPr>
+        <w:t xml:space="preserve"> DQUOTE </w:t>
+      </w:r>
+      <w:r>
+        <w:rPr>
+          <w:rFonts w:ascii="Consolas" w:hAnsi="Consolas"/>
+          <w:sz w:val="21"/>
+          <w:szCs w:val="21"/>
+          <w:lang w:val="ro-RO"/>
+        </w:rPr>
+        <w:t>„</w:t>
+      </w:r>
+      <w:r>
+        <w:rPr>
+          <w:rFonts w:ascii="Consolas" w:hAnsi="Consolas"/>
+          <w:sz w:val="21"/>
+          <w:szCs w:val="21"/>
+          <w:lang w:val="ro-RO"/>
+        </w:rPr>
+        <w:t>:</w:t>
+      </w:r>
+      <w:r>
+        <w:rPr>
+          <w:rFonts w:ascii="Consolas" w:hAnsi="Consolas"/>
+          <w:sz w:val="21"/>
+          <w:szCs w:val="21"/>
+          <w:lang w:val="ro-RO"/>
+        </w:rPr>
+        <w:t>”</w:t>
+      </w:r>
+      <w:r>
+        <w:rPr>
+          <w:rFonts w:ascii="Consolas" w:hAnsi="Consolas"/>
+          <w:sz w:val="21"/>
+          <w:szCs w:val="21"/>
+          <w:lang w:val="ro-RO"/>
+        </w:rPr>
+        <w:t xml:space="preserve"> q-string</w:t>
+      </w:r>
+    </w:p>
+    <w:p>
+      <w:pPr>
+        <w:widowControl/>
+        <w:pBdr>
+          <w:top w:val="single" w:sz="4" w:space="1" w:color="auto"/>
+          <w:left w:val="single" w:sz="4" w:space="4" w:color="auto"/>
+          <w:bottom w:val="single" w:sz="4" w:space="1" w:color="auto"/>
+          <w:right w:val="single" w:sz="4" w:space="4" w:color="auto"/>
+        </w:pBdr>
+        <w:spacing w:line="285" w:lineRule="atLeast"/>
+        <w:rPr>
+          <w:rFonts w:ascii="Consolas" w:hAnsi="Consolas"/>
+          <w:sz w:val="21"/>
+          <w:szCs w:val="21"/>
+          <w:lang w:val="ro-RO"/>
+        </w:rPr>
+      </w:pPr>
+      <w:r>
+        <w:rPr>
+          <w:rFonts w:ascii="Consolas" w:hAnsi="Consolas"/>
+          <w:sz w:val="21"/>
+          <w:szCs w:val="21"/>
+          <w:lang w:val="ro-RO"/>
+        </w:rPr>
+        <w:t xml:space="preserve">                        </w:t>
+      </w:r>
+      <w:r>
+        <w:rPr>
+          <w:rFonts w:ascii="Consolas" w:hAnsi="Consolas"/>
+          <w:sz w:val="21"/>
+          <w:szCs w:val="21"/>
+          <w:lang w:val="ro-RO"/>
+        </w:rPr>
+        <w:t>„</w:t>
+      </w:r>
+      <w:r>
+        <w:rPr>
+          <w:rFonts w:ascii="Consolas" w:hAnsi="Consolas"/>
+          <w:sz w:val="21"/>
+          <w:szCs w:val="21"/>
+          <w:lang w:val="ro-RO"/>
+        </w:rPr>
+        <w:t>,</w:t>
+      </w:r>
+      <w:r>
+        <w:rPr>
+          <w:rFonts w:ascii="Consolas" w:hAnsi="Consolas"/>
+          <w:sz w:val="21"/>
+          <w:szCs w:val="21"/>
+          <w:lang w:val="ro-RO"/>
+        </w:rPr>
+        <w:t>”</w:t>
+      </w:r>
+      <w:r>
+        <w:rPr>
+          <w:rFonts w:ascii="Consolas" w:hAnsi="Consolas"/>
+          <w:sz w:val="21"/>
+          <w:szCs w:val="21"/>
+          <w:lang w:val="ro-RO"/>
+        </w:rPr>
+        <w:t xml:space="preserve"> DQUOTE </w:t>
+      </w:r>
+      <w:r>
+        <w:rPr>
+          <w:rFonts w:ascii="Consolas" w:hAnsi="Consolas"/>
+          <w:sz w:val="21"/>
+          <w:szCs w:val="21"/>
+          <w:lang w:val="ro-RO"/>
+        </w:rPr>
+        <w:t>„</w:t>
+      </w:r>
+      <w:r>
+        <w:rPr>
+          <w:rFonts w:ascii="Consolas" w:hAnsi="Consolas"/>
+          <w:sz w:val="21"/>
+          <w:szCs w:val="21"/>
+          <w:lang w:val="ro-RO"/>
+        </w:rPr>
+        <w:t>secret_y</w:t>
+      </w:r>
+      <w:r>
+        <w:rPr>
+          <w:rFonts w:ascii="Consolas" w:hAnsi="Consolas"/>
+          <w:sz w:val="21"/>
+          <w:szCs w:val="21"/>
+          <w:lang w:val="ro-RO"/>
+        </w:rPr>
+        <w:t>”</w:t>
+      </w:r>
+      <w:r>
+        <w:rPr>
+          <w:rFonts w:ascii="Consolas" w:hAnsi="Consolas"/>
+          <w:sz w:val="21"/>
+          <w:szCs w:val="21"/>
+          <w:lang w:val="ro-RO"/>
+        </w:rPr>
+        <w:t xml:space="preserve"> DQUOTE </w:t>
+      </w:r>
+      <w:r>
+        <w:rPr>
+          <w:rFonts w:ascii="Consolas" w:hAnsi="Consolas"/>
+          <w:sz w:val="21"/>
+          <w:szCs w:val="21"/>
+          <w:lang w:val="ro-RO"/>
+        </w:rPr>
+        <w:t>„</w:t>
+      </w:r>
+      <w:r>
+        <w:rPr>
+          <w:rFonts w:ascii="Consolas" w:hAnsi="Consolas"/>
+          <w:sz w:val="21"/>
+          <w:szCs w:val="21"/>
+          <w:lang w:val="ro-RO"/>
+        </w:rPr>
+        <w:t>:</w:t>
+      </w:r>
+      <w:r>
+        <w:rPr>
+          <w:rFonts w:ascii="Consolas" w:hAnsi="Consolas"/>
+          <w:sz w:val="21"/>
+          <w:szCs w:val="21"/>
+          <w:lang w:val="ro-RO"/>
+        </w:rPr>
+        <w:t>”</w:t>
+      </w:r>
+      <w:r>
+        <w:rPr>
+          <w:rFonts w:ascii="Consolas" w:hAnsi="Consolas"/>
+          <w:sz w:val="21"/>
+          <w:szCs w:val="21"/>
+          <w:lang w:val="ro-RO"/>
+        </w:rPr>
+        <w:t xml:space="preserve"> q-string </w:t>
+      </w:r>
+      <w:r>
+        <w:rPr>
+          <w:rFonts w:ascii="Consolas" w:hAnsi="Consolas"/>
+          <w:sz w:val="21"/>
+          <w:szCs w:val="21"/>
+          <w:lang w:val="ro-RO"/>
+        </w:rPr>
+        <w:t>„</w:t>
+      </w:r>
+      <w:r>
+        <w:rPr>
+          <w:rFonts w:ascii="Consolas" w:hAnsi="Consolas"/>
+          <w:sz w:val="21"/>
+          <w:szCs w:val="21"/>
+          <w:lang w:val="ro-RO"/>
+        </w:rPr>
+        <w:t>}</w:t>
+      </w:r>
+      <w:r>
+        <w:rPr>
+          <w:rFonts w:ascii="Consolas" w:hAnsi="Consolas"/>
+          <w:sz w:val="21"/>
+          <w:szCs w:val="21"/>
+          <w:lang w:val="ro-RO"/>
+        </w:rPr>
+        <w:t>”</w:t>
+      </w:r>
+    </w:p>
+    <w:p>
+      <w:pPr>
+        <w:widowControl/>
+        <w:pBdr>
+          <w:top w:val="single" w:sz="4" w:space="1" w:color="auto"/>
+          <w:left w:val="single" w:sz="4" w:space="4" w:color="auto"/>
+          <w:bottom w:val="single" w:sz="4" w:space="1" w:color="auto"/>
+          <w:right w:val="single" w:sz="4" w:space="4" w:color="auto"/>
+        </w:pBdr>
+        <w:spacing w:line="285" w:lineRule="atLeast"/>
+        <w:rPr>
+          <w:rFonts w:ascii="Consolas" w:hAnsi="Consolas"/>
+          <w:sz w:val="21"/>
+          <w:szCs w:val="21"/>
+          <w:lang w:val="ro-RO"/>
+        </w:rPr>
+      </w:pPr>
+      <w:r>
+        <w:rPr>
+          <w:rFonts w:ascii="Consolas" w:hAnsi="Consolas"/>
+          <w:sz w:val="21"/>
+          <w:szCs w:val="21"/>
+          <w:lang w:val="ro-RO"/>
+        </w:rPr>
+        <w:t>7</w:t>
+      </w:r>
+      <w:r>
+        <w:rPr>
+          <w:rFonts w:ascii="Consolas" w:hAnsi="Consolas"/>
+          <w:sz w:val="21"/>
+          <w:szCs w:val="21"/>
+          <w:lang w:val="ro-RO"/>
+        </w:rPr>
+        <w:tab/>
+      </w:r>
+      <w:r>
+        <w:rPr>
+          <w:rFonts w:ascii="Consolas" w:hAnsi="Consolas"/>
+          <w:sz w:val="21"/>
+          <w:szCs w:val="21"/>
+          <w:lang w:val="ro-RO"/>
+        </w:rPr>
+        <w:t xml:space="preserve">commitment-payload    = </w:t>
+      </w:r>
+      <w:r>
+        <w:rPr>
+          <w:rFonts w:ascii="Consolas" w:hAnsi="Consolas"/>
+          <w:sz w:val="21"/>
+          <w:szCs w:val="21"/>
+          <w:lang w:val="ro-RO"/>
+        </w:rPr>
+        <w:t>„</w:t>
+      </w:r>
+      <w:r>
+        <w:rPr>
+          <w:rFonts w:ascii="Consolas" w:hAnsi="Consolas"/>
+          <w:sz w:val="21"/>
+          <w:szCs w:val="21"/>
+          <w:lang w:val="ro-RO"/>
+        </w:rPr>
+        <w:t>{</w:t>
+      </w:r>
+      <w:r>
+        <w:rPr>
+          <w:rFonts w:ascii="Consolas" w:hAnsi="Consolas"/>
+          <w:sz w:val="21"/>
+          <w:szCs w:val="21"/>
+          <w:lang w:val="ro-RO"/>
+        </w:rPr>
+        <w:t>„</w:t>
+      </w:r>
+      <w:r>
+        <w:rPr>
+          <w:rFonts w:ascii="Consolas" w:hAnsi="Consolas"/>
+          <w:sz w:val="21"/>
+          <w:szCs w:val="21"/>
+          <w:lang w:val="ro-RO"/>
+        </w:rPr>
+        <w:t xml:space="preserve"> DQUOTE </w:t>
+      </w:r>
+      <w:r>
+        <w:rPr>
+          <w:rFonts w:ascii="Consolas" w:hAnsi="Consolas"/>
+          <w:sz w:val="21"/>
+          <w:szCs w:val="21"/>
+          <w:lang w:val="ro-RO"/>
+        </w:rPr>
+        <w:t>„</w:t>
+      </w:r>
+      <w:r>
+        <w:rPr>
+          <w:rFonts w:ascii="Consolas" w:hAnsi="Consolas"/>
+          <w:sz w:val="21"/>
+          <w:szCs w:val="21"/>
+          <w:lang w:val="ro-RO"/>
+        </w:rPr>
+        <w:t>client_id</w:t>
+      </w:r>
+      <w:r>
+        <w:rPr>
+          <w:rFonts w:ascii="Consolas" w:hAnsi="Consolas"/>
+          <w:sz w:val="21"/>
+          <w:szCs w:val="21"/>
+          <w:lang w:val="ro-RO"/>
+        </w:rPr>
+        <w:t>”</w:t>
+      </w:r>
+      <w:r>
+        <w:rPr>
+          <w:rFonts w:ascii="Consolas" w:hAnsi="Consolas"/>
+          <w:sz w:val="21"/>
+          <w:szCs w:val="21"/>
+          <w:lang w:val="ro-RO"/>
+        </w:rPr>
+        <w:t xml:space="preserve"> DQUOTE </w:t>
+      </w:r>
+      <w:r>
+        <w:rPr>
+          <w:rFonts w:ascii="Consolas" w:hAnsi="Consolas"/>
+          <w:sz w:val="21"/>
+          <w:szCs w:val="21"/>
+          <w:lang w:val="ro-RO"/>
+        </w:rPr>
+        <w:t>„</w:t>
+      </w:r>
+      <w:r>
+        <w:rPr>
+          <w:rFonts w:ascii="Consolas" w:hAnsi="Consolas"/>
+          <w:sz w:val="21"/>
+          <w:szCs w:val="21"/>
+          <w:lang w:val="ro-RO"/>
+        </w:rPr>
+        <w:t>:</w:t>
+      </w:r>
+      <w:r>
+        <w:rPr>
+          <w:rFonts w:ascii="Consolas" w:hAnsi="Consolas"/>
+          <w:sz w:val="21"/>
+          <w:szCs w:val="21"/>
+          <w:lang w:val="ro-RO"/>
+        </w:rPr>
+        <w:t>”</w:t>
+      </w:r>
+      <w:r>
+        <w:rPr>
+          <w:rFonts w:ascii="Consolas" w:hAnsi="Consolas"/>
+          <w:sz w:val="21"/>
+          <w:szCs w:val="21"/>
+          <w:lang w:val="ro-RO"/>
+        </w:rPr>
+        <w:t xml:space="preserve"> q-string</w:t>
+      </w:r>
+    </w:p>
+    <w:p>
+      <w:pPr>
+        <w:widowControl/>
+        <w:pBdr>
+          <w:top w:val="single" w:sz="4" w:space="1" w:color="auto"/>
+          <w:left w:val="single" w:sz="4" w:space="4" w:color="auto"/>
+          <w:bottom w:val="single" w:sz="4" w:space="1" w:color="auto"/>
+          <w:right w:val="single" w:sz="4" w:space="4" w:color="auto"/>
+        </w:pBdr>
+        <w:spacing w:line="285" w:lineRule="atLeast"/>
+        <w:rPr>
+          <w:rFonts w:ascii="Consolas" w:hAnsi="Consolas"/>
+          <w:sz w:val="21"/>
+          <w:szCs w:val="21"/>
+          <w:lang w:val="ro-RO"/>
+        </w:rPr>
+      </w:pPr>
+      <w:r>
+        <w:rPr>
+          <w:rFonts w:ascii="Consolas" w:hAnsi="Consolas"/>
+          <w:sz w:val="21"/>
+          <w:szCs w:val="21"/>
+          <w:lang w:val="ro-RO"/>
+        </w:rPr>
+        <w:t xml:space="preserve">                        </w:t>
+      </w:r>
+      <w:r>
+        <w:rPr>
+          <w:rFonts w:ascii="Consolas" w:hAnsi="Consolas"/>
+          <w:sz w:val="21"/>
+          <w:szCs w:val="21"/>
+          <w:lang w:val="ro-RO"/>
+        </w:rPr>
+        <w:t>„</w:t>
+      </w:r>
+      <w:r>
+        <w:rPr>
+          <w:rFonts w:ascii="Consolas" w:hAnsi="Consolas"/>
+          <w:sz w:val="21"/>
+          <w:szCs w:val="21"/>
+          <w:lang w:val="ro-RO"/>
+        </w:rPr>
+        <w:t>,</w:t>
+      </w:r>
+      <w:r>
+        <w:rPr>
+          <w:rFonts w:ascii="Consolas" w:hAnsi="Consolas"/>
+          <w:sz w:val="21"/>
+          <w:szCs w:val="21"/>
+          <w:lang w:val="ro-RO"/>
+        </w:rPr>
+        <w:t>”</w:t>
+      </w:r>
+      <w:r>
+        <w:rPr>
+          <w:rFonts w:ascii="Consolas" w:hAnsi="Consolas"/>
+          <w:sz w:val="21"/>
+          <w:szCs w:val="21"/>
+          <w:lang w:val="ro-RO"/>
+        </w:rPr>
+        <w:t xml:space="preserve"> DQUOTE </w:t>
+      </w:r>
+      <w:r>
+        <w:rPr>
+          <w:rFonts w:ascii="Consolas" w:hAnsi="Consolas"/>
+          <w:sz w:val="21"/>
+          <w:szCs w:val="21"/>
+          <w:lang w:val="ro-RO"/>
+        </w:rPr>
+        <w:t>„</w:t>
+      </w:r>
+      <w:r>
+        <w:rPr>
+          <w:rFonts w:ascii="Consolas" w:hAnsi="Consolas"/>
+          <w:sz w:val="21"/>
+          <w:szCs w:val="21"/>
+          <w:lang w:val="ro-RO"/>
+        </w:rPr>
+        <w:t>commitment_t</w:t>
+      </w:r>
+      <w:r>
+        <w:rPr>
+          <w:rFonts w:ascii="Consolas" w:hAnsi="Consolas"/>
+          <w:sz w:val="21"/>
+          <w:szCs w:val="21"/>
+          <w:lang w:val="ro-RO"/>
+        </w:rPr>
+        <w:t>”</w:t>
+      </w:r>
+      <w:r>
+        <w:rPr>
+          <w:rFonts w:ascii="Consolas" w:hAnsi="Consolas"/>
+          <w:sz w:val="21"/>
+          <w:szCs w:val="21"/>
+          <w:lang w:val="ro-RO"/>
+        </w:rPr>
+        <w:t xml:space="preserve"> DQUOTE </w:t>
+      </w:r>
+      <w:r>
+        <w:rPr>
+          <w:rFonts w:ascii="Consolas" w:hAnsi="Consolas"/>
+          <w:sz w:val="21"/>
+          <w:szCs w:val="21"/>
+          <w:lang w:val="ro-RO"/>
+        </w:rPr>
+        <w:t>„</w:t>
+      </w:r>
+      <w:r>
+        <w:rPr>
+          <w:rFonts w:ascii="Consolas" w:hAnsi="Consolas"/>
+          <w:sz w:val="21"/>
+          <w:szCs w:val="21"/>
+          <w:lang w:val="ro-RO"/>
+        </w:rPr>
+        <w:t>:</w:t>
+      </w:r>
+      <w:r>
+        <w:rPr>
+          <w:rFonts w:ascii="Consolas" w:hAnsi="Consolas"/>
+          <w:sz w:val="21"/>
+          <w:szCs w:val="21"/>
+          <w:lang w:val="ro-RO"/>
+        </w:rPr>
+        <w:t>”</w:t>
+      </w:r>
+      <w:r>
+        <w:rPr>
+          <w:rFonts w:ascii="Consolas" w:hAnsi="Consolas"/>
+          <w:sz w:val="21"/>
+          <w:szCs w:val="21"/>
+          <w:lang w:val="ro-RO"/>
+        </w:rPr>
+        <w:t xml:space="preserve"> q-string </w:t>
+      </w:r>
+      <w:r>
+        <w:rPr>
+          <w:rFonts w:ascii="Consolas" w:hAnsi="Consolas"/>
+          <w:sz w:val="21"/>
+          <w:szCs w:val="21"/>
+          <w:lang w:val="ro-RO"/>
+        </w:rPr>
+        <w:t>„</w:t>
+      </w:r>
+      <w:r>
+        <w:rPr>
+          <w:rFonts w:ascii="Consolas" w:hAnsi="Consolas"/>
+          <w:sz w:val="21"/>
+          <w:szCs w:val="21"/>
+          <w:lang w:val="ro-RO"/>
+        </w:rPr>
+        <w:t>}</w:t>
+      </w:r>
+      <w:r>
+        <w:rPr>
+          <w:rFonts w:ascii="Consolas" w:hAnsi="Consolas"/>
+          <w:sz w:val="21"/>
+          <w:szCs w:val="21"/>
+          <w:lang w:val="ro-RO"/>
+        </w:rPr>
+        <w:t>”</w:t>
+      </w:r>
+    </w:p>
+    <w:p>
+      <w:pPr>
+        <w:widowControl/>
+        <w:pBdr>
+          <w:top w:val="single" w:sz="4" w:space="1" w:color="auto"/>
+          <w:left w:val="single" w:sz="4" w:space="4" w:color="auto"/>
+          <w:bottom w:val="single" w:sz="4" w:space="1" w:color="auto"/>
+          <w:right w:val="single" w:sz="4" w:space="4" w:color="auto"/>
+        </w:pBdr>
+        <w:spacing w:line="285" w:lineRule="atLeast"/>
+        <w:rPr>
+          <w:rFonts w:ascii="Consolas" w:hAnsi="Consolas"/>
+          <w:sz w:val="21"/>
+          <w:szCs w:val="21"/>
+          <w:lang w:val="ro-RO"/>
+        </w:rPr>
+      </w:pPr>
+      <w:r>
+        <w:rPr>
+          <w:rFonts w:ascii="Consolas" w:hAnsi="Consolas"/>
+          <w:sz w:val="21"/>
+          <w:szCs w:val="21"/>
+          <w:lang w:val="ro-RO"/>
+        </w:rPr>
+        <w:t>8</w:t>
+      </w:r>
+      <w:r>
+        <w:rPr>
+          <w:rFonts w:ascii="Consolas" w:hAnsi="Consolas"/>
+          <w:sz w:val="21"/>
+          <w:szCs w:val="21"/>
+          <w:lang w:val="ro-RO"/>
+        </w:rPr>
+        <w:tab/>
+      </w:r>
+      <w:r>
+        <w:rPr>
+          <w:rFonts w:ascii="Consolas" w:hAnsi="Consolas"/>
+          <w:sz w:val="21"/>
+          <w:szCs w:val="21"/>
+          <w:lang w:val="ro-RO"/>
+        </w:rPr>
+        <w:t xml:space="preserve">challenge-response    = </w:t>
+      </w:r>
+      <w:r>
+        <w:rPr>
+          <w:rFonts w:ascii="Consolas" w:hAnsi="Consolas"/>
+          <w:sz w:val="21"/>
+          <w:szCs w:val="21"/>
+          <w:lang w:val="ro-RO"/>
+        </w:rPr>
+        <w:t>„</w:t>
+      </w:r>
+      <w:r>
+        <w:rPr>
+          <w:rFonts w:ascii="Consolas" w:hAnsi="Consolas"/>
+          <w:sz w:val="21"/>
+          <w:szCs w:val="21"/>
+          <w:lang w:val="ro-RO"/>
+        </w:rPr>
+        <w:t>{</w:t>
+      </w:r>
+      <w:r>
+        <w:rPr>
+          <w:rFonts w:ascii="Consolas" w:hAnsi="Consolas"/>
+          <w:sz w:val="21"/>
+          <w:szCs w:val="21"/>
+          <w:lang w:val="ro-RO"/>
+        </w:rPr>
+        <w:t>„</w:t>
+      </w:r>
+      <w:r>
+        <w:rPr>
+          <w:rFonts w:ascii="Consolas" w:hAnsi="Consolas"/>
+          <w:sz w:val="21"/>
+          <w:szCs w:val="21"/>
+          <w:lang w:val="ro-RO"/>
+        </w:rPr>
+        <w:t xml:space="preserve"> DQUOTE </w:t>
+      </w:r>
+      <w:r>
+        <w:rPr>
+          <w:rFonts w:ascii="Consolas" w:hAnsi="Consolas"/>
+          <w:sz w:val="21"/>
+          <w:szCs w:val="21"/>
+          <w:lang w:val="ro-RO"/>
+        </w:rPr>
+        <w:t>„</w:t>
+      </w:r>
+      <w:r>
+        <w:rPr>
+          <w:rFonts w:ascii="Consolas" w:hAnsi="Consolas"/>
+          <w:sz w:val="21"/>
+          <w:szCs w:val="21"/>
+          <w:lang w:val="ro-RO"/>
+        </w:rPr>
+        <w:t>challenge_c</w:t>
+      </w:r>
+      <w:r>
+        <w:rPr>
+          <w:rFonts w:ascii="Consolas" w:hAnsi="Consolas"/>
+          <w:sz w:val="21"/>
+          <w:szCs w:val="21"/>
+          <w:lang w:val="ro-RO"/>
+        </w:rPr>
+        <w:t>”</w:t>
+      </w:r>
+      <w:r>
+        <w:rPr>
+          <w:rFonts w:ascii="Consolas" w:hAnsi="Consolas"/>
+          <w:sz w:val="21"/>
+          <w:szCs w:val="21"/>
+          <w:lang w:val="ro-RO"/>
+        </w:rPr>
+        <w:t xml:space="preserve"> DQUOTE </w:t>
+      </w:r>
+      <w:r>
+        <w:rPr>
+          <w:rFonts w:ascii="Consolas" w:hAnsi="Consolas"/>
+          <w:sz w:val="21"/>
+          <w:szCs w:val="21"/>
+          <w:lang w:val="ro-RO"/>
+        </w:rPr>
+        <w:t>„</w:t>
+      </w:r>
+      <w:r>
+        <w:rPr>
+          <w:rFonts w:ascii="Consolas" w:hAnsi="Consolas"/>
+          <w:sz w:val="21"/>
+          <w:szCs w:val="21"/>
+          <w:lang w:val="ro-RO"/>
+        </w:rPr>
+        <w:t>:</w:t>
+      </w:r>
+      <w:r>
+        <w:rPr>
+          <w:rFonts w:ascii="Consolas" w:hAnsi="Consolas"/>
+          <w:sz w:val="21"/>
+          <w:szCs w:val="21"/>
+          <w:lang w:val="ro-RO"/>
+        </w:rPr>
+        <w:t>”</w:t>
+      </w:r>
+      <w:r>
+        <w:rPr>
+          <w:rFonts w:ascii="Consolas" w:hAnsi="Consolas"/>
+          <w:sz w:val="21"/>
+          <w:szCs w:val="21"/>
+          <w:lang w:val="ro-RO"/>
+        </w:rPr>
+        <w:t xml:space="preserve"> q-string</w:t>
+      </w:r>
+    </w:p>
+    <w:p>
+      <w:pPr>
+        <w:widowControl/>
+        <w:pBdr>
+          <w:top w:val="single" w:sz="4" w:space="1" w:color="auto"/>
+          <w:left w:val="single" w:sz="4" w:space="4" w:color="auto"/>
+          <w:bottom w:val="single" w:sz="4" w:space="1" w:color="auto"/>
+          <w:right w:val="single" w:sz="4" w:space="4" w:color="auto"/>
+        </w:pBdr>
+        <w:spacing w:line="285" w:lineRule="atLeast"/>
+        <w:rPr>
+          <w:rFonts w:ascii="Consolas" w:hAnsi="Consolas"/>
+          <w:sz w:val="21"/>
+          <w:szCs w:val="21"/>
+          <w:lang w:val="ro-RO"/>
+        </w:rPr>
+      </w:pPr>
+      <w:r>
+        <w:rPr>
+          <w:rFonts w:ascii="Consolas" w:hAnsi="Consolas"/>
+          <w:sz w:val="21"/>
+          <w:szCs w:val="21"/>
+          <w:lang w:val="ro-RO"/>
+        </w:rPr>
+        <w:t xml:space="preserve">                        </w:t>
+      </w:r>
+      <w:r>
+        <w:rPr>
+          <w:rFonts w:ascii="Consolas" w:hAnsi="Consolas"/>
+          <w:sz w:val="21"/>
+          <w:szCs w:val="21"/>
+          <w:lang w:val="ro-RO"/>
+        </w:rPr>
+        <w:t>„</w:t>
+      </w:r>
+      <w:r>
+        <w:rPr>
+          <w:rFonts w:ascii="Consolas" w:hAnsi="Consolas"/>
+          <w:sz w:val="21"/>
+          <w:szCs w:val="21"/>
+          <w:lang w:val="ro-RO"/>
+        </w:rPr>
+        <w:t>,</w:t>
+      </w:r>
+      <w:r>
+        <w:rPr>
+          <w:rFonts w:ascii="Consolas" w:hAnsi="Consolas"/>
+          <w:sz w:val="21"/>
+          <w:szCs w:val="21"/>
+          <w:lang w:val="ro-RO"/>
+        </w:rPr>
+        <w:t>”</w:t>
+      </w:r>
+      <w:r>
+        <w:rPr>
+          <w:rFonts w:ascii="Consolas" w:hAnsi="Consolas"/>
+          <w:sz w:val="21"/>
+          <w:szCs w:val="21"/>
+          <w:lang w:val="ro-RO"/>
+        </w:rPr>
+        <w:t xml:space="preserve"> DQUOTE </w:t>
+      </w:r>
+      <w:r>
+        <w:rPr>
+          <w:rFonts w:ascii="Consolas" w:hAnsi="Consolas"/>
+          <w:sz w:val="21"/>
+          <w:szCs w:val="21"/>
+          <w:lang w:val="ro-RO"/>
+        </w:rPr>
+        <w:t>„</w:t>
+      </w:r>
+      <w:r>
+        <w:rPr>
+          <w:rFonts w:ascii="Consolas" w:hAnsi="Consolas"/>
+          <w:sz w:val="21"/>
+          <w:szCs w:val="21"/>
+          <w:lang w:val="ro-RO"/>
+        </w:rPr>
+        <w:t>session_id</w:t>
+      </w:r>
+      <w:r>
+        <w:rPr>
+          <w:rFonts w:ascii="Consolas" w:hAnsi="Consolas"/>
+          <w:sz w:val="21"/>
+          <w:szCs w:val="21"/>
+          <w:lang w:val="ro-RO"/>
+        </w:rPr>
+        <w:t>”</w:t>
+      </w:r>
+      <w:r>
+        <w:rPr>
+          <w:rFonts w:ascii="Consolas" w:hAnsi="Consolas"/>
+          <w:sz w:val="21"/>
+          <w:szCs w:val="21"/>
+          <w:lang w:val="ro-RO"/>
+        </w:rPr>
+        <w:t xml:space="preserve"> DQUOTE </w:t>
+      </w:r>
+      <w:r>
+        <w:rPr>
+          <w:rFonts w:ascii="Consolas" w:hAnsi="Consolas"/>
+          <w:sz w:val="21"/>
+          <w:szCs w:val="21"/>
+          <w:lang w:val="ro-RO"/>
+        </w:rPr>
+        <w:t>„</w:t>
+      </w:r>
+      <w:r>
+        <w:rPr>
+          <w:rFonts w:ascii="Consolas" w:hAnsi="Consolas"/>
+          <w:sz w:val="21"/>
+          <w:szCs w:val="21"/>
+          <w:lang w:val="ro-RO"/>
+        </w:rPr>
+        <w:t>:</w:t>
+      </w:r>
+      <w:r>
+        <w:rPr>
+          <w:rFonts w:ascii="Consolas" w:hAnsi="Consolas"/>
+          <w:sz w:val="21"/>
+          <w:szCs w:val="21"/>
+          <w:lang w:val="ro-RO"/>
+        </w:rPr>
+        <w:t>”</w:t>
+      </w:r>
+      <w:r>
+        <w:rPr>
+          <w:rFonts w:ascii="Consolas" w:hAnsi="Consolas"/>
+          <w:sz w:val="21"/>
+          <w:szCs w:val="21"/>
+          <w:lang w:val="ro-RO"/>
+        </w:rPr>
+        <w:t xml:space="preserve"> q-string </w:t>
+      </w:r>
+      <w:r>
+        <w:rPr>
+          <w:rFonts w:ascii="Consolas" w:hAnsi="Consolas"/>
+          <w:sz w:val="21"/>
+          <w:szCs w:val="21"/>
+          <w:lang w:val="ro-RO"/>
+        </w:rPr>
+        <w:t>„</w:t>
+      </w:r>
+      <w:r>
+        <w:rPr>
+          <w:rFonts w:ascii="Consolas" w:hAnsi="Consolas"/>
+          <w:sz w:val="21"/>
+          <w:szCs w:val="21"/>
+          <w:lang w:val="ro-RO"/>
+        </w:rPr>
+        <w:t>}</w:t>
+      </w:r>
+      <w:r>
+        <w:rPr>
+          <w:rFonts w:ascii="Consolas" w:hAnsi="Consolas"/>
+          <w:sz w:val="21"/>
+          <w:szCs w:val="21"/>
+          <w:lang w:val="ro-RO"/>
+        </w:rPr>
+        <w:t>”</w:t>
+      </w:r>
+    </w:p>
+    <w:p>
+      <w:pPr>
+        <w:widowControl/>
+        <w:pBdr>
+          <w:top w:val="single" w:sz="4" w:space="1" w:color="auto"/>
+          <w:left w:val="single" w:sz="4" w:space="4" w:color="auto"/>
+          <w:bottom w:val="single" w:sz="4" w:space="1" w:color="auto"/>
+          <w:right w:val="single" w:sz="4" w:space="4" w:color="auto"/>
+        </w:pBdr>
+        <w:spacing w:line="285" w:lineRule="atLeast"/>
+        <w:rPr>
+          <w:rFonts w:ascii="Consolas" w:hAnsi="Consolas"/>
+          <w:sz w:val="21"/>
+          <w:szCs w:val="21"/>
+          <w:lang w:val="ro-RO"/>
+        </w:rPr>
+      </w:pPr>
+      <w:r>
+        <w:rPr>
+          <w:rFonts w:ascii="Consolas" w:hAnsi="Consolas"/>
+          <w:sz w:val="21"/>
+          <w:szCs w:val="21"/>
+          <w:lang w:val="ro-RO"/>
+        </w:rPr>
+        <w:t>9</w:t>
+      </w:r>
+      <w:r>
+        <w:rPr>
+          <w:rFonts w:ascii="Consolas" w:hAnsi="Consolas"/>
+          <w:sz w:val="21"/>
+          <w:szCs w:val="21"/>
+          <w:lang w:val="ro-RO"/>
+        </w:rPr>
+        <w:tab/>
+      </w:r>
+      <w:r>
+        <w:rPr>
+          <w:rFonts w:ascii="Consolas" w:hAnsi="Consolas"/>
+          <w:sz w:val="21"/>
+          <w:szCs w:val="21"/>
+          <w:lang w:val="ro-RO"/>
+        </w:rPr>
+        <w:t xml:space="preserve">verify-payload        = </w:t>
+      </w:r>
+      <w:r>
+        <w:rPr>
+          <w:rFonts w:ascii="Consolas" w:hAnsi="Consolas"/>
+          <w:sz w:val="21"/>
+          <w:szCs w:val="21"/>
+          <w:lang w:val="ro-RO"/>
+        </w:rPr>
+        <w:t>„</w:t>
+      </w:r>
+      <w:r>
+        <w:rPr>
+          <w:rFonts w:ascii="Consolas" w:hAnsi="Consolas"/>
+          <w:sz w:val="21"/>
+          <w:szCs w:val="21"/>
+          <w:lang w:val="ro-RO"/>
+        </w:rPr>
+        <w:t>{</w:t>
+      </w:r>
+      <w:r>
+        <w:rPr>
+          <w:rFonts w:ascii="Consolas" w:hAnsi="Consolas"/>
+          <w:sz w:val="21"/>
+          <w:szCs w:val="21"/>
+          <w:lang w:val="ro-RO"/>
+        </w:rPr>
+        <w:t>„</w:t>
+      </w:r>
+      <w:r>
+        <w:rPr>
+          <w:rFonts w:ascii="Consolas" w:hAnsi="Consolas"/>
+          <w:sz w:val="21"/>
+          <w:szCs w:val="21"/>
+          <w:lang w:val="ro-RO"/>
+        </w:rPr>
+        <w:t xml:space="preserve"> DQUOTE </w:t>
+      </w:r>
+      <w:r>
+        <w:rPr>
+          <w:rFonts w:ascii="Consolas" w:hAnsi="Consolas"/>
+          <w:sz w:val="21"/>
+          <w:szCs w:val="21"/>
+          <w:lang w:val="ro-RO"/>
+        </w:rPr>
+        <w:t>„</w:t>
+      </w:r>
+      <w:r>
+        <w:rPr>
+          <w:rFonts w:ascii="Consolas" w:hAnsi="Consolas"/>
+          <w:sz w:val="21"/>
+          <w:szCs w:val="21"/>
+          <w:lang w:val="ro-RO"/>
+        </w:rPr>
+        <w:t>solution_s</w:t>
+      </w:r>
+      <w:r>
+        <w:rPr>
+          <w:rFonts w:ascii="Consolas" w:hAnsi="Consolas"/>
+          <w:sz w:val="21"/>
+          <w:szCs w:val="21"/>
+          <w:lang w:val="ro-RO"/>
+        </w:rPr>
+        <w:t>”</w:t>
+      </w:r>
+      <w:r>
+        <w:rPr>
+          <w:rFonts w:ascii="Consolas" w:hAnsi="Consolas"/>
+          <w:sz w:val="21"/>
+          <w:szCs w:val="21"/>
+          <w:lang w:val="ro-RO"/>
+        </w:rPr>
+        <w:t xml:space="preserve"> DQUOTE </w:t>
+      </w:r>
+      <w:r>
+        <w:rPr>
+          <w:rFonts w:ascii="Consolas" w:hAnsi="Consolas"/>
+          <w:sz w:val="21"/>
+          <w:szCs w:val="21"/>
+          <w:lang w:val="ro-RO"/>
+        </w:rPr>
+        <w:t>„</w:t>
+      </w:r>
+      <w:r>
+        <w:rPr>
+          <w:rFonts w:ascii="Consolas" w:hAnsi="Consolas"/>
+          <w:sz w:val="21"/>
+          <w:szCs w:val="21"/>
+          <w:lang w:val="ro-RO"/>
+        </w:rPr>
+        <w:t>:</w:t>
+      </w:r>
+      <w:r>
+        <w:rPr>
+          <w:rFonts w:ascii="Consolas" w:hAnsi="Consolas"/>
+          <w:sz w:val="21"/>
+          <w:szCs w:val="21"/>
+          <w:lang w:val="ro-RO"/>
+        </w:rPr>
+        <w:t>”</w:t>
+      </w:r>
+      <w:r>
+        <w:rPr>
+          <w:rFonts w:ascii="Consolas" w:hAnsi="Consolas"/>
+          <w:sz w:val="21"/>
+          <w:szCs w:val="21"/>
+          <w:lang w:val="ro-RO"/>
+        </w:rPr>
+        <w:t xml:space="preserve"> q-string </w:t>
+      </w:r>
+      <w:r>
+        <w:rPr>
+          <w:rFonts w:ascii="Consolas" w:hAnsi="Consolas"/>
+          <w:sz w:val="21"/>
+          <w:szCs w:val="21"/>
+          <w:lang w:val="ro-RO"/>
+        </w:rPr>
+        <w:t>„</w:t>
+      </w:r>
+      <w:r>
+        <w:rPr>
+          <w:rFonts w:ascii="Consolas" w:hAnsi="Consolas"/>
+          <w:sz w:val="21"/>
+          <w:szCs w:val="21"/>
+          <w:lang w:val="ro-RO"/>
+        </w:rPr>
+        <w:t>}</w:t>
+      </w:r>
+      <w:r>
+        <w:rPr>
+          <w:rFonts w:ascii="Consolas" w:hAnsi="Consolas"/>
+          <w:sz w:val="21"/>
+          <w:szCs w:val="21"/>
+          <w:lang w:val="ro-RO"/>
+        </w:rPr>
+        <w:t>”</w:t>
+      </w:r>
+    </w:p>
+    <w:p>
+      <w:pPr>
+        <w:widowControl/>
+        <w:pBdr>
+          <w:top w:val="single" w:sz="4" w:space="1" w:color="auto"/>
+          <w:left w:val="single" w:sz="4" w:space="4" w:color="auto"/>
+          <w:bottom w:val="single" w:sz="4" w:space="1" w:color="auto"/>
+          <w:right w:val="single" w:sz="4" w:space="4" w:color="auto"/>
+        </w:pBdr>
+        <w:spacing w:line="285" w:lineRule="atLeast"/>
+        <w:rPr>
+          <w:rFonts w:ascii="Consolas" w:hAnsi="Consolas"/>
+          <w:sz w:val="21"/>
+          <w:szCs w:val="21"/>
+          <w:lang w:val="ro-RO"/>
+        </w:rPr>
+      </w:pPr>
+      <w:r>
+        <w:rPr>
+          <w:rFonts w:ascii="Consolas" w:hAnsi="Consolas"/>
+          <w:sz w:val="21"/>
+          <w:szCs w:val="21"/>
+          <w:lang w:val="ro-RO"/>
+        </w:rPr>
+        <w:t>1</w:t>
+      </w:r>
+      <w:r>
+        <w:rPr>
+          <w:rFonts w:ascii="Consolas" w:hAnsi="Consolas"/>
+          <w:sz w:val="21"/>
+          <w:szCs w:val="21"/>
+          <w:lang w:val="ro-RO"/>
+        </w:rPr>
+        <w:t>0</w:t>
+      </w:r>
+      <w:r>
+        <w:rPr>
+          <w:rFonts w:ascii="Consolas" w:hAnsi="Consolas"/>
+          <w:sz w:val="21"/>
+          <w:szCs w:val="21"/>
+          <w:lang w:val="ro-RO"/>
+        </w:rPr>
+        <w:tab/>
+      </w:r>
+      <w:r>
+        <w:rPr>
+          <w:rFonts w:ascii="Consolas" w:hAnsi="Consolas"/>
+          <w:sz w:val="21"/>
+          <w:szCs w:val="21"/>
+          <w:lang w:val="ro-RO"/>
+        </w:rPr>
+        <w:t xml:space="preserve">auth-success-payload  = </w:t>
+      </w:r>
+      <w:r>
+        <w:rPr>
+          <w:rFonts w:ascii="Consolas" w:hAnsi="Consolas"/>
+          <w:sz w:val="21"/>
+          <w:szCs w:val="21"/>
+          <w:lang w:val="ro-RO"/>
+        </w:rPr>
+        <w:t>„</w:t>
+      </w:r>
+      <w:r>
+        <w:rPr>
+          <w:rFonts w:ascii="Consolas" w:hAnsi="Consolas"/>
+          <w:sz w:val="21"/>
+          <w:szCs w:val="21"/>
+          <w:lang w:val="ro-RO"/>
+        </w:rPr>
+        <w:t>{</w:t>
+      </w:r>
+      <w:r>
+        <w:rPr>
+          <w:rFonts w:ascii="Consolas" w:hAnsi="Consolas"/>
+          <w:sz w:val="21"/>
+          <w:szCs w:val="21"/>
+          <w:lang w:val="ro-RO"/>
+        </w:rPr>
+        <w:t>„</w:t>
+      </w:r>
+      <w:r>
+        <w:rPr>
+          <w:rFonts w:ascii="Consolas" w:hAnsi="Consolas"/>
+          <w:sz w:val="21"/>
+          <w:szCs w:val="21"/>
+          <w:lang w:val="ro-RO"/>
+        </w:rPr>
+        <w:t xml:space="preserve"> DQUOTE </w:t>
+      </w:r>
+      <w:r>
+        <w:rPr>
+          <w:rFonts w:ascii="Consolas" w:hAnsi="Consolas"/>
+          <w:sz w:val="21"/>
+          <w:szCs w:val="21"/>
+          <w:lang w:val="ro-RO"/>
+        </w:rPr>
+        <w:t>„</w:t>
+      </w:r>
+      <w:r>
+        <w:rPr>
+          <w:rFonts w:ascii="Consolas" w:hAnsi="Consolas"/>
+          <w:sz w:val="21"/>
+          <w:szCs w:val="21"/>
+          <w:lang w:val="ro-RO"/>
+        </w:rPr>
+        <w:t>token</w:t>
+      </w:r>
+      <w:r>
+        <w:rPr>
+          <w:rFonts w:ascii="Consolas" w:hAnsi="Consolas"/>
+          <w:sz w:val="21"/>
+          <w:szCs w:val="21"/>
+          <w:lang w:val="ro-RO"/>
+        </w:rPr>
+        <w:t>”</w:t>
+      </w:r>
+      <w:r>
+        <w:rPr>
+          <w:rFonts w:ascii="Consolas" w:hAnsi="Consolas"/>
+          <w:sz w:val="21"/>
+          <w:szCs w:val="21"/>
+          <w:lang w:val="ro-RO"/>
+        </w:rPr>
+        <w:t xml:space="preserve"> DQUOTE </w:t>
+      </w:r>
+      <w:r>
+        <w:rPr>
+          <w:rFonts w:ascii="Consolas" w:hAnsi="Consolas"/>
+          <w:sz w:val="21"/>
+          <w:szCs w:val="21"/>
+          <w:lang w:val="ro-RO"/>
+        </w:rPr>
+        <w:t>„</w:t>
+      </w:r>
+      <w:r>
+        <w:rPr>
+          <w:rFonts w:ascii="Consolas" w:hAnsi="Consolas"/>
+          <w:sz w:val="21"/>
+          <w:szCs w:val="21"/>
+          <w:lang w:val="ro-RO"/>
+        </w:rPr>
+        <w:t>:</w:t>
+      </w:r>
+      <w:r>
+        <w:rPr>
+          <w:rFonts w:ascii="Consolas" w:hAnsi="Consolas"/>
+          <w:sz w:val="21"/>
+          <w:szCs w:val="21"/>
+          <w:lang w:val="ro-RO"/>
+        </w:rPr>
+        <w:t>”</w:t>
+      </w:r>
+      <w:r>
+        <w:rPr>
+          <w:rFonts w:ascii="Consolas" w:hAnsi="Consolas"/>
+          <w:sz w:val="21"/>
+          <w:szCs w:val="21"/>
+          <w:lang w:val="ro-RO"/>
+        </w:rPr>
+        <w:t xml:space="preserve"> q-string </w:t>
+      </w:r>
+      <w:r>
+        <w:rPr>
+          <w:rFonts w:ascii="Consolas" w:hAnsi="Consolas"/>
+          <w:sz w:val="21"/>
+          <w:szCs w:val="21"/>
+          <w:lang w:val="ro-RO"/>
+        </w:rPr>
+        <w:t>„</w:t>
+      </w:r>
+      <w:r>
+        <w:rPr>
+          <w:rFonts w:ascii="Consolas" w:hAnsi="Consolas"/>
+          <w:sz w:val="21"/>
+          <w:szCs w:val="21"/>
+          <w:lang w:val="ro-RO"/>
+        </w:rPr>
+        <w:t>}</w:t>
+      </w:r>
+      <w:r>
+        <w:rPr>
+          <w:rFonts w:ascii="Consolas" w:hAnsi="Consolas"/>
+          <w:sz w:val="21"/>
+          <w:szCs w:val="21"/>
+          <w:lang w:val="ro-RO"/>
+        </w:rPr>
+        <w:t>”</w:t>
+      </w:r>
+    </w:p>
+    <w:p>
+      <w:pPr>
+        <w:widowControl/>
+        <w:pBdr>
+          <w:top w:val="single" w:sz="4" w:space="1" w:color="auto"/>
+          <w:left w:val="single" w:sz="4" w:space="4" w:color="auto"/>
+          <w:bottom w:val="single" w:sz="4" w:space="1" w:color="auto"/>
+          <w:right w:val="single" w:sz="4" w:space="4" w:color="auto"/>
+        </w:pBdr>
+        <w:spacing w:line="285" w:lineRule="atLeast"/>
+        <w:rPr>
+          <w:rFonts w:ascii="Consolas" w:hAnsi="Consolas"/>
+          <w:sz w:val="21"/>
+          <w:szCs w:val="21"/>
+          <w:lang w:val="ro-RO"/>
+        </w:rPr>
+      </w:pPr>
+      <w:r>
+        <w:rPr>
+          <w:rFonts w:ascii="Consolas" w:hAnsi="Consolas"/>
+          <w:sz w:val="21"/>
+          <w:szCs w:val="21"/>
+          <w:lang w:val="ro-RO"/>
+        </w:rPr>
+        <w:t>1</w:t>
+      </w:r>
+      <w:r>
+        <w:rPr>
+          <w:rFonts w:ascii="Consolas" w:hAnsi="Consolas"/>
+          <w:sz w:val="21"/>
+          <w:szCs w:val="21"/>
+          <w:lang w:val="ro-RO"/>
+        </w:rPr>
+        <w:t>1</w:t>
+      </w:r>
+      <w:r>
+        <w:rPr>
+          <w:rFonts w:ascii="Consolas" w:hAnsi="Consolas"/>
+          <w:sz w:val="21"/>
+          <w:szCs w:val="21"/>
+          <w:lang w:val="ro-RO"/>
+        </w:rPr>
+        <w:tab/>
+      </w:r>
+      <w:r>
+        <w:rPr>
+          <w:rFonts w:ascii="Consolas" w:hAnsi="Consolas"/>
+          <w:sz w:val="21"/>
+          <w:szCs w:val="21"/>
+          <w:lang w:val="ro-RO"/>
+        </w:rPr>
+        <w:t xml:space="preserve">authorization-header  = </w:t>
+      </w:r>
+      <w:r>
+        <w:rPr>
+          <w:rFonts w:ascii="Consolas" w:hAnsi="Consolas"/>
+          <w:sz w:val="21"/>
+          <w:szCs w:val="21"/>
+          <w:lang w:val="ro-RO"/>
+        </w:rPr>
+        <w:t>"Authorization" ":" OWS "Bearer" SP jwt-token OWS</w:t>
+      </w:r>
+    </w:p>
+    <w:p>
+      <w:pPr>
+        <w:widowControl/>
+        <w:pBdr>
+          <w:top w:val="single" w:sz="4" w:space="1" w:color="auto"/>
+          <w:left w:val="single" w:sz="4" w:space="4" w:color="auto"/>
+          <w:bottom w:val="single" w:sz="4" w:space="1" w:color="auto"/>
+          <w:right w:val="single" w:sz="4" w:space="4" w:color="auto"/>
+        </w:pBdr>
+        <w:spacing w:line="285" w:lineRule="atLeast"/>
+        <w:rPr>
+          <w:rFonts w:ascii="Courier New" w:eastAsia="Courier New" w:hAnsi="Courier New" w:cs="Courier New"/>
+          <w:sz w:val="20"/>
+          <w:szCs w:val="20"/>
+          <w:lang w:val="ro-RO"/>
+        </w:rPr>
+      </w:pPr>
+      <w:r>
+        <w:rPr>
+          <w:rFonts w:ascii="Consolas" w:hAnsi="Consolas"/>
+          <w:sz w:val="21"/>
+          <w:szCs w:val="21"/>
+          <w:lang w:val="ro-RO"/>
+        </w:rPr>
+        <w:t>1</w:t>
+      </w:r>
+      <w:r>
+        <w:rPr>
+          <w:rFonts w:ascii="Consolas" w:hAnsi="Consolas"/>
+          <w:sz w:val="21"/>
+          <w:szCs w:val="21"/>
+          <w:lang w:val="ro-RO"/>
+        </w:rPr>
+        <w:t>2</w:t>
+      </w:r>
+      <w:r>
+        <w:rPr>
+          <w:rFonts w:ascii="Consolas" w:hAnsi="Consolas"/>
+          <w:sz w:val="21"/>
+          <w:szCs w:val="21"/>
+          <w:lang w:val="ro-RO"/>
+        </w:rPr>
+        <w:tab/>
+      </w:r>
+      <w:r>
+        <w:rPr>
+          <w:rFonts w:ascii="Consolas" w:hAnsi="Consolas"/>
+          <w:sz w:val="21"/>
+          <w:szCs w:val="21"/>
+          <w:lang w:val="ro-RO"/>
+        </w:rPr>
+        <w:t xml:space="preserve">session-header        = </w:t>
+      </w:r>
+      <w:r>
+        <w:rPr>
+          <w:rFonts w:ascii="Consolas" w:hAnsi="Consolas"/>
+          <w:sz w:val="21"/>
+          <w:szCs w:val="21"/>
+          <w:lang w:val="ro-RO"/>
+        </w:rPr>
+        <w:t>"X-Auth-Session" ":" OWS session-id OWS</w:t>
       </w:r>
     </w:p>
     <w:p>
@@ -14297,7 +16281,7 @@
           <w:szCs w:val="26"/>
         </w:rPr>
       </w:pPr>
-      <w:bookmarkStart w:id="34" w:name="_Toc232493543"/>
+      <w:bookmarkStart w:id="35" w:name="_Toc232493544"/>
       <w:r>
         <w:rPr>
           <w:b w:val="0"/>
@@ -14307,7 +16291,7 @@
           <w:sz w:val="26"/>
           <w:szCs w:val="26"/>
         </w:rPr>
-        <w:t xml:space="preserve">Semantica și </w:t>
+        <w:t xml:space="preserve">Gestionarea </w:t>
       </w:r>
       <w:r>
         <w:rPr>
@@ -14318,7 +16302,7 @@
           <w:sz w:val="26"/>
           <w:szCs w:val="26"/>
         </w:rPr>
-        <w:t>d</w:t>
+        <w:t>s</w:t>
       </w:r>
       <w:r>
         <w:rPr>
@@ -14329,7 +16313,7 @@
           <w:sz w:val="26"/>
           <w:szCs w:val="26"/>
         </w:rPr>
-        <w:t xml:space="preserve">efinirea </w:t>
+        <w:t>t</w:t>
       </w:r>
       <w:r>
         <w:rPr>
@@ -14340,7 +16324,7 @@
           <w:sz w:val="26"/>
           <w:szCs w:val="26"/>
         </w:rPr>
-        <w:t>f</w:t>
+        <w:t>ă</w:t>
       </w:r>
       <w:r>
         <w:rPr>
@@ -14351,31 +16335,9 @@
           <w:sz w:val="26"/>
           <w:szCs w:val="26"/>
         </w:rPr>
-        <w:t xml:space="preserve">ormală în </w:t>
-      </w:r>
-      <w:r>
-        <w:rPr>
-          <w:b w:val="0"/>
-          <w:bCs w:val="0"/>
-          <w:i/>
-          <w:iCs/>
-          <w:sz w:val="26"/>
-          <w:szCs w:val="26"/>
-        </w:rPr>
-        <w:t>n</w:t>
-      </w:r>
-      <w:r>
-        <w:rPr>
-          <w:b w:val="0"/>
-          <w:bCs w:val="0"/>
-          <w:i/>
-          <w:iCs/>
-          <w:sz w:val="26"/>
-          <w:szCs w:val="26"/>
-        </w:rPr>
-        <w:t>otație ABNF</w:t>
-      </w:r>
-      <w:bookmarkEnd w:id="34"/>
+        <w:t>rii</w:t>
+      </w:r>
+      <w:bookmarkEnd w:id="35"/>
     </w:p>
     <w:p>
       <w:pPr>
@@ -14396,7 +16358,86 @@
         <w:rPr>
           <w:color w:val="000000"/>
         </w:rPr>
-        <w:t xml:space="preserve">Fiecare variabilă implicată îndeplinește un rol fundamental în mitigarea vulnerabilităților de rețea. Provocarea generată de server invalidează atacurile de reluare (replay attacks – engl.) impunând o demonstrație temporală unică, în timp ce angajamentul asociază criptografic sesiunea de un element aleatoriu nedezvăluit. Pentru asigurarea standardizării formale, sintaxa se definește prin notația ABNF (Augmented Backus-Naur Form) </w:t>
+        <w:t>Protocolul matematic impune retenția unei stări temporare persistente între etape (</w:t>
+      </w:r>
+      <w:r>
+        <w:rPr>
+          <w:color w:val="000000"/>
+        </w:rPr>
+        <w:t>„</w:t>
+      </w:r>
+      <w:r>
+        <w:rPr>
+          <w:color w:val="000000"/>
+        </w:rPr>
+        <w:t>stateful</w:t>
+      </w:r>
+      <w:r>
+        <w:rPr>
+          <w:color w:val="000000"/>
+        </w:rPr>
+        <w:t>”</w:t>
+      </w:r>
+      <w:r>
+        <w:rPr>
+          <w:color w:val="000000"/>
+        </w:rPr>
+        <w:t xml:space="preserve"> - engl.) între momentul inițierii angajamentului și faza verificării. Pentru sistemele distribuite, este necesară externalizarea acestei stări către o memorie volatilă centralizată. Permisiunile pre-solicitare sunt gestionate riguros prin strategii de partajare a resurselor între origini (Cross-Origin Resource Sharing – engl.). Odată finalizată autorizarea, se recomandă </w:t>
+      </w:r>
+      <w:r>
+        <w:rPr>
+          <w:color w:val="000000"/>
+        </w:rPr>
+        <w:lastRenderedPageBreak/>
+        <w:t xml:space="preserve">evitarea stocării jetonului de acces în spații locale expuse vulnerabilităților de injecție a scripturilor (Cross-Site Scripting – engl.), fiind indicată încapsularea acestuia în cookie-uri protejate prin directivele </w:t>
+      </w:r>
+      <w:r>
+        <w:rPr>
+          <w:color w:val="000000"/>
+        </w:rPr>
+        <w:t>„</w:t>
+      </w:r>
+      <w:r>
+        <w:rPr>
+          <w:color w:val="000000"/>
+        </w:rPr>
+        <w:t>HttpOnly</w:t>
+      </w:r>
+      <w:r>
+        <w:rPr>
+          <w:color w:val="000000"/>
+        </w:rPr>
+        <w:t>”</w:t>
+      </w:r>
+      <w:r>
+        <w:rPr>
+          <w:color w:val="000000"/>
+        </w:rPr>
+        <w:t xml:space="preserve"> și </w:t>
+      </w:r>
+      <w:r>
+        <w:rPr>
+          <w:color w:val="000000"/>
+        </w:rPr>
+        <w:t>„</w:t>
+      </w:r>
+      <w:r>
+        <w:rPr>
+          <w:color w:val="000000"/>
+        </w:rPr>
+        <w:t>Secure</w:t>
+      </w:r>
+      <w:r>
+        <w:rPr>
+          <w:color w:val="000000"/>
+        </w:rPr>
+        <w:t>”</w:t>
+      </w:r>
+      <w:r>
+        <w:rPr>
+          <w:color w:val="000000"/>
+        </w:rPr>
+        <w:t xml:space="preserve"> </w:t>
       </w:r>
       <w:r>
         <w:rPr>
@@ -14408,7 +16449,7 @@
         <w:rPr>
           <w:color w:val="000000"/>
         </w:rPr>
-        <w:instrText xml:space="preserve"> ADDIN ZOTERO_ITEM CSL_CITATION {"citationID":"sfD5ffHs","properties":{"unsorted":false,"formattedCitation":"[38]","plainCitation":"[38]","noteIndex":0},"citationItems":[{"id":81,"uris":["http://zotero.org/users/local/7DTNwTNu/items/HRAFWSMY"],"itemData":{"id":81,"type":"report","genre":"RFC","number":"5234","publisher":"Internet Engineering Task Force","title":"Augmented BNF for Syntax Specifications: ABNF","URL":"https://datatracker.ietf.org/doc/html/rfc5234","author":[{"family":"Crocker","given":"Dave"},{"family":"Overell","given":"Paul"}],"issued":{"date-parts":[["2008"]]}}}],"schema":"https://github.com/citation-style-language/schema/raw/master/csl-citation.json"} </w:instrText>
+        <w:instrText xml:space="preserve"> ADDIN ZOTERO_ITEM CSL_CITATION {"citationID":"07Lm4tLh","properties":{"unsorted":false,"formattedCitation":"[39]","plainCitation":"[39]","noteIndex":0},"citationItems":[{"id":82,"uris":["http://zotero.org/users/local/7DTNwTNu/items/UXIWTHQM"],"itemData":{"id":82,"type":"document","title":"OWASP Cross-Site Scripting (XSS) Prevention Cheat Sheet","URL":"https://cheatsheetseries.owasp.org/cheatsheets/Cross-Site_Scripting_Prevention_Cheat_Sheet.html"}}],"schema":"https://github.com/citation-style-language/schema/raw/master/csl-citation.json"} </w:instrText>
       </w:r>
       <w:r>
         <w:rPr>
@@ -14417,7 +16458,7 @@
         <w:fldChar w:fldCharType="separate"/>
       </w:r>
       <w:r>
-        <w:t>[38]</w:t>
+        <w:t>[39]</w:t>
       </w:r>
       <w:r>
         <w:rPr>
@@ -14429,8 +16470,63 @@
         <w:rPr>
           <w:color w:val="000000"/>
         </w:rPr>
-        <w:t>:</w:t>
-      </w:r>
+        <w:t>.</w:t>
+      </w:r>
+    </w:p>
+    <w:p>
+      <w:pPr>
+        <w:pStyle w:val="Heading2"/>
+        <w:numPr>
+          <w:ilvl w:val="1"/>
+          <w:numId w:val="5"/>
+        </w:numPr>
+        <w:ind w:left="426"/>
+        <w:rPr>
+          <w:sz w:val="26"/>
+          <w:szCs w:val="26"/>
+          <w:lang w:val="ro-RO"/>
+        </w:rPr>
+      </w:pPr>
+      <w:bookmarkStart w:id="36" w:name="_Toc232493545"/>
+      <w:r>
+        <w:rPr>
+          <w:sz w:val="26"/>
+          <w:szCs w:val="26"/>
+        </w:rPr>
+        <w:t>Detalii de implementare</w:t>
+      </w:r>
+      <w:bookmarkEnd w:id="36"/>
+    </w:p>
+    <w:p>
+      <w:pPr>
+        <w:pStyle w:val="Heading3"/>
+        <w:numPr>
+          <w:ilvl w:val="2"/>
+          <w:numId w:val="5"/>
+        </w:numPr>
+        <w:ind w:left="426"/>
+        <w:rPr>
+          <w:b w:val="0"/>
+          <w:bCs w:val="0"/>
+          <w:i/>
+          <w:iCs/>
+          <w:sz w:val="26"/>
+          <w:szCs w:val="26"/>
+        </w:rPr>
+      </w:pPr>
+      <w:bookmarkStart w:id="37" w:name="_Toc232493546"/>
+      <w:r>
+        <w:rPr>
+          <w:b w:val="0"/>
+          <w:bCs w:val="0"/>
+          <w:i/>
+          <w:iCs/>
+          <w:sz w:val="26"/>
+          <w:szCs w:val="26"/>
+        </w:rPr>
+        <w:t>Serverul de autentificare</w:t>
+      </w:r>
+      <w:bookmarkEnd w:id="37"/>
     </w:p>
     <w:p>
       <w:pPr>
@@ -14447,1944 +16543,82 @@
           <w:color w:val="000000"/>
         </w:rPr>
       </w:pPr>
-    </w:p>
-    <w:p>
-      <w:pPr>
-        <w:widowControl/>
-        <w:pBdr>
-          <w:top w:val="single" w:sz="4" w:space="1" w:color="auto"/>
-          <w:left w:val="single" w:sz="4" w:space="4" w:color="auto"/>
-          <w:bottom w:val="single" w:sz="4" w:space="1" w:color="auto"/>
-          <w:right w:val="single" w:sz="4" w:space="4" w:color="auto"/>
-        </w:pBdr>
-        <w:spacing w:line="285" w:lineRule="atLeast"/>
-        <w:rPr>
-          <w:rFonts w:ascii="Consolas" w:hAnsi="Consolas"/>
-          <w:sz w:val="21"/>
-          <w:szCs w:val="21"/>
-          <w:lang w:val="ro-RO"/>
-        </w:rPr>
-      </w:pPr>
-      <w:r>
-        <w:rPr>
-          <w:rFonts w:ascii="Consolas" w:hAnsi="Consolas"/>
-          <w:sz w:val="21"/>
-          <w:szCs w:val="21"/>
-          <w:lang w:val="ro-RO"/>
-        </w:rPr>
-        <w:t>1</w:t>
-      </w:r>
-      <w:r>
-        <w:rPr>
-          <w:rFonts w:ascii="Consolas" w:hAnsi="Consolas"/>
-          <w:sz w:val="21"/>
-          <w:szCs w:val="21"/>
-          <w:lang w:val="ro-RO"/>
-        </w:rPr>
-        <w:tab/>
-      </w:r>
-      <w:r>
-        <w:rPr>
-          <w:rFonts w:ascii="Consolas" w:hAnsi="Consolas"/>
-          <w:sz w:val="21"/>
-          <w:szCs w:val="21"/>
-          <w:lang w:val="ro-RO"/>
-        </w:rPr>
-        <w:t xml:space="preserve">client-id          = 1*(ALPHA / DIGIT / </w:t>
-      </w:r>
-      <w:r>
-        <w:rPr>
-          <w:rFonts w:ascii="Consolas" w:hAnsi="Consolas"/>
-          <w:sz w:val="21"/>
-          <w:szCs w:val="21"/>
-          <w:lang w:val="ro-RO"/>
-        </w:rPr>
-        <w:t>„</w:t>
-      </w:r>
-      <w:r>
-        <w:rPr>
-          <w:rFonts w:ascii="Consolas" w:hAnsi="Consolas"/>
-          <w:sz w:val="21"/>
-          <w:szCs w:val="21"/>
-          <w:lang w:val="ro-RO"/>
-        </w:rPr>
-        <w:t>-</w:t>
-      </w:r>
-      <w:r>
-        <w:rPr>
-          <w:rFonts w:ascii="Consolas" w:hAnsi="Consolas"/>
-          <w:sz w:val="21"/>
-          <w:szCs w:val="21"/>
-          <w:lang w:val="ro-RO"/>
-        </w:rPr>
-        <w:t>”</w:t>
-      </w:r>
-      <w:r>
-        <w:rPr>
-          <w:rFonts w:ascii="Consolas" w:hAnsi="Consolas"/>
-          <w:sz w:val="21"/>
-          <w:szCs w:val="21"/>
-          <w:lang w:val="ro-RO"/>
-        </w:rPr>
-        <w:t xml:space="preserve"> / </w:t>
-      </w:r>
-      <w:r>
-        <w:rPr>
-          <w:rFonts w:ascii="Consolas" w:hAnsi="Consolas"/>
-          <w:sz w:val="21"/>
-          <w:szCs w:val="21"/>
-          <w:lang w:val="ro-RO"/>
-        </w:rPr>
-        <w:t>„_”</w:t>
-      </w:r>
-      <w:r>
-        <w:rPr>
-          <w:rFonts w:ascii="Consolas" w:hAnsi="Consolas"/>
-          <w:sz w:val="21"/>
-          <w:szCs w:val="21"/>
-          <w:lang w:val="ro-RO"/>
-        </w:rPr>
-        <w:t>)</w:t>
-      </w:r>
-    </w:p>
-    <w:p>
-      <w:pPr>
-        <w:widowControl/>
-        <w:pBdr>
-          <w:top w:val="single" w:sz="4" w:space="1" w:color="auto"/>
-          <w:left w:val="single" w:sz="4" w:space="4" w:color="auto"/>
-          <w:bottom w:val="single" w:sz="4" w:space="1" w:color="auto"/>
-          <w:right w:val="single" w:sz="4" w:space="4" w:color="auto"/>
-        </w:pBdr>
-        <w:spacing w:line="285" w:lineRule="atLeast"/>
-        <w:rPr>
-          <w:rFonts w:ascii="Consolas" w:hAnsi="Consolas"/>
-          <w:sz w:val="21"/>
-          <w:szCs w:val="21"/>
-          <w:lang w:val="ro-RO"/>
-        </w:rPr>
-      </w:pPr>
-      <w:r>
-        <w:rPr>
-          <w:rFonts w:ascii="Consolas" w:hAnsi="Consolas"/>
-          <w:sz w:val="21"/>
-          <w:szCs w:val="21"/>
-          <w:lang w:val="ro-RO"/>
-        </w:rPr>
-        <w:t>2</w:t>
-      </w:r>
-      <w:r>
-        <w:rPr>
-          <w:rFonts w:ascii="Consolas" w:hAnsi="Consolas"/>
-          <w:sz w:val="21"/>
-          <w:szCs w:val="21"/>
-          <w:lang w:val="ro-RO"/>
-        </w:rPr>
-        <w:tab/>
-      </w:r>
-      <w:r>
-        <w:rPr>
-          <w:rFonts w:ascii="Consolas" w:hAnsi="Consolas"/>
-          <w:sz w:val="21"/>
-          <w:szCs w:val="21"/>
-          <w:lang w:val="ro-RO"/>
-        </w:rPr>
-        <w:t>schnorr-value      = 1*DIGIT</w:t>
-      </w:r>
-    </w:p>
-    <w:p>
-      <w:pPr>
-        <w:widowControl/>
-        <w:pBdr>
-          <w:top w:val="single" w:sz="4" w:space="1" w:color="auto"/>
-          <w:left w:val="single" w:sz="4" w:space="4" w:color="auto"/>
-          <w:bottom w:val="single" w:sz="4" w:space="1" w:color="auto"/>
-          <w:right w:val="single" w:sz="4" w:space="4" w:color="auto"/>
-        </w:pBdr>
-        <w:spacing w:line="285" w:lineRule="atLeast"/>
-        <w:rPr>
-          <w:rFonts w:ascii="Consolas" w:hAnsi="Consolas"/>
-          <w:sz w:val="21"/>
-          <w:szCs w:val="21"/>
-          <w:lang w:val="ro-RO"/>
-        </w:rPr>
-      </w:pPr>
-      <w:r>
-        <w:rPr>
-          <w:rFonts w:ascii="Consolas" w:hAnsi="Consolas"/>
-          <w:sz w:val="21"/>
-          <w:szCs w:val="21"/>
-          <w:lang w:val="ro-RO"/>
-        </w:rPr>
-        <w:t>3</w:t>
-      </w:r>
-      <w:r>
-        <w:rPr>
-          <w:rFonts w:ascii="Consolas" w:hAnsi="Consolas"/>
-          <w:sz w:val="21"/>
-          <w:szCs w:val="21"/>
-          <w:lang w:val="ro-RO"/>
-        </w:rPr>
-        <w:tab/>
-      </w:r>
-      <w:r>
-        <w:rPr>
-          <w:rFonts w:ascii="Consolas" w:hAnsi="Consolas"/>
-          <w:sz w:val="21"/>
-          <w:szCs w:val="21"/>
-          <w:lang w:val="ro-RO"/>
-        </w:rPr>
-        <w:t xml:space="preserve">session-id         = 1*(ALPHA / DIGIT / </w:t>
-      </w:r>
-      <w:r>
-        <w:rPr>
-          <w:rFonts w:ascii="Consolas" w:hAnsi="Consolas"/>
-          <w:sz w:val="21"/>
-          <w:szCs w:val="21"/>
-          <w:lang w:val="ro-RO"/>
-        </w:rPr>
-        <w:t>„</w:t>
-      </w:r>
-      <w:r>
-        <w:rPr>
-          <w:rFonts w:ascii="Consolas" w:hAnsi="Consolas"/>
-          <w:sz w:val="21"/>
-          <w:szCs w:val="21"/>
-          <w:lang w:val="ro-RO"/>
-        </w:rPr>
-        <w:t>-</w:t>
-      </w:r>
-      <w:r>
-        <w:rPr>
-          <w:rFonts w:ascii="Consolas" w:hAnsi="Consolas"/>
-          <w:sz w:val="21"/>
-          <w:szCs w:val="21"/>
-          <w:lang w:val="ro-RO"/>
-        </w:rPr>
-        <w:t>”</w:t>
-      </w:r>
-      <w:r>
-        <w:rPr>
-          <w:rFonts w:ascii="Consolas" w:hAnsi="Consolas"/>
-          <w:sz w:val="21"/>
-          <w:szCs w:val="21"/>
-          <w:lang w:val="ro-RO"/>
-        </w:rPr>
-        <w:t xml:space="preserve"> / </w:t>
-      </w:r>
-      <w:r>
-        <w:rPr>
-          <w:rFonts w:ascii="Consolas" w:hAnsi="Consolas"/>
-          <w:sz w:val="21"/>
-          <w:szCs w:val="21"/>
-          <w:lang w:val="ro-RO"/>
-        </w:rPr>
-        <w:t>„_”</w:t>
-      </w:r>
-      <w:r>
-        <w:rPr>
-          <w:rFonts w:ascii="Consolas" w:hAnsi="Consolas"/>
-          <w:sz w:val="21"/>
-          <w:szCs w:val="21"/>
-          <w:lang w:val="ro-RO"/>
-        </w:rPr>
-        <w:t>)</w:t>
-      </w:r>
-    </w:p>
-    <w:p>
-      <w:pPr>
-        <w:widowControl/>
-        <w:pBdr>
-          <w:top w:val="single" w:sz="4" w:space="1" w:color="auto"/>
-          <w:left w:val="single" w:sz="4" w:space="4" w:color="auto"/>
-          <w:bottom w:val="single" w:sz="4" w:space="1" w:color="auto"/>
-          <w:right w:val="single" w:sz="4" w:space="4" w:color="auto"/>
-        </w:pBdr>
-        <w:spacing w:line="285" w:lineRule="atLeast"/>
-        <w:rPr>
-          <w:rFonts w:ascii="Consolas" w:hAnsi="Consolas"/>
-          <w:sz w:val="21"/>
-          <w:szCs w:val="21"/>
-          <w:lang w:val="ro-RO"/>
-        </w:rPr>
-      </w:pPr>
-      <w:r>
-        <w:rPr>
-          <w:rFonts w:ascii="Consolas" w:hAnsi="Consolas"/>
-          <w:sz w:val="21"/>
-          <w:szCs w:val="21"/>
-          <w:lang w:val="ro-RO"/>
-        </w:rPr>
-        <w:t>4</w:t>
-      </w:r>
-      <w:r>
-        <w:rPr>
-          <w:rFonts w:ascii="Consolas" w:hAnsi="Consolas"/>
-          <w:sz w:val="21"/>
-          <w:szCs w:val="21"/>
-          <w:lang w:val="ro-RO"/>
-        </w:rPr>
-        <w:tab/>
-      </w:r>
-      <w:r>
-        <w:rPr>
-          <w:rFonts w:ascii="Consolas" w:hAnsi="Consolas"/>
-          <w:sz w:val="21"/>
-          <w:szCs w:val="21"/>
-          <w:lang w:val="ro-RO"/>
-        </w:rPr>
-        <w:t xml:space="preserve">jwt-token          = 1*(ALPHA / DIGIT / </w:t>
-      </w:r>
-      <w:r>
-        <w:rPr>
-          <w:rFonts w:ascii="Consolas" w:hAnsi="Consolas"/>
-          <w:sz w:val="21"/>
-          <w:szCs w:val="21"/>
-          <w:lang w:val="ro-RO"/>
-        </w:rPr>
-        <w:t>„</w:t>
-      </w:r>
-      <w:r>
-        <w:rPr>
-          <w:rFonts w:ascii="Consolas" w:hAnsi="Consolas"/>
-          <w:sz w:val="21"/>
-          <w:szCs w:val="21"/>
-          <w:lang w:val="ro-RO"/>
-        </w:rPr>
-        <w:t>.</w:t>
-      </w:r>
-      <w:r>
-        <w:rPr>
-          <w:rFonts w:ascii="Consolas" w:hAnsi="Consolas"/>
-          <w:sz w:val="21"/>
-          <w:szCs w:val="21"/>
-          <w:lang w:val="ro-RO"/>
-        </w:rPr>
-        <w:t>”</w:t>
-      </w:r>
-      <w:r>
-        <w:rPr>
-          <w:rFonts w:ascii="Consolas" w:hAnsi="Consolas"/>
-          <w:sz w:val="21"/>
-          <w:szCs w:val="21"/>
-          <w:lang w:val="ro-RO"/>
-        </w:rPr>
-        <w:t xml:space="preserve"> / </w:t>
-      </w:r>
-      <w:r>
-        <w:rPr>
-          <w:rFonts w:ascii="Consolas" w:hAnsi="Consolas"/>
-          <w:sz w:val="21"/>
-          <w:szCs w:val="21"/>
-          <w:lang w:val="ro-RO"/>
-        </w:rPr>
-        <w:t>„</w:t>
-      </w:r>
-      <w:r>
-        <w:rPr>
-          <w:rFonts w:ascii="Consolas" w:hAnsi="Consolas"/>
-          <w:sz w:val="21"/>
-          <w:szCs w:val="21"/>
-          <w:lang w:val="ro-RO"/>
-        </w:rPr>
-        <w:t>-</w:t>
-      </w:r>
-      <w:r>
-        <w:rPr>
-          <w:rFonts w:ascii="Consolas" w:hAnsi="Consolas"/>
-          <w:sz w:val="21"/>
-          <w:szCs w:val="21"/>
-          <w:lang w:val="ro-RO"/>
-        </w:rPr>
-        <w:t>”</w:t>
-      </w:r>
-      <w:r>
-        <w:rPr>
-          <w:rFonts w:ascii="Consolas" w:hAnsi="Consolas"/>
-          <w:sz w:val="21"/>
-          <w:szCs w:val="21"/>
-          <w:lang w:val="ro-RO"/>
-        </w:rPr>
-        <w:t xml:space="preserve"> / </w:t>
-      </w:r>
-      <w:r>
-        <w:rPr>
-          <w:rFonts w:ascii="Consolas" w:hAnsi="Consolas"/>
-          <w:sz w:val="21"/>
-          <w:szCs w:val="21"/>
-          <w:lang w:val="ro-RO"/>
-        </w:rPr>
-        <w:t>„_”</w:t>
-      </w:r>
-      <w:r>
-        <w:rPr>
-          <w:rFonts w:ascii="Consolas" w:hAnsi="Consolas"/>
-          <w:sz w:val="21"/>
-          <w:szCs w:val="21"/>
-          <w:lang w:val="ro-RO"/>
-        </w:rPr>
-        <w:t>)</w:t>
-      </w:r>
-    </w:p>
-    <w:p>
-      <w:pPr>
-        <w:widowControl/>
-        <w:pBdr>
-          <w:top w:val="single" w:sz="4" w:space="1" w:color="auto"/>
-          <w:left w:val="single" w:sz="4" w:space="4" w:color="auto"/>
-          <w:bottom w:val="single" w:sz="4" w:space="1" w:color="auto"/>
-          <w:right w:val="single" w:sz="4" w:space="4" w:color="auto"/>
-        </w:pBdr>
-        <w:spacing w:line="285" w:lineRule="atLeast"/>
-        <w:rPr>
-          <w:rFonts w:ascii="Consolas" w:hAnsi="Consolas"/>
-          <w:sz w:val="21"/>
-          <w:szCs w:val="21"/>
-          <w:lang w:val="ro-RO"/>
-        </w:rPr>
-      </w:pPr>
-      <w:r>
-        <w:rPr>
-          <w:rFonts w:ascii="Consolas" w:hAnsi="Consolas"/>
-          <w:sz w:val="21"/>
-          <w:szCs w:val="21"/>
-          <w:lang w:val="ro-RO"/>
-        </w:rPr>
-        <w:t>5</w:t>
-      </w:r>
-      <w:r>
-        <w:rPr>
-          <w:rFonts w:ascii="Consolas" w:hAnsi="Consolas"/>
-          <w:sz w:val="21"/>
-          <w:szCs w:val="21"/>
-          <w:lang w:val="ro-RO"/>
-        </w:rPr>
-        <w:tab/>
-      </w:r>
-      <w:r>
-        <w:rPr>
-          <w:rFonts w:ascii="Consolas" w:hAnsi="Consolas"/>
-          <w:sz w:val="21"/>
-          <w:szCs w:val="21"/>
-          <w:lang w:val="ro-RO"/>
-        </w:rPr>
-        <w:t>q-string           = DQUOTE 1*(VCHAR / SP) DQUOTE</w:t>
-      </w:r>
-    </w:p>
-    <w:p>
-      <w:pPr>
-        <w:widowControl/>
-        <w:pBdr>
-          <w:top w:val="single" w:sz="4" w:space="1" w:color="auto"/>
-          <w:left w:val="single" w:sz="4" w:space="4" w:color="auto"/>
-          <w:bottom w:val="single" w:sz="4" w:space="1" w:color="auto"/>
-          <w:right w:val="single" w:sz="4" w:space="4" w:color="auto"/>
-        </w:pBdr>
-        <w:spacing w:line="285" w:lineRule="atLeast"/>
-        <w:rPr>
-          <w:rFonts w:ascii="Consolas" w:hAnsi="Consolas"/>
-          <w:sz w:val="21"/>
-          <w:szCs w:val="21"/>
-          <w:lang w:val="ro-RO"/>
-        </w:rPr>
-      </w:pPr>
-      <w:r>
-        <w:rPr>
-          <w:rFonts w:ascii="Consolas" w:hAnsi="Consolas"/>
-          <w:sz w:val="21"/>
-          <w:szCs w:val="21"/>
-          <w:lang w:val="ro-RO"/>
-        </w:rPr>
-        <w:t>6</w:t>
-      </w:r>
-      <w:r>
-        <w:rPr>
-          <w:rFonts w:ascii="Consolas" w:hAnsi="Consolas"/>
-          <w:sz w:val="21"/>
-          <w:szCs w:val="21"/>
-          <w:lang w:val="ro-RO"/>
-        </w:rPr>
-        <w:tab/>
-      </w:r>
-      <w:r>
-        <w:rPr>
-          <w:rFonts w:ascii="Consolas" w:hAnsi="Consolas"/>
-          <w:sz w:val="21"/>
-          <w:szCs w:val="21"/>
-          <w:lang w:val="ro-RO"/>
-        </w:rPr>
-        <w:t xml:space="preserve">registration-payload  = </w:t>
-      </w:r>
-      <w:r>
-        <w:rPr>
-          <w:rFonts w:ascii="Consolas" w:hAnsi="Consolas"/>
-          <w:sz w:val="21"/>
-          <w:szCs w:val="21"/>
-          <w:lang w:val="ro-RO"/>
-        </w:rPr>
-        <w:t>„</w:t>
-      </w:r>
-      <w:r>
-        <w:rPr>
-          <w:rFonts w:ascii="Consolas" w:hAnsi="Consolas"/>
-          <w:sz w:val="21"/>
-          <w:szCs w:val="21"/>
-          <w:lang w:val="ro-RO"/>
-        </w:rPr>
-        <w:t>{</w:t>
-      </w:r>
-      <w:r>
-        <w:rPr>
-          <w:rFonts w:ascii="Consolas" w:hAnsi="Consolas"/>
-          <w:sz w:val="21"/>
-          <w:szCs w:val="21"/>
-          <w:lang w:val="ro-RO"/>
-        </w:rPr>
-        <w:t>„</w:t>
-      </w:r>
-      <w:r>
-        <w:rPr>
-          <w:rFonts w:ascii="Consolas" w:hAnsi="Consolas"/>
-          <w:sz w:val="21"/>
-          <w:szCs w:val="21"/>
-          <w:lang w:val="ro-RO"/>
-        </w:rPr>
-        <w:t xml:space="preserve"> DQUOTE </w:t>
-      </w:r>
-      <w:r>
-        <w:rPr>
-          <w:rFonts w:ascii="Consolas" w:hAnsi="Consolas"/>
-          <w:sz w:val="21"/>
-          <w:szCs w:val="21"/>
-          <w:lang w:val="ro-RO"/>
-        </w:rPr>
-        <w:t>„</w:t>
-      </w:r>
-      <w:r>
-        <w:rPr>
-          <w:rFonts w:ascii="Consolas" w:hAnsi="Consolas"/>
-          <w:sz w:val="21"/>
-          <w:szCs w:val="21"/>
-          <w:lang w:val="ro-RO"/>
-        </w:rPr>
-        <w:t>client_id</w:t>
-      </w:r>
-      <w:r>
-        <w:rPr>
-          <w:rFonts w:ascii="Consolas" w:hAnsi="Consolas"/>
-          <w:sz w:val="21"/>
-          <w:szCs w:val="21"/>
-          <w:lang w:val="ro-RO"/>
-        </w:rPr>
-        <w:t>”</w:t>
-      </w:r>
-      <w:r>
-        <w:rPr>
-          <w:rFonts w:ascii="Consolas" w:hAnsi="Consolas"/>
-          <w:sz w:val="21"/>
-          <w:szCs w:val="21"/>
-          <w:lang w:val="ro-RO"/>
-        </w:rPr>
-        <w:t xml:space="preserve"> DQUOTE </w:t>
-      </w:r>
-      <w:r>
-        <w:rPr>
-          <w:rFonts w:ascii="Consolas" w:hAnsi="Consolas"/>
-          <w:sz w:val="21"/>
-          <w:szCs w:val="21"/>
-          <w:lang w:val="ro-RO"/>
-        </w:rPr>
-        <w:t>„</w:t>
-      </w:r>
-      <w:r>
-        <w:rPr>
-          <w:rFonts w:ascii="Consolas" w:hAnsi="Consolas"/>
-          <w:sz w:val="21"/>
-          <w:szCs w:val="21"/>
-          <w:lang w:val="ro-RO"/>
-        </w:rPr>
-        <w:t>:</w:t>
-      </w:r>
-      <w:r>
-        <w:rPr>
-          <w:rFonts w:ascii="Consolas" w:hAnsi="Consolas"/>
-          <w:sz w:val="21"/>
-          <w:szCs w:val="21"/>
-          <w:lang w:val="ro-RO"/>
-        </w:rPr>
-        <w:t>”</w:t>
-      </w:r>
-      <w:r>
-        <w:rPr>
-          <w:rFonts w:ascii="Consolas" w:hAnsi="Consolas"/>
-          <w:sz w:val="21"/>
-          <w:szCs w:val="21"/>
-          <w:lang w:val="ro-RO"/>
-        </w:rPr>
-        <w:t xml:space="preserve"> q-string</w:t>
-      </w:r>
-    </w:p>
-    <w:p>
-      <w:pPr>
-        <w:widowControl/>
-        <w:pBdr>
-          <w:top w:val="single" w:sz="4" w:space="1" w:color="auto"/>
-          <w:left w:val="single" w:sz="4" w:space="4" w:color="auto"/>
-          <w:bottom w:val="single" w:sz="4" w:space="1" w:color="auto"/>
-          <w:right w:val="single" w:sz="4" w:space="4" w:color="auto"/>
-        </w:pBdr>
-        <w:spacing w:line="285" w:lineRule="atLeast"/>
-        <w:rPr>
-          <w:rFonts w:ascii="Consolas" w:hAnsi="Consolas"/>
-          <w:sz w:val="21"/>
-          <w:szCs w:val="21"/>
-          <w:lang w:val="ro-RO"/>
-        </w:rPr>
-      </w:pPr>
-      <w:r>
-        <w:rPr>
-          <w:rFonts w:ascii="Consolas" w:hAnsi="Consolas"/>
-          <w:sz w:val="21"/>
-          <w:szCs w:val="21"/>
-          <w:lang w:val="ro-RO"/>
-        </w:rPr>
-        <w:t xml:space="preserve">                        </w:t>
-      </w:r>
-      <w:r>
-        <w:rPr>
-          <w:rFonts w:ascii="Consolas" w:hAnsi="Consolas"/>
-          <w:sz w:val="21"/>
-          <w:szCs w:val="21"/>
-          <w:lang w:val="ro-RO"/>
-        </w:rPr>
-        <w:t>„</w:t>
-      </w:r>
-      <w:r>
-        <w:rPr>
-          <w:rFonts w:ascii="Consolas" w:hAnsi="Consolas"/>
-          <w:sz w:val="21"/>
-          <w:szCs w:val="21"/>
-          <w:lang w:val="ro-RO"/>
-        </w:rPr>
-        <w:t>,</w:t>
-      </w:r>
-      <w:r>
-        <w:rPr>
-          <w:rFonts w:ascii="Consolas" w:hAnsi="Consolas"/>
-          <w:sz w:val="21"/>
-          <w:szCs w:val="21"/>
-          <w:lang w:val="ro-RO"/>
-        </w:rPr>
-        <w:t>”</w:t>
-      </w:r>
-      <w:r>
-        <w:rPr>
-          <w:rFonts w:ascii="Consolas" w:hAnsi="Consolas"/>
-          <w:sz w:val="21"/>
-          <w:szCs w:val="21"/>
-          <w:lang w:val="ro-RO"/>
-        </w:rPr>
-        <w:t xml:space="preserve"> DQUOTE </w:t>
-      </w:r>
-      <w:r>
-        <w:rPr>
-          <w:rFonts w:ascii="Consolas" w:hAnsi="Consolas"/>
-          <w:sz w:val="21"/>
-          <w:szCs w:val="21"/>
-          <w:lang w:val="ro-RO"/>
-        </w:rPr>
-        <w:t>„</w:t>
-      </w:r>
-      <w:r>
-        <w:rPr>
-          <w:rFonts w:ascii="Consolas" w:hAnsi="Consolas"/>
-          <w:sz w:val="21"/>
-          <w:szCs w:val="21"/>
-          <w:lang w:val="ro-RO"/>
-        </w:rPr>
-        <w:t>secret_y</w:t>
-      </w:r>
-      <w:r>
-        <w:rPr>
-          <w:rFonts w:ascii="Consolas" w:hAnsi="Consolas"/>
-          <w:sz w:val="21"/>
-          <w:szCs w:val="21"/>
-          <w:lang w:val="ro-RO"/>
-        </w:rPr>
-        <w:t>”</w:t>
-      </w:r>
-      <w:r>
-        <w:rPr>
-          <w:rFonts w:ascii="Consolas" w:hAnsi="Consolas"/>
-          <w:sz w:val="21"/>
-          <w:szCs w:val="21"/>
-          <w:lang w:val="ro-RO"/>
-        </w:rPr>
-        <w:t xml:space="preserve"> DQUOTE </w:t>
-      </w:r>
-      <w:r>
-        <w:rPr>
-          <w:rFonts w:ascii="Consolas" w:hAnsi="Consolas"/>
-          <w:sz w:val="21"/>
-          <w:szCs w:val="21"/>
-          <w:lang w:val="ro-RO"/>
-        </w:rPr>
-        <w:t>„</w:t>
-      </w:r>
-      <w:r>
-        <w:rPr>
-          <w:rFonts w:ascii="Consolas" w:hAnsi="Consolas"/>
-          <w:sz w:val="21"/>
-          <w:szCs w:val="21"/>
-          <w:lang w:val="ro-RO"/>
-        </w:rPr>
-        <w:t>:</w:t>
-      </w:r>
-      <w:r>
-        <w:rPr>
-          <w:rFonts w:ascii="Consolas" w:hAnsi="Consolas"/>
-          <w:sz w:val="21"/>
-          <w:szCs w:val="21"/>
-          <w:lang w:val="ro-RO"/>
-        </w:rPr>
-        <w:t>”</w:t>
-      </w:r>
-      <w:r>
-        <w:rPr>
-          <w:rFonts w:ascii="Consolas" w:hAnsi="Consolas"/>
-          <w:sz w:val="21"/>
-          <w:szCs w:val="21"/>
-          <w:lang w:val="ro-RO"/>
-        </w:rPr>
-        <w:t xml:space="preserve"> q-string </w:t>
-      </w:r>
-      <w:r>
-        <w:rPr>
-          <w:rFonts w:ascii="Consolas" w:hAnsi="Consolas"/>
-          <w:sz w:val="21"/>
-          <w:szCs w:val="21"/>
-          <w:lang w:val="ro-RO"/>
-        </w:rPr>
-        <w:t>„</w:t>
-      </w:r>
-      <w:r>
-        <w:rPr>
-          <w:rFonts w:ascii="Consolas" w:hAnsi="Consolas"/>
-          <w:sz w:val="21"/>
-          <w:szCs w:val="21"/>
-          <w:lang w:val="ro-RO"/>
-        </w:rPr>
-        <w:t>}</w:t>
-      </w:r>
-      <w:r>
-        <w:rPr>
-          <w:rFonts w:ascii="Consolas" w:hAnsi="Consolas"/>
-          <w:sz w:val="21"/>
-          <w:szCs w:val="21"/>
-          <w:lang w:val="ro-RO"/>
-        </w:rPr>
-        <w:t>”</w:t>
-      </w:r>
-    </w:p>
-    <w:p>
-      <w:pPr>
-        <w:widowControl/>
-        <w:pBdr>
-          <w:top w:val="single" w:sz="4" w:space="1" w:color="auto"/>
-          <w:left w:val="single" w:sz="4" w:space="4" w:color="auto"/>
-          <w:bottom w:val="single" w:sz="4" w:space="1" w:color="auto"/>
-          <w:right w:val="single" w:sz="4" w:space="4" w:color="auto"/>
-        </w:pBdr>
-        <w:spacing w:line="285" w:lineRule="atLeast"/>
-        <w:rPr>
-          <w:rFonts w:ascii="Consolas" w:hAnsi="Consolas"/>
-          <w:sz w:val="21"/>
-          <w:szCs w:val="21"/>
-          <w:lang w:val="ro-RO"/>
-        </w:rPr>
-      </w:pPr>
-      <w:r>
-        <w:rPr>
-          <w:rFonts w:ascii="Consolas" w:hAnsi="Consolas"/>
-          <w:sz w:val="21"/>
-          <w:szCs w:val="21"/>
-          <w:lang w:val="ro-RO"/>
-        </w:rPr>
-        <w:t>7</w:t>
-      </w:r>
-      <w:r>
-        <w:rPr>
-          <w:rFonts w:ascii="Consolas" w:hAnsi="Consolas"/>
-          <w:sz w:val="21"/>
-          <w:szCs w:val="21"/>
-          <w:lang w:val="ro-RO"/>
-        </w:rPr>
-        <w:tab/>
-      </w:r>
-      <w:r>
-        <w:rPr>
-          <w:rFonts w:ascii="Consolas" w:hAnsi="Consolas"/>
-          <w:sz w:val="21"/>
-          <w:szCs w:val="21"/>
-          <w:lang w:val="ro-RO"/>
-        </w:rPr>
-        <w:t xml:space="preserve">commitment-payload    = </w:t>
-      </w:r>
-      <w:r>
-        <w:rPr>
-          <w:rFonts w:ascii="Consolas" w:hAnsi="Consolas"/>
-          <w:sz w:val="21"/>
-          <w:szCs w:val="21"/>
-          <w:lang w:val="ro-RO"/>
-        </w:rPr>
-        <w:t>„</w:t>
-      </w:r>
-      <w:r>
-        <w:rPr>
-          <w:rFonts w:ascii="Consolas" w:hAnsi="Consolas"/>
-          <w:sz w:val="21"/>
-          <w:szCs w:val="21"/>
-          <w:lang w:val="ro-RO"/>
-        </w:rPr>
-        <w:t>{</w:t>
-      </w:r>
-      <w:r>
-        <w:rPr>
-          <w:rFonts w:ascii="Consolas" w:hAnsi="Consolas"/>
-          <w:sz w:val="21"/>
-          <w:szCs w:val="21"/>
-          <w:lang w:val="ro-RO"/>
-        </w:rPr>
-        <w:t>„</w:t>
-      </w:r>
-      <w:r>
-        <w:rPr>
-          <w:rFonts w:ascii="Consolas" w:hAnsi="Consolas"/>
-          <w:sz w:val="21"/>
-          <w:szCs w:val="21"/>
-          <w:lang w:val="ro-RO"/>
-        </w:rPr>
-        <w:t xml:space="preserve"> DQUOTE </w:t>
-      </w:r>
-      <w:r>
-        <w:rPr>
-          <w:rFonts w:ascii="Consolas" w:hAnsi="Consolas"/>
-          <w:sz w:val="21"/>
-          <w:szCs w:val="21"/>
-          <w:lang w:val="ro-RO"/>
-        </w:rPr>
-        <w:t>„</w:t>
-      </w:r>
-      <w:r>
-        <w:rPr>
-          <w:rFonts w:ascii="Consolas" w:hAnsi="Consolas"/>
-          <w:sz w:val="21"/>
-          <w:szCs w:val="21"/>
-          <w:lang w:val="ro-RO"/>
-        </w:rPr>
-        <w:t>client_id</w:t>
-      </w:r>
-      <w:r>
-        <w:rPr>
-          <w:rFonts w:ascii="Consolas" w:hAnsi="Consolas"/>
-          <w:sz w:val="21"/>
-          <w:szCs w:val="21"/>
-          <w:lang w:val="ro-RO"/>
-        </w:rPr>
-        <w:t>”</w:t>
-      </w:r>
-      <w:r>
-        <w:rPr>
-          <w:rFonts w:ascii="Consolas" w:hAnsi="Consolas"/>
-          <w:sz w:val="21"/>
-          <w:szCs w:val="21"/>
-          <w:lang w:val="ro-RO"/>
-        </w:rPr>
-        <w:t xml:space="preserve"> DQUOTE </w:t>
-      </w:r>
-      <w:r>
-        <w:rPr>
-          <w:rFonts w:ascii="Consolas" w:hAnsi="Consolas"/>
-          <w:sz w:val="21"/>
-          <w:szCs w:val="21"/>
-          <w:lang w:val="ro-RO"/>
-        </w:rPr>
-        <w:t>„</w:t>
-      </w:r>
-      <w:r>
-        <w:rPr>
-          <w:rFonts w:ascii="Consolas" w:hAnsi="Consolas"/>
-          <w:sz w:val="21"/>
-          <w:szCs w:val="21"/>
-          <w:lang w:val="ro-RO"/>
-        </w:rPr>
-        <w:t>:</w:t>
-      </w:r>
-      <w:r>
-        <w:rPr>
-          <w:rFonts w:ascii="Consolas" w:hAnsi="Consolas"/>
-          <w:sz w:val="21"/>
-          <w:szCs w:val="21"/>
-          <w:lang w:val="ro-RO"/>
-        </w:rPr>
-        <w:t>”</w:t>
-      </w:r>
-      <w:r>
-        <w:rPr>
-          <w:rFonts w:ascii="Consolas" w:hAnsi="Consolas"/>
-          <w:sz w:val="21"/>
-          <w:szCs w:val="21"/>
-          <w:lang w:val="ro-RO"/>
-        </w:rPr>
-        <w:t xml:space="preserve"> q-string</w:t>
-      </w:r>
-    </w:p>
-    <w:p>
-      <w:pPr>
-        <w:widowControl/>
-        <w:pBdr>
-          <w:top w:val="single" w:sz="4" w:space="1" w:color="auto"/>
-          <w:left w:val="single" w:sz="4" w:space="4" w:color="auto"/>
-          <w:bottom w:val="single" w:sz="4" w:space="1" w:color="auto"/>
-          <w:right w:val="single" w:sz="4" w:space="4" w:color="auto"/>
-        </w:pBdr>
-        <w:spacing w:line="285" w:lineRule="atLeast"/>
-        <w:rPr>
-          <w:rFonts w:ascii="Consolas" w:hAnsi="Consolas"/>
-          <w:sz w:val="21"/>
-          <w:szCs w:val="21"/>
-          <w:lang w:val="ro-RO"/>
-        </w:rPr>
-      </w:pPr>
-      <w:r>
-        <w:rPr>
-          <w:rFonts w:ascii="Consolas" w:hAnsi="Consolas"/>
-          <w:sz w:val="21"/>
-          <w:szCs w:val="21"/>
-          <w:lang w:val="ro-RO"/>
-        </w:rPr>
-        <w:t xml:space="preserve">                        </w:t>
-      </w:r>
-      <w:r>
-        <w:rPr>
-          <w:rFonts w:ascii="Consolas" w:hAnsi="Consolas"/>
-          <w:sz w:val="21"/>
-          <w:szCs w:val="21"/>
-          <w:lang w:val="ro-RO"/>
-        </w:rPr>
-        <w:t>„</w:t>
-      </w:r>
-      <w:r>
-        <w:rPr>
-          <w:rFonts w:ascii="Consolas" w:hAnsi="Consolas"/>
-          <w:sz w:val="21"/>
-          <w:szCs w:val="21"/>
-          <w:lang w:val="ro-RO"/>
-        </w:rPr>
-        <w:t>,</w:t>
-      </w:r>
-      <w:r>
-        <w:rPr>
-          <w:rFonts w:ascii="Consolas" w:hAnsi="Consolas"/>
-          <w:sz w:val="21"/>
-          <w:szCs w:val="21"/>
-          <w:lang w:val="ro-RO"/>
-        </w:rPr>
-        <w:t>”</w:t>
-      </w:r>
-      <w:r>
-        <w:rPr>
-          <w:rFonts w:ascii="Consolas" w:hAnsi="Consolas"/>
-          <w:sz w:val="21"/>
-          <w:szCs w:val="21"/>
-          <w:lang w:val="ro-RO"/>
-        </w:rPr>
-        <w:t xml:space="preserve"> DQUOTE </w:t>
-      </w:r>
-      <w:r>
-        <w:rPr>
-          <w:rFonts w:ascii="Consolas" w:hAnsi="Consolas"/>
-          <w:sz w:val="21"/>
-          <w:szCs w:val="21"/>
-          <w:lang w:val="ro-RO"/>
-        </w:rPr>
-        <w:t>„</w:t>
-      </w:r>
-      <w:r>
-        <w:rPr>
-          <w:rFonts w:ascii="Consolas" w:hAnsi="Consolas"/>
-          <w:sz w:val="21"/>
-          <w:szCs w:val="21"/>
-          <w:lang w:val="ro-RO"/>
-        </w:rPr>
-        <w:t>commitment_t</w:t>
-      </w:r>
-      <w:r>
-        <w:rPr>
-          <w:rFonts w:ascii="Consolas" w:hAnsi="Consolas"/>
-          <w:sz w:val="21"/>
-          <w:szCs w:val="21"/>
-          <w:lang w:val="ro-RO"/>
-        </w:rPr>
-        <w:t>”</w:t>
-      </w:r>
-      <w:r>
-        <w:rPr>
-          <w:rFonts w:ascii="Consolas" w:hAnsi="Consolas"/>
-          <w:sz w:val="21"/>
-          <w:szCs w:val="21"/>
-          <w:lang w:val="ro-RO"/>
-        </w:rPr>
-        <w:t xml:space="preserve"> DQUOTE </w:t>
-      </w:r>
-      <w:r>
-        <w:rPr>
-          <w:rFonts w:ascii="Consolas" w:hAnsi="Consolas"/>
-          <w:sz w:val="21"/>
-          <w:szCs w:val="21"/>
-          <w:lang w:val="ro-RO"/>
-        </w:rPr>
-        <w:t>„</w:t>
-      </w:r>
-      <w:r>
-        <w:rPr>
-          <w:rFonts w:ascii="Consolas" w:hAnsi="Consolas"/>
-          <w:sz w:val="21"/>
-          <w:szCs w:val="21"/>
-          <w:lang w:val="ro-RO"/>
-        </w:rPr>
-        <w:t>:</w:t>
-      </w:r>
-      <w:r>
-        <w:rPr>
-          <w:rFonts w:ascii="Consolas" w:hAnsi="Consolas"/>
-          <w:sz w:val="21"/>
-          <w:szCs w:val="21"/>
-          <w:lang w:val="ro-RO"/>
-        </w:rPr>
-        <w:t>”</w:t>
-      </w:r>
-      <w:r>
-        <w:rPr>
-          <w:rFonts w:ascii="Consolas" w:hAnsi="Consolas"/>
-          <w:sz w:val="21"/>
-          <w:szCs w:val="21"/>
-          <w:lang w:val="ro-RO"/>
-        </w:rPr>
-        <w:t xml:space="preserve"> q-string </w:t>
-      </w:r>
-      <w:r>
-        <w:rPr>
-          <w:rFonts w:ascii="Consolas" w:hAnsi="Consolas"/>
-          <w:sz w:val="21"/>
-          <w:szCs w:val="21"/>
-          <w:lang w:val="ro-RO"/>
-        </w:rPr>
-        <w:t>„</w:t>
-      </w:r>
-      <w:r>
-        <w:rPr>
-          <w:rFonts w:ascii="Consolas" w:hAnsi="Consolas"/>
-          <w:sz w:val="21"/>
-          <w:szCs w:val="21"/>
-          <w:lang w:val="ro-RO"/>
-        </w:rPr>
-        <w:t>}</w:t>
-      </w:r>
-      <w:r>
-        <w:rPr>
-          <w:rFonts w:ascii="Consolas" w:hAnsi="Consolas"/>
-          <w:sz w:val="21"/>
-          <w:szCs w:val="21"/>
-          <w:lang w:val="ro-RO"/>
-        </w:rPr>
-        <w:t>”</w:t>
-      </w:r>
-    </w:p>
-    <w:p>
-      <w:pPr>
-        <w:widowControl/>
-        <w:pBdr>
-          <w:top w:val="single" w:sz="4" w:space="1" w:color="auto"/>
-          <w:left w:val="single" w:sz="4" w:space="4" w:color="auto"/>
-          <w:bottom w:val="single" w:sz="4" w:space="1" w:color="auto"/>
-          <w:right w:val="single" w:sz="4" w:space="4" w:color="auto"/>
-        </w:pBdr>
-        <w:spacing w:line="285" w:lineRule="atLeast"/>
-        <w:rPr>
-          <w:rFonts w:ascii="Consolas" w:hAnsi="Consolas"/>
-          <w:sz w:val="21"/>
-          <w:szCs w:val="21"/>
-          <w:lang w:val="ro-RO"/>
-        </w:rPr>
-      </w:pPr>
-      <w:r>
-        <w:rPr>
-          <w:rFonts w:ascii="Consolas" w:hAnsi="Consolas"/>
-          <w:sz w:val="21"/>
-          <w:szCs w:val="21"/>
-          <w:lang w:val="ro-RO"/>
-        </w:rPr>
-        <w:t>8</w:t>
-      </w:r>
-      <w:r>
-        <w:rPr>
-          <w:rFonts w:ascii="Consolas" w:hAnsi="Consolas"/>
-          <w:sz w:val="21"/>
-          <w:szCs w:val="21"/>
-          <w:lang w:val="ro-RO"/>
-        </w:rPr>
-        <w:tab/>
-      </w:r>
-      <w:r>
-        <w:rPr>
-          <w:rFonts w:ascii="Consolas" w:hAnsi="Consolas"/>
-          <w:sz w:val="21"/>
-          <w:szCs w:val="21"/>
-          <w:lang w:val="ro-RO"/>
-        </w:rPr>
-        <w:t xml:space="preserve">challenge-response    = </w:t>
-      </w:r>
-      <w:r>
-        <w:rPr>
-          <w:rFonts w:ascii="Consolas" w:hAnsi="Consolas"/>
-          <w:sz w:val="21"/>
-          <w:szCs w:val="21"/>
-          <w:lang w:val="ro-RO"/>
-        </w:rPr>
-        <w:t>„</w:t>
-      </w:r>
-      <w:r>
-        <w:rPr>
-          <w:rFonts w:ascii="Consolas" w:hAnsi="Consolas"/>
-          <w:sz w:val="21"/>
-          <w:szCs w:val="21"/>
-          <w:lang w:val="ro-RO"/>
-        </w:rPr>
-        <w:t>{</w:t>
-      </w:r>
-      <w:r>
-        <w:rPr>
-          <w:rFonts w:ascii="Consolas" w:hAnsi="Consolas"/>
-          <w:sz w:val="21"/>
-          <w:szCs w:val="21"/>
-          <w:lang w:val="ro-RO"/>
-        </w:rPr>
-        <w:t>„</w:t>
-      </w:r>
-      <w:r>
-        <w:rPr>
-          <w:rFonts w:ascii="Consolas" w:hAnsi="Consolas"/>
-          <w:sz w:val="21"/>
-          <w:szCs w:val="21"/>
-          <w:lang w:val="ro-RO"/>
-        </w:rPr>
-        <w:t xml:space="preserve"> DQUOTE </w:t>
-      </w:r>
-      <w:r>
-        <w:rPr>
-          <w:rFonts w:ascii="Consolas" w:hAnsi="Consolas"/>
-          <w:sz w:val="21"/>
-          <w:szCs w:val="21"/>
-          <w:lang w:val="ro-RO"/>
-        </w:rPr>
-        <w:t>„</w:t>
-      </w:r>
-      <w:r>
-        <w:rPr>
-          <w:rFonts w:ascii="Consolas" w:hAnsi="Consolas"/>
-          <w:sz w:val="21"/>
-          <w:szCs w:val="21"/>
-          <w:lang w:val="ro-RO"/>
-        </w:rPr>
-        <w:t>challenge_c</w:t>
-      </w:r>
-      <w:r>
-        <w:rPr>
-          <w:rFonts w:ascii="Consolas" w:hAnsi="Consolas"/>
-          <w:sz w:val="21"/>
-          <w:szCs w:val="21"/>
-          <w:lang w:val="ro-RO"/>
-        </w:rPr>
-        <w:t>”</w:t>
-      </w:r>
-      <w:r>
-        <w:rPr>
-          <w:rFonts w:ascii="Consolas" w:hAnsi="Consolas"/>
-          <w:sz w:val="21"/>
-          <w:szCs w:val="21"/>
-          <w:lang w:val="ro-RO"/>
-        </w:rPr>
-        <w:t xml:space="preserve"> DQUOTE </w:t>
-      </w:r>
-      <w:r>
-        <w:rPr>
-          <w:rFonts w:ascii="Consolas" w:hAnsi="Consolas"/>
-          <w:sz w:val="21"/>
-          <w:szCs w:val="21"/>
-          <w:lang w:val="ro-RO"/>
-        </w:rPr>
-        <w:t>„</w:t>
-      </w:r>
-      <w:r>
-        <w:rPr>
-          <w:rFonts w:ascii="Consolas" w:hAnsi="Consolas"/>
-          <w:sz w:val="21"/>
-          <w:szCs w:val="21"/>
-          <w:lang w:val="ro-RO"/>
-        </w:rPr>
-        <w:t>:</w:t>
-      </w:r>
-      <w:r>
-        <w:rPr>
-          <w:rFonts w:ascii="Consolas" w:hAnsi="Consolas"/>
-          <w:sz w:val="21"/>
-          <w:szCs w:val="21"/>
-          <w:lang w:val="ro-RO"/>
-        </w:rPr>
-        <w:t>”</w:t>
-      </w:r>
-      <w:r>
-        <w:rPr>
-          <w:rFonts w:ascii="Consolas" w:hAnsi="Consolas"/>
-          <w:sz w:val="21"/>
-          <w:szCs w:val="21"/>
-          <w:lang w:val="ro-RO"/>
-        </w:rPr>
-        <w:t xml:space="preserve"> q-string</w:t>
-      </w:r>
-    </w:p>
-    <w:p>
-      <w:pPr>
-        <w:widowControl/>
-        <w:pBdr>
-          <w:top w:val="single" w:sz="4" w:space="1" w:color="auto"/>
-          <w:left w:val="single" w:sz="4" w:space="4" w:color="auto"/>
-          <w:bottom w:val="single" w:sz="4" w:space="1" w:color="auto"/>
-          <w:right w:val="single" w:sz="4" w:space="4" w:color="auto"/>
-        </w:pBdr>
-        <w:spacing w:line="285" w:lineRule="atLeast"/>
-        <w:rPr>
-          <w:rFonts w:ascii="Consolas" w:hAnsi="Consolas"/>
-          <w:sz w:val="21"/>
-          <w:szCs w:val="21"/>
-          <w:lang w:val="ro-RO"/>
-        </w:rPr>
-      </w:pPr>
-      <w:r>
-        <w:rPr>
-          <w:rFonts w:ascii="Consolas" w:hAnsi="Consolas"/>
-          <w:sz w:val="21"/>
-          <w:szCs w:val="21"/>
-          <w:lang w:val="ro-RO"/>
-        </w:rPr>
-        <w:t xml:space="preserve">                        </w:t>
-      </w:r>
-      <w:r>
-        <w:rPr>
-          <w:rFonts w:ascii="Consolas" w:hAnsi="Consolas"/>
-          <w:sz w:val="21"/>
-          <w:szCs w:val="21"/>
-          <w:lang w:val="ro-RO"/>
-        </w:rPr>
-        <w:t>„</w:t>
-      </w:r>
-      <w:r>
-        <w:rPr>
-          <w:rFonts w:ascii="Consolas" w:hAnsi="Consolas"/>
-          <w:sz w:val="21"/>
-          <w:szCs w:val="21"/>
-          <w:lang w:val="ro-RO"/>
-        </w:rPr>
-        <w:t>,</w:t>
-      </w:r>
-      <w:r>
-        <w:rPr>
-          <w:rFonts w:ascii="Consolas" w:hAnsi="Consolas"/>
-          <w:sz w:val="21"/>
-          <w:szCs w:val="21"/>
-          <w:lang w:val="ro-RO"/>
-        </w:rPr>
-        <w:t>”</w:t>
-      </w:r>
-      <w:r>
-        <w:rPr>
-          <w:rFonts w:ascii="Consolas" w:hAnsi="Consolas"/>
-          <w:sz w:val="21"/>
-          <w:szCs w:val="21"/>
-          <w:lang w:val="ro-RO"/>
-        </w:rPr>
-        <w:t xml:space="preserve"> DQUOTE </w:t>
-      </w:r>
-      <w:r>
-        <w:rPr>
-          <w:rFonts w:ascii="Consolas" w:hAnsi="Consolas"/>
-          <w:sz w:val="21"/>
-          <w:szCs w:val="21"/>
-          <w:lang w:val="ro-RO"/>
-        </w:rPr>
-        <w:t>„</w:t>
-      </w:r>
-      <w:r>
-        <w:rPr>
-          <w:rFonts w:ascii="Consolas" w:hAnsi="Consolas"/>
-          <w:sz w:val="21"/>
-          <w:szCs w:val="21"/>
-          <w:lang w:val="ro-RO"/>
-        </w:rPr>
-        <w:t>session_id</w:t>
-      </w:r>
-      <w:r>
-        <w:rPr>
-          <w:rFonts w:ascii="Consolas" w:hAnsi="Consolas"/>
-          <w:sz w:val="21"/>
-          <w:szCs w:val="21"/>
-          <w:lang w:val="ro-RO"/>
-        </w:rPr>
-        <w:t>”</w:t>
-      </w:r>
-      <w:r>
-        <w:rPr>
-          <w:rFonts w:ascii="Consolas" w:hAnsi="Consolas"/>
-          <w:sz w:val="21"/>
-          <w:szCs w:val="21"/>
-          <w:lang w:val="ro-RO"/>
-        </w:rPr>
-        <w:t xml:space="preserve"> DQUOTE </w:t>
-      </w:r>
-      <w:r>
-        <w:rPr>
-          <w:rFonts w:ascii="Consolas" w:hAnsi="Consolas"/>
-          <w:sz w:val="21"/>
-          <w:szCs w:val="21"/>
-          <w:lang w:val="ro-RO"/>
-        </w:rPr>
-        <w:t>„</w:t>
-      </w:r>
-      <w:r>
-        <w:rPr>
-          <w:rFonts w:ascii="Consolas" w:hAnsi="Consolas"/>
-          <w:sz w:val="21"/>
-          <w:szCs w:val="21"/>
-          <w:lang w:val="ro-RO"/>
-        </w:rPr>
-        <w:t>:</w:t>
-      </w:r>
-      <w:r>
-        <w:rPr>
-          <w:rFonts w:ascii="Consolas" w:hAnsi="Consolas"/>
-          <w:sz w:val="21"/>
-          <w:szCs w:val="21"/>
-          <w:lang w:val="ro-RO"/>
-        </w:rPr>
-        <w:t>”</w:t>
-      </w:r>
-      <w:r>
-        <w:rPr>
-          <w:rFonts w:ascii="Consolas" w:hAnsi="Consolas"/>
-          <w:sz w:val="21"/>
-          <w:szCs w:val="21"/>
-          <w:lang w:val="ro-RO"/>
-        </w:rPr>
-        <w:t xml:space="preserve"> q-string </w:t>
-      </w:r>
-      <w:r>
-        <w:rPr>
-          <w:rFonts w:ascii="Consolas" w:hAnsi="Consolas"/>
-          <w:sz w:val="21"/>
-          <w:szCs w:val="21"/>
-          <w:lang w:val="ro-RO"/>
-        </w:rPr>
-        <w:t>„</w:t>
-      </w:r>
-      <w:r>
-        <w:rPr>
-          <w:rFonts w:ascii="Consolas" w:hAnsi="Consolas"/>
-          <w:sz w:val="21"/>
-          <w:szCs w:val="21"/>
-          <w:lang w:val="ro-RO"/>
-        </w:rPr>
-        <w:t>}</w:t>
-      </w:r>
-      <w:r>
-        <w:rPr>
-          <w:rFonts w:ascii="Consolas" w:hAnsi="Consolas"/>
-          <w:sz w:val="21"/>
-          <w:szCs w:val="21"/>
-          <w:lang w:val="ro-RO"/>
-        </w:rPr>
-        <w:t>”</w:t>
-      </w:r>
-    </w:p>
-    <w:p>
-      <w:pPr>
-        <w:widowControl/>
-        <w:pBdr>
-          <w:top w:val="single" w:sz="4" w:space="1" w:color="auto"/>
-          <w:left w:val="single" w:sz="4" w:space="4" w:color="auto"/>
-          <w:bottom w:val="single" w:sz="4" w:space="1" w:color="auto"/>
-          <w:right w:val="single" w:sz="4" w:space="4" w:color="auto"/>
-        </w:pBdr>
-        <w:spacing w:line="285" w:lineRule="atLeast"/>
-        <w:rPr>
-          <w:rFonts w:ascii="Consolas" w:hAnsi="Consolas"/>
-          <w:sz w:val="21"/>
-          <w:szCs w:val="21"/>
-          <w:lang w:val="ro-RO"/>
-        </w:rPr>
-      </w:pPr>
-      <w:r>
-        <w:rPr>
-          <w:rFonts w:ascii="Consolas" w:hAnsi="Consolas"/>
-          <w:sz w:val="21"/>
-          <w:szCs w:val="21"/>
-          <w:lang w:val="ro-RO"/>
-        </w:rPr>
-        <w:t>9</w:t>
-      </w:r>
-      <w:r>
-        <w:rPr>
-          <w:rFonts w:ascii="Consolas" w:hAnsi="Consolas"/>
-          <w:sz w:val="21"/>
-          <w:szCs w:val="21"/>
-          <w:lang w:val="ro-RO"/>
-        </w:rPr>
-        <w:tab/>
-      </w:r>
-      <w:r>
-        <w:rPr>
-          <w:rFonts w:ascii="Consolas" w:hAnsi="Consolas"/>
-          <w:sz w:val="21"/>
-          <w:szCs w:val="21"/>
-          <w:lang w:val="ro-RO"/>
-        </w:rPr>
-        <w:t xml:space="preserve">verify-payload        = </w:t>
-      </w:r>
-      <w:r>
-        <w:rPr>
-          <w:rFonts w:ascii="Consolas" w:hAnsi="Consolas"/>
-          <w:sz w:val="21"/>
-          <w:szCs w:val="21"/>
-          <w:lang w:val="ro-RO"/>
-        </w:rPr>
-        <w:t>„</w:t>
-      </w:r>
-      <w:r>
-        <w:rPr>
-          <w:rFonts w:ascii="Consolas" w:hAnsi="Consolas"/>
-          <w:sz w:val="21"/>
-          <w:szCs w:val="21"/>
-          <w:lang w:val="ro-RO"/>
-        </w:rPr>
-        <w:t>{</w:t>
-      </w:r>
-      <w:r>
-        <w:rPr>
-          <w:rFonts w:ascii="Consolas" w:hAnsi="Consolas"/>
-          <w:sz w:val="21"/>
-          <w:szCs w:val="21"/>
-          <w:lang w:val="ro-RO"/>
-        </w:rPr>
-        <w:t>„</w:t>
-      </w:r>
-      <w:r>
-        <w:rPr>
-          <w:rFonts w:ascii="Consolas" w:hAnsi="Consolas"/>
-          <w:sz w:val="21"/>
-          <w:szCs w:val="21"/>
-          <w:lang w:val="ro-RO"/>
-        </w:rPr>
-        <w:t xml:space="preserve"> DQUOTE </w:t>
-      </w:r>
-      <w:r>
-        <w:rPr>
-          <w:rFonts w:ascii="Consolas" w:hAnsi="Consolas"/>
-          <w:sz w:val="21"/>
-          <w:szCs w:val="21"/>
-          <w:lang w:val="ro-RO"/>
-        </w:rPr>
-        <w:t>„</w:t>
-      </w:r>
-      <w:r>
-        <w:rPr>
-          <w:rFonts w:ascii="Consolas" w:hAnsi="Consolas"/>
-          <w:sz w:val="21"/>
-          <w:szCs w:val="21"/>
-          <w:lang w:val="ro-RO"/>
-        </w:rPr>
-        <w:t>solution_s</w:t>
-      </w:r>
-      <w:r>
-        <w:rPr>
-          <w:rFonts w:ascii="Consolas" w:hAnsi="Consolas"/>
-          <w:sz w:val="21"/>
-          <w:szCs w:val="21"/>
-          <w:lang w:val="ro-RO"/>
-        </w:rPr>
-        <w:t>”</w:t>
-      </w:r>
-      <w:r>
-        <w:rPr>
-          <w:rFonts w:ascii="Consolas" w:hAnsi="Consolas"/>
-          <w:sz w:val="21"/>
-          <w:szCs w:val="21"/>
-          <w:lang w:val="ro-RO"/>
-        </w:rPr>
-        <w:t xml:space="preserve"> DQUOTE </w:t>
-      </w:r>
-      <w:r>
-        <w:rPr>
-          <w:rFonts w:ascii="Consolas" w:hAnsi="Consolas"/>
-          <w:sz w:val="21"/>
-          <w:szCs w:val="21"/>
-          <w:lang w:val="ro-RO"/>
-        </w:rPr>
-        <w:t>„</w:t>
-      </w:r>
-      <w:r>
-        <w:rPr>
-          <w:rFonts w:ascii="Consolas" w:hAnsi="Consolas"/>
-          <w:sz w:val="21"/>
-          <w:szCs w:val="21"/>
-          <w:lang w:val="ro-RO"/>
-        </w:rPr>
-        <w:t>:</w:t>
-      </w:r>
-      <w:r>
-        <w:rPr>
-          <w:rFonts w:ascii="Consolas" w:hAnsi="Consolas"/>
-          <w:sz w:val="21"/>
-          <w:szCs w:val="21"/>
-          <w:lang w:val="ro-RO"/>
-        </w:rPr>
-        <w:t>”</w:t>
-      </w:r>
-      <w:r>
-        <w:rPr>
-          <w:rFonts w:ascii="Consolas" w:hAnsi="Consolas"/>
-          <w:sz w:val="21"/>
-          <w:szCs w:val="21"/>
-          <w:lang w:val="ro-RO"/>
-        </w:rPr>
-        <w:t xml:space="preserve"> q-string </w:t>
-      </w:r>
-      <w:r>
-        <w:rPr>
-          <w:rFonts w:ascii="Consolas" w:hAnsi="Consolas"/>
-          <w:sz w:val="21"/>
-          <w:szCs w:val="21"/>
-          <w:lang w:val="ro-RO"/>
-        </w:rPr>
-        <w:t>„</w:t>
-      </w:r>
-      <w:r>
-        <w:rPr>
-          <w:rFonts w:ascii="Consolas" w:hAnsi="Consolas"/>
-          <w:sz w:val="21"/>
-          <w:szCs w:val="21"/>
-          <w:lang w:val="ro-RO"/>
-        </w:rPr>
-        <w:t>}</w:t>
-      </w:r>
-      <w:r>
-        <w:rPr>
-          <w:rFonts w:ascii="Consolas" w:hAnsi="Consolas"/>
-          <w:sz w:val="21"/>
-          <w:szCs w:val="21"/>
-          <w:lang w:val="ro-RO"/>
-        </w:rPr>
-        <w:t>”</w:t>
-      </w:r>
-    </w:p>
-    <w:p>
-      <w:pPr>
-        <w:widowControl/>
-        <w:pBdr>
-          <w:top w:val="single" w:sz="4" w:space="1" w:color="auto"/>
-          <w:left w:val="single" w:sz="4" w:space="4" w:color="auto"/>
-          <w:bottom w:val="single" w:sz="4" w:space="1" w:color="auto"/>
-          <w:right w:val="single" w:sz="4" w:space="4" w:color="auto"/>
-        </w:pBdr>
-        <w:spacing w:line="285" w:lineRule="atLeast"/>
-        <w:rPr>
-          <w:rFonts w:ascii="Consolas" w:hAnsi="Consolas"/>
-          <w:sz w:val="21"/>
-          <w:szCs w:val="21"/>
-          <w:lang w:val="ro-RO"/>
-        </w:rPr>
-      </w:pPr>
-      <w:r>
-        <w:rPr>
-          <w:rFonts w:ascii="Consolas" w:hAnsi="Consolas"/>
-          <w:sz w:val="21"/>
-          <w:szCs w:val="21"/>
-          <w:lang w:val="ro-RO"/>
-        </w:rPr>
-        <w:t>1</w:t>
-      </w:r>
-      <w:r>
-        <w:rPr>
-          <w:rFonts w:ascii="Consolas" w:hAnsi="Consolas"/>
-          <w:sz w:val="21"/>
-          <w:szCs w:val="21"/>
-          <w:lang w:val="ro-RO"/>
-        </w:rPr>
-        <w:t>0</w:t>
-      </w:r>
-      <w:r>
-        <w:rPr>
-          <w:rFonts w:ascii="Consolas" w:hAnsi="Consolas"/>
-          <w:sz w:val="21"/>
-          <w:szCs w:val="21"/>
-          <w:lang w:val="ro-RO"/>
-        </w:rPr>
-        <w:tab/>
-      </w:r>
-      <w:r>
-        <w:rPr>
-          <w:rFonts w:ascii="Consolas" w:hAnsi="Consolas"/>
-          <w:sz w:val="21"/>
-          <w:szCs w:val="21"/>
-          <w:lang w:val="ro-RO"/>
-        </w:rPr>
-        <w:t xml:space="preserve">auth-success-payload  = </w:t>
-      </w:r>
-      <w:r>
-        <w:rPr>
-          <w:rFonts w:ascii="Consolas" w:hAnsi="Consolas"/>
-          <w:sz w:val="21"/>
-          <w:szCs w:val="21"/>
-          <w:lang w:val="ro-RO"/>
-        </w:rPr>
-        <w:t>„</w:t>
-      </w:r>
-      <w:r>
-        <w:rPr>
-          <w:rFonts w:ascii="Consolas" w:hAnsi="Consolas"/>
-          <w:sz w:val="21"/>
-          <w:szCs w:val="21"/>
-          <w:lang w:val="ro-RO"/>
-        </w:rPr>
-        <w:t>{</w:t>
-      </w:r>
-      <w:r>
-        <w:rPr>
-          <w:rFonts w:ascii="Consolas" w:hAnsi="Consolas"/>
-          <w:sz w:val="21"/>
-          <w:szCs w:val="21"/>
-          <w:lang w:val="ro-RO"/>
-        </w:rPr>
-        <w:t>„</w:t>
-      </w:r>
-      <w:r>
-        <w:rPr>
-          <w:rFonts w:ascii="Consolas" w:hAnsi="Consolas"/>
-          <w:sz w:val="21"/>
-          <w:szCs w:val="21"/>
-          <w:lang w:val="ro-RO"/>
-        </w:rPr>
-        <w:t xml:space="preserve"> DQUOTE </w:t>
-      </w:r>
-      <w:r>
-        <w:rPr>
-          <w:rFonts w:ascii="Consolas" w:hAnsi="Consolas"/>
-          <w:sz w:val="21"/>
-          <w:szCs w:val="21"/>
-          <w:lang w:val="ro-RO"/>
-        </w:rPr>
-        <w:t>„</w:t>
-      </w:r>
-      <w:r>
-        <w:rPr>
-          <w:rFonts w:ascii="Consolas" w:hAnsi="Consolas"/>
-          <w:sz w:val="21"/>
-          <w:szCs w:val="21"/>
-          <w:lang w:val="ro-RO"/>
-        </w:rPr>
-        <w:t>token</w:t>
-      </w:r>
-      <w:r>
-        <w:rPr>
-          <w:rFonts w:ascii="Consolas" w:hAnsi="Consolas"/>
-          <w:sz w:val="21"/>
-          <w:szCs w:val="21"/>
-          <w:lang w:val="ro-RO"/>
-        </w:rPr>
-        <w:t>”</w:t>
-      </w:r>
-      <w:r>
-        <w:rPr>
-          <w:rFonts w:ascii="Consolas" w:hAnsi="Consolas"/>
-          <w:sz w:val="21"/>
-          <w:szCs w:val="21"/>
-          <w:lang w:val="ro-RO"/>
-        </w:rPr>
-        <w:t xml:space="preserve"> DQUOTE </w:t>
-      </w:r>
-      <w:r>
-        <w:rPr>
-          <w:rFonts w:ascii="Consolas" w:hAnsi="Consolas"/>
-          <w:sz w:val="21"/>
-          <w:szCs w:val="21"/>
-          <w:lang w:val="ro-RO"/>
-        </w:rPr>
-        <w:t>„</w:t>
-      </w:r>
-      <w:r>
-        <w:rPr>
-          <w:rFonts w:ascii="Consolas" w:hAnsi="Consolas"/>
-          <w:sz w:val="21"/>
-          <w:szCs w:val="21"/>
-          <w:lang w:val="ro-RO"/>
-        </w:rPr>
-        <w:t>:</w:t>
-      </w:r>
-      <w:r>
-        <w:rPr>
-          <w:rFonts w:ascii="Consolas" w:hAnsi="Consolas"/>
-          <w:sz w:val="21"/>
-          <w:szCs w:val="21"/>
-          <w:lang w:val="ro-RO"/>
-        </w:rPr>
-        <w:t>”</w:t>
-      </w:r>
-      <w:r>
-        <w:rPr>
-          <w:rFonts w:ascii="Consolas" w:hAnsi="Consolas"/>
-          <w:sz w:val="21"/>
-          <w:szCs w:val="21"/>
-          <w:lang w:val="ro-RO"/>
-        </w:rPr>
-        <w:t xml:space="preserve"> q-string </w:t>
-      </w:r>
-      <w:r>
-        <w:rPr>
-          <w:rFonts w:ascii="Consolas" w:hAnsi="Consolas"/>
-          <w:sz w:val="21"/>
-          <w:szCs w:val="21"/>
-          <w:lang w:val="ro-RO"/>
-        </w:rPr>
-        <w:t>„</w:t>
-      </w:r>
-      <w:r>
-        <w:rPr>
-          <w:rFonts w:ascii="Consolas" w:hAnsi="Consolas"/>
-          <w:sz w:val="21"/>
-          <w:szCs w:val="21"/>
-          <w:lang w:val="ro-RO"/>
-        </w:rPr>
-        <w:t>}</w:t>
-      </w:r>
-      <w:r>
-        <w:rPr>
-          <w:rFonts w:ascii="Consolas" w:hAnsi="Consolas"/>
-          <w:sz w:val="21"/>
-          <w:szCs w:val="21"/>
-          <w:lang w:val="ro-RO"/>
-        </w:rPr>
-        <w:t>”</w:t>
-      </w:r>
-    </w:p>
-    <w:p>
-      <w:pPr>
-        <w:widowControl/>
-        <w:pBdr>
-          <w:top w:val="single" w:sz="4" w:space="1" w:color="auto"/>
-          <w:left w:val="single" w:sz="4" w:space="4" w:color="auto"/>
-          <w:bottom w:val="single" w:sz="4" w:space="1" w:color="auto"/>
-          <w:right w:val="single" w:sz="4" w:space="4" w:color="auto"/>
-        </w:pBdr>
-        <w:spacing w:line="285" w:lineRule="atLeast"/>
-        <w:rPr>
-          <w:rFonts w:ascii="Consolas" w:hAnsi="Consolas"/>
-          <w:sz w:val="21"/>
-          <w:szCs w:val="21"/>
-          <w:lang w:val="ro-RO"/>
-        </w:rPr>
-      </w:pPr>
-      <w:r>
-        <w:rPr>
-          <w:rFonts w:ascii="Consolas" w:hAnsi="Consolas"/>
-          <w:sz w:val="21"/>
-          <w:szCs w:val="21"/>
-          <w:lang w:val="ro-RO"/>
-        </w:rPr>
-        <w:t>1</w:t>
-      </w:r>
-      <w:r>
-        <w:rPr>
-          <w:rFonts w:ascii="Consolas" w:hAnsi="Consolas"/>
-          <w:sz w:val="21"/>
-          <w:szCs w:val="21"/>
-          <w:lang w:val="ro-RO"/>
-        </w:rPr>
-        <w:t>1</w:t>
-      </w:r>
-      <w:r>
-        <w:rPr>
-          <w:rFonts w:ascii="Consolas" w:hAnsi="Consolas"/>
-          <w:sz w:val="21"/>
-          <w:szCs w:val="21"/>
-          <w:lang w:val="ro-RO"/>
-        </w:rPr>
-        <w:tab/>
-      </w:r>
-      <w:r>
-        <w:rPr>
-          <w:rFonts w:ascii="Consolas" w:hAnsi="Consolas"/>
-          <w:sz w:val="21"/>
-          <w:szCs w:val="21"/>
-          <w:lang w:val="ro-RO"/>
-        </w:rPr>
-        <w:t xml:space="preserve">authorization-header  = </w:t>
-      </w:r>
-      <w:r>
-        <w:rPr>
-          <w:rFonts w:ascii="Consolas" w:hAnsi="Consolas"/>
-          <w:sz w:val="21"/>
-          <w:szCs w:val="21"/>
-          <w:lang w:val="ro-RO"/>
-        </w:rPr>
-        <w:t>"Authorization" ":" OWS "Bearer" SP jwt-token OWS</w:t>
-      </w:r>
-    </w:p>
-    <w:p>
-      <w:pPr>
-        <w:widowControl/>
-        <w:pBdr>
-          <w:top w:val="single" w:sz="4" w:space="1" w:color="auto"/>
-          <w:left w:val="single" w:sz="4" w:space="4" w:color="auto"/>
-          <w:bottom w:val="single" w:sz="4" w:space="1" w:color="auto"/>
-          <w:right w:val="single" w:sz="4" w:space="4" w:color="auto"/>
-        </w:pBdr>
-        <w:spacing w:line="285" w:lineRule="atLeast"/>
-        <w:rPr>
-          <w:rFonts w:ascii="Courier New" w:eastAsia="Courier New" w:hAnsi="Courier New" w:cs="Courier New"/>
-          <w:sz w:val="20"/>
-          <w:szCs w:val="20"/>
-          <w:lang w:val="ro-RO"/>
-        </w:rPr>
-      </w:pPr>
-      <w:r>
-        <w:rPr>
-          <w:rFonts w:ascii="Consolas" w:hAnsi="Consolas"/>
-          <w:sz w:val="21"/>
-          <w:szCs w:val="21"/>
-          <w:lang w:val="ro-RO"/>
-        </w:rPr>
-        <w:t>1</w:t>
-      </w:r>
-      <w:r>
-        <w:rPr>
-          <w:rFonts w:ascii="Consolas" w:hAnsi="Consolas"/>
-          <w:sz w:val="21"/>
-          <w:szCs w:val="21"/>
-          <w:lang w:val="ro-RO"/>
-        </w:rPr>
-        <w:t>2</w:t>
-      </w:r>
-      <w:r>
-        <w:rPr>
-          <w:rFonts w:ascii="Consolas" w:hAnsi="Consolas"/>
-          <w:sz w:val="21"/>
-          <w:szCs w:val="21"/>
-          <w:lang w:val="ro-RO"/>
-        </w:rPr>
-        <w:tab/>
-      </w:r>
-      <w:r>
-        <w:rPr>
-          <w:rFonts w:ascii="Consolas" w:hAnsi="Consolas"/>
-          <w:sz w:val="21"/>
-          <w:szCs w:val="21"/>
-          <w:lang w:val="ro-RO"/>
-        </w:rPr>
-        <w:t xml:space="preserve">session-header        = </w:t>
-      </w:r>
-      <w:r>
-        <w:rPr>
-          <w:rFonts w:ascii="Consolas" w:hAnsi="Consolas"/>
-          <w:sz w:val="21"/>
-          <w:szCs w:val="21"/>
-          <w:lang w:val="ro-RO"/>
-        </w:rPr>
-        <w:t>"X-Auth-Session" ":" OWS session-id OWS</w:t>
-      </w:r>
-    </w:p>
-    <w:p>
-      <w:pPr>
-        <w:pStyle w:val="Heading3"/>
-        <w:numPr>
-          <w:ilvl w:val="2"/>
-          <w:numId w:val="5"/>
-        </w:numPr>
-        <w:ind w:left="426"/>
-        <w:rPr>
-          <w:b w:val="0"/>
-          <w:bCs w:val="0"/>
-          <w:i/>
-          <w:iCs/>
-          <w:sz w:val="26"/>
-          <w:szCs w:val="26"/>
-        </w:rPr>
-      </w:pPr>
-      <w:bookmarkStart w:id="35" w:name="_Toc232493544"/>
-      <w:r>
-        <w:rPr>
-          <w:b w:val="0"/>
-          <w:bCs w:val="0"/>
-          <w:i/>
-          <w:iCs/>
-          <w:sz w:val="26"/>
-          <w:szCs w:val="26"/>
-        </w:rPr>
-        <w:t xml:space="preserve">Gestionarea </w:t>
-      </w:r>
-      <w:r>
-        <w:rPr>
-          <w:b w:val="0"/>
-          <w:bCs w:val="0"/>
-          <w:i/>
-          <w:iCs/>
-          <w:sz w:val="26"/>
-          <w:szCs w:val="26"/>
-        </w:rPr>
-        <w:t>s</w:t>
-      </w:r>
-      <w:r>
-        <w:rPr>
-          <w:b w:val="0"/>
-          <w:bCs w:val="0"/>
-          <w:i/>
-          <w:iCs/>
-          <w:sz w:val="26"/>
-          <w:szCs w:val="26"/>
-        </w:rPr>
-        <w:t>t</w:t>
-      </w:r>
-      <w:r>
-        <w:rPr>
-          <w:b w:val="0"/>
-          <w:bCs w:val="0"/>
-          <w:i/>
-          <w:iCs/>
-          <w:sz w:val="26"/>
-          <w:szCs w:val="26"/>
-        </w:rPr>
-        <w:t>ă</w:t>
-      </w:r>
-      <w:r>
-        <w:rPr>
-          <w:b w:val="0"/>
-          <w:bCs w:val="0"/>
-          <w:i/>
-          <w:iCs/>
-          <w:sz w:val="26"/>
-          <w:szCs w:val="26"/>
-        </w:rPr>
-        <w:t>rii</w:t>
-      </w:r>
-      <w:bookmarkEnd w:id="35"/>
+      <w:r>
+        <w:rPr>
+          <w:color w:val="000000"/>
+        </w:rPr>
+        <w:t xml:space="preserve">Arhitectura de server este construită pe micro-framework-ul Flask, care constituie nucleul logic de procesare al întregului protocol. Stratul de validare criptografică se sprijină pe funcția is_subgroup_member, care evaluează condiția matematică </w:t>
+      </w:r>
+      <m:oMath>
+        <m:sSup>
+          <m:sSupPr>
+            <m:ctrlPr>
+              <w:rPr>
+                <w:rFonts w:ascii="Cambria Math" w:eastAsia="Cambria Math" w:hAnsi="Cambria Math" w:cs="Cambria Math"/>
+                <w:i/>
+                <w:color w:val="000000"/>
+              </w:rPr>
+            </m:ctrlPr>
+          </m:sSupPr>
+          <m:e>
+            <m:r>
+              <w:rPr>
+                <w:rFonts w:ascii="Cambria Math" w:eastAsia="Cambria Math" w:hAnsi="Cambria Math" w:cs="Cambria Math"/>
+                <w:color w:val="000000"/>
+              </w:rPr>
+              <m:t>val</m:t>
+            </m:r>
+          </m:e>
+          <m:sup>
+            <m:r>
+              <w:rPr>
+                <w:rFonts w:ascii="Cambria Math" w:eastAsia="Cambria Math" w:hAnsi="Cambria Math" w:cs="Cambria Math"/>
+                <w:color w:val="000000"/>
+              </w:rPr>
+              <m:t>Q</m:t>
+            </m:r>
+          </m:sup>
+        </m:sSup>
+      </m:oMath>
+      <w:r>
+        <w:rPr>
+          <w:color w:val="000000"/>
+        </w:rPr>
+        <w:t xml:space="preserve"> mod P = 1 și respinge totodată valorile triviale, eliminând astfel riscurile asociate atacurilor de tip subgrup mic (small subgroup attack) </w:t>
+      </w:r>
+      <w:r>
+        <w:rPr>
+          <w:color w:val="000000"/>
+        </w:rPr>
+        <w:fldChar w:fldCharType="begin"/>
+      </w:r>
+      <w:r>
+        <w:rPr>
+          <w:color w:val="000000"/>
+        </w:rPr>
+        <w:instrText xml:space="preserve"> ADDIN ZOTERO_ITEM CSL_CITATION {"citationID":"4XSX9Qtv","properties":{"unsorted":false,"formattedCitation":"[40]","plainCitation":"[40]","noteIndex":0},"citationItems":[{"id":85,"uris":["http://zotero.org/users/local/7DTNwTNu/items/9WX7S5WI"],"itemData":{"id":85,"type":"book","publisher":"CRC Press","title":"Handbook of Applied Cryptography","URL":"https://cacr.uwaterloo.ca/hac/","author":[{"family":"Menezes","given":"Alfred J."},{"family":"Oorschot","given":"Paul C.","dropping-particle":"van"},{"family":"Vanstone","given":"Scott A."}],"issued":{"date-parts":[["1996"]]}}}],"schema":"https://github.com/citation-style-language/schema/raw/master/csl-citation.json"} </w:instrText>
+      </w:r>
+      <w:r>
+        <w:rPr>
+          <w:color w:val="000000"/>
+        </w:rPr>
+        <w:fldChar w:fldCharType="separate"/>
+      </w:r>
+      <w:r>
+        <w:t>[40]</w:t>
+      </w:r>
+      <w:r>
+        <w:rPr>
+          <w:color w:val="000000"/>
+        </w:rPr>
+        <w:fldChar w:fldCharType="end"/>
+      </w:r>
+      <w:r>
+        <w:rPr>
+          <w:color w:val="000000"/>
+        </w:rPr>
+        <w:t>. Această verificare este invocată atât la înregistrarea cheii publice, cât și la recepția angajamentului efemer, conform fluxurilor descrise în secțiunile II.1.1. și II.1.2.</w:t>
+      </w:r>
     </w:p>
     <w:p>
       <w:pPr>
@@ -16399,86 +16633,87 @@
         <w:jc w:val="both"/>
         <w:rPr>
           <w:color w:val="000000"/>
-        </w:rPr>
-      </w:pPr>
-      <w:r>
-        <w:rPr>
-          <w:color w:val="000000"/>
-        </w:rPr>
-        <w:t>Protocolul matematic impune retenția unei stări temporare persistente între etape (</w:t>
-      </w:r>
-      <w:r>
-        <w:rPr>
-          <w:color w:val="000000"/>
-        </w:rPr>
-        <w:t>„</w:t>
-      </w:r>
-      <w:r>
-        <w:rPr>
-          <w:color w:val="000000"/>
-        </w:rPr>
-        <w:t>stateful</w:t>
-      </w:r>
-      <w:r>
-        <w:rPr>
-          <w:color w:val="000000"/>
-        </w:rPr>
-        <w:t>”</w:t>
-      </w:r>
-      <w:r>
-        <w:rPr>
-          <w:color w:val="000000"/>
-        </w:rPr>
-        <w:t xml:space="preserve"> - engl.) între momentul inițierii angajamentului și faza verificării. Pentru sistemele distribuite, este necesară externalizarea acestei stări către o memorie volatilă centralizată. </w:t>
-      </w:r>
-      <w:r>
-        <w:rPr>
-          <w:color w:val="000000"/>
-        </w:rPr>
-        <w:lastRenderedPageBreak/>
-        <w:t xml:space="preserve">Permisiunile pre-solicitare sunt gestionate riguros prin strategii de partajare a resurselor între origini (Cross-Origin Resource Sharing – engl.). Odată finalizată autorizarea, se recomandă evitarea stocării jetonului de acces în spații locale expuse vulnerabilităților de injecție a scripturilor (Cross-Site Scripting – engl.), fiind indicată încapsularea acestuia în cookie-uri protejate prin directivele </w:t>
-      </w:r>
-      <w:r>
-        <w:rPr>
-          <w:color w:val="000000"/>
-        </w:rPr>
-        <w:t>„</w:t>
-      </w:r>
-      <w:r>
-        <w:rPr>
-          <w:color w:val="000000"/>
-        </w:rPr>
-        <w:t>HttpOnly</w:t>
-      </w:r>
-      <w:r>
-        <w:rPr>
-          <w:color w:val="000000"/>
-        </w:rPr>
-        <w:t>”</w:t>
-      </w:r>
-      <w:r>
-        <w:rPr>
-          <w:color w:val="000000"/>
-        </w:rPr>
-        <w:t xml:space="preserve"> și </w:t>
-      </w:r>
-      <w:r>
-        <w:rPr>
-          <w:color w:val="000000"/>
-        </w:rPr>
-        <w:t>„</w:t>
-      </w:r>
-      <w:r>
-        <w:rPr>
-          <w:color w:val="000000"/>
-        </w:rPr>
-        <w:t>Secure</w:t>
-      </w:r>
-      <w:r>
-        <w:rPr>
-          <w:color w:val="000000"/>
-        </w:rPr>
-        <w:t>”</w:t>
+          <w:sz w:val="22"/>
+          <w:szCs w:val="22"/>
+        </w:rPr>
+      </w:pPr>
+      <w:r>
+        <w:rPr>
+          <w:color w:val="000000"/>
+        </w:rPr>
+        <w:t xml:space="preserve">Dimensiunea grupului criptografic reflectă compromisul dintre securitate și costul computațional al exponențierii modulare. Cel mai recent atac de tip Logjam demonstrat public a vizat un grup de 795 de biți </w:t>
+      </w:r>
+      <w:r>
+        <w:rPr>
+          <w:color w:val="000000"/>
+        </w:rPr>
+        <w:fldChar w:fldCharType="begin"/>
+      </w:r>
+      <w:r>
+        <w:rPr>
+          <w:color w:val="000000"/>
+        </w:rPr>
+        <w:instrText xml:space="preserve"> ADDIN ZOTERO_ITEM CSL_CITATION {"citationID":"82BpV5tp","properties":{"unsorted":false,"formattedCitation":"[41]","plainCitation":"[41]","noteIndex":0},"citationItems":[{"id":94,"uris":["http://zotero.org/users/local/7DTNwTNu/items/6NSH38CV"],"itemData":{"id":94,"type":"document","note":"container-title: Wikipedia","title":"Discrete Logarithm Records","URL":"https://en.wikipedia.org/wiki/Discrete_logarithm_records"}}],"schema":"https://github.com/citation-style-language/schema/raw/master/csl-citation.json"} </w:instrText>
+      </w:r>
+      <w:r>
+        <w:rPr>
+          <w:color w:val="000000"/>
+        </w:rPr>
+        <w:fldChar w:fldCharType="separate"/>
+      </w:r>
+      <w:r>
+        <w:t>[41]</w:t>
+      </w:r>
+      <w:r>
+        <w:rPr>
+          <w:color w:val="000000"/>
+        </w:rPr>
+        <w:fldChar w:fldCharType="end"/>
+      </w:r>
+      <w:r>
+        <w:rPr>
+          <w:color w:val="000000"/>
+        </w:rPr>
+        <w:t>, iar recomandările NIST impun minimum 2048 de biți pentru un nivel de securitate adecvat pe termen medi</w:t>
+      </w:r>
+      <w:r>
+        <w:rPr>
+          <w:color w:val="000000"/>
+        </w:rPr>
+        <w:t>u</w:t>
+      </w:r>
+      <w:r>
+        <w:rPr>
+          <w:color w:val="000000"/>
+        </w:rPr>
+        <w:fldChar w:fldCharType="begin"/>
+      </w:r>
+      <w:r>
+        <w:rPr>
+          <w:color w:val="000000"/>
+        </w:rPr>
+        <w:instrText xml:space="preserve"> ADDIN ZOTERO_ITEM CSL_CITATION {"citationID":"WCQaV91Z","properties":{"unsorted":false,"formattedCitation":"[42]","plainCitation":"[42]","noteIndex":0},"citationItems":[{"id":97,"uris":["http://zotero.org/users/local/7DTNwTNu/items/Q9736UJC"],"itemData":{"id":97,"type":"report","genre":"SP","number":"800-57, rev. 5","title":"Recommendation for Key Management: Part 1","URL":"https://csrc.nist.gov/publications/detail/sp/800-57-part-1/rev-5/final","author":[{"literal":"NIST"}],"issued":{"date-parts":[["2020"]]}}}],"schema":"https://github.com/citation-style-language/schema/raw/master/csl-citation.json"} </w:instrText>
+      </w:r>
+      <w:r>
+        <w:rPr>
+          <w:color w:val="000000"/>
+        </w:rPr>
+        <w:fldChar w:fldCharType="separate"/>
+      </w:r>
+      <w:r>
+        <w:t>[42]</w:t>
+      </w:r>
+      <w:r>
+        <w:rPr>
+          <w:color w:val="000000"/>
+        </w:rPr>
+        <w:fldChar w:fldCharType="end"/>
+      </w:r>
+      <w:r>
+        <w:rPr>
+          <w:color w:val="000000"/>
+        </w:rPr>
+        <w:t>. În consecință, parametrul P utilizat este numărul prim sigur de 2048 de biți din grupul MODP standardizat prin RFC 3526</w:t>
       </w:r>
       <w:r>
         <w:rPr>
@@ -16496,7 +16731,7 @@
         <w:rPr>
           <w:color w:val="000000"/>
         </w:rPr>
-        <w:instrText xml:space="preserve"> ADDIN ZOTERO_ITEM CSL_CITATION {"citationID":"07Lm4tLh","properties":{"unsorted":false,"formattedCitation":"[39]","plainCitation":"[39]","noteIndex":0},"citationItems":[{"id":82,"uris":["http://zotero.org/users/local/7DTNwTNu/items/UXIWTHQM"],"itemData":{"id":82,"type":"document","title":"OWASP Cross-Site Scripting (XSS) Prevention Cheat Sheet","URL":"https://cheatsheetseries.owasp.org/cheatsheets/Cross-Site_Scripting_Prevention_Cheat_Sheet.html"}}],"schema":"https://github.com/citation-style-language/schema/raw/master/csl-citation.json"} </w:instrText>
+        <w:instrText xml:space="preserve"> ADDIN ZOTERO_ITEM CSL_CITATION {"citationID":"Gp69tsYo","properties":{"unsorted":false,"formattedCitation":"[43]","plainCitation":"[43]","noteIndex":0},"citationItems":[{"id":98,"uris":["http://zotero.org/users/local/7DTNwTNu/items/AKD7VJHR"],"itemData":{"id":98,"type":"report","genre":"RFC","number":"3526","publisher":"Internet Engineering Task Force","title":"More Modular Exponential (MODP) Diffie-Hellman Groups for Internet Key Exchange (IKE)","URL":"https://datatracker.ietf.org/doc/html/rfc3526","author":[{"family":"Kivinen","given":"Tero"},{"family":"Kojo","given":"Mika"}],"issued":{"date-parts":[["2003"]]}}}],"schema":"https://github.com/citation-style-language/schema/raw/master/csl-citation.json"} </w:instrText>
       </w:r>
       <w:r>
         <w:rPr>
@@ -16505,7 +16740,7 @@
         <w:fldChar w:fldCharType="separate"/>
       </w:r>
       <w:r>
-        <w:t>[39]</w:t>
+        <w:t>[43]</w:t>
       </w:r>
       <w:r>
         <w:rPr>
@@ -16517,63 +16752,95 @@
         <w:rPr>
           <w:color w:val="000000"/>
         </w:rPr>
-        <w:t>.</w:t>
-      </w:r>
-    </w:p>
-    <w:p>
-      <w:pPr>
-        <w:pStyle w:val="Heading2"/>
-        <w:numPr>
-          <w:ilvl w:val="1"/>
-          <w:numId w:val="5"/>
-        </w:numPr>
-        <w:ind w:left="426"/>
-        <w:rPr>
-          <w:sz w:val="26"/>
-          <w:szCs w:val="26"/>
-          <w:lang w:val="ro-RO"/>
-        </w:rPr>
-      </w:pPr>
-      <w:bookmarkStart w:id="36" w:name="_Toc232493545"/>
-      <w:r>
-        <w:rPr>
-          <w:sz w:val="26"/>
-          <w:szCs w:val="26"/>
-        </w:rPr>
-        <w:t>Detalii de implementare</w:t>
-      </w:r>
-      <w:bookmarkEnd w:id="36"/>
-    </w:p>
-    <w:p>
-      <w:pPr>
-        <w:pStyle w:val="Heading3"/>
-        <w:numPr>
-          <w:ilvl w:val="2"/>
-          <w:numId w:val="5"/>
-        </w:numPr>
-        <w:ind w:left="426"/>
-        <w:rPr>
-          <w:b w:val="0"/>
-          <w:bCs w:val="0"/>
-          <w:i/>
-          <w:iCs/>
-          <w:sz w:val="26"/>
-          <w:szCs w:val="26"/>
-        </w:rPr>
-      </w:pPr>
-      <w:bookmarkStart w:id="37" w:name="_Toc232493546"/>
-      <w:r>
-        <w:rPr>
-          <w:b w:val="0"/>
-          <w:bCs w:val="0"/>
-          <w:i/>
-          <w:iCs/>
-          <w:sz w:val="26"/>
-          <w:szCs w:val="26"/>
-        </w:rPr>
-        <w:t>Serverul de autentificare</w:t>
-      </w:r>
-      <w:bookmarkEnd w:id="37"/>
+        <w:t xml:space="preserve"> și RFC 5054</w:t>
+      </w:r>
+      <w:r>
+        <w:rPr>
+          <w:color w:val="000000"/>
+        </w:rPr>
+        <w:t xml:space="preserve"> </w:t>
+      </w:r>
+      <w:r>
+        <w:rPr>
+          <w:color w:val="000000"/>
+        </w:rPr>
+        <w:fldChar w:fldCharType="begin"/>
+      </w:r>
+      <w:r>
+        <w:rPr>
+          <w:color w:val="000000"/>
+        </w:rPr>
+        <w:instrText xml:space="preserve"> ADDIN ZOTERO_ITEM CSL_CITATION {"citationID":"euBEMGwA","properties":{"unsorted":false,"formattedCitation":"[44]","plainCitation":"[44]","noteIndex":0},"citationItems":[{"id":91,"uris":["http://zotero.org/users/local/7DTNwTNu/items/WHDPJ6RL"],"itemData":{"id":91,"type":"report","genre":"RFC","number":"5054","publisher":"Internet Engineering Task Force","title":"The Secure Remote Password Protocol (SRP)","URL":"https://datatracker.ietf.org/doc/html/rfc5054","author":[{"family":"Wu","given":"Thomas"}],"issued":{"date-parts":[["2007",11]]}}}],"schema":"https://github.com/citation-style-language/schema/raw/master/csl-citation.json"} </w:instrText>
+      </w:r>
+      <w:r>
+        <w:rPr>
+          <w:color w:val="000000"/>
+        </w:rPr>
+        <w:fldChar w:fldCharType="separate"/>
+      </w:r>
+      <w:r>
+        <w:t>[44]</w:t>
+      </w:r>
+      <w:r>
+        <w:rPr>
+          <w:color w:val="000000"/>
+        </w:rPr>
+        <w:fldChar w:fldCharType="end"/>
+      </w:r>
+      <w:r>
+        <w:rPr>
+          <w:color w:val="000000"/>
+        </w:rPr>
+        <w:t xml:space="preserve">, cu generatorul G = 4, oferind un nivel de securitate de aproximativ 112 biți. O evoluție naturală ar consta în migrarea către criptografia pe curbe eliptice (Elliptic Curve Cryptography, ECC), care oferă securitate echivalentă cu </w:t>
+      </w:r>
+      <w:r>
+        <w:rPr>
+          <w:color w:val="000000"/>
+        </w:rPr>
+        <w:t xml:space="preserve">parametrii </w:t>
+      </w:r>
+      <w:r>
+        <w:rPr>
+          <w:color w:val="000000"/>
+        </w:rPr>
+        <w:t xml:space="preserve">scalari </w:t>
+      </w:r>
+      <w:r>
+        <w:rPr>
+          <w:color w:val="000000"/>
+        </w:rPr>
+        <w:t>mai mici</w:t>
+      </w:r>
+      <w:r>
+        <w:rPr>
+          <w:color w:val="000000"/>
+        </w:rPr>
+        <w:t>, reducând latența și volumul datelor transmise</w:t>
+      </w:r>
+      <w:r>
+        <w:rPr>
+          <w:color w:val="000000"/>
+        </w:rPr>
+        <w:t>,</w:t>
+      </w:r>
+      <w:r>
+        <w:rPr>
+          <w:color w:val="000000"/>
+        </w:rPr>
+        <w:t xml:space="preserve"> această direcție </w:t>
+      </w:r>
+      <w:r>
+        <w:rPr>
+          <w:color w:val="000000"/>
+        </w:rPr>
+        <w:t xml:space="preserve">fiind </w:t>
+      </w:r>
+      <w:r>
+        <w:rPr>
+          <w:color w:val="000000"/>
+        </w:rPr>
+        <w:t>consemnată ca obiectiv viitor de dezvoltare.</w:t>
+      </w:r>
     </w:p>
     <w:p>
       <w:pPr>
@@ -16594,77 +16861,7 @@
         <w:rPr>
           <w:color w:val="000000"/>
         </w:rPr>
-        <w:t xml:space="preserve">Arhitectura de server este construită pe micro-framework-ul Flask, care constituie nucleul logic de procesare al întregului protocol. Stratul de validare criptografică se sprijină pe funcția is_subgroup_member, care evaluează condiția matematică </w:t>
-      </w:r>
-      <m:oMath>
-        <m:sSup>
-          <m:sSupPr>
-            <m:ctrlPr>
-              <w:rPr>
-                <w:rFonts w:ascii="Cambria Math" w:eastAsia="Cambria Math" w:hAnsi="Cambria Math" w:cs="Cambria Math"/>
-                <w:i/>
-                <w:color w:val="000000"/>
-              </w:rPr>
-            </m:ctrlPr>
-          </m:sSupPr>
-          <m:e>
-            <m:r>
-              <w:rPr>
-                <w:rFonts w:ascii="Cambria Math" w:eastAsia="Cambria Math" w:hAnsi="Cambria Math" w:cs="Cambria Math"/>
-                <w:color w:val="000000"/>
-              </w:rPr>
-              <m:t>val</m:t>
-            </m:r>
-          </m:e>
-          <m:sup>
-            <m:r>
-              <w:rPr>
-                <w:rFonts w:ascii="Cambria Math" w:eastAsia="Cambria Math" w:hAnsi="Cambria Math" w:cs="Cambria Math"/>
-                <w:color w:val="000000"/>
-              </w:rPr>
-              <m:t>Q</m:t>
-            </m:r>
-          </m:sup>
-        </m:sSup>
-      </m:oMath>
-      <w:r>
-        <w:rPr>
-          <w:color w:val="000000"/>
-        </w:rPr>
-        <w:t xml:space="preserve"> mod P = 1 și respinge totodată valorile triviale, eliminând astfel riscurile asociate atacurilor de tip subgrup mic (small subgroup attack) </w:t>
-      </w:r>
-      <w:r>
-        <w:rPr>
-          <w:color w:val="000000"/>
-        </w:rPr>
-        <w:fldChar w:fldCharType="begin"/>
-      </w:r>
-      <w:r>
-        <w:rPr>
-          <w:color w:val="000000"/>
-        </w:rPr>
-        <w:instrText xml:space="preserve"> ADDIN ZOTERO_ITEM CSL_CITATION {"citationID":"4XSX9Qtv","properties":{"unsorted":false,"formattedCitation":"[40]","plainCitation":"[40]","noteIndex":0},"citationItems":[{"id":85,"uris":["http://zotero.org/users/local/7DTNwTNu/items/9WX7S5WI"],"itemData":{"id":85,"type":"book","publisher":"CRC Press","title":"Handbook of Applied Cryptography","URL":"https://cacr.uwaterloo.ca/hac/","author":[{"family":"Menezes","given":"Alfred J."},{"family":"Oorschot","given":"Paul C.","dropping-particle":"van"},{"family":"Vanstone","given":"Scott A."}],"issued":{"date-parts":[["1996"]]}}}],"schema":"https://github.com/citation-style-language/schema/raw/master/csl-citation.json"} </w:instrText>
-      </w:r>
-      <w:r>
-        <w:rPr>
-          <w:color w:val="000000"/>
-        </w:rPr>
-        <w:fldChar w:fldCharType="separate"/>
-      </w:r>
-      <w:r>
-        <w:t>[40]</w:t>
-      </w:r>
-      <w:r>
-        <w:rPr>
-          <w:color w:val="000000"/>
-        </w:rPr>
-        <w:fldChar w:fldCharType="end"/>
-      </w:r>
-      <w:r>
-        <w:rPr>
-          <w:color w:val="000000"/>
-        </w:rPr>
-        <w:t>. Această verificare este invocată atât la înregistrarea cheii publice, cât și la recepția angajamentului efemer, conform fluxurilor descrise în secțiunile II.1.1. și II.1.2.</w:t>
+        <w:t>Gestionarea concurenței sesiunilor este delegată structurii _SessionStore, care menține un index invers de la identificatorul de utilizator la identificatorul de sesiune activă. Prin această asociere bidirecțională, serverul detectează situațiile în care un al doilea angajament este inițiat pentru un utilizator care dispune deja de o sesiune în curs, invalidând-o automat conform politicii de protecție descrise în secțiunea II.1.2.</w:t>
       </w:r>
     </w:p>
     <w:p>
@@ -16680,15 +16877,13 @@
         <w:jc w:val="both"/>
         <w:rPr>
           <w:color w:val="000000"/>
-          <w:sz w:val="22"/>
-          <w:szCs w:val="22"/>
-        </w:rPr>
-      </w:pPr>
-      <w:r>
-        <w:rPr>
-          <w:color w:val="000000"/>
-        </w:rPr>
-        <w:t xml:space="preserve">Dimensiunea grupului criptografic reflectă compromisul dintre securitate și costul computațional al exponențierii modulare. Cel mai recent atac de tip Logjam demonstrat public a vizat un grup de 795 de biți </w:t>
+        </w:rPr>
+      </w:pPr>
+      <w:r>
+        <w:rPr>
+          <w:color w:val="000000"/>
+        </w:rPr>
+        <w:t xml:space="preserve">Legarea contextului de rețea este realizată de funcția _compute_session_binding, care corelează sesiunea curentă cu metadatele de transport, iar emiterea jetonului de acces revine rutinei _issue_jwt, ce generează un jeton JWT cu o durată de valabilitate de o oră. Accesul la resursele protejate prin punctul terminal /data este condiționat de validarea prealabilă a semnăturii și a expirării jetonului, în timp ce antetele de tip Cache-Control </w:t>
       </w:r>
       <w:r>
         <w:rPr>
@@ -16700,7 +16895,7 @@
         <w:rPr>
           <w:color w:val="000000"/>
         </w:rPr>
-        <w:instrText xml:space="preserve"> ADDIN ZOTERO_ITEM CSL_CITATION {"citationID":"82BpV5tp","properties":{"unsorted":false,"formattedCitation":"[41]","plainCitation":"[41]","noteIndex":0},"citationItems":[{"id":94,"uris":["http://zotero.org/users/local/7DTNwTNu/items/6NSH38CV"],"itemData":{"id":94,"type":"document","note":"container-title: Wikipedia","title":"Discrete Logarithm Records","URL":"https://en.wikipedia.org/wiki/Discrete_logarithm_records"}}],"schema":"https://github.com/citation-style-language/schema/raw/master/csl-citation.json"} </w:instrText>
+        <w:instrText xml:space="preserve"> ADDIN ZOTERO_ITEM CSL_CITATION {"citationID":"lERAa8jX","properties":{"unsorted":false,"formattedCitation":"[45]","plainCitation":"[45]","noteIndex":0},"citationItems":[{"id":86,"uris":["http://zotero.org/users/local/7DTNwTNu/items/Q4LZ54LU"],"itemData":{"id":86,"type":"document","title":"MDN Web Docs: Cache-Control","URL":"https://developer.mozilla.org/en-US/docs/Web/HTTP/Headers/Cache-Control"}}],"schema":"https://github.com/citation-style-language/schema/raw/master/csl-citation.json"} </w:instrText>
       </w:r>
       <w:r>
         <w:rPr>
@@ -16709,7 +16904,7 @@
         <w:fldChar w:fldCharType="separate"/>
       </w:r>
       <w:r>
-        <w:t>[41]</w:t>
+        <w:t>[45]</w:t>
       </w:r>
       <w:r>
         <w:rPr>
@@ -16721,173 +16916,39 @@
         <w:rPr>
           <w:color w:val="000000"/>
         </w:rPr>
-        <w:t>, iar recomandările NIST impun minimum 2048 de biți pentru un nivel de securitate adecvat pe termen medi</w:t>
-      </w:r>
-      <w:r>
-        <w:rPr>
-          <w:color w:val="000000"/>
-        </w:rPr>
-        <w:t>u</w:t>
-      </w:r>
-      <w:r>
-        <w:rPr>
-          <w:color w:val="000000"/>
-        </w:rPr>
-        <w:fldChar w:fldCharType="begin"/>
-      </w:r>
-      <w:r>
-        <w:rPr>
-          <w:color w:val="000000"/>
-        </w:rPr>
-        <w:instrText xml:space="preserve"> ADDIN ZOTERO_ITEM CSL_CITATION {"citationID":"WCQaV91Z","properties":{"unsorted":false,"formattedCitation":"[42]","plainCitation":"[42]","noteIndex":0},"citationItems":[{"id":97,"uris":["http://zotero.org/users/local/7DTNwTNu/items/Q9736UJC"],"itemData":{"id":97,"type":"report","genre":"SP","number":"800-57, rev. 5","title":"Recommendation for Key Management: Part 1","URL":"https://csrc.nist.gov/publications/detail/sp/800-57-part-1/rev-5/final","author":[{"literal":"NIST"}],"issued":{"date-parts":[["2020"]]}}}],"schema":"https://github.com/citation-style-language/schema/raw/master/csl-citation.json"} </w:instrText>
-      </w:r>
-      <w:r>
-        <w:rPr>
-          <w:color w:val="000000"/>
-        </w:rPr>
-        <w:fldChar w:fldCharType="separate"/>
-      </w:r>
-      <w:r>
-        <w:t>[42]</w:t>
-      </w:r>
-      <w:r>
-        <w:rPr>
-          <w:color w:val="000000"/>
-        </w:rPr>
-        <w:fldChar w:fldCharType="end"/>
-      </w:r>
-      <w:r>
-        <w:rPr>
-          <w:color w:val="000000"/>
-        </w:rPr>
-        <w:t>. În consecință, parametrul P utilizat este numărul prim sigur de 2048 de biți din grupul MODP standardizat prin RFC 3526</w:t>
-      </w:r>
-      <w:r>
-        <w:rPr>
-          <w:color w:val="000000"/>
-        </w:rPr>
-        <w:t xml:space="preserve"> </w:t>
-      </w:r>
-      <w:r>
-        <w:rPr>
-          <w:color w:val="000000"/>
-        </w:rPr>
-        <w:fldChar w:fldCharType="begin"/>
-      </w:r>
-      <w:r>
-        <w:rPr>
-          <w:color w:val="000000"/>
-        </w:rPr>
-        <w:instrText xml:space="preserve"> ADDIN ZOTERO_ITEM CSL_CITATION {"citationID":"Gp69tsYo","properties":{"unsorted":false,"formattedCitation":"[43]","plainCitation":"[43]","noteIndex":0},"citationItems":[{"id":98,"uris":["http://zotero.org/users/local/7DTNwTNu/items/AKD7VJHR"],"itemData":{"id":98,"type":"report","genre":"RFC","number":"3526","publisher":"Internet Engineering Task Force","title":"More Modular Exponential (MODP) Diffie-Hellman Groups for Internet Key Exchange (IKE)","URL":"https://datatracker.ietf.org/doc/html/rfc3526","author":[{"family":"Kivinen","given":"Tero"},{"family":"Kojo","given":"Mika"}],"issued":{"date-parts":[["2003"]]}}}],"schema":"https://github.com/citation-style-language/schema/raw/master/csl-citation.json"} </w:instrText>
-      </w:r>
-      <w:r>
-        <w:rPr>
-          <w:color w:val="000000"/>
-        </w:rPr>
-        <w:fldChar w:fldCharType="separate"/>
-      </w:r>
-      <w:r>
-        <w:t>[43]</w:t>
-      </w:r>
-      <w:r>
-        <w:rPr>
-          <w:color w:val="000000"/>
-        </w:rPr>
-        <w:fldChar w:fldCharType="end"/>
-      </w:r>
-      <w:r>
-        <w:rPr>
-          <w:color w:val="000000"/>
-        </w:rPr>
-        <w:t xml:space="preserve"> și RFC 5054</w:t>
-      </w:r>
-      <w:r>
-        <w:rPr>
-          <w:color w:val="000000"/>
-        </w:rPr>
-        <w:t xml:space="preserve"> </w:t>
-      </w:r>
-      <w:r>
-        <w:rPr>
-          <w:color w:val="000000"/>
-        </w:rPr>
-        <w:fldChar w:fldCharType="begin"/>
-      </w:r>
-      <w:r>
-        <w:rPr>
-          <w:color w:val="000000"/>
-        </w:rPr>
-        <w:instrText xml:space="preserve"> ADDIN ZOTERO_ITEM CSL_CITATION {"citationID":"euBEMGwA","properties":{"unsorted":false,"formattedCitation":"[44]","plainCitation":"[44]","noteIndex":0},"citationItems":[{"id":91,"uris":["http://zotero.org/users/local/7DTNwTNu/items/WHDPJ6RL"],"itemData":{"id":91,"type":"report","genre":"RFC","number":"5054","publisher":"Internet Engineering Task Force","title":"The Secure Remote Password Protocol (SRP)","URL":"https://datatracker.ietf.org/doc/html/rfc5054","author":[{"family":"Wu","given":"Thomas"}],"issued":{"date-parts":[["2007",11]]}}}],"schema":"https://github.com/citation-style-language/schema/raw/master/csl-citation.json"} </w:instrText>
-      </w:r>
-      <w:r>
-        <w:rPr>
-          <w:color w:val="000000"/>
-        </w:rPr>
-        <w:fldChar w:fldCharType="separate"/>
-      </w:r>
-      <w:r>
-        <w:t>[44]</w:t>
-      </w:r>
-      <w:r>
-        <w:rPr>
-          <w:color w:val="000000"/>
-        </w:rPr>
-        <w:fldChar w:fldCharType="end"/>
-      </w:r>
-      <w:r>
-        <w:rPr>
-          <w:color w:val="000000"/>
-        </w:rPr>
-        <w:t xml:space="preserve">, cu generatorul G = 4, oferind un nivel de securitate de aproximativ 112 biți. O evoluție naturală ar consta în migrarea către criptografia pe curbe eliptice (Elliptic Curve Cryptography, ECC), care oferă securitate echivalentă cu </w:t>
-      </w:r>
-      <w:r>
-        <w:rPr>
-          <w:color w:val="000000"/>
-        </w:rPr>
-        <w:t xml:space="preserve">parametrii </w:t>
-      </w:r>
-      <w:r>
-        <w:rPr>
-          <w:color w:val="000000"/>
-        </w:rPr>
-        <w:t xml:space="preserve">scalari </w:t>
-      </w:r>
-      <w:r>
-        <w:rPr>
-          <w:color w:val="000000"/>
-        </w:rPr>
-        <w:t>mai mici</w:t>
-      </w:r>
-      <w:r>
-        <w:rPr>
-          <w:color w:val="000000"/>
-        </w:rPr>
-        <w:t>, reducând latența și volumul datelor transmise</w:t>
-      </w:r>
-      <w:r>
-        <w:rPr>
-          <w:color w:val="000000"/>
-        </w:rPr>
-        <w:t>,</w:t>
-      </w:r>
-      <w:r>
-        <w:rPr>
-          <w:color w:val="000000"/>
-        </w:rPr>
-        <w:t xml:space="preserve"> această direcție </w:t>
-      </w:r>
-      <w:r>
-        <w:rPr>
-          <w:color w:val="000000"/>
-        </w:rPr>
-        <w:t xml:space="preserve">fiind </w:t>
-      </w:r>
-      <w:r>
-        <w:rPr>
-          <w:color w:val="000000"/>
-        </w:rPr>
-        <w:t>consemnată ca obiectiv viitor de dezvoltare.</w:t>
-      </w:r>
+        <w:t xml:space="preserve"> previn stocarea răspunsurilor în nodurile intermediare ale rețelei.</w:t>
+      </w:r>
+    </w:p>
+    <w:p>
+      <w:pPr>
+        <w:pStyle w:val="Heading3"/>
+        <w:numPr>
+          <w:ilvl w:val="2"/>
+          <w:numId w:val="5"/>
+        </w:numPr>
+        <w:ind w:left="426"/>
+        <w:rPr>
+          <w:b w:val="0"/>
+          <w:bCs w:val="0"/>
+          <w:i/>
+          <w:iCs/>
+          <w:sz w:val="26"/>
+          <w:szCs w:val="26"/>
+        </w:rPr>
+      </w:pPr>
+      <w:bookmarkStart w:id="38" w:name="_Toc232493547"/>
+      <w:r>
+        <w:rPr>
+          <w:b w:val="0"/>
+          <w:bCs w:val="0"/>
+          <w:i/>
+          <w:iCs/>
+          <w:sz w:val="26"/>
+          <w:szCs w:val="26"/>
+        </w:rPr>
+        <w:t>Clientul Web</w:t>
+      </w:r>
+      <w:bookmarkEnd w:id="38"/>
     </w:p>
     <w:p>
       <w:pPr>
@@ -16908,8 +16969,94 @@
         <w:rPr>
           <w:color w:val="000000"/>
         </w:rPr>
-        <w:t>Gestionarea concurenței sesiunilor este delegată structurii _SessionStore, care menține un index invers de la identificatorul de utilizator la identificatorul de sesiune activă. Prin această asociere bidirecțională, serverul detectează situațiile în care un al doilea angajament este inițiat pentru un utilizator care dispune deja de o sesiune în curs, invalidând-o automat conform politicii de protecție descrise în secțiunea II.1.2.</w:t>
-      </w:r>
+        <w:t xml:space="preserve">Nivelul de prezentare execută întreaga logică criptografică direct în mediul de rulare al browserului, fără a delega operațiuni sensibile către server. Implementarea este concentrată în modulul login.js, care orchestrează secvențial etapele protocolului descrise în secțiunea II.1.2.: obținerea parametrilor publici, derivarea scalarului privat, generarea valorii aleatorii r prin interfața nativă window.crypto.getRandomValues </w:t>
+      </w:r>
+      <w:r>
+        <w:rPr>
+          <w:color w:val="000000"/>
+        </w:rPr>
+        <w:fldChar w:fldCharType="begin"/>
+      </w:r>
+      <w:r>
+        <w:rPr>
+          <w:color w:val="000000"/>
+        </w:rPr>
+        <w:instrText xml:space="preserve"> ADDIN ZOTERO_ITEM CSL_CITATION {"citationID":"Ptl1beAS","properties":{"unsorted":false,"formattedCitation":"[46]","plainCitation":"[46]","noteIndex":0},"citationItems":[{"id":88,"uris":["http://zotero.org/users/local/7DTNwTNu/items/5KUHL8WH"],"itemData":{"id":88,"type":"document","title":"MDN Web Docs: Crypto.getRandomValues()","URL":"https://developer.mozilla.org/en-US/docs/Web/API/Crypto/getRandomValues"}}],"schema":"https://github.com/citation-style-language/schema/raw/master/csl-citation.json"} </w:instrText>
+      </w:r>
+      <w:r>
+        <w:rPr>
+          <w:color w:val="000000"/>
+        </w:rPr>
+        <w:fldChar w:fldCharType="separate"/>
+      </w:r>
+      <w:r>
+        <w:t>[46]</w:t>
+      </w:r>
+      <w:r>
+        <w:rPr>
+          <w:color w:val="000000"/>
+        </w:rPr>
+        <w:fldChar w:fldCharType="end"/>
+      </w:r>
+      <w:r>
+        <w:rPr>
+          <w:color w:val="000000"/>
+        </w:rPr>
+        <w:t>, calculul angajamentului și, ulterior, al răspunsului matematic pe baza provocării recepționate de la server. Întregul ciclu de comunicare este supravegheat de un monitor de rețea integrat în interfață, care interceptează apelurile fetch și redă în timp real structura completă a antetelor și a sarcinilor utile, facilitând astfel auditarea vizuală a protocolului în scopuri didactice și de depanare.</w:t>
+      </w:r>
+    </w:p>
+    <w:p>
+      <w:pPr>
+        <w:pStyle w:val="Heading3"/>
+        <w:numPr>
+          <w:ilvl w:val="2"/>
+          <w:numId w:val="5"/>
+        </w:numPr>
+        <w:ind w:left="426"/>
+        <w:rPr>
+          <w:b w:val="0"/>
+          <w:bCs w:val="0"/>
+          <w:i/>
+          <w:iCs/>
+          <w:sz w:val="26"/>
+          <w:szCs w:val="26"/>
+        </w:rPr>
+      </w:pPr>
+      <w:bookmarkStart w:id="39" w:name="_Toc232493548"/>
+      <w:r>
+        <w:rPr>
+          <w:b w:val="0"/>
+          <w:bCs w:val="0"/>
+          <w:i/>
+          <w:iCs/>
+          <w:sz w:val="26"/>
+          <w:szCs w:val="26"/>
+        </w:rPr>
+        <w:t xml:space="preserve">Derivarea cheii private: model teoretic </w:t>
+      </w:r>
+      <w:r>
+        <w:rPr>
+          <w:b w:val="0"/>
+          <w:bCs w:val="0"/>
+          <w:i/>
+          <w:iCs/>
+          <w:sz w:val="26"/>
+          <w:szCs w:val="26"/>
+        </w:rPr>
+        <w:t>ș</w:t>
+      </w:r>
+      <w:r>
+        <w:rPr>
+          <w:b w:val="0"/>
+          <w:bCs w:val="0"/>
+          <w:i/>
+          <w:iCs/>
+          <w:sz w:val="26"/>
+          <w:szCs w:val="26"/>
+        </w:rPr>
+        <w:t>i compromisuri de implementare</w:t>
+      </w:r>
+      <w:bookmarkEnd w:id="39"/>
     </w:p>
     <w:p>
       <w:pPr>
@@ -16930,202 +17077,14 @@
         <w:rPr>
           <w:color w:val="000000"/>
         </w:rPr>
-        <w:t xml:space="preserve">Legarea contextului de rețea este realizată de funcția _compute_session_binding, care corelează sesiunea curentă cu metadatele de transport, iar emiterea jetonului de acces revine rutinei _issue_jwt, ce generează un jeton JWT cu o durată de valabilitate de o oră. Accesul la resursele protejate prin punctul terminal /data este condiționat de validarea prealabilă a semnăturii și a expirării jetonului, în timp ce antetele de tip Cache-Control </w:t>
-      </w:r>
-      <w:r>
-        <w:rPr>
-          <w:color w:val="000000"/>
-        </w:rPr>
-        <w:fldChar w:fldCharType="begin"/>
-      </w:r>
-      <w:r>
-        <w:rPr>
-          <w:color w:val="000000"/>
-        </w:rPr>
-        <w:instrText xml:space="preserve"> ADDIN ZOTERO_ITEM CSL_CITATION {"citationID":"lERAa8jX","properties":{"unsorted":false,"formattedCitation":"[45]","plainCitation":"[45]","noteIndex":0},"citationItems":[{"id":86,"uris":["http://zotero.org/users/local/7DTNwTNu/items/Q4LZ54LU"],"itemData":{"id":86,"type":"document","title":"MDN Web Docs: Cache-Control","URL":"https://developer.mozilla.org/en-US/docs/Web/HTTP/Headers/Cache-Control"}}],"schema":"https://github.com/citation-style-language/schema/raw/master/csl-citation.json"} </w:instrText>
-      </w:r>
-      <w:r>
-        <w:rPr>
-          <w:color w:val="000000"/>
-        </w:rPr>
-        <w:fldChar w:fldCharType="separate"/>
-      </w:r>
-      <w:r>
-        <w:t>[45]</w:t>
-      </w:r>
-      <w:r>
-        <w:rPr>
-          <w:color w:val="000000"/>
-        </w:rPr>
-        <w:fldChar w:fldCharType="end"/>
-      </w:r>
-      <w:r>
-        <w:rPr>
-          <w:color w:val="000000"/>
-        </w:rPr>
-        <w:t xml:space="preserve"> previn stocarea răspunsurilor în nodurile intermediare ale rețelei.</w:t>
-      </w:r>
-    </w:p>
-    <w:p>
-      <w:pPr>
-        <w:pStyle w:val="Heading3"/>
-        <w:numPr>
-          <w:ilvl w:val="2"/>
-          <w:numId w:val="5"/>
-        </w:numPr>
-        <w:ind w:left="426"/>
-        <w:rPr>
-          <w:b w:val="0"/>
-          <w:bCs w:val="0"/>
-          <w:i/>
-          <w:iCs/>
-          <w:sz w:val="26"/>
-          <w:szCs w:val="26"/>
-        </w:rPr>
-      </w:pPr>
-      <w:bookmarkStart w:id="38" w:name="_Toc232493547"/>
-      <w:r>
-        <w:rPr>
-          <w:b w:val="0"/>
-          <w:bCs w:val="0"/>
-          <w:i/>
-          <w:iCs/>
-          <w:sz w:val="26"/>
-          <w:szCs w:val="26"/>
-        </w:rPr>
-        <w:t>Clientul Web</w:t>
-      </w:r>
-      <w:bookmarkEnd w:id="38"/>
-    </w:p>
-    <w:p>
-      <w:pPr>
-        <w:pBdr>
-          <w:top w:val="nil"/>
-          <w:left w:val="nil"/>
-          <w:bottom w:val="nil"/>
-          <w:right w:val="nil"/>
-          <w:between w:val="nil"/>
-        </w:pBdr>
-        <w:ind w:firstLine="720"/>
-        <w:jc w:val="both"/>
-        <w:rPr>
-          <w:color w:val="000000"/>
-        </w:rPr>
-      </w:pPr>
-      <w:r>
-        <w:rPr>
-          <w:color w:val="000000"/>
-        </w:rPr>
-        <w:t xml:space="preserve">Nivelul de prezentare execută întreaga logică criptografică direct în mediul de rulare al browserului, fără a delega operațiuni sensibile către server. Implementarea este concentrată în modulul login.js, care orchestrează secvențial etapele protocolului descrise în secțiunea II.1.2.: obținerea parametrilor publici, derivarea scalarului privat, generarea valorii aleatorii r prin interfața nativă window.crypto.getRandomValues </w:t>
-      </w:r>
-      <w:r>
-        <w:rPr>
-          <w:color w:val="000000"/>
-        </w:rPr>
-        <w:fldChar w:fldCharType="begin"/>
-      </w:r>
-      <w:r>
-        <w:rPr>
-          <w:color w:val="000000"/>
-        </w:rPr>
-        <w:instrText xml:space="preserve"> ADDIN ZOTERO_ITEM CSL_CITATION {"citationID":"Ptl1beAS","properties":{"unsorted":false,"formattedCitation":"[46]","plainCitation":"[46]","noteIndex":0},"citationItems":[{"id":88,"uris":["http://zotero.org/users/local/7DTNwTNu/items/5KUHL8WH"],"itemData":{"id":88,"type":"document","title":"MDN Web Docs: Crypto.getRandomValues()","URL":"https://developer.mozilla.org/en-US/docs/Web/API/Crypto/getRandomValues"}}],"schema":"https://github.com/citation-style-language/schema/raw/master/csl-citation.json"} </w:instrText>
-      </w:r>
-      <w:r>
-        <w:rPr>
-          <w:color w:val="000000"/>
-        </w:rPr>
-        <w:fldChar w:fldCharType="separate"/>
-      </w:r>
-      <w:r>
-        <w:t>[46]</w:t>
-      </w:r>
-      <w:r>
-        <w:rPr>
-          <w:color w:val="000000"/>
-        </w:rPr>
-        <w:fldChar w:fldCharType="end"/>
-      </w:r>
-      <w:r>
-        <w:rPr>
-          <w:color w:val="000000"/>
-        </w:rPr>
-        <w:t>, calculul angajamentului și, ulterior, al răspunsului matematic pe baza provocării recepționate de la server. Întregul ciclu de comunicare este supravegheat de un monitor de rețea integrat în interfață, care interceptează apelurile fetch și redă în timp real structura completă a antetelor și a sarcinilor utile, facilitând astfel auditarea vizuală a protocolului în scopuri didactice și de depanare.</w:t>
-      </w:r>
-    </w:p>
-    <w:p>
-      <w:pPr>
-        <w:pStyle w:val="Heading3"/>
-        <w:numPr>
-          <w:ilvl w:val="2"/>
-          <w:numId w:val="5"/>
-        </w:numPr>
-        <w:ind w:left="426"/>
-        <w:rPr>
-          <w:b w:val="0"/>
-          <w:bCs w:val="0"/>
-          <w:i/>
-          <w:iCs/>
-          <w:sz w:val="26"/>
-          <w:szCs w:val="26"/>
-        </w:rPr>
-      </w:pPr>
-      <w:bookmarkStart w:id="39" w:name="_Toc232493548"/>
-      <w:r>
-        <w:rPr>
-          <w:b w:val="0"/>
-          <w:bCs w:val="0"/>
-          <w:i/>
-          <w:iCs/>
-          <w:sz w:val="26"/>
-          <w:szCs w:val="26"/>
+        <w:t xml:space="preserve">Derivarea cheii private x din parola utilizatorului constituie un punct critic al lanțului </w:t>
+      </w:r>
+      <w:r>
+        <w:rPr>
+          <w:color w:val="000000"/>
         </w:rPr>
         <w:lastRenderedPageBreak/>
-        <w:t xml:space="preserve">Derivarea cheii private: model teoretic </w:t>
-      </w:r>
-      <w:r>
-        <w:rPr>
-          <w:b w:val="0"/>
-          <w:bCs w:val="0"/>
-          <w:i/>
-          <w:iCs/>
-          <w:sz w:val="26"/>
-          <w:szCs w:val="26"/>
-        </w:rPr>
-        <w:t>ș</w:t>
-      </w:r>
-      <w:r>
-        <w:rPr>
-          <w:b w:val="0"/>
-          <w:bCs w:val="0"/>
-          <w:i/>
-          <w:iCs/>
-          <w:sz w:val="26"/>
-          <w:szCs w:val="26"/>
-        </w:rPr>
-        <w:t>i compromisuri de implementare</w:t>
-      </w:r>
-      <w:bookmarkEnd w:id="39"/>
-    </w:p>
-    <w:p>
-      <w:pPr>
-        <w:pBdr>
-          <w:top w:val="nil"/>
-          <w:left w:val="nil"/>
-          <w:bottom w:val="nil"/>
-          <w:right w:val="nil"/>
-          <w:between w:val="nil"/>
-        </w:pBdr>
-        <w:ind w:firstLine="720"/>
-        <w:jc w:val="both"/>
-        <w:rPr>
-          <w:color w:val="000000"/>
-        </w:rPr>
-      </w:pPr>
-      <w:r>
-        <w:rPr>
-          <w:color w:val="000000"/>
-        </w:rPr>
-        <w:t>Derivarea cheii private x din parola utilizatorului constituie un punct critic al lanțului criptografic, deoarece soliditatea întregii scheme depinde de impredictibilitatea acestei valori. Modelul teoretic, implementat în scriptul calculations.py, aplică funcția scrypt</w:t>
+        <w:t>criptografic, deoarece soliditatea întregii scheme depinde de impredictibilitatea acestei valori. Modelul teoretic, implementat în scriptul calculations.py, aplică funcția scrypt</w:t>
       </w:r>
       <w:r>
         <w:rPr>
@@ -21924,7 +21883,7 @@
                 <w:color w:val="000000"/>
                 <w:lang w:val="ro-RO"/>
               </w:rPr>
-              <w:t>Utilizatori</w:t>
+              <w:t>Iterații</w:t>
             </w:r>
           </w:p>
         </w:tc>
@@ -22311,27 +22270,7 @@
           <w:sz w:val="22"/>
           <w:szCs w:val="22"/>
         </w:rPr>
-        <w:t xml:space="preserve">Tabelul </w:t>
-      </w:r>
-      <w:r>
-        <w:rPr>
-          <w:i/>
-          <w:iCs/>
-          <w:color w:val="004586"/>
-          <w:sz w:val="22"/>
-          <w:szCs w:val="22"/>
-        </w:rPr>
-        <w:t>5</w:t>
-      </w:r>
-      <w:r>
-        <w:rPr>
-          <w:i/>
-          <w:iCs/>
-          <w:color w:val="004586"/>
-          <w:sz w:val="22"/>
-          <w:szCs w:val="22"/>
-        </w:rPr>
-        <w:t xml:space="preserve">. </w:t>
+        <w:t xml:space="preserve">Tabelul 5. </w:t>
       </w:r>
       <w:r>
         <w:rPr>
@@ -29404,6 +29343,7 @@
   <w:style w:type="character" w:default="1" w:styleId="DefaultParagraphFont">
     <w:name w:val="Default Paragraph Font"/>
     <w:uiPriority w:val="1"/>
+    <w:semiHidden/>
     <w:unhideWhenUsed/>
   </w:style>
   <w:style w:type="table" w:default="1" w:styleId="TableNormal">
